--- a/06-学生侧材料/讲义/学生专用版/2-结构化学/分子结构补充-超级充实版（学生专用版）.docx
+++ b/06-学生侧材料/讲义/学生专用版/2-结构化学/分子结构补充-超级充实版（学生专用版）.docx
@@ -2,1140 +2,7 @@
 <file path=word/document.xml><?xml version="1.0" encoding="utf-8"?>
 <w:document xmlns:w="http://schemas.openxmlformats.org/wordprocessingml/2006/main" xmlns:m="http://schemas.openxmlformats.org/officeDocument/2006/math" xmlns:r="http://schemas.openxmlformats.org/officeDocument/2006/relationships" xmlns:o="urn:schemas-microsoft-com:office:office" xmlns:v="urn:schemas-microsoft-com:vml" xmlns:w10="urn:schemas-microsoft-com:office:word" xmlns:a="http://schemas.openxmlformats.org/drawingml/2006/main" xmlns:pic="http://schemas.openxmlformats.org/drawingml/2006/picture" xmlns:wp="http://schemas.openxmlformats.org/drawingml/2006/wordprocessingDrawing">
   <w:body>
-    <w:bookmarkStart w:id="9" w:name="学习目标与考纲锚点"/>
-    <w:p>
-      <w:pPr>
-        <w:pStyle w:val="Heading2"/>
-        <w:spacing w:before="280" w:after="120"/>
-      </w:pPr>
-      <w:r>
-        <w:rPr>
-          <w:rFonts w:hint="eastAsia" w:ascii="Times New Roman" w:hAnsi="Times New Roman" w:eastAsia="SimHei" w:cs="Times New Roman"/>
-        </w:rPr>
-        <w:t xml:space="preserve">学习目标与考纲锚点</w:t>
-      </w:r>
-    </w:p>
-    <w:p>
-      <w:pPr>
-        <w:pStyle w:val="BlockText"/>
-        <w:spacing w:after="80"/>
-        <w:ind w:firstLine="420"/>
-      </w:pPr>
-      <w:r>
-        <w:rPr>
-          <w:rFonts w:hint="eastAsia" w:ascii="Times New Roman" w:hAnsi="Times New Roman" w:eastAsia="FangSong" w:cs="Times New Roman"/>
-        </w:rPr>
-        <w:t>对齐考纲</w:t>
-      </w:r>
-      <w:r>
-        <w:rPr>
-          <w:rFonts w:hint="eastAsia" w:ascii="Times New Roman" w:hAnsi="Times New Roman" w:eastAsia="Times New Roman" w:cs="Times New Roman"/>
-        </w:rPr>
-        <w:t>：§10</w:t>
-      </w:r>
-      <w:r>
-        <w:rPr>
-          <w:rFonts w:ascii="Times New Roman" w:hAnsi="Times New Roman" w:eastAsia="Times New Roman" w:cs="Times New Roman"/>
-        </w:rPr>
-        <w:t xml:space="preserve"> </w:t>
-      </w:r>
-      <w:r>
-        <w:rPr>
-          <w:rFonts w:hint="eastAsia" w:ascii="Times New Roman" w:hAnsi="Times New Roman" w:eastAsia="FangSong" w:cs="Times New Roman"/>
-        </w:rPr>
-        <w:t xml:space="preserve">分子结构与化学键</w:t>
-      </w:r>
-      <w:r>
-        <w:rPr>
-          <w:rFonts w:ascii="Times New Roman" w:hAnsi="Times New Roman" w:eastAsia="Times New Roman" w:cs="Times New Roman"/>
-        </w:rPr>
-        <w:t xml:space="preserve"> · §14 </w:t>
-      </w:r>
-      <w:r>
-        <w:rPr>
-          <w:rFonts w:hint="eastAsia" w:ascii="Times New Roman" w:hAnsi="Times New Roman" w:eastAsia="FangSong" w:cs="Times New Roman"/>
-        </w:rPr>
-        <w:t xml:space="preserve">对称性</w:t>
-      </w:r>
-      <w:r>
-        <w:rPr>
-          <w:rFonts w:ascii="Times New Roman" w:hAnsi="Times New Roman" w:eastAsia="Times New Roman" w:cs="Times New Roman"/>
-        </w:rPr>
-        <w:t xml:space="preserve"> · §22 </w:t>
-      </w:r>
-      <w:r>
-        <w:rPr>
-          <w:rFonts w:hint="eastAsia" w:ascii="Times New Roman" w:hAnsi="Times New Roman" w:eastAsia="FangSong" w:cs="Times New Roman"/>
-        </w:rPr>
-        <w:t xml:space="preserve">分子轨道理论</w:t>
-      </w:r>
-      <w:r>
-        <w:rPr>
-          <w:rFonts w:ascii="Times New Roman" w:hAnsi="Times New Roman" w:eastAsia="Times New Roman" w:cs="Times New Roman"/>
-        </w:rPr>
-        <w:t xml:space="preserve"> · </w:t>
-      </w:r>
-      <w:r>
-        <w:rPr>
-          <w:rFonts w:hint="eastAsia" w:ascii="Times New Roman" w:hAnsi="Times New Roman" w:eastAsia="FangSong" w:cs="Times New Roman"/>
-        </w:rPr>
-        <w:t>决赛</w:t>
-      </w:r>
-      <w:r>
-        <w:rPr>
-          <w:rFonts w:hint="eastAsia" w:ascii="Times New Roman" w:hAnsi="Times New Roman" w:eastAsia="Times New Roman" w:cs="Times New Roman"/>
-        </w:rPr>
-        <w:t>02</w:t>
-      </w:r>
-      <w:r>
-        <w:rPr>
-          <w:rFonts w:ascii="Times New Roman" w:hAnsi="Times New Roman" w:eastAsia="Times New Roman" w:cs="Times New Roman"/>
-        </w:rPr>
-        <w:t xml:space="preserve"> </w:t>
-      </w:r>
-      <w:r>
-        <w:rPr>
-          <w:rFonts w:hint="eastAsia" w:ascii="Times New Roman" w:hAnsi="Times New Roman" w:eastAsia="FangSong" w:cs="Times New Roman"/>
-        </w:rPr>
-        <w:t xml:space="preserve">分子结构补充</w:t>
-      </w:r>
-    </w:p>
-    <w:tbl>
-      <w:tblPr>
-        <w:tblStyle w:val="Table"/>
-        <w:tblW w:type="pct" w:w="5000"/>
-        <w:tblLayout w:type="fixed"/>
-        <w:tblLook w:firstRow="1" w:lastRow="0" w:firstColumn="0" w:lastColumn="0" w:noHBand="0" w:noVBand="0" w:val="0020"/>
-        <w:jc w:val="center"/>
-        <w:tblBorders>
-          <w:top w:val="single" w:sz="12" w:space="0" w:color="333333"/>
-          <w:bottom w:val="single" w:sz="12" w:space="0" w:color="333333"/>
-          <w:left w:val="none"/>
-          <w:right w:val="none"/>
-          <w:insideH w:val="none"/>
-          <w:insideV w:val="none"/>
-        </w:tblBorders>
-      </w:tblPr>
-      <w:tblGrid>
-        <w:gridCol w:w="3960"/>
-        <w:gridCol w:w="3960"/>
-      </w:tblGrid>
-      <w:tr>
-        <w:trPr>
-          <w:tblHeader w:val="on"/>
-        </w:trPr>
-        <w:tc>
-          <w:tcPr>
-            <w:tcBorders>
-              <w:bottom w:val="single" w:sz="6" w:space="0" w:color="333333"/>
-            </w:tcBorders>
-          </w:tcPr>
-          <w:p>
-            <w:pPr>
-              <w:pStyle w:val="Compact"/>
-              <w:jc w:val="center"/>
-            </w:pPr>
-            <w:r>
-              <w:rPr>
-                <w:rFonts w:hint="eastAsia" w:ascii="Times New Roman" w:hAnsi="Times New Roman" w:eastAsia="SimHei" w:cs="Times New Roman"/>
-                <w:b/>
-              </w:rPr>
-              <w:t xml:space="preserve">考纲条目</w:t>
-            </w:r>
-          </w:p>
-        </w:tc>
-        <w:tc>
-          <w:tcPr>
-            <w:tcBorders>
-              <w:bottom w:val="single" w:sz="6" w:space="0" w:color="333333"/>
-            </w:tcBorders>
-          </w:tcPr>
-          <w:p>
-            <w:pPr>
-              <w:pStyle w:val="Compact"/>
-              <w:jc w:val="center"/>
-            </w:pPr>
-            <w:r>
-              <w:rPr>
-                <w:rFonts w:hint="eastAsia" w:ascii="Times New Roman" w:hAnsi="Times New Roman" w:eastAsia="SimHei" w:cs="Times New Roman"/>
-                <w:b/>
-              </w:rPr>
-              <w:t xml:space="preserve">学完本讲应能</w:t>
-            </w:r>
-          </w:p>
-        </w:tc>
-      </w:tr>
-      <w:tr>
-        <w:tc>
-          <w:tcPr/>
-          <w:p>
-            <w:pPr>
-              <w:pStyle w:val="Compact"/>
-              <w:jc w:val="center"/>
-            </w:pPr>
-            <w:r>
-              <w:rPr>
-                <w:rFonts w:ascii="Times New Roman" w:hAnsi="Times New Roman" w:eastAsia="Times New Roman" w:cs="Times New Roman"/>
-              </w:rPr>
-              <w:t xml:space="preserve">§14 </w:t>
-            </w:r>
-            <w:r>
-              <w:rPr>
-                <w:rFonts w:hint="eastAsia" w:ascii="Times New Roman" w:hAnsi="Times New Roman" w:eastAsia="FangSong" w:cs="Times New Roman"/>
-              </w:rPr>
-              <w:t xml:space="preserve">对称性</w:t>
-            </w:r>
-            <w:r>
-              <w:rPr>
-                <w:rFonts w:ascii="Times New Roman" w:hAnsi="Times New Roman" w:eastAsia="Times New Roman" w:cs="Times New Roman"/>
-              </w:rPr>
-              <w:t xml:space="preserve"> · </w:t>
-            </w:r>
-            <w:r>
-              <w:rPr>
-                <w:rFonts w:hint="eastAsia" w:ascii="Times New Roman" w:hAnsi="Times New Roman" w:eastAsia="FangSong" w:cs="Times New Roman"/>
-              </w:rPr>
-              <w:t xml:space="preserve">对称操作与群论基础</w:t>
-            </w:r>
-          </w:p>
-        </w:tc>
-        <w:tc>
-          <w:tcPr/>
-          <w:p>
-            <w:pPr>
-              <w:pStyle w:val="Compact"/>
-              <w:jc w:val="center"/>
-            </w:pPr>
-            <w:r>
-              <w:rPr>
-                <w:rFonts w:hint="eastAsia" w:ascii="Times New Roman" w:hAnsi="Times New Roman" w:eastAsia="FangSong" w:cs="Times New Roman"/>
-              </w:rPr>
-              <w:t>写对称操作的矩阵表示</w:t>
-            </w:r>
-            <w:r>
-              <w:rPr>
-                <w:rFonts w:hint="eastAsia" w:ascii="Times New Roman" w:hAnsi="Times New Roman" w:eastAsia="Times New Roman" w:cs="Times New Roman"/>
-              </w:rPr>
-              <w:t>，</w:t>
-            </w:r>
-            <w:r>
-              <w:rPr>
-                <w:rFonts w:hint="eastAsia" w:ascii="Times New Roman" w:hAnsi="Times New Roman" w:eastAsia="FangSong" w:cs="Times New Roman"/>
-              </w:rPr>
-              <w:t>验证群公理并完成点群乘法表</w:t>
-            </w:r>
-          </w:p>
-        </w:tc>
-      </w:tr>
-      <w:tr>
-        <w:tc>
-          <w:tcPr/>
-          <w:p>
-            <w:pPr>
-              <w:pStyle w:val="Compact"/>
-              <w:jc w:val="center"/>
-            </w:pPr>
-            <w:r>
-              <w:rPr>
-                <w:rFonts w:ascii="Times New Roman" w:hAnsi="Times New Roman" w:eastAsia="Times New Roman" w:cs="Times New Roman"/>
-              </w:rPr>
-              <w:t xml:space="preserve">§14 </w:t>
-            </w:r>
-            <w:r>
-              <w:rPr>
-                <w:rFonts w:hint="eastAsia" w:ascii="Times New Roman" w:hAnsi="Times New Roman" w:eastAsia="FangSong" w:cs="Times New Roman"/>
-              </w:rPr>
-              <w:t xml:space="preserve">对称性</w:t>
-            </w:r>
-            <w:r>
-              <w:rPr>
-                <w:rFonts w:ascii="Times New Roman" w:hAnsi="Times New Roman" w:eastAsia="Times New Roman" w:cs="Times New Roman"/>
-              </w:rPr>
-              <w:t xml:space="preserve"> · </w:t>
-            </w:r>
-            <w:r>
-              <w:rPr>
-                <w:rFonts w:hint="eastAsia" w:ascii="Times New Roman" w:hAnsi="Times New Roman" w:eastAsia="FangSong" w:cs="Times New Roman"/>
-              </w:rPr>
-              <w:t xml:space="preserve">点群判定</w:t>
-            </w:r>
-          </w:p>
-        </w:tc>
-        <w:tc>
-          <w:tcPr/>
-          <w:p>
-            <w:pPr>
-              <w:pStyle w:val="Compact"/>
-              <w:jc w:val="center"/>
-            </w:pPr>
-            <w:r>
-              <w:rPr>
-                <w:rFonts w:hint="eastAsia" w:ascii="Times New Roman" w:hAnsi="Times New Roman" w:eastAsia="FangSong" w:cs="Times New Roman"/>
-              </w:rPr>
-              <w:t>用决策树系统判定分子点群</w:t>
-            </w:r>
-            <w:r>
-              <w:rPr>
-                <w:rFonts w:hint="eastAsia" w:ascii="Times New Roman" w:hAnsi="Times New Roman" w:eastAsia="Times New Roman" w:cs="Times New Roman"/>
-              </w:rPr>
-              <w:t>，</w:t>
-            </w:r>
-            <w:r>
-              <w:rPr>
-                <w:rFonts w:hint="eastAsia" w:ascii="Times New Roman" w:hAnsi="Times New Roman" w:eastAsia="FangSong" w:cs="Times New Roman"/>
-              </w:rPr>
-              <w:t>按</w:t>
-            </w:r>
-            <w:r>
-              <w:rPr>
-                <w:rFonts w:ascii="Times New Roman" w:hAnsi="Times New Roman" w:eastAsia="Times New Roman" w:cs="Times New Roman"/>
-              </w:rPr>
-              <w:t xml:space="preserve"> Mulliken </w:t>
-            </w:r>
-            <w:r>
-              <w:rPr>
-                <w:rFonts w:hint="eastAsia" w:ascii="Times New Roman" w:hAnsi="Times New Roman" w:eastAsia="FangSong" w:cs="Times New Roman"/>
-              </w:rPr>
-              <w:t xml:space="preserve">符号规范命名</w:t>
-            </w:r>
-          </w:p>
-        </w:tc>
-      </w:tr>
-      <w:tr>
-        <w:tc>
-          <w:tcPr/>
-          <w:p>
-            <w:pPr>
-              <w:pStyle w:val="Compact"/>
-              <w:jc w:val="center"/>
-            </w:pPr>
-            <w:r>
-              <w:rPr>
-                <w:rFonts w:ascii="Times New Roman" w:hAnsi="Times New Roman" w:eastAsia="Times New Roman" w:cs="Times New Roman"/>
-              </w:rPr>
-              <w:t xml:space="preserve">§14 </w:t>
-            </w:r>
-            <w:r>
-              <w:rPr>
-                <w:rFonts w:hint="eastAsia" w:ascii="Times New Roman" w:hAnsi="Times New Roman" w:eastAsia="FangSong" w:cs="Times New Roman"/>
-              </w:rPr>
-              <w:t xml:space="preserve">对称性</w:t>
-            </w:r>
-            <w:r>
-              <w:rPr>
-                <w:rFonts w:ascii="Times New Roman" w:hAnsi="Times New Roman" w:eastAsia="Times New Roman" w:cs="Times New Roman"/>
-              </w:rPr>
-              <w:t xml:space="preserve"> · </w:t>
-            </w:r>
-            <w:r>
-              <w:rPr>
-                <w:rFonts w:hint="eastAsia" w:ascii="Times New Roman" w:hAnsi="Times New Roman" w:eastAsia="FangSong" w:cs="Times New Roman"/>
-              </w:rPr>
-              <w:t xml:space="preserve">特征标表与不可约表示</w:t>
-            </w:r>
-          </w:p>
-        </w:tc>
-        <w:tc>
-          <w:tcPr/>
-          <w:p>
-            <w:pPr>
-              <w:pStyle w:val="Compact"/>
-              <w:jc w:val="center"/>
-            </w:pPr>
-            <w:r>
-              <w:rPr>
-                <w:rFonts w:hint="eastAsia" w:ascii="Times New Roman" w:hAnsi="Times New Roman" w:eastAsia="FangSong" w:cs="Times New Roman"/>
-              </w:rPr>
-              <w:t>读特征标表基函数栏</w:t>
-            </w:r>
-            <w:r>
-              <w:rPr>
-                <w:rFonts w:hint="eastAsia" w:ascii="Times New Roman" w:hAnsi="Times New Roman" w:eastAsia="Times New Roman" w:cs="Times New Roman"/>
-              </w:rPr>
-              <w:t>，</w:t>
-            </w:r>
-            <w:r>
-              <w:rPr>
-                <w:rFonts w:hint="eastAsia" w:ascii="Times New Roman" w:hAnsi="Times New Roman" w:eastAsia="FangSong" w:cs="Times New Roman"/>
-              </w:rPr>
-              <w:t>用大正交性定理与投影算符构造</w:t>
-            </w:r>
-            <w:r>
-              <w:rPr>
-                <w:rFonts w:ascii="Times New Roman" w:hAnsi="Times New Roman" w:eastAsia="Times New Roman" w:cs="Times New Roman"/>
-              </w:rPr>
-              <w:t xml:space="preserve"> SALC </w:t>
-            </w:r>
-            <w:r>
-              <w:rPr>
-                <w:rFonts w:hint="eastAsia" w:ascii="Times New Roman" w:hAnsi="Times New Roman" w:eastAsia="FangSong" w:cs="Times New Roman"/>
-              </w:rPr>
-              <w:t xml:space="preserve">波函数</w:t>
-            </w:r>
-          </w:p>
-        </w:tc>
-      </w:tr>
-      <w:tr>
-        <w:tc>
-          <w:tcPr/>
-          <w:p>
-            <w:pPr>
-              <w:pStyle w:val="Compact"/>
-              <w:jc w:val="center"/>
-            </w:pPr>
-            <w:r>
-              <w:rPr>
-                <w:rFonts w:ascii="Times New Roman" w:hAnsi="Times New Roman" w:eastAsia="Times New Roman" w:cs="Times New Roman"/>
-              </w:rPr>
-              <w:t xml:space="preserve">§22 </w:t>
-            </w:r>
-            <w:r>
-              <w:rPr>
-                <w:rFonts w:hint="eastAsia" w:ascii="Times New Roman" w:hAnsi="Times New Roman" w:eastAsia="FangSong" w:cs="Times New Roman"/>
-              </w:rPr>
-              <w:t xml:space="preserve">分子轨道理论</w:t>
-            </w:r>
-            <w:r>
-              <w:rPr>
-                <w:rFonts w:ascii="Times New Roman" w:hAnsi="Times New Roman" w:eastAsia="Times New Roman" w:cs="Times New Roman"/>
-              </w:rPr>
-              <w:t xml:space="preserve"> · </w:t>
-            </w:r>
-            <w:r>
-              <w:rPr>
-                <w:rFonts w:hint="eastAsia" w:ascii="Times New Roman" w:hAnsi="Times New Roman" w:eastAsia="FangSong" w:cs="Times New Roman"/>
-              </w:rPr>
-              <w:t xml:space="preserve">群论推演</w:t>
-            </w:r>
-          </w:p>
-        </w:tc>
-        <w:tc>
-          <w:tcPr/>
-          <w:p>
-            <w:pPr>
-              <w:pStyle w:val="Compact"/>
-              <w:jc w:val="center"/>
-            </w:pPr>
-            <w:r>
-              <w:rPr>
-                <w:rFonts w:hint="eastAsia" w:ascii="Times New Roman" w:hAnsi="Times New Roman" w:eastAsia="FangSong" w:cs="Times New Roman"/>
-              </w:rPr>
-              <w:t xml:space="preserve">由</w:t>
-            </w:r>
-            <w:r>
-              <w:rPr>
-                <w:rFonts w:ascii="Times New Roman" w:hAnsi="Times New Roman" w:eastAsia="Times New Roman" w:cs="Times New Roman"/>
-              </w:rPr>
-              <w:t xml:space="preserve"> SALC </w:t>
-            </w:r>
-            <w:r>
-              <w:rPr>
-                <w:rFonts w:hint="eastAsia" w:ascii="Times New Roman" w:hAnsi="Times New Roman" w:eastAsia="FangSong" w:cs="Times New Roman"/>
-              </w:rPr>
-              <w:t xml:space="preserve">与对称性匹配推导多原子分子轨道能级分裂</w:t>
-            </w:r>
-          </w:p>
-        </w:tc>
-      </w:tr>
-      <w:tr>
-        <w:tc>
-          <w:tcPr/>
-          <w:p>
-            <w:pPr>
-              <w:pStyle w:val="Compact"/>
-              <w:jc w:val="center"/>
-            </w:pPr>
-            <w:r>
-              <w:rPr>
-                <w:rFonts w:ascii="Times New Roman" w:hAnsi="Times New Roman" w:eastAsia="Times New Roman" w:cs="Times New Roman"/>
-              </w:rPr>
-              <w:t xml:space="preserve">§14 </w:t>
-            </w:r>
-            <w:r>
-              <w:rPr>
-                <w:rFonts w:hint="eastAsia" w:ascii="Times New Roman" w:hAnsi="Times New Roman" w:eastAsia="FangSong" w:cs="Times New Roman"/>
-              </w:rPr>
-              <w:t xml:space="preserve">对称性</w:t>
-            </w:r>
-            <w:r>
-              <w:rPr>
-                <w:rFonts w:ascii="Times New Roman" w:hAnsi="Times New Roman" w:eastAsia="Times New Roman" w:cs="Times New Roman"/>
-              </w:rPr>
-              <w:t xml:space="preserve"> · </w:t>
-            </w:r>
-            <w:r>
-              <w:rPr>
-                <w:rFonts w:hint="eastAsia" w:ascii="Times New Roman" w:hAnsi="Times New Roman" w:eastAsia="FangSong" w:cs="Times New Roman"/>
-              </w:rPr>
-              <w:t xml:space="preserve">振动与光谱选律</w:t>
-            </w:r>
-          </w:p>
-        </w:tc>
-        <w:tc>
-          <w:tcPr/>
-          <w:p>
-            <w:pPr>
-              <w:pStyle w:val="Compact"/>
-              <w:jc w:val="center"/>
-            </w:pPr>
-            <w:r>
-              <w:rPr>
-                <w:rFonts w:hint="eastAsia" w:ascii="Times New Roman" w:hAnsi="Times New Roman" w:eastAsia="FangSong" w:cs="Times New Roman"/>
-              </w:rPr>
-              <w:t>用简正振动模式与可约表示纯化导出红外</w:t>
-            </w:r>
-            <w:r>
-              <w:rPr>
-                <w:rFonts w:hint="eastAsia" w:ascii="Times New Roman" w:hAnsi="Times New Roman" w:eastAsia="Times New Roman" w:cs="Times New Roman"/>
-              </w:rPr>
-              <w:t>/</w:t>
-            </w:r>
-            <w:r>
-              <w:rPr>
-                <w:rFonts w:hint="eastAsia" w:ascii="Times New Roman" w:hAnsi="Times New Roman" w:eastAsia="FangSong" w:cs="Times New Roman"/>
-              </w:rPr>
-              <w:t>拉曼选择定则与互斥律</w:t>
-            </w:r>
-          </w:p>
-        </w:tc>
-      </w:tr>
-      <w:tr>
-        <w:tc>
-          <w:tcPr/>
-          <w:p>
-            <w:pPr>
-              <w:pStyle w:val="Compact"/>
-              <w:jc w:val="center"/>
-            </w:pPr>
-            <w:r>
-              <w:rPr>
-                <w:rFonts w:hint="eastAsia" w:ascii="Times New Roman" w:hAnsi="Times New Roman" w:eastAsia="FangSong" w:cs="Times New Roman"/>
-              </w:rPr>
-              <w:t>决赛</w:t>
-            </w:r>
-            <w:r>
-              <w:rPr>
-                <w:rFonts w:hint="eastAsia" w:ascii="Times New Roman" w:hAnsi="Times New Roman" w:eastAsia="Times New Roman" w:cs="Times New Roman"/>
-              </w:rPr>
-              <w:t>02</w:t>
-            </w:r>
-            <w:r>
-              <w:rPr>
-                <w:rFonts w:ascii="Times New Roman" w:hAnsi="Times New Roman" w:eastAsia="Times New Roman" w:cs="Times New Roman"/>
-              </w:rPr>
-              <w:t xml:space="preserve"> </w:t>
-            </w:r>
-            <w:r>
-              <w:rPr>
-                <w:rFonts w:hint="eastAsia" w:ascii="Times New Roman" w:hAnsi="Times New Roman" w:eastAsia="FangSong" w:cs="Times New Roman"/>
-              </w:rPr>
-              <w:t xml:space="preserve">分子结构补充</w:t>
-            </w:r>
-            <w:r>
-              <w:rPr>
-                <w:rFonts w:ascii="Times New Roman" w:hAnsi="Times New Roman" w:eastAsia="Times New Roman" w:cs="Times New Roman"/>
-              </w:rPr>
-              <w:t xml:space="preserve"> · </w:t>
-            </w:r>
-            <w:r>
-              <w:rPr>
-                <w:rFonts w:hint="eastAsia" w:ascii="Times New Roman" w:hAnsi="Times New Roman" w:eastAsia="FangSong" w:cs="Times New Roman"/>
-              </w:rPr>
-              <w:t xml:space="preserve">手性与多中心成键</w:t>
-            </w:r>
-          </w:p>
-        </w:tc>
-        <w:tc>
-          <w:tcPr/>
-          <w:p>
-            <w:pPr>
-              <w:pStyle w:val="Compact"/>
-              <w:jc w:val="center"/>
-            </w:pPr>
-            <w:r>
-              <w:rPr>
-                <w:rFonts w:hint="eastAsia" w:ascii="Times New Roman" w:hAnsi="Times New Roman" w:eastAsia="FangSong" w:cs="Times New Roman"/>
-              </w:rPr>
-              <w:t>由点群判手性充要条件</w:t>
-            </w:r>
-            <w:r>
-              <w:rPr>
-                <w:rFonts w:hint="eastAsia" w:ascii="Times New Roman" w:hAnsi="Times New Roman" w:eastAsia="Times New Roman" w:cs="Times New Roman"/>
-              </w:rPr>
-              <w:t>，</w:t>
-            </w:r>
-            <w:r>
-              <w:rPr>
-                <w:rFonts w:hint="eastAsia" w:ascii="Times New Roman" w:hAnsi="Times New Roman" w:eastAsia="FangSong" w:cs="Times New Roman"/>
-              </w:rPr>
-              <w:t>用</w:t>
-            </w:r>
-            <w:r>
-              <w:rPr>
-                <w:rFonts w:ascii="Times New Roman" w:hAnsi="Times New Roman" w:eastAsia="Times New Roman" w:cs="Times New Roman"/>
-              </w:rPr>
-              <w:t xml:space="preserve"> Wade </w:t>
-            </w:r>
-            <w:r>
-              <w:rPr>
-                <w:rFonts w:hint="eastAsia" w:ascii="Times New Roman" w:hAnsi="Times New Roman" w:eastAsia="FangSong" w:cs="Times New Roman"/>
-              </w:rPr>
-              <w:t xml:space="preserve">规则分析硼烷多面体与二茂铁成键</w:t>
-            </w:r>
-          </w:p>
-        </w:tc>
-      </w:tr>
-    </w:tbl>
-    <w:p>
-      <w:pPr>
-        <w:pStyle w:val="BodyText"/>
-        <w:spacing w:before="120"/>
-        <w:ind w:firstLine="420"/>
-      </w:pPr>
-      <w:r>
-        <w:rPr>
-          <w:rFonts w:hint="eastAsia" w:ascii="Times New Roman" w:hAnsi="Times New Roman" w:eastAsia="FangSong" w:cs="Times New Roman"/>
-        </w:rPr>
-        <w:t>本讲全面构建以分子几何对称性</w:t>
-      </w:r>
-      <w:r>
-        <w:rPr>
-          <w:rFonts w:hint="eastAsia" w:ascii="Times New Roman" w:hAnsi="Times New Roman" w:eastAsia="Times New Roman" w:cs="Times New Roman"/>
-        </w:rPr>
-        <w:t>、</w:t>
-      </w:r>
-      <w:r>
-        <w:rPr>
-          <w:rFonts w:hint="eastAsia" w:ascii="Times New Roman" w:hAnsi="Times New Roman" w:eastAsia="FangSong" w:cs="Times New Roman"/>
-        </w:rPr>
-        <w:t>群表示理论</w:t>
-      </w:r>
-      <w:r>
-        <w:rPr>
-          <w:rFonts w:hint="eastAsia" w:ascii="Times New Roman" w:hAnsi="Times New Roman" w:eastAsia="Times New Roman" w:cs="Times New Roman"/>
-        </w:rPr>
-        <w:t>、</w:t>
-      </w:r>
-      <w:r>
-        <w:rPr>
-          <w:rFonts w:hint="eastAsia" w:ascii="Times New Roman" w:hAnsi="Times New Roman" w:eastAsia="FangSong" w:cs="Times New Roman"/>
-        </w:rPr>
-        <w:t>对称适应线性组合</w:t>
-      </w:r>
-      <w:r>
-        <w:rPr>
-          <w:rFonts w:hint="eastAsia" w:ascii="Times New Roman" w:hAnsi="Times New Roman" w:eastAsia="Times New Roman" w:cs="Times New Roman"/>
-        </w:rPr>
-        <w:t>（SALC）</w:t>
-      </w:r>
-      <w:r>
-        <w:rPr>
-          <w:rFonts w:hint="eastAsia" w:ascii="Times New Roman" w:hAnsi="Times New Roman" w:eastAsia="FangSong" w:cs="Times New Roman"/>
-        </w:rPr>
-        <w:t>波函数及现代分子光谱选择定则为核心的高阶结构化学数理殿堂</w:t>
-      </w:r>
-      <w:r>
-        <w:rPr>
-          <w:rFonts w:hint="eastAsia" w:ascii="Times New Roman" w:hAnsi="Times New Roman" w:eastAsia="Times New Roman" w:cs="Times New Roman"/>
-        </w:rPr>
-        <w:t>。</w:t>
-      </w:r>
-      <w:r>
-        <w:rPr>
-          <w:rFonts w:hint="eastAsia" w:ascii="Times New Roman" w:hAnsi="Times New Roman" w:eastAsia="FangSong" w:cs="Times New Roman"/>
-        </w:rPr>
-        <w:t>完成本讲学习后</w:t>
-      </w:r>
-      <w:r>
-        <w:rPr>
-          <w:rFonts w:hint="eastAsia" w:ascii="Times New Roman" w:hAnsi="Times New Roman" w:eastAsia="Times New Roman" w:cs="Times New Roman"/>
-        </w:rPr>
-        <w:t>，</w:t>
-      </w:r>
-      <w:r>
-        <w:rPr>
-          <w:rFonts w:hint="eastAsia" w:ascii="Times New Roman" w:hAnsi="Times New Roman" w:eastAsia="FangSong" w:cs="Times New Roman"/>
-        </w:rPr>
-        <w:t>应能熟练掌握空间对称操作算符的正交变换矩阵推导与量子力学对易本质</w:t>
-      </w:r>
-      <w:r>
-        <w:rPr>
-          <w:rFonts w:hint="eastAsia" w:ascii="Times New Roman" w:hAnsi="Times New Roman" w:eastAsia="Times New Roman" w:cs="Times New Roman"/>
-        </w:rPr>
-        <w:t>，</w:t>
-      </w:r>
-      <w:r>
-        <w:rPr>
-          <w:rFonts w:hint="eastAsia" w:ascii="Times New Roman" w:hAnsi="Times New Roman" w:eastAsia="FangSong" w:cs="Times New Roman"/>
-        </w:rPr>
-        <w:t>深刻掌握数学群公理与</w:t>
-      </w:r>
-      <w:r>
-        <w:rPr>
-          <w:rFonts w:ascii="Times New Roman" w:hAnsi="Times New Roman" w:eastAsia="Times New Roman" w:cs="Times New Roman"/>
-        </w:rPr>
-        <w:t xml:space="preserve"> </w:t>
-      </w:r>
-      <m:oMath>
-        <m:sSub>
-          <m:e>
-            <m:r>
-              <m:t>C</m:t>
-            </m:r>
-          </m:e>
-          <m:sub>
-            <m:r>
-              <m:t>2</m:t>
-            </m:r>
-            <m:r>
-              <m:t>v</m:t>
-            </m:r>
-          </m:sub>
-        </m:sSub>
-      </m:oMath>
-      <w:r>
-        <w:rPr>
-          <w:rFonts w:ascii="Times New Roman" w:hAnsi="Times New Roman" w:eastAsia="Times New Roman" w:cs="Times New Roman"/>
-        </w:rPr>
-        <w:t xml:space="preserve"> </w:t>
-      </w:r>
-      <w:r>
-        <w:rPr>
-          <w:rFonts w:hint="eastAsia" w:ascii="Times New Roman" w:hAnsi="Times New Roman" w:eastAsia="FangSong" w:cs="Times New Roman"/>
-        </w:rPr>
-        <w:t>群乘法表构造</w:t>
-      </w:r>
-      <w:r>
-        <w:rPr>
-          <w:rFonts w:hint="eastAsia" w:ascii="Times New Roman" w:hAnsi="Times New Roman" w:eastAsia="Times New Roman" w:cs="Times New Roman"/>
-        </w:rPr>
-        <w:t>，</w:t>
-      </w:r>
-      <w:r>
-        <w:rPr>
-          <w:rFonts w:hint="eastAsia" w:ascii="Times New Roman" w:hAnsi="Times New Roman" w:eastAsia="FangSong" w:cs="Times New Roman"/>
-        </w:rPr>
-        <w:t>熟练应用共轭类</w:t>
-      </w:r>
-      <w:r>
-        <w:rPr>
-          <w:rFonts w:hint="eastAsia" w:ascii="Times New Roman" w:hAnsi="Times New Roman" w:eastAsia="Times New Roman" w:cs="Times New Roman"/>
-        </w:rPr>
-        <w:t>、</w:t>
-      </w:r>
-      <w:r>
-        <w:rPr>
-          <w:rFonts w:hint="eastAsia" w:ascii="Times New Roman" w:hAnsi="Times New Roman" w:eastAsia="FangSong" w:cs="Times New Roman"/>
-        </w:rPr>
-        <w:t>相似变换与群阶数定理</w:t>
-      </w:r>
-      <w:r>
-        <w:rPr>
-          <w:rFonts w:hint="eastAsia" w:ascii="Times New Roman" w:hAnsi="Times New Roman" w:eastAsia="Times New Roman" w:cs="Times New Roman"/>
-        </w:rPr>
-        <w:t>，</w:t>
-      </w:r>
-      <w:r>
-        <w:rPr>
-          <w:rFonts w:hint="eastAsia" w:ascii="Times New Roman" w:hAnsi="Times New Roman" w:eastAsia="FangSong" w:cs="Times New Roman"/>
-        </w:rPr>
-        <w:t>精通标准点群拓扑决策树在取代烷烃</w:t>
-      </w:r>
-      <w:r>
-        <w:rPr>
-          <w:rFonts w:hint="eastAsia" w:ascii="Times New Roman" w:hAnsi="Times New Roman" w:eastAsia="Times New Roman" w:cs="Times New Roman"/>
-        </w:rPr>
-        <w:t>、</w:t>
-      </w:r>
-      <w:r>
-        <w:rPr>
-          <w:rFonts w:hint="eastAsia" w:ascii="Times New Roman" w:hAnsi="Times New Roman" w:eastAsia="FangSong" w:cs="Times New Roman"/>
-        </w:rPr>
-        <w:t>顺反异构体</w:t>
-      </w:r>
-      <w:r>
-        <w:rPr>
-          <w:rFonts w:hint="eastAsia" w:ascii="Times New Roman" w:hAnsi="Times New Roman" w:eastAsia="Times New Roman" w:cs="Times New Roman"/>
-        </w:rPr>
-        <w:t>、</w:t>
-      </w:r>
-      <w:r>
-        <w:rPr>
-          <w:rFonts w:hint="eastAsia" w:ascii="Times New Roman" w:hAnsi="Times New Roman" w:eastAsia="FangSong" w:cs="Times New Roman"/>
-        </w:rPr>
-        <w:t>刚性多环芳烃及金属配合物中的立体定群</w:t>
-      </w:r>
-      <w:r>
-        <w:rPr>
-          <w:rFonts w:hint="eastAsia" w:ascii="Times New Roman" w:hAnsi="Times New Roman" w:eastAsia="Times New Roman" w:cs="Times New Roman"/>
-        </w:rPr>
-        <w:t>，</w:t>
-      </w:r>
-      <w:r>
-        <w:rPr>
-          <w:rFonts w:hint="eastAsia" w:ascii="Times New Roman" w:hAnsi="Times New Roman" w:eastAsia="FangSong" w:cs="Times New Roman"/>
-        </w:rPr>
-        <w:t>透彻掌握高阶映转轴</w:t>
-      </w:r>
-      <w:r>
-        <w:rPr>
-          <w:rFonts w:ascii="Times New Roman" w:hAnsi="Times New Roman" w:eastAsia="Times New Roman" w:cs="Times New Roman"/>
-        </w:rPr>
-        <w:t xml:space="preserve"> </w:t>
-      </w:r>
-      <m:oMath>
-        <m:sSub>
-          <m:e>
-            <m:r>
-              <m:t>S</m:t>
-            </m:r>
-          </m:e>
-          <m:sub>
-            <m:r>
-              <m:t>n</m:t>
-            </m:r>
-          </m:sub>
-        </m:sSub>
-      </m:oMath>
-      <w:r>
-        <w:rPr>
-          <w:rFonts w:ascii="Times New Roman" w:hAnsi="Times New Roman" w:eastAsia="Times New Roman" w:cs="Times New Roman"/>
-        </w:rPr>
-        <w:t xml:space="preserve"> </w:t>
-      </w:r>
-      <w:r>
-        <w:rPr>
-          <w:rFonts w:hint="eastAsia" w:ascii="Times New Roman" w:hAnsi="Times New Roman" w:eastAsia="FangSong" w:cs="Times New Roman"/>
-        </w:rPr>
-        <w:t>的循环代数周期与几何本相</w:t>
-      </w:r>
-      <w:r>
-        <w:rPr>
-          <w:rFonts w:hint="eastAsia" w:ascii="Times New Roman" w:hAnsi="Times New Roman" w:eastAsia="Times New Roman" w:cs="Times New Roman"/>
-        </w:rPr>
-        <w:t>，</w:t>
-      </w:r>
-      <w:r>
-        <w:rPr>
-          <w:rFonts w:hint="eastAsia" w:ascii="Times New Roman" w:hAnsi="Times New Roman" w:eastAsia="FangSong" w:cs="Times New Roman"/>
-        </w:rPr>
-        <w:t>熟练解读</w:t>
-      </w:r>
-      <w:r>
-        <w:rPr>
-          <w:rFonts w:ascii="Times New Roman" w:hAnsi="Times New Roman" w:eastAsia="Times New Roman" w:cs="Times New Roman"/>
-        </w:rPr>
-        <w:t xml:space="preserve"> Mulliken </w:t>
-      </w:r>
-      <w:r>
-        <w:rPr>
-          <w:rFonts w:hint="eastAsia" w:ascii="Times New Roman" w:hAnsi="Times New Roman" w:eastAsia="FangSong" w:cs="Times New Roman"/>
-        </w:rPr>
-        <w:t>符号的简并度与宇称规则</w:t>
-      </w:r>
-      <w:r>
-        <w:rPr>
-          <w:rFonts w:hint="eastAsia" w:ascii="Times New Roman" w:hAnsi="Times New Roman" w:eastAsia="Times New Roman" w:cs="Times New Roman"/>
-        </w:rPr>
-        <w:t>，</w:t>
-      </w:r>
-      <w:r>
-        <w:rPr>
-          <w:rFonts w:hint="eastAsia" w:ascii="Times New Roman" w:hAnsi="Times New Roman" w:eastAsia="FangSong" w:cs="Times New Roman"/>
-        </w:rPr>
-        <w:t>深入理解大正交性定理与维数平方和定理</w:t>
-      </w:r>
-      <w:r>
-        <w:rPr>
-          <w:rFonts w:hint="eastAsia" w:ascii="Times New Roman" w:hAnsi="Times New Roman" w:eastAsia="Times New Roman" w:cs="Times New Roman"/>
-        </w:rPr>
-        <w:t>，</w:t>
-      </w:r>
-      <w:r>
-        <w:rPr>
-          <w:rFonts w:hint="eastAsia" w:ascii="Times New Roman" w:hAnsi="Times New Roman" w:eastAsia="FangSong" w:cs="Times New Roman"/>
-        </w:rPr>
-        <w:t>熟练运用投影算符构造规范</w:t>
-      </w:r>
-      <w:r>
-        <w:rPr>
-          <w:rFonts w:ascii="Times New Roman" w:hAnsi="Times New Roman" w:eastAsia="Times New Roman" w:cs="Times New Roman"/>
-        </w:rPr>
-        <w:t xml:space="preserve"> SALC </w:t>
-      </w:r>
-      <w:r>
-        <w:rPr>
-          <w:rFonts w:hint="eastAsia" w:ascii="Times New Roman" w:hAnsi="Times New Roman" w:eastAsia="FangSong" w:cs="Times New Roman"/>
-        </w:rPr>
-        <w:t>波函数</w:t>
-      </w:r>
-      <w:r>
-        <w:rPr>
-          <w:rFonts w:hint="eastAsia" w:ascii="Times New Roman" w:hAnsi="Times New Roman" w:eastAsia="Times New Roman" w:cs="Times New Roman"/>
-        </w:rPr>
-        <w:t>，</w:t>
-      </w:r>
-      <w:r>
-        <w:rPr>
-          <w:rFonts w:hint="eastAsia" w:ascii="Times New Roman" w:hAnsi="Times New Roman" w:eastAsia="FangSong" w:cs="Times New Roman"/>
-        </w:rPr>
-        <w:t>精确推演水</w:t>
-      </w:r>
-      <w:r>
-        <w:rPr>
-          <w:rFonts w:hint="eastAsia" w:ascii="Times New Roman" w:hAnsi="Times New Roman" w:eastAsia="Times New Roman" w:cs="Times New Roman"/>
-        </w:rPr>
-        <w:t>、</w:t>
-      </w:r>
-      <w:r>
-        <w:rPr>
-          <w:rFonts w:hint="eastAsia" w:ascii="Times New Roman" w:hAnsi="Times New Roman" w:eastAsia="FangSong" w:cs="Times New Roman"/>
-        </w:rPr>
-        <w:t>氨</w:t>
-      </w:r>
-      <w:r>
-        <w:rPr>
-          <w:rFonts w:hint="eastAsia" w:ascii="Times New Roman" w:hAnsi="Times New Roman" w:eastAsia="Times New Roman" w:cs="Times New Roman"/>
-        </w:rPr>
-        <w:t>、</w:t>
-      </w:r>
-      <w:r>
-        <w:rPr>
-          <w:rFonts w:hint="eastAsia" w:ascii="Times New Roman" w:hAnsi="Times New Roman" w:eastAsia="FangSong" w:cs="Times New Roman"/>
-        </w:rPr>
-        <w:t>甲烷分子轨道能级分裂与光电子能谱特征</w:t>
-      </w:r>
-      <w:r>
-        <w:rPr>
-          <w:rFonts w:hint="eastAsia" w:ascii="Times New Roman" w:hAnsi="Times New Roman" w:eastAsia="Times New Roman" w:cs="Times New Roman"/>
-        </w:rPr>
-        <w:t>，</w:t>
-      </w:r>
-      <w:r>
-        <w:rPr>
-          <w:rFonts w:hint="eastAsia" w:ascii="Times New Roman" w:hAnsi="Times New Roman" w:eastAsia="FangSong" w:cs="Times New Roman"/>
-        </w:rPr>
-        <w:t>熟练计算多原子分子振动自由度并求解简正振动不可约表示直和</w:t>
-      </w:r>
-      <w:r>
-        <w:rPr>
-          <w:rFonts w:hint="eastAsia" w:ascii="Times New Roman" w:hAnsi="Times New Roman" w:eastAsia="Times New Roman" w:cs="Times New Roman"/>
-        </w:rPr>
-        <w:t>，</w:t>
-      </w:r>
-      <w:r>
-        <w:rPr>
-          <w:rFonts w:hint="eastAsia" w:ascii="Times New Roman" w:hAnsi="Times New Roman" w:eastAsia="FangSong" w:cs="Times New Roman"/>
-        </w:rPr>
-        <w:t>精通红外吸收与拉曼散射跃迁矩选择定则</w:t>
-      </w:r>
-      <w:r>
-        <w:rPr>
-          <w:rFonts w:hint="eastAsia" w:ascii="Times New Roman" w:hAnsi="Times New Roman" w:eastAsia="Times New Roman" w:cs="Times New Roman"/>
-        </w:rPr>
-        <w:t>，</w:t>
-      </w:r>
-      <w:r>
-        <w:rPr>
-          <w:rFonts w:hint="eastAsia" w:ascii="Times New Roman" w:hAnsi="Times New Roman" w:eastAsia="FangSong" w:cs="Times New Roman"/>
-        </w:rPr>
-        <w:t>深刻掌握中心对称分子互斥律的微观数理证明与分子构型反演</w:t>
-      </w:r>
-      <w:r>
-        <w:rPr>
-          <w:rFonts w:hint="eastAsia" w:ascii="Times New Roman" w:hAnsi="Times New Roman" w:eastAsia="Times New Roman" w:cs="Times New Roman"/>
-        </w:rPr>
-        <w:t>，</w:t>
-      </w:r>
-      <w:r>
-        <w:rPr>
-          <w:rFonts w:hint="eastAsia" w:ascii="Times New Roman" w:hAnsi="Times New Roman" w:eastAsia="FangSong" w:cs="Times New Roman"/>
-        </w:rPr>
-        <w:t>严格掌握分子手性与非零永久电偶极矩的群论充要判据并规避</w:t>
-      </w:r>
-      <w:r>
-        <w:rPr>
-          <w:rFonts w:ascii="Times New Roman" w:hAnsi="Times New Roman" w:eastAsia="Times New Roman" w:cs="Times New Roman"/>
-        </w:rPr>
-        <w:t xml:space="preserve"> </w:t>
-      </w:r>
-      <m:oMath>
-        <m:sSub>
-          <m:e>
-            <m:r>
-              <m:t>S</m:t>
-            </m:r>
-          </m:e>
-          <m:sub>
-            <m:r>
-              <m:t>4</m:t>
-            </m:r>
-          </m:sub>
-        </m:sSub>
-      </m:oMath>
-      <w:r>
-        <w:rPr>
-          <w:rFonts w:ascii="Times New Roman" w:hAnsi="Times New Roman" w:eastAsia="Times New Roman" w:cs="Times New Roman"/>
-        </w:rPr>
-        <w:t xml:space="preserve"> </w:t>
-      </w:r>
-      <w:r>
-        <w:rPr>
-          <w:rFonts w:hint="eastAsia" w:ascii="Times New Roman" w:hAnsi="Times New Roman" w:eastAsia="FangSong" w:cs="Times New Roman"/>
-        </w:rPr>
-        <w:t>轴经典误区</w:t>
-      </w:r>
-      <w:r>
-        <w:rPr>
-          <w:rFonts w:hint="eastAsia" w:ascii="Times New Roman" w:hAnsi="Times New Roman" w:eastAsia="Times New Roman" w:cs="Times New Roman"/>
-        </w:rPr>
-        <w:t>，</w:t>
-      </w:r>
-      <w:r>
-        <w:rPr>
-          <w:rFonts w:hint="eastAsia" w:ascii="Times New Roman" w:hAnsi="Times New Roman" w:eastAsia="FangSong" w:cs="Times New Roman"/>
-        </w:rPr>
-        <w:t>熟练运用群论轨道杂化模型推导乙硼烷三中心两电子键与闭式多面体硼烷</w:t>
-      </w:r>
-      <w:r>
-        <w:rPr>
-          <w:rFonts w:ascii="Times New Roman" w:hAnsi="Times New Roman" w:eastAsia="Times New Roman" w:cs="Times New Roman"/>
-        </w:rPr>
-        <w:t xml:space="preserve"> </w:t>
-      </w:r>
-      <m:oMath>
-        <m:oMathPr>
-          <m:ctrlPr>
-            <w:rPr>
-              <w:sz w:val="28"/>
-              <w:szCs w:val="28"/>
-            </w:rPr>
-          </m:ctrlPr>
-        </m:oMathPr>
-        <m:sSub>
-          <m:e>
-            <m:r>
-              <m:rPr>
-                <m:sty m:val="p"/>
-              </m:rPr>
-              <m:t>B</m:t>
-            </m:r>
-          </m:e>
-          <m:sub>
-            <m:r>
-              <m:rPr>
-                <m:sty m:val="p"/>
-              </m:rPr>
-              <m:t>6</m:t>
-            </m:r>
-          </m:sub>
-        </m:sSub>
-        <m:sSubSup>
-          <m:e>
-            <m:r>
-              <m:rPr>
-                <m:sty m:val="p"/>
-              </m:rPr>
-              <m:t>H</m:t>
-            </m:r>
-          </m:e>
-          <m:sub>
-            <m:r>
-              <m:rPr>
-                <m:sty m:val="p"/>
-              </m:rPr>
-              <m:t>6</m:t>
-            </m:r>
-          </m:sub>
-          <m:sup>
-            <m:r>
-              <m:rPr>
-                <m:sty m:val="p"/>
-              </m:rPr>
-              <m:t>2</m:t>
-            </m:r>
-            <m:r>
-              <m:rPr>
-                <m:sty m:val="p"/>
-              </m:rPr>
-              <m:t>−</m:t>
-            </m:r>
-          </m:sup>
-        </m:sSubSup>
-      </m:oMath>
-      <w:r>
-        <w:rPr>
-          <w:rFonts w:ascii="Times New Roman" w:hAnsi="Times New Roman" w:eastAsia="Times New Roman" w:cs="Times New Roman"/>
-        </w:rPr>
-        <w:t xml:space="preserve"> </w:t>
-      </w:r>
-      <w:r>
-        <w:rPr>
-          <w:rFonts w:ascii="Times New Roman" w:hAnsi="Times New Roman" w:eastAsia="Times New Roman" w:cs="Times New Roman"/>
-        </w:rPr>
-        <w:t xml:space="preserve">Wade </w:t>
-      </w:r>
-      <w:r>
-        <w:rPr>
-          <w:rFonts w:hint="eastAsia" w:ascii="Times New Roman" w:hAnsi="Times New Roman" w:eastAsia="FangSong" w:cs="Times New Roman"/>
-        </w:rPr>
-        <w:t>规则的量子根源</w:t>
-      </w:r>
-      <w:r>
-        <w:rPr>
-          <w:rFonts w:hint="eastAsia" w:ascii="Times New Roman" w:hAnsi="Times New Roman" w:eastAsia="Times New Roman" w:cs="Times New Roman"/>
-        </w:rPr>
-        <w:t>，</w:t>
-      </w:r>
-      <w:r>
-        <w:rPr>
-          <w:rFonts w:hint="eastAsia" w:ascii="Times New Roman" w:hAnsi="Times New Roman" w:eastAsia="FangSong" w:cs="Times New Roman"/>
-        </w:rPr>
-        <w:t>掌握二茂铁夹心三明治配合物的前线轨道对称性配合与</w:t>
-      </w:r>
-      <w:r>
-        <w:rPr>
-          <w:rFonts w:ascii="Times New Roman" w:hAnsi="Times New Roman" w:eastAsia="Times New Roman" w:cs="Times New Roman"/>
-        </w:rPr>
-        <w:t xml:space="preserve"> 18 </w:t>
-      </w:r>
-      <w:r>
-        <w:rPr>
-          <w:rFonts w:hint="eastAsia" w:ascii="Times New Roman" w:hAnsi="Times New Roman" w:eastAsia="FangSong" w:cs="Times New Roman"/>
-        </w:rPr>
-        <w:t>电子闭壳层稳定性</w:t>
-      </w:r>
-      <w:r>
-        <w:rPr>
-          <w:rFonts w:hint="eastAsia" w:ascii="Times New Roman" w:hAnsi="Times New Roman" w:eastAsia="Times New Roman" w:cs="Times New Roman"/>
-        </w:rPr>
-        <w:t>，</w:t>
-      </w:r>
-      <w:r>
-        <w:rPr>
-          <w:rFonts w:hint="eastAsia" w:ascii="Times New Roman" w:hAnsi="Times New Roman" w:eastAsia="FangSong" w:cs="Times New Roman"/>
-        </w:rPr>
-        <w:t>并能从未知配合物光谱与旋光实验数据逆向反演分子空间点群</w:t>
-      </w:r>
-      <w:r>
-        <w:rPr>
-          <w:rFonts w:hint="eastAsia" w:ascii="Times New Roman" w:hAnsi="Times New Roman" w:eastAsia="Times New Roman" w:cs="Times New Roman"/>
-        </w:rPr>
-        <w:t>。</w:t>
-      </w:r>
-    </w:p>
-    <w:p>
-      <w:pPr>
-        <w:spacing w:before="160" w:after="80"/>
-      </w:pPr>
-      <w:r>
-        <w:pict>
-          <v:rect style="width:0;height:1.5pt" o:hralign="center" o:hrstd="t" o:hr="t"/>
-        </w:pict>
-      </w:r>
-    </w:p>
-    <w:bookmarkEnd w:id="9"/>
-    <w:bookmarkStart w:id="16" w:name="对称操作与对称元素数学本质"/>
+    <w:bookmarkStart w:id="15" w:name="对称操作与对称元素数学本质"/>
     <w:p>
       <w:pPr>
         <w:pStyle w:val="Heading2"/>
@@ -2340,18 +1207,18 @@
                 <wp:inline>
                   <wp:extent cx="2667000" cy="2507559"/>
                   <wp:effectExtent b="0" l="0" r="0" t="0"/>
-                  <wp:docPr descr="" title="" id="11" name="Picture"/>
+                  <wp:docPr descr="" title="" id="10" name="Picture"/>
                   <a:graphic>
                     <a:graphicData uri="http://schemas.openxmlformats.org/drawingml/2006/picture">
                       <pic:pic>
                         <pic:nvPicPr>
-                          <pic:cNvPr descr="ca31b8827f0d965ae3c23801a1ce708ed22b782a75609a32c792a8474c66e45e.jpg" id="12" name="Picture"/>
+                          <pic:cNvPr descr="ca31b8827f0d965ae3c23801a1ce708ed22b782a75609a32c792a8474c66e45e.jpg" id="11" name="Picture"/>
                           <pic:cNvPicPr>
                             <a:picLocks noChangeArrowheads="1" noChangeAspect="1"/>
                           </pic:cNvPicPr>
                         </pic:nvPicPr>
                         <pic:blipFill>
-                          <a:blip r:embed="rId10"/>
+                          <a:blip r:embed="rId9"/>
                           <a:stretch>
                             <a:fillRect/>
                           </a:stretch>
@@ -2394,18 +1261,18 @@
                 <wp:inline>
                   <wp:extent cx="2667000" cy="2430284"/>
                   <wp:effectExtent b="0" l="0" r="0" t="0"/>
-                  <wp:docPr descr="" title="" id="14" name="Picture"/>
+                  <wp:docPr descr="" title="" id="13" name="Picture"/>
                   <a:graphic>
                     <a:graphicData uri="http://schemas.openxmlformats.org/drawingml/2006/picture">
                       <pic:pic>
                         <pic:nvPicPr>
-                          <pic:cNvPr descr="5232a1d30cc4495c74bb25b9ef352a9b95cdc979f626199c9d58c82feb9005b7.jpg" id="15" name="Picture"/>
+                          <pic:cNvPr descr="5232a1d30cc4495c74bb25b9ef352a9b95cdc979f626199c9d58c82feb9005b7.jpg" id="14" name="Picture"/>
                           <pic:cNvPicPr>
                             <a:picLocks noChangeArrowheads="1" noChangeAspect="1"/>
                           </pic:cNvPicPr>
                         </pic:nvPicPr>
                         <pic:blipFill>
-                          <a:blip r:embed="rId13"/>
+                          <a:blip r:embed="rId12"/>
                           <a:stretch>
                             <a:fillRect/>
                           </a:stretch>
@@ -3549,8 +2416,8 @@
         </w:pict>
       </w:r>
     </w:p>
-    <w:bookmarkEnd w:id="16"/>
-    <w:bookmarkStart w:id="23" w:name="群论基础与对称操作群代数"/>
+    <w:bookmarkEnd w:id="15"/>
+    <w:bookmarkStart w:id="22" w:name="群论基础与对称操作群代数"/>
     <w:p>
       <w:pPr>
         <w:pStyle w:val="Heading2"/>
@@ -4683,18 +3550,18 @@
                 <wp:inline>
                   <wp:extent cx="2667000" cy="2588558"/>
                   <wp:effectExtent b="0" l="0" r="0" t="0"/>
-                  <wp:docPr descr="" title="" id="18" name="Picture"/>
+                  <wp:docPr descr="" title="" id="17" name="Picture"/>
                   <a:graphic>
                     <a:graphicData uri="http://schemas.openxmlformats.org/drawingml/2006/picture">
                       <pic:pic>
                         <pic:nvPicPr>
-                          <pic:cNvPr descr="b469f9af75902ce4f76eaee3c93d86fc6855ef07e623c0c6402c831e83af4c9e.jpg" id="19" name="Picture"/>
+                          <pic:cNvPr descr="b469f9af75902ce4f76eaee3c93d86fc6855ef07e623c0c6402c831e83af4c9e.jpg" id="18" name="Picture"/>
                           <pic:cNvPicPr>
                             <a:picLocks noChangeArrowheads="1" noChangeAspect="1"/>
                           </pic:cNvPicPr>
                         </pic:nvPicPr>
                         <pic:blipFill>
-                          <a:blip r:embed="rId17"/>
+                          <a:blip r:embed="rId16"/>
                           <a:stretch>
                             <a:fillRect/>
                           </a:stretch>
@@ -4737,18 +3604,18 @@
                 <wp:inline>
                   <wp:extent cx="2667000" cy="2592084"/>
                   <wp:effectExtent b="0" l="0" r="0" t="0"/>
-                  <wp:docPr descr="" title="" id="21" name="Picture"/>
+                  <wp:docPr descr="" title="" id="20" name="Picture"/>
                   <a:graphic>
                     <a:graphicData uri="http://schemas.openxmlformats.org/drawingml/2006/picture">
                       <pic:pic>
                         <pic:nvPicPr>
-                          <pic:cNvPr descr="07e4a9cfb55e93a424ba5390adee22f2bf97b9b64a7b7ea7d437a5ced25ebd66.jpg" id="22" name="Picture"/>
+                          <pic:cNvPr descr="07e4a9cfb55e93a424ba5390adee22f2bf97b9b64a7b7ea7d437a5ced25ebd66.jpg" id="21" name="Picture"/>
                           <pic:cNvPicPr>
                             <a:picLocks noChangeArrowheads="1" noChangeAspect="1"/>
                           </pic:cNvPicPr>
                         </pic:nvPicPr>
                         <pic:blipFill>
-                          <a:blip r:embed="rId20"/>
+                          <a:blip r:embed="rId19"/>
                           <a:stretch>
                             <a:fillRect/>
                           </a:stretch>
@@ -5402,8 +4269,8 @@
         </w:pict>
       </w:r>
     </w:p>
-    <w:bookmarkEnd w:id="23"/>
-    <w:bookmarkStart w:id="30" w:name="分子点群系统分类与决策树拓扑"/>
+    <w:bookmarkEnd w:id="22"/>
+    <w:bookmarkStart w:id="29" w:name="分子点群系统分类与决策树拓扑"/>
     <w:p>
       <w:pPr>
         <w:pStyle w:val="Heading2"/>
@@ -5479,7 +4346,7 @@
         <w:rPr>
           <w:rFonts w:hint="eastAsia" w:ascii="Times New Roman" w:hAnsi="Times New Roman" w:eastAsia="FangSong" w:cs="Times New Roman"/>
         </w:rPr>
-        <w:t>点群判定的标准拓扑决策流程遵循</w:t>
+        <w:t>点群判定的标准流程遵循</w:t>
       </w:r>
       <w:r>
         <w:rPr>
@@ -6943,18 +5810,18 @@
                 <wp:inline>
                   <wp:extent cx="2667000" cy="2510117"/>
                   <wp:effectExtent b="0" l="0" r="0" t="0"/>
-                  <wp:docPr descr="" title="" id="25" name="Picture"/>
+                  <wp:docPr descr="" title="" id="24" name="Picture"/>
                   <a:graphic>
                     <a:graphicData uri="http://schemas.openxmlformats.org/drawingml/2006/picture">
                       <pic:pic>
                         <pic:nvPicPr>
-                          <pic:cNvPr descr="d79e64c4d3d3eef3dd47c59c1d5c8c43d3e2023baf8033bb458e3b85d0dac3b9.jpg" id="26" name="Picture"/>
+                          <pic:cNvPr descr="d79e64c4d3d3eef3dd47c59c1d5c8c43d3e2023baf8033bb458e3b85d0dac3b9.jpg" id="25" name="Picture"/>
                           <pic:cNvPicPr>
                             <a:picLocks noChangeArrowheads="1" noChangeAspect="1"/>
                           </pic:cNvPicPr>
                         </pic:nvPicPr>
                         <pic:blipFill>
-                          <a:blip r:embed="rId24"/>
+                          <a:blip r:embed="rId23"/>
                           <a:stretch>
                             <a:fillRect/>
                           </a:stretch>
@@ -6997,18 +5864,18 @@
                 <wp:inline>
                   <wp:extent cx="2667000" cy="2584088"/>
                   <wp:effectExtent b="0" l="0" r="0" t="0"/>
-                  <wp:docPr descr="" title="" id="28" name="Picture"/>
+                  <wp:docPr descr="" title="" id="27" name="Picture"/>
                   <a:graphic>
                     <a:graphicData uri="http://schemas.openxmlformats.org/drawingml/2006/picture">
                       <pic:pic>
                         <pic:nvPicPr>
-                          <pic:cNvPr descr="74dc5a7203590055bf9f3031d9c1b18424a559ecf8a2e627366a957b7a03effc.jpg" id="29" name="Picture"/>
+                          <pic:cNvPr descr="74dc5a7203590055bf9f3031d9c1b18424a559ecf8a2e627366a957b7a03effc.jpg" id="28" name="Picture"/>
                           <pic:cNvPicPr>
                             <a:picLocks noChangeArrowheads="1" noChangeAspect="1"/>
                           </pic:cNvPicPr>
                         </pic:nvPicPr>
                         <pic:blipFill>
-                          <a:blip r:embed="rId27"/>
+                          <a:blip r:embed="rId26"/>
                           <a:stretch>
                             <a:fillRect/>
                           </a:stretch>
@@ -8830,8 +7697,8 @@
         </w:pict>
       </w:r>
     </w:p>
-    <w:bookmarkEnd w:id="30"/>
-    <w:bookmarkStart w:id="37" w:name="特征标表数理架构与不可约表示物理图像"/>
+    <w:bookmarkEnd w:id="29"/>
+    <w:bookmarkStart w:id="36" w:name="特征标表数理架构与不可约表示物理图像"/>
     <w:p>
       <w:pPr>
         <w:pStyle w:val="Heading2"/>
@@ -9142,18 +8009,18 @@
                 <wp:inline>
                   <wp:extent cx="2667000" cy="2459498"/>
                   <wp:effectExtent b="0" l="0" r="0" t="0"/>
-                  <wp:docPr descr="" title="" id="32" name="Picture"/>
+                  <wp:docPr descr="" title="" id="31" name="Picture"/>
                   <a:graphic>
                     <a:graphicData uri="http://schemas.openxmlformats.org/drawingml/2006/picture">
                       <pic:pic>
                         <pic:nvPicPr>
-                          <pic:cNvPr descr="3caece79b5b2999eac79dd62a2364951d05e080edf96fa4c90f208d15d8a19a1.jpg" id="33" name="Picture"/>
+                          <pic:cNvPr descr="3caece79b5b2999eac79dd62a2364951d05e080edf96fa4c90f208d15d8a19a1.jpg" id="32" name="Picture"/>
                           <pic:cNvPicPr>
                             <a:picLocks noChangeArrowheads="1" noChangeAspect="1"/>
                           </pic:cNvPicPr>
                         </pic:nvPicPr>
                         <pic:blipFill>
-                          <a:blip r:embed="rId31"/>
+                          <a:blip r:embed="rId30"/>
                           <a:stretch>
                             <a:fillRect/>
                           </a:stretch>
@@ -9196,18 +8063,18 @@
                 <wp:inline>
                   <wp:extent cx="2667000" cy="2058095"/>
                   <wp:effectExtent b="0" l="0" r="0" t="0"/>
-                  <wp:docPr descr="" title="" id="35" name="Picture"/>
+                  <wp:docPr descr="" title="" id="34" name="Picture"/>
                   <a:graphic>
                     <a:graphicData uri="http://schemas.openxmlformats.org/drawingml/2006/picture">
                       <pic:pic>
                         <pic:nvPicPr>
-                          <pic:cNvPr descr="0e689a2a3685e7566b8391aa2556e9facaa76d398564a7668c7b4d98d91e2d6b.jpg" id="36" name="Picture"/>
+                          <pic:cNvPr descr="0e689a2a3685e7566b8391aa2556e9facaa76d398564a7668c7b4d98d91e2d6b.jpg" id="35" name="Picture"/>
                           <pic:cNvPicPr>
                             <a:picLocks noChangeArrowheads="1" noChangeAspect="1"/>
                           </pic:cNvPicPr>
                         </pic:nvPicPr>
                         <pic:blipFill>
-                          <a:blip r:embed="rId34"/>
+                          <a:blip r:embed="rId33"/>
                           <a:stretch>
                             <a:fillRect/>
                           </a:stretch>
@@ -13905,8 +12772,8 @@
         </w:pict>
       </w:r>
     </w:p>
-    <w:bookmarkEnd w:id="37"/>
-    <w:bookmarkStart w:id="44" w:name="投影算符理论与对称适应线性组合salc"/>
+    <w:bookmarkEnd w:id="36"/>
+    <w:bookmarkStart w:id="43" w:name="投影算符理论与对称适应线性组合salc"/>
     <w:p>
       <w:pPr>
         <w:pStyle w:val="Heading2"/>
@@ -14701,18 +13568,18 @@
                 <wp:inline>
                   <wp:extent cx="2667000" cy="2049638"/>
                   <wp:effectExtent b="0" l="0" r="0" t="0"/>
-                  <wp:docPr descr="" title="" id="39" name="Picture"/>
+                  <wp:docPr descr="" title="" id="38" name="Picture"/>
                   <a:graphic>
                     <a:graphicData uri="http://schemas.openxmlformats.org/drawingml/2006/picture">
                       <pic:pic>
                         <pic:nvPicPr>
-                          <pic:cNvPr descr="c1862b52bbe5d13e4c01078dc5cafb831b41a7c7694b012e76c896a03291fef0.jpg" id="40" name="Picture"/>
+                          <pic:cNvPr descr="c1862b52bbe5d13e4c01078dc5cafb831b41a7c7694b012e76c896a03291fef0.jpg" id="39" name="Picture"/>
                           <pic:cNvPicPr>
                             <a:picLocks noChangeArrowheads="1" noChangeAspect="1"/>
                           </pic:cNvPicPr>
                         </pic:nvPicPr>
                         <pic:blipFill>
-                          <a:blip r:embed="rId38"/>
+                          <a:blip r:embed="rId37"/>
                           <a:stretch>
                             <a:fillRect/>
                           </a:stretch>
@@ -14755,18 +13622,18 @@
                 <wp:inline>
                   <wp:extent cx="2667000" cy="2024944"/>
                   <wp:effectExtent b="0" l="0" r="0" t="0"/>
-                  <wp:docPr descr="" title="" id="42" name="Picture"/>
+                  <wp:docPr descr="" title="" id="41" name="Picture"/>
                   <a:graphic>
                     <a:graphicData uri="http://schemas.openxmlformats.org/drawingml/2006/picture">
                       <pic:pic>
                         <pic:nvPicPr>
-                          <pic:cNvPr descr="1838b203fcb1c45f32f90497358d6a660f968c15d25980a2af3ed41f0bd080d6.jpg" id="43" name="Picture"/>
+                          <pic:cNvPr descr="1838b203fcb1c45f32f90497358d6a660f968c15d25980a2af3ed41f0bd080d6.jpg" id="42" name="Picture"/>
                           <pic:cNvPicPr>
                             <a:picLocks noChangeArrowheads="1" noChangeAspect="1"/>
                           </pic:cNvPicPr>
                         </pic:nvPicPr>
                         <pic:blipFill>
-                          <a:blip r:embed="rId41"/>
+                          <a:blip r:embed="rId40"/>
                           <a:stretch>
                             <a:fillRect/>
                           </a:stretch>
@@ -15756,8 +14623,8 @@
         </w:pict>
       </w:r>
     </w:p>
-    <w:bookmarkEnd w:id="44"/>
-    <w:bookmarkStart w:id="51" w:name="经典多原子分子轨道群论推演"/>
+    <w:bookmarkEnd w:id="43"/>
+    <w:bookmarkStart w:id="50" w:name="经典多原子分子轨道群论推演"/>
     <w:p>
       <w:pPr>
         <w:pStyle w:val="Heading2"/>
@@ -16577,18 +15444,18 @@
                 <wp:inline>
                   <wp:extent cx="2667000" cy="1351123"/>
                   <wp:effectExtent b="0" l="0" r="0" t="0"/>
-                  <wp:docPr descr="" title="" id="46" name="Picture"/>
+                  <wp:docPr descr="" title="" id="45" name="Picture"/>
                   <a:graphic>
                     <a:graphicData uri="http://schemas.openxmlformats.org/drawingml/2006/picture">
                       <pic:pic>
                         <pic:nvPicPr>
-                          <pic:cNvPr descr="7cf8adcddaad3a2092e0899a500fe5f1b0bc7aa858b05e2836dff00b9232ce6b.jpg" id="47" name="Picture"/>
+                          <pic:cNvPr descr="7cf8adcddaad3a2092e0899a500fe5f1b0bc7aa858b05e2836dff00b9232ce6b.jpg" id="46" name="Picture"/>
                           <pic:cNvPicPr>
                             <a:picLocks noChangeArrowheads="1" noChangeAspect="1"/>
                           </pic:cNvPicPr>
                         </pic:nvPicPr>
                         <pic:blipFill>
-                          <a:blip r:embed="rId45"/>
+                          <a:blip r:embed="rId44"/>
                           <a:stretch>
                             <a:fillRect/>
                           </a:stretch>
@@ -16631,18 +15498,18 @@
                 <wp:inline>
                   <wp:extent cx="2667000" cy="825386"/>
                   <wp:effectExtent b="0" l="0" r="0" t="0"/>
-                  <wp:docPr descr="" title="" id="49" name="Picture"/>
+                  <wp:docPr descr="" title="" id="48" name="Picture"/>
                   <a:graphic>
                     <a:graphicData uri="http://schemas.openxmlformats.org/drawingml/2006/picture">
                       <pic:pic>
                         <pic:nvPicPr>
-                          <pic:cNvPr descr="dbff07bd448154521ef5b75c0c0855e2bac9c8fcb4b121357e1c3c87e66eb77c.jpg" id="50" name="Picture"/>
+                          <pic:cNvPr descr="dbff07bd448154521ef5b75c0c0855e2bac9c8fcb4b121357e1c3c87e66eb77c.jpg" id="49" name="Picture"/>
                           <pic:cNvPicPr>
                             <a:picLocks noChangeArrowheads="1" noChangeAspect="1"/>
                           </pic:cNvPicPr>
                         </pic:nvPicPr>
                         <pic:blipFill>
-                          <a:blip r:embed="rId48"/>
+                          <a:blip r:embed="rId47"/>
                           <a:stretch>
                             <a:fillRect/>
                           </a:stretch>
@@ -18672,8 +17539,8 @@
         </w:pict>
       </w:r>
     </w:p>
-    <w:bookmarkEnd w:id="51"/>
-    <w:bookmarkStart w:id="58" w:name="分子振动模式分析与红外拉曼光谱选择定则"/>
+    <w:bookmarkEnd w:id="50"/>
+    <w:bookmarkStart w:id="57" w:name="分子振动模式分析与红外拉曼光谱选择定则"/>
     <w:p>
       <w:pPr>
         <w:pStyle w:val="Heading2"/>
@@ -19166,18 +18033,18 @@
                 <wp:inline>
                   <wp:extent cx="2667000" cy="2126051"/>
                   <wp:effectExtent b="0" l="0" r="0" t="0"/>
-                  <wp:docPr descr="" title="" id="53" name="Picture"/>
+                  <wp:docPr descr="" title="" id="52" name="Picture"/>
                   <a:graphic>
                     <a:graphicData uri="http://schemas.openxmlformats.org/drawingml/2006/picture">
                       <pic:pic>
                         <pic:nvPicPr>
-                          <pic:cNvPr descr="fca53ded925850b8a68107c821d20ad0e5ac0daa649ba88285abc1e730255595.jpg" id="54" name="Picture"/>
+                          <pic:cNvPr descr="fca53ded925850b8a68107c821d20ad0e5ac0daa649ba88285abc1e730255595.jpg" id="53" name="Picture"/>
                           <pic:cNvPicPr>
                             <a:picLocks noChangeArrowheads="1" noChangeAspect="1"/>
                           </pic:cNvPicPr>
                         </pic:nvPicPr>
                         <pic:blipFill>
-                          <a:blip r:embed="rId52"/>
+                          <a:blip r:embed="rId51"/>
                           <a:stretch>
                             <a:fillRect/>
                           </a:stretch>
@@ -19220,18 +18087,18 @@
                 <wp:inline>
                   <wp:extent cx="2667000" cy="1315560"/>
                   <wp:effectExtent b="0" l="0" r="0" t="0"/>
-                  <wp:docPr descr="" title="" id="56" name="Picture"/>
+                  <wp:docPr descr="" title="" id="55" name="Picture"/>
                   <a:graphic>
                     <a:graphicData uri="http://schemas.openxmlformats.org/drawingml/2006/picture">
                       <pic:pic>
                         <pic:nvPicPr>
-                          <pic:cNvPr descr="717079b00009a16c412e0d3df8c1677d5b29d7a6b3f62be71944bc7f0bf4c054.jpg" id="57" name="Picture"/>
+                          <pic:cNvPr descr="717079b00009a16c412e0d3df8c1677d5b29d7a6b3f62be71944bc7f0bf4c054.jpg" id="56" name="Picture"/>
                           <pic:cNvPicPr>
                             <a:picLocks noChangeArrowheads="1" noChangeAspect="1"/>
                           </pic:cNvPicPr>
                         </pic:nvPicPr>
                         <pic:blipFill>
-                          <a:blip r:embed="rId55"/>
+                          <a:blip r:embed="rId54"/>
                           <a:stretch>
                             <a:fillRect/>
                           </a:stretch>
@@ -21114,8 +19981,8 @@
         </w:pict>
       </w:r>
     </w:p>
-    <w:bookmarkEnd w:id="58"/>
-    <w:bookmarkStart w:id="65" w:name="分子手性旋光性与偶极矩对称性判据"/>
+    <w:bookmarkEnd w:id="57"/>
+    <w:bookmarkStart w:id="64" w:name="分子手性旋光性与偶极矩对称性判据"/>
     <w:p>
       <w:pPr>
         <w:pStyle w:val="Heading2"/>
@@ -21580,18 +20447,18 @@
                 <wp:inline>
                   <wp:extent cx="2667000" cy="2362463"/>
                   <wp:effectExtent b="0" l="0" r="0" t="0"/>
-                  <wp:docPr descr="" title="" id="60" name="Picture"/>
+                  <wp:docPr descr="" title="" id="59" name="Picture"/>
                   <a:graphic>
                     <a:graphicData uri="http://schemas.openxmlformats.org/drawingml/2006/picture">
                       <pic:pic>
                         <pic:nvPicPr>
-                          <pic:cNvPr descr="0af565f6492ef7cad63015d385334c61ffbb671326f725111e1ee07fcdff306f.jpg" id="61" name="Picture"/>
+                          <pic:cNvPr descr="0af565f6492ef7cad63015d385334c61ffbb671326f725111e1ee07fcdff306f.jpg" id="60" name="Picture"/>
                           <pic:cNvPicPr>
                             <a:picLocks noChangeArrowheads="1" noChangeAspect="1"/>
                           </pic:cNvPicPr>
                         </pic:nvPicPr>
                         <pic:blipFill>
-                          <a:blip r:embed="rId59"/>
+                          <a:blip r:embed="rId58"/>
                           <a:stretch>
                             <a:fillRect/>
                           </a:stretch>
@@ -21634,18 +20501,18 @@
                 <wp:inline>
                   <wp:extent cx="2667000" cy="2348119"/>
                   <wp:effectExtent b="0" l="0" r="0" t="0"/>
-                  <wp:docPr descr="" title="" id="63" name="Picture"/>
+                  <wp:docPr descr="" title="" id="62" name="Picture"/>
                   <a:graphic>
                     <a:graphicData uri="http://schemas.openxmlformats.org/drawingml/2006/picture">
                       <pic:pic>
                         <pic:nvPicPr>
-                          <pic:cNvPr descr="0c0c2ebdb165c72483c61fdf4e358d6a9d0b2f1ca195b8257e569d0bda8dd9b8.jpg" id="64" name="Picture"/>
+                          <pic:cNvPr descr="0c0c2ebdb165c72483c61fdf4e358d6a9d0b2f1ca195b8257e569d0bda8dd9b8.jpg" id="63" name="Picture"/>
                           <pic:cNvPicPr>
                             <a:picLocks noChangeArrowheads="1" noChangeAspect="1"/>
                           </pic:cNvPicPr>
                         </pic:nvPicPr>
                         <pic:blipFill>
-                          <a:blip r:embed="rId62"/>
+                          <a:blip r:embed="rId61"/>
                           <a:stretch>
                             <a:fillRect/>
                           </a:stretch>
@@ -22714,8 +21581,8 @@
         </w:pict>
       </w:r>
     </w:p>
-    <w:bookmarkEnd w:id="65"/>
-    <w:bookmarkStart w:id="78" w:name="缺电子多中心成键前线轨道与芳香性群论诠释"/>
+    <w:bookmarkEnd w:id="64"/>
+    <w:bookmarkStart w:id="77" w:name="缺电子多中心成键前线轨道与芳香性群论诠释"/>
     <w:p>
       <w:pPr>
         <w:pStyle w:val="Heading2"/>
@@ -24219,18 +23086,18 @@
                 <wp:inline>
                   <wp:extent cx="2667000" cy="2588814"/>
                   <wp:effectExtent b="0" l="0" r="0" t="0"/>
-                  <wp:docPr descr="" title="" id="67" name="Picture"/>
+                  <wp:docPr descr="" title="" id="66" name="Picture"/>
                   <a:graphic>
                     <a:graphicData uri="http://schemas.openxmlformats.org/drawingml/2006/picture">
                       <pic:pic>
                         <pic:nvPicPr>
-                          <pic:cNvPr descr="a6ec2692502aa0c208231764c7d11edfd3c25dccc480775e93f91c983e957e9f.jpg" id="68" name="Picture"/>
+                          <pic:cNvPr descr="a6ec2692502aa0c208231764c7d11edfd3c25dccc480775e93f91c983e957e9f.jpg" id="67" name="Picture"/>
                           <pic:cNvPicPr>
                             <a:picLocks noChangeArrowheads="1" noChangeAspect="1"/>
                           </pic:cNvPicPr>
                         </pic:nvPicPr>
                         <pic:blipFill>
-                          <a:blip r:embed="rId66"/>
+                          <a:blip r:embed="rId65"/>
                           <a:stretch>
                             <a:fillRect/>
                           </a:stretch>
@@ -24273,18 +23140,18 @@
                 <wp:inline>
                   <wp:extent cx="2667000" cy="2614361"/>
                   <wp:effectExtent b="0" l="0" r="0" t="0"/>
-                  <wp:docPr descr="" title="" id="70" name="Picture"/>
+                  <wp:docPr descr="" title="" id="69" name="Picture"/>
                   <a:graphic>
                     <a:graphicData uri="http://schemas.openxmlformats.org/drawingml/2006/picture">
                       <pic:pic>
                         <pic:nvPicPr>
-                          <pic:cNvPr descr="218d54420a570b1399599e0703d39a5e0af939e7913a336f53ee5dfc990c2ef8.jpg" id="71" name="Picture"/>
+                          <pic:cNvPr descr="218d54420a570b1399599e0703d39a5e0af939e7913a336f53ee5dfc990c2ef8.jpg" id="70" name="Picture"/>
                           <pic:cNvPicPr>
                             <a:picLocks noChangeArrowheads="1" noChangeAspect="1"/>
                           </pic:cNvPicPr>
                         </pic:nvPicPr>
                         <pic:blipFill>
-                          <a:blip r:embed="rId69"/>
+                          <a:blip r:embed="rId68"/>
                           <a:stretch>
                             <a:fillRect/>
                           </a:stretch>
@@ -25184,18 +24051,18 @@
                 <wp:inline>
                   <wp:extent cx="2667000" cy="1132381"/>
                   <wp:effectExtent b="0" l="0" r="0" t="0"/>
-                  <wp:docPr descr="" title="" id="73" name="Picture"/>
+                  <wp:docPr descr="" title="" id="72" name="Picture"/>
                   <a:graphic>
                     <a:graphicData uri="http://schemas.openxmlformats.org/drawingml/2006/picture">
                       <pic:pic>
                         <pic:nvPicPr>
-                          <pic:cNvPr descr="00c288fedbeb8768380746d01d8ff67430682bac1ac3fc75c73600b7fb0f1e87.jpg" id="74" name="Picture"/>
+                          <pic:cNvPr descr="00c288fedbeb8768380746d01d8ff67430682bac1ac3fc75c73600b7fb0f1e87.jpg" id="73" name="Picture"/>
                           <pic:cNvPicPr>
                             <a:picLocks noChangeArrowheads="1" noChangeAspect="1"/>
                           </pic:cNvPicPr>
                         </pic:nvPicPr>
                         <pic:blipFill>
-                          <a:blip r:embed="rId72"/>
+                          <a:blip r:embed="rId71"/>
                           <a:stretch>
                             <a:fillRect/>
                           </a:stretch>
@@ -25238,18 +24105,18 @@
                 <wp:inline>
                   <wp:extent cx="2667000" cy="791846"/>
                   <wp:effectExtent b="0" l="0" r="0" t="0"/>
-                  <wp:docPr descr="" title="" id="76" name="Picture"/>
+                  <wp:docPr descr="" title="" id="75" name="Picture"/>
                   <a:graphic>
                     <a:graphicData uri="http://schemas.openxmlformats.org/drawingml/2006/picture">
                       <pic:pic>
                         <pic:nvPicPr>
-                          <pic:cNvPr descr="b369ac278cde524d4dd934a0f1d378fb7125fc19403d26853d3b10ff1f2add24.jpg" id="77" name="Picture"/>
+                          <pic:cNvPr descr="b369ac278cde524d4dd934a0f1d378fb7125fc19403d26853d3b10ff1f2add24.jpg" id="76" name="Picture"/>
                           <pic:cNvPicPr>
                             <a:picLocks noChangeArrowheads="1" noChangeAspect="1"/>
                           </pic:cNvPicPr>
                         </pic:nvPicPr>
                         <pic:blipFill>
-                          <a:blip r:embed="rId75"/>
+                          <a:blip r:embed="rId74"/>
                           <a:stretch>
                             <a:fillRect/>
                           </a:stretch>
@@ -25369,8 +24236,8 @@
         </w:pict>
       </w:r>
     </w:p>
-    <w:bookmarkEnd w:id="78"/>
-    <w:bookmarkStart w:id="94" w:name="化竞核心命题陷阱与-8-大高频失分误区清单"/>
+    <w:bookmarkEnd w:id="77"/>
+    <w:bookmarkStart w:id="78" w:name="课后习题"/>
     <w:p>
       <w:pPr>
         <w:pStyle w:val="Heading2"/>
@@ -25386,4103 +24253,7 @@
         <w:rPr>
           <w:rFonts w:hint="eastAsia" w:ascii="Times New Roman" w:hAnsi="Times New Roman" w:eastAsia="SimHei" w:cs="Times New Roman"/>
         </w:rPr>
-        <w:t xml:space="preserve">化竞核心命题陷阱与</w:t>
-      </w:r>
-      <w:r>
-        <w:rPr>
-          <w:rFonts w:ascii="Times New Roman" w:hAnsi="Times New Roman" w:eastAsia="Times New Roman" w:cs="Times New Roman"/>
-        </w:rPr>
-        <w:t xml:space="preserve"> 8 </w:t>
-      </w:r>
-      <w:r>
-        <w:rPr>
-          <w:rFonts w:hint="eastAsia" w:ascii="Times New Roman" w:hAnsi="Times New Roman" w:eastAsia="SimHei" w:cs="Times New Roman"/>
-        </w:rPr>
-        <w:t xml:space="preserve">大高频失分误区清单</w:t>
-      </w:r>
-    </w:p>
-    <w:p>
-      <w:pPr>
-        <w:pStyle w:val="FirstParagraph"/>
-        <w:spacing w:after="80"/>
-        <w:ind w:firstLine="420"/>
-      </w:pPr>
-      <w:r>
-        <w:rPr>
-          <w:rFonts w:hint="eastAsia" w:ascii="Times New Roman" w:hAnsi="Times New Roman" w:eastAsia="FangSong" w:cs="Times New Roman"/>
-        </w:rPr>
-        <w:t>分子对称性与群论应用由于涉及抽象的拓扑几何与近世代数投影变换</w:t>
-      </w:r>
-      <w:r>
-        <w:rPr>
-          <w:rFonts w:hint="eastAsia" w:ascii="Times New Roman" w:hAnsi="Times New Roman" w:eastAsia="Times New Roman" w:cs="Times New Roman"/>
-        </w:rPr>
-        <w:t>，</w:t>
-      </w:r>
-      <w:r>
-        <w:rPr>
-          <w:rFonts w:hint="eastAsia" w:ascii="Times New Roman" w:hAnsi="Times New Roman" w:eastAsia="FangSong" w:cs="Times New Roman"/>
-        </w:rPr>
-        <w:t>在全国高联冬令营中常年作为拔高区分度的</w:t>
-      </w:r>
-      <w:r>
-        <w:rPr>
-          <w:rFonts w:hint="eastAsia" w:ascii="Times New Roman" w:hAnsi="Times New Roman" w:eastAsia="Times New Roman" w:cs="Times New Roman"/>
-        </w:rPr>
-        <w:t>“</w:t>
-      </w:r>
-      <w:r>
-        <w:rPr>
-          <w:rFonts w:hint="eastAsia" w:ascii="Times New Roman" w:hAnsi="Times New Roman" w:eastAsia="FangSong" w:cs="Times New Roman"/>
-        </w:rPr>
-        <w:t>战略决胜考点</w:t>
-      </w:r>
-      <w:r>
-        <w:rPr>
-          <w:rFonts w:hint="eastAsia" w:ascii="Times New Roman" w:hAnsi="Times New Roman" w:eastAsia="Times New Roman" w:cs="Times New Roman"/>
-        </w:rPr>
-        <w:t>”。</w:t>
-      </w:r>
-      <w:r>
-        <w:rPr>
-          <w:rFonts w:hint="eastAsia" w:ascii="Times New Roman" w:hAnsi="Times New Roman" w:eastAsia="FangSong" w:cs="Times New Roman"/>
-        </w:rPr>
-        <w:t>以下提炼出赛场</w:t>
-      </w:r>
-      <w:r>
-        <w:rPr>
-          <w:rFonts w:ascii="Times New Roman" w:hAnsi="Times New Roman" w:eastAsia="Times New Roman" w:cs="Times New Roman"/>
-        </w:rPr>
-        <w:t xml:space="preserve"> 8 </w:t>
-      </w:r>
-      <w:r>
-        <w:rPr>
-          <w:rFonts w:hint="eastAsia" w:ascii="Times New Roman" w:hAnsi="Times New Roman" w:eastAsia="FangSong" w:cs="Times New Roman"/>
-        </w:rPr>
-        <w:t>大高频失分失分陷阱</w:t>
-      </w:r>
-      <w:r>
-        <w:rPr>
-          <w:rFonts w:hint="eastAsia" w:ascii="Times New Roman" w:hAnsi="Times New Roman" w:eastAsia="Times New Roman" w:cs="Times New Roman"/>
-        </w:rPr>
-        <w:t>：</w:t>
-      </w:r>
-    </w:p>
-    <w:tbl>
-      <w:tblPr>
-        <w:tblStyle w:val="Table"/>
-        <w:tblW w:type="pct" w:w="5000"/>
-        <w:tblLayout w:type="fixed"/>
-        <w:tblLook w:firstRow="1" w:lastRow="0" w:firstColumn="0" w:lastColumn="0" w:noHBand="0" w:noVBand="0" w:val="0020"/>
-        <w:jc w:val="center"/>
-        <w:tblBorders>
-          <w:top w:val="single" w:sz="12" w:space="0" w:color="333333"/>
-          <w:bottom w:val="single" w:sz="12" w:space="0" w:color="333333"/>
-          <w:left w:val="none"/>
-          <w:right w:val="none"/>
-          <w:insideH w:val="none"/>
-          <w:insideV w:val="none"/>
-        </w:tblBorders>
-      </w:tblPr>
-      <w:tblGrid>
-        <w:gridCol w:w="3960"/>
-        <w:gridCol w:w="3960"/>
-      </w:tblGrid>
-      <w:tr>
-        <w:trPr>
-          <w:tblHeader w:val="on"/>
-        </w:trPr>
-        <w:tc>
-          <w:tcPr>
-            <w:tcBorders>
-              <w:bottom w:val="single" w:sz="6" w:space="0" w:color="333333"/>
-            </w:tcBorders>
-          </w:tcPr>
-          <w:p>
-            <w:pPr>
-              <w:pStyle w:val="Compact"/>
-              <w:jc w:val="center"/>
-            </w:pPr>
-            <w:r>
-              <w:rPr>
-                <w:rFonts w:hint="eastAsia" w:ascii="Times New Roman" w:hAnsi="Times New Roman" w:eastAsia="SimHei" w:cs="Times New Roman"/>
-                <w:b/>
-              </w:rPr>
-              <w:t xml:space="preserve">八面体配合物对映体全景排布图</w:t>
-            </w:r>
-          </w:p>
-        </w:tc>
-        <w:tc>
-          <w:tcPr>
-            <w:tcBorders>
-              <w:bottom w:val="single" w:sz="6" w:space="0" w:color="333333"/>
-            </w:tcBorders>
-          </w:tcPr>
-          <w:p>
-            <w:pPr>
-              <w:pStyle w:val="Compact"/>
-              <w:jc w:val="center"/>
-            </w:pPr>
-            <w:r>
-              <w:rPr>
-                <w:rFonts w:hint="eastAsia" w:ascii="Times New Roman" w:hAnsi="Times New Roman" w:eastAsia="SimHei" w:cs="Times New Roman"/>
-                <w:b/>
-              </w:rPr>
-              <w:t xml:space="preserve">二茂铁夹心轨道能级对比图</w:t>
-            </w:r>
-          </w:p>
-        </w:tc>
-      </w:tr>
-      <w:tr>
-        <w:tc>
-          <w:tcPr/>
-          <w:p>
-            <w:pPr>
-              <w:pStyle w:val="Compact"/>
-              <w:jc w:val="center"/>
-            </w:pPr>
-            <w:r>
-              <w:rPr>
-                <w:rFonts w:ascii="Times New Roman" w:hAnsi="Times New Roman" w:eastAsia="Times New Roman" w:cs="Times New Roman"/>
-              </w:rPr>
-              <w:drawing>
-                <wp:inline>
-                  <wp:extent cx="2667000" cy="1547287"/>
-                  <wp:effectExtent b="0" l="0" r="0" t="0"/>
-                  <wp:docPr descr="" title="" id="80" name="Picture"/>
-                  <a:graphic>
-                    <a:graphicData uri="http://schemas.openxmlformats.org/drawingml/2006/picture">
-                      <pic:pic>
-                        <pic:nvPicPr>
-                          <pic:cNvPr descr="4c27fee08a2e6b356393bf35b45f062c8d72934397769812110c90e1920d5585.jpg" id="81" name="Picture"/>
-                          <pic:cNvPicPr>
-                            <a:picLocks noChangeArrowheads="1" noChangeAspect="1"/>
-                          </pic:cNvPicPr>
-                        </pic:nvPicPr>
-                        <pic:blipFill>
-                          <a:blip r:embed="rId79"/>
-                          <a:stretch>
-                            <a:fillRect/>
-                          </a:stretch>
-                        </pic:blipFill>
-                        <pic:spPr bwMode="auto">
-                          <a:xfrm>
-                            <a:off x="0" y="0"/>
-                            <a:ext cx="2667000" cy="1547287"/>
-                          </a:xfrm>
-                          <a:prstGeom prst="rect">
-                            <a:avLst/>
-                          </a:prstGeom>
-                          <a:noFill/>
-                          <a:ln w="9525">
-                            <a:noFill/>
-                            <a:headEnd/>
-                            <a:tailEnd/>
-                          </a:ln>
-                        </pic:spPr>
-                      </pic:pic>
-                    </a:graphicData>
-                  </a:graphic>
-                </wp:inline>
-              </w:drawing>
-            </w:r>
-          </w:p>
-        </w:tc>
-        <w:tc>
-          <w:tcPr/>
-          <w:p>
-            <w:pPr>
-              <w:pStyle w:val="Compact"/>
-              <w:jc w:val="center"/>
-            </w:pPr>
-            <w:r>
-              <w:rPr>
-                <w:rFonts w:ascii="Times New Roman" w:hAnsi="Times New Roman" w:eastAsia="Times New Roman" w:cs="Times New Roman"/>
-              </w:rPr>
-              <w:drawing>
-                <wp:inline>
-                  <wp:extent cx="2667000" cy="1717956"/>
-                  <wp:effectExtent b="0" l="0" r="0" t="0"/>
-                  <wp:docPr descr="" title="" id="83" name="Picture"/>
-                  <a:graphic>
-                    <a:graphicData uri="http://schemas.openxmlformats.org/drawingml/2006/picture">
-                      <pic:pic>
-                        <pic:nvPicPr>
-                          <pic:cNvPr descr="889d0c1fa01079cfe5390c6dc3d4c3f3fc9c8adb5ea8997d98784d53a2078422.jpg" id="84" name="Picture"/>
-                          <pic:cNvPicPr>
-                            <a:picLocks noChangeArrowheads="1" noChangeAspect="1"/>
-                          </pic:cNvPicPr>
-                        </pic:nvPicPr>
-                        <pic:blipFill>
-                          <a:blip r:embed="rId82"/>
-                          <a:stretch>
-                            <a:fillRect/>
-                          </a:stretch>
-                        </pic:blipFill>
-                        <pic:spPr bwMode="auto">
-                          <a:xfrm>
-                            <a:off x="0" y="0"/>
-                            <a:ext cx="2667000" cy="1717956"/>
-                          </a:xfrm>
-                          <a:prstGeom prst="rect">
-                            <a:avLst/>
-                          </a:prstGeom>
-                          <a:noFill/>
-                          <a:ln w="9525">
-                            <a:noFill/>
-                            <a:headEnd/>
-                            <a:tailEnd/>
-                          </a:ln>
-                        </pic:spPr>
-                      </pic:pic>
-                    </a:graphicData>
-                  </a:graphic>
-                </wp:inline>
-              </w:drawing>
-            </w:r>
-          </w:p>
-        </w:tc>
-      </w:tr>
-      <w:tr>
-        <w:tc>
-          <w:tcPr/>
-          <w:p>
-            <w:pPr>
-              <w:pStyle w:val="Compact"/>
-              <w:jc w:val="center"/>
-            </w:pPr>
-            <w:r>
-              <w:rPr>
-                <w:rFonts w:ascii="Times New Roman" w:hAnsi="Times New Roman" w:eastAsia="Times New Roman" w:cs="Times New Roman"/>
-              </w:rPr>
-              <w:t xml:space="preserve">&gt; </w:t>
-            </w:r>
-            <w:r>
-              <w:rPr>
-                <w:rFonts w:hint="eastAsia" w:ascii="Times New Roman" w:hAnsi="Times New Roman" w:eastAsia="FangSong" w:cs="Times New Roman"/>
-              </w:rPr>
-              <w:t xml:space="preserve">图</w:t>
-            </w:r>
-            <w:r>
-              <w:rPr>
-                <w:rFonts w:ascii="Times New Roman" w:hAnsi="Times New Roman" w:eastAsia="Times New Roman" w:cs="Times New Roman"/>
-              </w:rPr>
-              <w:t xml:space="preserve"> </w:t>
-            </w:r>
-            <w:r>
-              <w:rPr>
-                <w:rFonts w:hint="eastAsia" w:ascii="Times New Roman" w:hAnsi="Times New Roman" w:eastAsia="Times New Roman" w:cs="Times New Roman"/>
-              </w:rPr>
-              <w:t>4-21：</w:t>
-            </w:r>
-            <w:r>
-              <w:rPr>
-                <w:rFonts w:hint="eastAsia" w:ascii="Times New Roman" w:hAnsi="Times New Roman" w:eastAsia="FangSong" w:cs="Times New Roman"/>
-              </w:rPr>
-              <w:t>配合物对手性空间排布</w:t>
-            </w:r>
-          </w:p>
-        </w:tc>
-        <w:tc>
-          <w:tcPr/>
-          <w:p>
-            <w:pPr>
-              <w:pStyle w:val="Compact"/>
-              <w:jc w:val="center"/>
-            </w:pPr>
-            <w:r>
-              <w:rPr>
-                <w:rFonts w:ascii="Times New Roman" w:hAnsi="Times New Roman" w:eastAsia="Times New Roman" w:cs="Times New Roman"/>
-              </w:rPr>
-              <w:t xml:space="preserve">&gt; </w:t>
-            </w:r>
-            <w:r>
-              <w:rPr>
-                <w:rFonts w:hint="eastAsia" w:ascii="Times New Roman" w:hAnsi="Times New Roman" w:eastAsia="FangSong" w:cs="Times New Roman"/>
-              </w:rPr>
-              <w:t xml:space="preserve">图</w:t>
-            </w:r>
-            <w:r>
-              <w:rPr>
-                <w:rFonts w:ascii="Times New Roman" w:hAnsi="Times New Roman" w:eastAsia="Times New Roman" w:cs="Times New Roman"/>
-              </w:rPr>
-              <w:t xml:space="preserve"> </w:t>
-            </w:r>
-            <w:r>
-              <w:rPr>
-                <w:rFonts w:hint="eastAsia" w:ascii="Times New Roman" w:hAnsi="Times New Roman" w:eastAsia="Times New Roman" w:cs="Times New Roman"/>
-              </w:rPr>
-              <w:t>4-22：</w:t>
-            </w:r>
-            <w:r>
-              <w:rPr>
-                <w:rFonts w:hint="eastAsia" w:ascii="Times New Roman" w:hAnsi="Times New Roman" w:eastAsia="FangSong" w:cs="Times New Roman"/>
-              </w:rPr>
-              <w:t>夹心配合物轨道能级图</w:t>
-            </w:r>
-          </w:p>
-        </w:tc>
-      </w:tr>
-    </w:tbl>
-    <w:p>
-      <w:pPr>
-        <w:pStyle w:val="Compact"/>
-        <w:numPr>
-          <w:ilvl w:val="0"/>
-          <w:numId w:val="1001"/>
-        </w:numPr>
-        <w:spacing w:before="120"/>
-        <w:ind w:firstLine="420"/>
-      </w:pPr>
-      <w:r>
-        <w:rPr>
-          <w:rFonts w:hint="eastAsia" w:ascii="Times New Roman" w:hAnsi="Times New Roman" w:eastAsia="FangSong" w:cs="Times New Roman"/>
-          <w:b/>
-          <w:bCs/>
-        </w:rPr>
-        <w:t xml:space="preserve">手性判定机械依赖手性碳与忽视</w:t>
-      </w:r>
-      <w:r>
-        <w:rPr>
-          <w:rFonts w:ascii="Times New Roman" w:hAnsi="Times New Roman" w:eastAsia="Times New Roman" w:cs="Times New Roman"/>
-          <w:b/>
-          <w:bCs/>
-        </w:rPr>
-        <w:t xml:space="preserve"> </w:t>
-      </w:r>
-      <m:oMath>
-        <m:sSub>
-          <m:e>
-            <m:r>
-              <m:t>S</m:t>
-            </m:r>
-          </m:e>
-          <m:sub>
-            <m:r>
-              <m:t>4</m:t>
-            </m:r>
-          </m:sub>
-        </m:sSub>
-      </m:oMath>
-      <w:r>
-        <w:rPr>
-          <w:rFonts w:ascii="Times New Roman" w:hAnsi="Times New Roman" w:eastAsia="Times New Roman" w:cs="Times New Roman"/>
-          <w:b/>
-          <w:bCs/>
-        </w:rPr>
-        <w:t xml:space="preserve"> </w:t>
-      </w:r>
-      <w:r>
-        <w:rPr>
-          <w:rFonts w:hint="eastAsia" w:ascii="Times New Roman" w:hAnsi="Times New Roman" w:eastAsia="FangSong" w:cs="Times New Roman"/>
-          <w:b/>
-          <w:bCs/>
-        </w:rPr>
-        <w:t xml:space="preserve">轴陷阱</w:t>
-      </w:r>
-      <w:r>
-        <w:rPr>
-          <w:rFonts w:hint="eastAsia" w:ascii="Times New Roman" w:hAnsi="Times New Roman" w:eastAsia="Times New Roman" w:cs="Times New Roman"/>
-        </w:rPr>
-        <w:t xml:space="preserve">：</w:t>
-      </w:r>
-      <w:r>
-        <w:rPr>
-          <w:rFonts w:ascii="Times New Roman" w:hAnsi="Times New Roman" w:eastAsia="Times New Roman" w:cs="Times New Roman"/>
-        </w:rPr>
-        <w:t xml:space="preserve"> </w:t>
-      </w:r>
-      <w:r>
-        <w:rPr>
-          <w:rFonts w:hint="eastAsia" w:ascii="Times New Roman" w:hAnsi="Times New Roman" w:eastAsia="FangSong" w:cs="Times New Roman"/>
-        </w:rPr>
-        <w:t>大量选手机械背诵</w:t>
-      </w:r>
-      <w:r>
-        <w:rPr>
-          <w:rFonts w:hint="eastAsia" w:ascii="Times New Roman" w:hAnsi="Times New Roman" w:eastAsia="Times New Roman" w:cs="Times New Roman"/>
-        </w:rPr>
-        <w:t>“</w:t>
-      </w:r>
-      <w:r>
-        <w:rPr>
-          <w:rFonts w:hint="eastAsia" w:ascii="Times New Roman" w:hAnsi="Times New Roman" w:eastAsia="FangSong" w:cs="Times New Roman"/>
-        </w:rPr>
-        <w:t>有手性碳就有手性</w:t>
-      </w:r>
-      <w:r>
-        <w:rPr>
-          <w:rFonts w:hint="eastAsia" w:ascii="Times New Roman" w:hAnsi="Times New Roman" w:eastAsia="Times New Roman" w:cs="Times New Roman"/>
-        </w:rPr>
-        <w:t>，</w:t>
-      </w:r>
-      <w:r>
-        <w:rPr>
-          <w:rFonts w:hint="eastAsia" w:ascii="Times New Roman" w:hAnsi="Times New Roman" w:eastAsia="FangSong" w:cs="Times New Roman"/>
-        </w:rPr>
-        <w:t>无手性面和对称中心就有手性</w:t>
-      </w:r>
-      <w:r>
-        <w:rPr>
-          <w:rFonts w:hint="eastAsia" w:ascii="Times New Roman" w:hAnsi="Times New Roman" w:eastAsia="Times New Roman" w:cs="Times New Roman"/>
-        </w:rPr>
-        <w:t>”。</w:t>
-      </w:r>
-      <w:r>
-        <w:rPr>
-          <w:rFonts w:hint="eastAsia" w:ascii="Times New Roman" w:hAnsi="Times New Roman" w:eastAsia="FangSong" w:cs="Times New Roman"/>
-        </w:rPr>
-        <w:t>在面对螺环烃</w:t>
-      </w:r>
-      <w:r>
-        <w:rPr>
-          <w:rFonts w:hint="eastAsia" w:ascii="Times New Roman" w:hAnsi="Times New Roman" w:eastAsia="Times New Roman" w:cs="Times New Roman"/>
-        </w:rPr>
-        <w:t>、</w:t>
-      </w:r>
-      <w:r>
-        <w:rPr>
-          <w:rFonts w:hint="eastAsia" w:ascii="Times New Roman" w:hAnsi="Times New Roman" w:eastAsia="FangSong" w:cs="Times New Roman"/>
-        </w:rPr>
-        <w:t>联苯类受阻旋转分子或环辛四烯四取代衍生物时</w:t>
-      </w:r>
-      <w:r>
-        <w:rPr>
-          <w:rFonts w:hint="eastAsia" w:ascii="Times New Roman" w:hAnsi="Times New Roman" w:eastAsia="Times New Roman" w:cs="Times New Roman"/>
-        </w:rPr>
-        <w:t>，</w:t>
-      </w:r>
-      <w:r>
-        <w:rPr>
-          <w:rFonts w:hint="eastAsia" w:ascii="Times New Roman" w:hAnsi="Times New Roman" w:eastAsia="FangSong" w:cs="Times New Roman"/>
-        </w:rPr>
-        <w:t>若忽略了映转轴</w:t>
-      </w:r>
-      <w:r>
-        <w:rPr>
-          <w:rFonts w:ascii="Times New Roman" w:hAnsi="Times New Roman" w:eastAsia="Times New Roman" w:cs="Times New Roman"/>
-        </w:rPr>
-        <w:t xml:space="preserve"> </w:t>
-      </w:r>
-      <m:oMath>
-        <m:sSub>
-          <m:e>
-            <m:r>
-              <m:t>S</m:t>
-            </m:r>
-          </m:e>
-          <m:sub>
-            <m:r>
-              <m:t>n</m:t>
-            </m:r>
-          </m:sub>
-        </m:sSub>
-      </m:oMath>
-      <w:r>
-        <w:rPr>
-          <w:rFonts w:ascii="Times New Roman" w:hAnsi="Times New Roman" w:eastAsia="Times New Roman" w:cs="Times New Roman"/>
-        </w:rPr>
-        <w:t xml:space="preserve"> </w:t>
-      </w:r>
-      <w:r>
-        <w:rPr>
-          <w:rFonts w:hint="eastAsia" w:ascii="Times New Roman" w:hAnsi="Times New Roman" w:eastAsia="FangSong" w:cs="Times New Roman"/>
-        </w:rPr>
-        <w:t>的存在</w:t>
-      </w:r>
-      <w:r>
-        <w:rPr>
-          <w:rFonts w:hint="eastAsia" w:ascii="Times New Roman" w:hAnsi="Times New Roman" w:eastAsia="Times New Roman" w:cs="Times New Roman"/>
-        </w:rPr>
-        <w:t>，</w:t>
-      </w:r>
-      <w:r>
-        <w:rPr>
-          <w:rFonts w:hint="eastAsia" w:ascii="Times New Roman" w:hAnsi="Times New Roman" w:eastAsia="FangSong" w:cs="Times New Roman"/>
-        </w:rPr>
-        <w:t>将误判为手性分子</w:t>
-      </w:r>
-      <w:r>
-        <w:rPr>
-          <w:rFonts w:hint="eastAsia" w:ascii="Times New Roman" w:hAnsi="Times New Roman" w:eastAsia="Times New Roman" w:cs="Times New Roman"/>
-        </w:rPr>
-        <w:t>。</w:t>
-      </w:r>
-      <w:r>
-        <w:rPr>
-          <w:rFonts w:hint="eastAsia" w:ascii="Times New Roman" w:hAnsi="Times New Roman" w:eastAsia="FangSong" w:cs="Times New Roman"/>
-        </w:rPr>
-        <w:t>必须谨记经典反例</w:t>
-      </w:r>
-      <w:r>
-        <w:rPr>
-          <w:rFonts w:hint="eastAsia" w:ascii="Times New Roman" w:hAnsi="Times New Roman" w:eastAsia="Times New Roman" w:cs="Times New Roman"/>
-        </w:rPr>
-        <w:t>：</w:t>
-      </w:r>
-      <w:r>
-        <w:rPr>
-          <w:rFonts w:hint="eastAsia" w:ascii="Times New Roman" w:hAnsi="Times New Roman" w:eastAsia="FangSong" w:cs="Times New Roman"/>
-        </w:rPr>
-        <w:t>若分子含有四重映转轴</w:t>
-      </w:r>
-      <w:r>
-        <w:rPr>
-          <w:rFonts w:ascii="Times New Roman" w:hAnsi="Times New Roman" w:eastAsia="Times New Roman" w:cs="Times New Roman"/>
-        </w:rPr>
-        <w:t xml:space="preserve"> </w:t>
-      </w:r>
-      <m:oMath>
-        <m:sSub>
-          <m:e>
-            <m:r>
-              <m:t>S</m:t>
-            </m:r>
-          </m:e>
-          <m:sub>
-            <m:r>
-              <m:t>4</m:t>
-            </m:r>
-          </m:sub>
-        </m:sSub>
-      </m:oMath>
-      <w:r>
-        <w:rPr>
-          <w:rFonts w:hint="eastAsia" w:ascii="Times New Roman" w:hAnsi="Times New Roman" w:eastAsia="Times New Roman" w:cs="Times New Roman"/>
-        </w:rPr>
-        <w:t>（</w:t>
-      </w:r>
-      <w:r>
-        <w:rPr>
-          <w:rFonts w:hint="eastAsia" w:ascii="Times New Roman" w:hAnsi="Times New Roman" w:eastAsia="FangSong" w:cs="Times New Roman"/>
-        </w:rPr>
-        <w:t>旋转</w:t>
-      </w:r>
-      <w:r>
-        <w:rPr>
-          <w:rFonts w:ascii="Times New Roman" w:hAnsi="Times New Roman" w:eastAsia="Times New Roman" w:cs="Times New Roman"/>
-        </w:rPr>
-        <w:t xml:space="preserve"> 90° </w:t>
-      </w:r>
-      <w:r>
-        <w:rPr>
-          <w:rFonts w:hint="eastAsia" w:ascii="Times New Roman" w:hAnsi="Times New Roman" w:eastAsia="FangSong" w:cs="Times New Roman"/>
-        </w:rPr>
-        <w:t>紧接着水平镜像反射与自身重合</w:t>
-      </w:r>
-      <w:r>
-        <w:rPr>
-          <w:rFonts w:hint="eastAsia" w:ascii="Times New Roman" w:hAnsi="Times New Roman" w:eastAsia="Times New Roman" w:cs="Times New Roman"/>
-        </w:rPr>
-        <w:t>），</w:t>
-      </w:r>
-      <w:r>
-        <w:rPr>
-          <w:rFonts w:hint="eastAsia" w:ascii="Times New Roman" w:hAnsi="Times New Roman" w:eastAsia="FangSong" w:cs="Times New Roman"/>
-        </w:rPr>
-        <w:t>尽管分子内部既无对称面</w:t>
-      </w:r>
-      <w:r>
-        <w:rPr>
-          <w:rFonts w:ascii="Times New Roman" w:hAnsi="Times New Roman" w:eastAsia="Times New Roman" w:cs="Times New Roman"/>
-        </w:rPr>
-        <w:t xml:space="preserve"> </w:t>
-      </w:r>
-      <m:oMath>
-        <m:r>
-          <m:t>σ</m:t>
-        </m:r>
-      </m:oMath>
-      <w:r>
-        <w:rPr>
-          <w:rFonts w:ascii="Times New Roman" w:hAnsi="Times New Roman" w:eastAsia="Times New Roman" w:cs="Times New Roman"/>
-        </w:rPr>
-        <w:t xml:space="preserve"> </w:t>
-      </w:r>
-      <w:r>
-        <w:rPr>
-          <w:rFonts w:hint="eastAsia" w:ascii="Times New Roman" w:hAnsi="Times New Roman" w:eastAsia="FangSong" w:cs="Times New Roman"/>
-        </w:rPr>
-        <w:t xml:space="preserve">亦无对称中心</w:t>
-      </w:r>
-      <w:r>
-        <w:rPr>
-          <w:rFonts w:ascii="Times New Roman" w:hAnsi="Times New Roman" w:eastAsia="Times New Roman" w:cs="Times New Roman"/>
-        </w:rPr>
-        <w:t xml:space="preserve"> </w:t>
-      </w:r>
-      <m:oMath>
-        <m:r>
-          <m:t>i</m:t>
-        </m:r>
-      </m:oMath>
-      <w:r>
-        <w:rPr>
-          <w:rFonts w:hint="eastAsia" w:ascii="Times New Roman" w:hAnsi="Times New Roman" w:eastAsia="Times New Roman" w:cs="Times New Roman"/>
-        </w:rPr>
-        <w:t>，</w:t>
-      </w:r>
-      <w:r>
-        <w:rPr>
-          <w:rFonts w:hint="eastAsia" w:ascii="Times New Roman" w:hAnsi="Times New Roman" w:eastAsia="FangSong" w:cs="Times New Roman"/>
-        </w:rPr>
-        <w:t>该分子依然是完全非手性的内消旋体</w:t>
-      </w:r>
-      <w:r>
-        <w:rPr>
-          <w:rFonts w:hint="eastAsia" w:ascii="Times New Roman" w:hAnsi="Times New Roman" w:eastAsia="Times New Roman" w:cs="Times New Roman"/>
-        </w:rPr>
-        <w:t>。</w:t>
-      </w:r>
-    </w:p>
-    <w:p>
-      <w:pPr>
-        <w:pStyle w:val="Compact"/>
-        <w:numPr>
-          <w:ilvl w:val="0"/>
-          <w:numId w:val="1001"/>
-        </w:numPr>
-        <w:ind w:firstLine="420"/>
-      </w:pPr>
-      <w:r>
-        <w:rPr>
-          <w:rFonts w:hint="eastAsia" w:ascii="Times New Roman" w:hAnsi="Times New Roman" w:eastAsia="FangSong" w:cs="Times New Roman"/>
-          <w:b/>
-          <w:bCs/>
-        </w:rPr>
-        <w:t xml:space="preserve">映转轴</w:t>
-      </w:r>
-      <w:r>
-        <w:rPr>
-          <w:rFonts w:ascii="Times New Roman" w:hAnsi="Times New Roman" w:eastAsia="Times New Roman" w:cs="Times New Roman"/>
-          <w:b/>
-          <w:bCs/>
-        </w:rPr>
-        <w:t xml:space="preserve"> </w:t>
-      </w:r>
-      <m:oMath>
-        <m:sSub>
-          <m:e>
-            <m:r>
-              <m:t>S</m:t>
-            </m:r>
-          </m:e>
-          <m:sub>
-            <m:r>
-              <m:t>n</m:t>
-            </m:r>
-          </m:sub>
-        </m:sSub>
-      </m:oMath>
-      <w:r>
-        <w:rPr>
-          <w:rFonts w:ascii="Times New Roman" w:hAnsi="Times New Roman" w:eastAsia="Times New Roman" w:cs="Times New Roman"/>
-          <w:b/>
-          <w:bCs/>
-        </w:rPr>
-        <w:t xml:space="preserve"> </w:t>
-      </w:r>
-      <w:r>
-        <w:rPr>
-          <w:rFonts w:hint="eastAsia" w:ascii="Times New Roman" w:hAnsi="Times New Roman" w:eastAsia="FangSong" w:cs="Times New Roman"/>
-          <w:b/>
-          <w:bCs/>
-        </w:rPr>
-        <w:t xml:space="preserve">与固有旋转轴及反演操作阶数混淆陷阱</w:t>
-      </w:r>
-      <w:r>
-        <w:rPr>
-          <w:rFonts w:hint="eastAsia" w:ascii="Times New Roman" w:hAnsi="Times New Roman" w:eastAsia="Times New Roman" w:cs="Times New Roman"/>
-        </w:rPr>
-        <w:t xml:space="preserve">：</w:t>
-      </w:r>
-      <w:r>
-        <w:rPr>
-          <w:rFonts w:ascii="Times New Roman" w:hAnsi="Times New Roman" w:eastAsia="Times New Roman" w:cs="Times New Roman"/>
-        </w:rPr>
-        <w:t xml:space="preserve"> </w:t>
-      </w:r>
-      <w:r>
-        <w:rPr>
-          <w:rFonts w:hint="eastAsia" w:ascii="Times New Roman" w:hAnsi="Times New Roman" w:eastAsia="FangSong" w:cs="Times New Roman"/>
-        </w:rPr>
-        <w:t>对映转轴与其它对称元素的代数关系模糊</w:t>
-      </w:r>
-      <w:r>
-        <w:rPr>
-          <w:rFonts w:hint="eastAsia" w:ascii="Times New Roman" w:hAnsi="Times New Roman" w:eastAsia="Times New Roman" w:cs="Times New Roman"/>
-        </w:rPr>
-        <w:t>。</w:t>
-      </w:r>
-      <w:r>
-        <w:rPr>
-          <w:rFonts w:hint="eastAsia" w:ascii="Times New Roman" w:hAnsi="Times New Roman" w:eastAsia="FangSong" w:cs="Times New Roman"/>
-        </w:rPr>
-        <w:t>必须掌握</w:t>
-      </w:r>
-      <w:r>
-        <w:rPr>
-          <w:rFonts w:hint="eastAsia" w:ascii="Times New Roman" w:hAnsi="Times New Roman" w:eastAsia="Times New Roman" w:cs="Times New Roman"/>
-        </w:rPr>
-        <w:t>：</w:t>
-      </w:r>
-      <w:r>
-        <w:rPr>
-          <w:rFonts w:hint="eastAsia" w:ascii="Times New Roman" w:hAnsi="Times New Roman" w:eastAsia="FangSong" w:cs="Times New Roman"/>
-        </w:rPr>
-        <w:t>当</w:t>
-      </w:r>
-      <w:r>
-        <w:rPr>
-          <w:rFonts w:ascii="Times New Roman" w:hAnsi="Times New Roman" w:eastAsia="Times New Roman" w:cs="Times New Roman"/>
-        </w:rPr>
-        <w:t xml:space="preserve"> </w:t>
-      </w:r>
-      <m:oMath>
-        <m:r>
-          <m:t>n</m:t>
-        </m:r>
-      </m:oMath>
-      <w:r>
-        <w:rPr>
-          <w:rFonts w:ascii="Times New Roman" w:hAnsi="Times New Roman" w:eastAsia="Times New Roman" w:cs="Times New Roman"/>
-        </w:rPr>
-        <w:t xml:space="preserve"> </w:t>
-      </w:r>
-      <w:r>
-        <w:rPr>
-          <w:rFonts w:hint="eastAsia" w:ascii="Times New Roman" w:hAnsi="Times New Roman" w:eastAsia="FangSong" w:cs="Times New Roman"/>
-        </w:rPr>
-        <w:t>为奇数时</w:t>
-      </w:r>
-      <w:r>
-        <w:rPr>
-          <w:rFonts w:hint="eastAsia" w:ascii="Times New Roman" w:hAnsi="Times New Roman" w:eastAsia="Times New Roman" w:cs="Times New Roman"/>
-        </w:rPr>
-        <w:t>，</w:t>
-      </w:r>
-      <m:oMath>
-        <m:sSub>
-          <m:e>
-            <m:r>
-              <m:t>S</m:t>
-            </m:r>
-          </m:e>
-          <m:sub>
-            <m:r>
-              <m:t>n</m:t>
-            </m:r>
-          </m:sub>
-        </m:sSub>
-      </m:oMath>
-      <w:r>
-        <w:rPr>
-          <w:rFonts w:ascii="Times New Roman" w:hAnsi="Times New Roman" w:eastAsia="Times New Roman" w:cs="Times New Roman"/>
-        </w:rPr>
-        <w:t xml:space="preserve"> </w:t>
-      </w:r>
-      <w:r>
-        <w:rPr>
-          <w:rFonts w:hint="eastAsia" w:ascii="Times New Roman" w:hAnsi="Times New Roman" w:eastAsia="FangSong" w:cs="Times New Roman"/>
-        </w:rPr>
-        <w:t xml:space="preserve">轴的操作必须重复循环</w:t>
-      </w:r>
-      <w:r>
-        <w:rPr>
-          <w:rFonts w:ascii="Times New Roman" w:hAnsi="Times New Roman" w:eastAsia="Times New Roman" w:cs="Times New Roman"/>
-        </w:rPr>
-        <w:t xml:space="preserve"> </w:t>
-      </w:r>
-      <m:oMath>
-        <m:r>
-          <m:t>2</m:t>
-        </m:r>
-        <m:r>
-          <m:t>n</m:t>
-        </m:r>
-      </m:oMath>
-      <w:r>
-        <w:rPr>
-          <w:rFonts w:ascii="Times New Roman" w:hAnsi="Times New Roman" w:eastAsia="Times New Roman" w:cs="Times New Roman"/>
-        </w:rPr>
-        <w:t xml:space="preserve"> </w:t>
-      </w:r>
-      <w:r>
-        <w:rPr>
-          <w:rFonts w:hint="eastAsia" w:ascii="Times New Roman" w:hAnsi="Times New Roman" w:eastAsia="FangSong" w:cs="Times New Roman"/>
-        </w:rPr>
-        <w:t xml:space="preserve">次才能返回恒等元</w:t>
-      </w:r>
-      <w:r>
-        <w:rPr>
-          <w:rFonts w:ascii="Times New Roman" w:hAnsi="Times New Roman" w:eastAsia="Times New Roman" w:cs="Times New Roman"/>
-        </w:rPr>
-        <w:t xml:space="preserve"> </w:t>
-      </w:r>
-      <m:oMath>
-        <m:r>
-          <m:t>E</m:t>
-        </m:r>
-      </m:oMath>
-      <w:r>
-        <w:rPr>
-          <w:rFonts w:hint="eastAsia" w:ascii="Times New Roman" w:hAnsi="Times New Roman" w:eastAsia="Times New Roman" w:cs="Times New Roman"/>
-        </w:rPr>
-        <w:t>，</w:t>
-      </w:r>
-      <w:r>
-        <w:rPr>
-          <w:rFonts w:hint="eastAsia" w:ascii="Times New Roman" w:hAnsi="Times New Roman" w:eastAsia="FangSong" w:cs="Times New Roman"/>
-        </w:rPr>
-        <w:t>且必然同时催生出独立的</w:t>
-      </w:r>
-      <w:r>
-        <w:rPr>
-          <w:rFonts w:ascii="Times New Roman" w:hAnsi="Times New Roman" w:eastAsia="Times New Roman" w:cs="Times New Roman"/>
-        </w:rPr>
-        <w:t xml:space="preserve"> </w:t>
-      </w:r>
-      <m:oMath>
-        <m:sSub>
-          <m:e>
-            <m:r>
-              <m:t>C</m:t>
-            </m:r>
-          </m:e>
-          <m:sub>
-            <m:r>
-              <m:t>n</m:t>
-            </m:r>
-          </m:sub>
-        </m:sSub>
-      </m:oMath>
-      <w:r>
-        <w:rPr>
-          <w:rFonts w:ascii="Times New Roman" w:hAnsi="Times New Roman" w:eastAsia="Times New Roman" w:cs="Times New Roman"/>
-        </w:rPr>
-        <w:t xml:space="preserve"> </w:t>
-      </w:r>
-      <w:r>
-        <w:rPr>
-          <w:rFonts w:hint="eastAsia" w:ascii="Times New Roman" w:hAnsi="Times New Roman" w:eastAsia="FangSong" w:cs="Times New Roman"/>
-        </w:rPr>
-        <w:t xml:space="preserve">轴和水平对称面</w:t>
-      </w:r>
-      <w:r>
-        <w:rPr>
-          <w:rFonts w:ascii="Times New Roman" w:hAnsi="Times New Roman" w:eastAsia="Times New Roman" w:cs="Times New Roman"/>
-        </w:rPr>
-        <w:t xml:space="preserve"> </w:t>
-      </w:r>
-      <m:oMath>
-        <m:sSub>
-          <m:e>
-            <m:r>
-              <m:t>σ</m:t>
-            </m:r>
-          </m:e>
-          <m:sub>
-            <m:r>
-              <m:t>h</m:t>
-            </m:r>
-          </m:sub>
-        </m:sSub>
-      </m:oMath>
-      <w:r>
-        <w:rPr>
-          <w:rFonts w:hint="eastAsia" w:ascii="Times New Roman" w:hAnsi="Times New Roman" w:eastAsia="Times New Roman" w:cs="Times New Roman"/>
-        </w:rPr>
-        <w:t>（</w:t>
-      </w:r>
-      <w:r>
-        <w:rPr>
-          <w:rFonts w:hint="eastAsia" w:ascii="Times New Roman" w:hAnsi="Times New Roman" w:eastAsia="FangSong" w:cs="Times New Roman"/>
-        </w:rPr>
-        <w:t>例如</w:t>
-      </w:r>
-      <w:r>
-        <w:rPr>
-          <w:rFonts w:ascii="Times New Roman" w:hAnsi="Times New Roman" w:eastAsia="Times New Roman" w:cs="Times New Roman"/>
-        </w:rPr>
-        <w:t xml:space="preserve"> </w:t>
-      </w:r>
-      <m:oMath>
-        <m:sSub>
-          <m:e>
-            <m:r>
-              <m:t>S</m:t>
-            </m:r>
-          </m:e>
-          <m:sub>
-            <m:r>
-              <m:t>3</m:t>
-            </m:r>
-          </m:sub>
-        </m:sSub>
-      </m:oMath>
-      <w:r>
-        <w:rPr>
-          <w:rFonts w:ascii="Times New Roman" w:hAnsi="Times New Roman" w:eastAsia="Times New Roman" w:cs="Times New Roman"/>
-        </w:rPr>
-        <w:t xml:space="preserve"> </w:t>
-      </w:r>
-      <w:r>
-        <w:rPr>
-          <w:rFonts w:hint="eastAsia" w:ascii="Times New Roman" w:hAnsi="Times New Roman" w:eastAsia="FangSong" w:cs="Times New Roman"/>
-        </w:rPr>
-        <w:t xml:space="preserve">必定伴生</w:t>
-      </w:r>
-      <w:r>
-        <w:rPr>
-          <w:rFonts w:ascii="Times New Roman" w:hAnsi="Times New Roman" w:eastAsia="Times New Roman" w:cs="Times New Roman"/>
-        </w:rPr>
-        <w:t xml:space="preserve"> </w:t>
-      </w:r>
-      <m:oMath>
-        <m:sSub>
-          <m:e>
-            <m:r>
-              <m:t>C</m:t>
-            </m:r>
-          </m:e>
-          <m:sub>
-            <m:r>
-              <m:t>3</m:t>
-            </m:r>
-          </m:sub>
-        </m:sSub>
-      </m:oMath>
-      <w:r>
-        <w:rPr>
-          <w:rFonts w:ascii="Times New Roman" w:hAnsi="Times New Roman" w:eastAsia="Times New Roman" w:cs="Times New Roman"/>
-        </w:rPr>
-        <w:t xml:space="preserve"> </w:t>
-      </w:r>
-      <w:r>
-        <w:rPr>
-          <w:rFonts w:hint="eastAsia" w:ascii="Times New Roman" w:hAnsi="Times New Roman" w:eastAsia="FangSong" w:cs="Times New Roman"/>
-        </w:rPr>
-        <w:t xml:space="preserve">与</w:t>
-      </w:r>
-      <w:r>
-        <w:rPr>
-          <w:rFonts w:ascii="Times New Roman" w:hAnsi="Times New Roman" w:eastAsia="Times New Roman" w:cs="Times New Roman"/>
-        </w:rPr>
-        <w:t xml:space="preserve"> </w:t>
-      </w:r>
-      <m:oMath>
-        <m:sSub>
-          <m:e>
-            <m:r>
-              <m:t>σ</m:t>
-            </m:r>
-          </m:e>
-          <m:sub>
-            <m:r>
-              <m:t>h</m:t>
-            </m:r>
-          </m:sub>
-        </m:sSub>
-      </m:oMath>
-      <w:r>
-        <w:rPr>
-          <w:rFonts w:hint="eastAsia" w:ascii="Times New Roman" w:hAnsi="Times New Roman" w:eastAsia="Times New Roman" w:cs="Times New Roman"/>
-        </w:rPr>
-        <w:t>）；</w:t>
-      </w:r>
-      <w:r>
-        <w:rPr>
-          <w:rFonts w:hint="eastAsia" w:ascii="Times New Roman" w:hAnsi="Times New Roman" w:eastAsia="FangSong" w:cs="Times New Roman"/>
-        </w:rPr>
-        <w:t>当</w:t>
-      </w:r>
-      <w:r>
-        <w:rPr>
-          <w:rFonts w:ascii="Times New Roman" w:hAnsi="Times New Roman" w:eastAsia="Times New Roman" w:cs="Times New Roman"/>
-        </w:rPr>
-        <w:t xml:space="preserve"> </w:t>
-      </w:r>
-      <m:oMath>
-        <m:r>
-          <m:t>n</m:t>
-        </m:r>
-      </m:oMath>
-      <w:r>
-        <w:rPr>
-          <w:rFonts w:ascii="Times New Roman" w:hAnsi="Times New Roman" w:eastAsia="Times New Roman" w:cs="Times New Roman"/>
-        </w:rPr>
-        <w:t xml:space="preserve"> </w:t>
-      </w:r>
-      <w:r>
-        <w:rPr>
-          <w:rFonts w:hint="eastAsia" w:ascii="Times New Roman" w:hAnsi="Times New Roman" w:eastAsia="FangSong" w:cs="Times New Roman"/>
-        </w:rPr>
-        <w:t>为偶数时</w:t>
-      </w:r>
-      <w:r>
-        <w:rPr>
-          <w:rFonts w:hint="eastAsia" w:ascii="Times New Roman" w:hAnsi="Times New Roman" w:eastAsia="Times New Roman" w:cs="Times New Roman"/>
-        </w:rPr>
-        <w:t>，</w:t>
-      </w:r>
-      <m:oMath>
-        <m:sSub>
-          <m:e>
-            <m:r>
-              <m:t>S</m:t>
-            </m:r>
-          </m:e>
-          <m:sub>
-            <m:r>
-              <m:t>n</m:t>
-            </m:r>
-          </m:sub>
-        </m:sSub>
-      </m:oMath>
-      <w:r>
-        <w:rPr>
-          <w:rFonts w:ascii="Times New Roman" w:hAnsi="Times New Roman" w:eastAsia="Times New Roman" w:cs="Times New Roman"/>
-        </w:rPr>
-        <w:t xml:space="preserve"> </w:t>
-      </w:r>
-      <w:r>
-        <w:rPr>
-          <w:rFonts w:hint="eastAsia" w:ascii="Times New Roman" w:hAnsi="Times New Roman" w:eastAsia="FangSong" w:cs="Times New Roman"/>
-        </w:rPr>
-        <w:t xml:space="preserve">循环</w:t>
-      </w:r>
-      <w:r>
-        <w:rPr>
-          <w:rFonts w:ascii="Times New Roman" w:hAnsi="Times New Roman" w:eastAsia="Times New Roman" w:cs="Times New Roman"/>
-        </w:rPr>
-        <w:t xml:space="preserve"> </w:t>
-      </w:r>
-      <m:oMath>
-        <m:r>
-          <m:t>n</m:t>
-        </m:r>
-      </m:oMath>
-      <w:r>
-        <w:rPr>
-          <w:rFonts w:ascii="Times New Roman" w:hAnsi="Times New Roman" w:eastAsia="Times New Roman" w:cs="Times New Roman"/>
-        </w:rPr>
-        <w:t xml:space="preserve"> </w:t>
-      </w:r>
-      <w:r>
-        <w:rPr>
-          <w:rFonts w:hint="eastAsia" w:ascii="Times New Roman" w:hAnsi="Times New Roman" w:eastAsia="FangSong" w:cs="Times New Roman"/>
-        </w:rPr>
-        <w:t xml:space="preserve">次即返回</w:t>
-      </w:r>
-      <w:r>
-        <w:rPr>
-          <w:rFonts w:ascii="Times New Roman" w:hAnsi="Times New Roman" w:eastAsia="Times New Roman" w:cs="Times New Roman"/>
-        </w:rPr>
-        <w:t xml:space="preserve"> </w:t>
-      </w:r>
-      <m:oMath>
-        <m:r>
-          <m:t>E</m:t>
-        </m:r>
-      </m:oMath>
-      <w:r>
-        <w:rPr>
-          <w:rFonts w:hint="eastAsia" w:ascii="Times New Roman" w:hAnsi="Times New Roman" w:eastAsia="Times New Roman" w:cs="Times New Roman"/>
-        </w:rPr>
-        <w:t>，</w:t>
-      </w:r>
-      <w:r>
-        <w:rPr>
-          <w:rFonts w:hint="eastAsia" w:ascii="Times New Roman" w:hAnsi="Times New Roman" w:eastAsia="FangSong" w:cs="Times New Roman"/>
-        </w:rPr>
-        <w:t>且</w:t>
-      </w:r>
-      <w:r>
-        <w:rPr>
-          <w:rFonts w:ascii="Times New Roman" w:hAnsi="Times New Roman" w:eastAsia="Times New Roman" w:cs="Times New Roman"/>
-        </w:rPr>
-        <w:t xml:space="preserve"> </w:t>
-      </w:r>
-      <m:oMath>
-        <m:oMathPr>
-          <m:ctrlPr>
-            <w:rPr>
-              <w:sz w:val="28"/>
-              <w:szCs w:val="28"/>
-            </w:rPr>
-          </m:ctrlPr>
-        </m:oMathPr>
-        <m:sSubSup>
-          <m:e>
-            <m:r>
-              <m:t>S</m:t>
-            </m:r>
-          </m:e>
-          <m:sub>
-            <m:r>
-              <m:t>n</m:t>
-            </m:r>
-          </m:sub>
-          <m:sup>
-            <m:r>
-              <m:t>n</m:t>
-            </m:r>
-            <m:r>
-              <m:rPr>
-                <m:sty m:val="p"/>
-              </m:rPr>
-              <m:t>/</m:t>
-            </m:r>
-            <m:r>
-              <m:t>2</m:t>
-            </m:r>
-          </m:sup>
-        </m:sSubSup>
-        <m:r>
-          <m:rPr>
-            <m:sty m:val="p"/>
-          </m:rPr>
-          <m:t>=</m:t>
-        </m:r>
-        <m:r>
-          <m:t>i</m:t>
-        </m:r>
-      </m:oMath>
-      <w:r>
-        <w:rPr>
-          <w:rFonts w:ascii="Times New Roman" w:hAnsi="Times New Roman" w:eastAsia="Times New Roman" w:cs="Times New Roman"/>
-        </w:rPr>
-        <w:t xml:space="preserve"> </w:t>
-      </w:r>
-      <w:r>
-        <w:rPr>
-          <w:rFonts w:hint="eastAsia" w:ascii="Times New Roman" w:hAnsi="Times New Roman" w:eastAsia="FangSong" w:cs="Times New Roman"/>
-        </w:rPr>
-        <w:t xml:space="preserve">仅当</w:t>
-      </w:r>
-      <w:r>
-        <w:rPr>
-          <w:rFonts w:ascii="Times New Roman" w:hAnsi="Times New Roman" w:eastAsia="Times New Roman" w:cs="Times New Roman"/>
-        </w:rPr>
-        <w:t xml:space="preserve"> </w:t>
-      </w:r>
-      <m:oMath>
-        <m:r>
-          <m:t>n</m:t>
-        </m:r>
-        <m:r>
-          <m:rPr>
-            <m:sty m:val="p"/>
-          </m:rPr>
-          <m:t>/</m:t>
-        </m:r>
-        <m:r>
-          <m:t>2</m:t>
-        </m:r>
-      </m:oMath>
-      <w:r>
-        <w:rPr>
-          <w:rFonts w:ascii="Times New Roman" w:hAnsi="Times New Roman" w:eastAsia="Times New Roman" w:cs="Times New Roman"/>
-        </w:rPr>
-        <w:t xml:space="preserve"> </w:t>
-      </w:r>
-      <w:r>
-        <w:rPr>
-          <w:rFonts w:hint="eastAsia" w:ascii="Times New Roman" w:hAnsi="Times New Roman" w:eastAsia="FangSong" w:cs="Times New Roman"/>
-        </w:rPr>
-        <w:t>为奇数时成立</w:t>
-      </w:r>
-      <w:r>
-        <w:rPr>
-          <w:rFonts w:hint="eastAsia" w:ascii="Times New Roman" w:hAnsi="Times New Roman" w:eastAsia="Times New Roman" w:cs="Times New Roman"/>
-        </w:rPr>
-        <w:t>（</w:t>
-      </w:r>
-      <w:r>
-        <w:rPr>
-          <w:rFonts w:hint="eastAsia" w:ascii="Times New Roman" w:hAnsi="Times New Roman" w:eastAsia="FangSong" w:cs="Times New Roman"/>
-        </w:rPr>
-        <w:t>如</w:t>
-      </w:r>
-      <w:r>
-        <w:rPr>
-          <w:rFonts w:ascii="Times New Roman" w:hAnsi="Times New Roman" w:eastAsia="Times New Roman" w:cs="Times New Roman"/>
-        </w:rPr>
-        <w:t xml:space="preserve"> </w:t>
-      </w:r>
-      <m:oMath>
-        <m:sSub>
-          <m:e>
-            <m:r>
-              <m:t>S</m:t>
-            </m:r>
-          </m:e>
-          <m:sub>
-            <m:r>
-              <m:t>2</m:t>
-            </m:r>
-          </m:sub>
-        </m:sSub>
-        <m:r>
-          <m:rPr>
-            <m:sty m:val="p"/>
-          </m:rPr>
-          <m:t>≡</m:t>
-        </m:r>
-        <m:r>
-          <m:t>i</m:t>
-        </m:r>
-      </m:oMath>
-      <w:r>
-        <w:rPr>
-          <w:rFonts w:hint="eastAsia" w:ascii="Times New Roman" w:hAnsi="Times New Roman" w:eastAsia="Times New Roman" w:cs="Times New Roman"/>
-        </w:rPr>
-        <w:t xml:space="preserve">，</w:t>
-      </w:r>
-      <m:oMath>
-        <m:sSubSup>
-          <m:e>
-            <m:r>
-              <m:t>S</m:t>
-            </m:r>
-          </m:e>
-          <m:sub>
-            <m:r>
-              <m:t>6</m:t>
-            </m:r>
-          </m:sub>
-          <m:sup>
-            <m:r>
-              <m:t>3</m:t>
-            </m:r>
-          </m:sup>
-        </m:sSubSup>
-        <m:r>
-          <m:rPr>
-            <m:sty m:val="p"/>
-          </m:rPr>
-          <m:t>≡</m:t>
-        </m:r>
-        <m:r>
-          <m:t>i</m:t>
-        </m:r>
-      </m:oMath>
-      <w:r>
-        <w:rPr>
-          <w:rFonts w:hint="eastAsia" w:ascii="Times New Roman" w:hAnsi="Times New Roman" w:eastAsia="Times New Roman" w:cs="Times New Roman"/>
-        </w:rPr>
-        <w:t>；</w:t>
-      </w:r>
-      <w:r>
-        <w:rPr>
-          <w:rFonts w:hint="eastAsia" w:ascii="Times New Roman" w:hAnsi="Times New Roman" w:eastAsia="FangSong" w:cs="Times New Roman"/>
-        </w:rPr>
-        <w:t>但四重映转轴</w:t>
-      </w:r>
-      <w:r>
-        <w:rPr>
-          <w:rFonts w:ascii="Times New Roman" w:hAnsi="Times New Roman" w:eastAsia="Times New Roman" w:cs="Times New Roman"/>
-        </w:rPr>
-        <w:t xml:space="preserve"> </w:t>
-      </w:r>
-      <m:oMath>
-        <m:sSub>
-          <m:e>
-            <m:r>
-              <m:t>S</m:t>
-            </m:r>
-          </m:e>
-          <m:sub>
-            <m:r>
-              <m:t>4</m:t>
-            </m:r>
-          </m:sub>
-        </m:sSub>
-      </m:oMath>
-      <w:r>
-        <w:rPr>
-          <w:rFonts w:ascii="Times New Roman" w:hAnsi="Times New Roman" w:eastAsia="Times New Roman" w:cs="Times New Roman"/>
-        </w:rPr>
-        <w:t xml:space="preserve"> </w:t>
-      </w:r>
-      <w:r>
-        <w:rPr>
-          <w:rFonts w:hint="eastAsia" w:ascii="Times New Roman" w:hAnsi="Times New Roman" w:eastAsia="FangSong" w:cs="Times New Roman"/>
-        </w:rPr>
-        <w:t xml:space="preserve">连续作用两次是</w:t>
-      </w:r>
-      <w:r>
-        <w:rPr>
-          <w:rFonts w:ascii="Times New Roman" w:hAnsi="Times New Roman" w:eastAsia="Times New Roman" w:cs="Times New Roman"/>
-        </w:rPr>
-        <w:t xml:space="preserve"> </w:t>
-      </w:r>
-      <m:oMath>
-        <m:oMathPr>
-          <m:ctrlPr>
-            <w:rPr>
-              <w:sz w:val="28"/>
-              <w:szCs w:val="28"/>
-            </w:rPr>
-          </m:ctrlPr>
-        </m:oMathPr>
-        <m:sSubSup>
-          <m:e>
-            <m:r>
-              <m:t>S</m:t>
-            </m:r>
-          </m:e>
-          <m:sub>
-            <m:r>
-              <m:t>4</m:t>
-            </m:r>
-          </m:sub>
-          <m:sup>
-            <m:r>
-              <m:t>2</m:t>
-            </m:r>
-          </m:sup>
-        </m:sSubSup>
-        <m:r>
-          <m:rPr>
-            <m:sty m:val="p"/>
-          </m:rPr>
-          <m:t>≡</m:t>
-        </m:r>
-        <m:sSub>
-          <m:e>
-            <m:r>
-              <m:t>C</m:t>
-            </m:r>
-          </m:e>
-          <m:sub>
-            <m:r>
-              <m:t>2</m:t>
-            </m:r>
-          </m:sub>
-        </m:sSub>
-      </m:oMath>
-      <w:r>
-        <w:rPr>
-          <w:rFonts w:hint="eastAsia" w:ascii="Times New Roman" w:hAnsi="Times New Roman" w:eastAsia="Times New Roman" w:cs="Times New Roman"/>
-        </w:rPr>
-        <w:t>，</w:t>
-      </w:r>
-      <w:r>
-        <w:rPr>
-          <w:rFonts w:hint="eastAsia" w:ascii="Times New Roman" w:hAnsi="Times New Roman" w:eastAsia="FangSong" w:cs="Times New Roman"/>
-        </w:rPr>
-        <w:t>绝不包含反演中心</w:t>
-      </w:r>
-      <w:r>
-        <w:rPr>
-          <w:rFonts w:ascii="Times New Roman" w:hAnsi="Times New Roman" w:eastAsia="Times New Roman" w:cs="Times New Roman"/>
-        </w:rPr>
-        <w:t xml:space="preserve"> </w:t>
-      </w:r>
-      <m:oMath>
-        <m:r>
-          <m:t>i</m:t>
-        </m:r>
-      </m:oMath>
-      <w:r>
-        <w:rPr>
-          <w:rFonts w:hint="eastAsia" w:ascii="Times New Roman" w:hAnsi="Times New Roman" w:eastAsia="Times New Roman" w:cs="Times New Roman"/>
-        </w:rPr>
-        <w:t xml:space="preserve">）。</w:t>
-      </w:r>
-    </w:p>
-    <w:p>
-      <w:pPr>
-        <w:pStyle w:val="Compact"/>
-        <w:numPr>
-          <w:ilvl w:val="0"/>
-          <w:numId w:val="1001"/>
-        </w:numPr>
-        <w:ind w:firstLine="420"/>
-      </w:pPr>
-      <w:r>
-        <w:rPr>
-          <w:rFonts w:hint="eastAsia" w:ascii="Times New Roman" w:hAnsi="Times New Roman" w:eastAsia="FangSong" w:cs="Times New Roman"/>
-          <w:b/>
-          <w:bCs/>
-        </w:rPr>
-        <w:t xml:space="preserve">二面体群</w:t>
-      </w:r>
-      <w:r>
-        <w:rPr>
-          <w:rFonts w:ascii="Times New Roman" w:hAnsi="Times New Roman" w:eastAsia="Times New Roman" w:cs="Times New Roman"/>
-          <w:b/>
-          <w:bCs/>
-        </w:rPr>
-        <w:t xml:space="preserve"> </w:t>
-      </w:r>
-      <m:oMath>
-        <m:sSub>
-          <m:e>
-            <m:r>
-              <m:t>D</m:t>
-            </m:r>
-          </m:e>
-          <m:sub>
-            <m:r>
-              <m:t>n</m:t>
-            </m:r>
-            <m:r>
-              <m:t>h</m:t>
-            </m:r>
-          </m:sub>
-        </m:sSub>
-      </m:oMath>
-      <w:r>
-        <w:rPr>
-          <w:rFonts w:ascii="Times New Roman" w:hAnsi="Times New Roman" w:eastAsia="Times New Roman" w:cs="Times New Roman"/>
-          <w:b/>
-          <w:bCs/>
-        </w:rPr>
-        <w:t xml:space="preserve"> </w:t>
-      </w:r>
-      <w:r>
-        <w:rPr>
-          <w:rFonts w:hint="eastAsia" w:ascii="Times New Roman" w:hAnsi="Times New Roman" w:eastAsia="FangSong" w:cs="Times New Roman"/>
-          <w:b/>
-          <w:bCs/>
-        </w:rPr>
-        <w:t xml:space="preserve">与</w:t>
-      </w:r>
-      <w:r>
-        <w:rPr>
-          <w:rFonts w:ascii="Times New Roman" w:hAnsi="Times New Roman" w:eastAsia="Times New Roman" w:cs="Times New Roman"/>
-          <w:b/>
-          <w:bCs/>
-        </w:rPr>
-        <w:t xml:space="preserve"> </w:t>
-      </w:r>
-      <m:oMath>
-        <m:sSub>
-          <m:e>
-            <m:r>
-              <m:t>D</m:t>
-            </m:r>
-          </m:e>
-          <m:sub>
-            <m:r>
-              <m:t>n</m:t>
-            </m:r>
-            <m:r>
-              <m:t>d</m:t>
-            </m:r>
-          </m:sub>
-        </m:sSub>
-      </m:oMath>
-      <w:r>
-        <w:rPr>
-          <w:rFonts w:ascii="Times New Roman" w:hAnsi="Times New Roman" w:eastAsia="Times New Roman" w:cs="Times New Roman"/>
-          <w:b/>
-          <w:bCs/>
-        </w:rPr>
-        <w:t xml:space="preserve"> </w:t>
-      </w:r>
-      <w:r>
-        <w:rPr>
-          <w:rFonts w:hint="eastAsia" w:ascii="Times New Roman" w:hAnsi="Times New Roman" w:eastAsia="FangSong" w:cs="Times New Roman"/>
-          <w:b/>
-          <w:bCs/>
-        </w:rPr>
-        <w:t xml:space="preserve">的辅助镜面误判陷阱</w:t>
-      </w:r>
-      <w:r>
-        <w:rPr>
-          <w:rFonts w:hint="eastAsia" w:ascii="Times New Roman" w:hAnsi="Times New Roman" w:eastAsia="Times New Roman" w:cs="Times New Roman"/>
-        </w:rPr>
-        <w:t xml:space="preserve">：</w:t>
-      </w:r>
-      <w:r>
-        <w:rPr>
-          <w:rFonts w:ascii="Times New Roman" w:hAnsi="Times New Roman" w:eastAsia="Times New Roman" w:cs="Times New Roman"/>
-        </w:rPr>
-        <w:t xml:space="preserve"> </w:t>
-      </w:r>
-      <w:r>
-        <w:rPr>
-          <w:rFonts w:hint="eastAsia" w:ascii="Times New Roman" w:hAnsi="Times New Roman" w:eastAsia="FangSong" w:cs="Times New Roman"/>
-        </w:rPr>
-        <w:t>在分析交错构象分子</w:t>
-      </w:r>
-      <w:r>
-        <w:rPr>
-          <w:rFonts w:hint="eastAsia" w:ascii="Times New Roman" w:hAnsi="Times New Roman" w:eastAsia="Times New Roman" w:cs="Times New Roman"/>
-        </w:rPr>
-        <w:t>（</w:t>
-      </w:r>
-      <w:r>
-        <w:rPr>
-          <w:rFonts w:hint="eastAsia" w:ascii="Times New Roman" w:hAnsi="Times New Roman" w:eastAsia="FangSong" w:cs="Times New Roman"/>
-        </w:rPr>
-        <w:t>如全丙二烯</w:t>
-      </w:r>
-      <w:r>
-        <w:rPr>
-          <w:rFonts w:ascii="Times New Roman" w:hAnsi="Times New Roman" w:eastAsia="Times New Roman" w:cs="Times New Roman"/>
-        </w:rPr>
-        <w:t xml:space="preserve"> </w:t>
-      </w:r>
-      <m:oMath>
-        <m:oMathPr>
-          <m:ctrlPr>
-            <w:rPr>
-              <w:sz w:val="28"/>
-              <w:szCs w:val="28"/>
-            </w:rPr>
-          </m:ctrlPr>
-        </m:oMathPr>
-        <m:sSub>
-          <m:e>
-            <m:r>
-              <m:rPr>
-                <m:sty m:val="p"/>
-              </m:rPr>
-              <m:t>H</m:t>
-            </m:r>
-          </m:e>
-          <m:sub>
-            <m:r>
-              <m:rPr>
-                <m:sty m:val="p"/>
-              </m:rPr>
-              <m:t>2</m:t>
-            </m:r>
-          </m:sub>
-        </m:sSub>
-        <m:r>
-          <m:rPr>
-            <m:sty m:val="p"/>
-          </m:rPr>
-          <m:t>C</m:t>
-        </m:r>
-        <m:r>
-          <m:rPr>
-            <m:sty m:val="p"/>
-          </m:rPr>
-          <m:t>=</m:t>
-        </m:r>
-        <m:r>
-          <m:rPr>
-            <m:sty m:val="p"/>
-          </m:rPr>
-          <m:t>C</m:t>
-        </m:r>
-        <m:r>
-          <m:rPr>
-            <m:sty m:val="p"/>
-          </m:rPr>
-          <m:t>=</m:t>
-        </m:r>
-        <m:r>
-          <m:rPr>
-            <m:sty m:val="p"/>
-          </m:rPr>
-          <m:t>C</m:t>
-        </m:r>
-        <m:sSub>
-          <m:e>
-            <m:r>
-              <m:rPr>
-                <m:sty m:val="p"/>
-              </m:rPr>
-              <m:t>H</m:t>
-            </m:r>
-          </m:e>
-          <m:sub>
-            <m:r>
-              <m:rPr>
-                <m:sty m:val="p"/>
-              </m:rPr>
-              <m:t>2</m:t>
-            </m:r>
-          </m:sub>
-        </m:sSub>
-      </m:oMath>
-      <w:r>
-        <w:rPr>
-          <w:rFonts w:ascii="Times New Roman" w:hAnsi="Times New Roman" w:eastAsia="Times New Roman" w:cs="Times New Roman"/>
-        </w:rPr>
-        <w:t xml:space="preserve"> </w:t>
-      </w:r>
-      <w:r>
-        <w:rPr>
-          <w:rFonts w:hint="eastAsia" w:ascii="Times New Roman" w:hAnsi="Times New Roman" w:eastAsia="FangSong" w:cs="Times New Roman"/>
-        </w:rPr>
-        <w:t>或交错二茂铁</w:t>
-      </w:r>
-      <w:r>
-        <w:rPr>
-          <w:rFonts w:hint="eastAsia" w:ascii="Times New Roman" w:hAnsi="Times New Roman" w:eastAsia="Times New Roman" w:cs="Times New Roman"/>
-        </w:rPr>
-        <w:t>）</w:t>
-      </w:r>
-      <w:r>
-        <w:rPr>
-          <w:rFonts w:hint="eastAsia" w:ascii="Times New Roman" w:hAnsi="Times New Roman" w:eastAsia="FangSong" w:cs="Times New Roman"/>
-        </w:rPr>
-        <w:t>时</w:t>
-      </w:r>
-      <w:r>
-        <w:rPr>
-          <w:rFonts w:hint="eastAsia" w:ascii="Times New Roman" w:hAnsi="Times New Roman" w:eastAsia="Times New Roman" w:cs="Times New Roman"/>
-        </w:rPr>
-        <w:t>，</w:t>
-      </w:r>
-      <w:r>
-        <w:rPr>
-          <w:rFonts w:hint="eastAsia" w:ascii="Times New Roman" w:hAnsi="Times New Roman" w:eastAsia="FangSong" w:cs="Times New Roman"/>
-        </w:rPr>
-        <w:t>常有选手误将对角镜面</w:t>
-      </w:r>
-      <w:r>
-        <w:rPr>
-          <w:rFonts w:ascii="Times New Roman" w:hAnsi="Times New Roman" w:eastAsia="Times New Roman" w:cs="Times New Roman"/>
-        </w:rPr>
-        <w:t xml:space="preserve"> </w:t>
-      </w:r>
-      <m:oMath>
-        <m:sSub>
-          <m:e>
-            <m:r>
-              <m:t>σ</m:t>
-            </m:r>
-          </m:e>
-          <m:sub>
-            <m:r>
-              <m:t>d</m:t>
-            </m:r>
-          </m:sub>
-        </m:sSub>
-      </m:oMath>
-      <w:r>
-        <w:rPr>
-          <w:rFonts w:ascii="Times New Roman" w:hAnsi="Times New Roman" w:eastAsia="Times New Roman" w:cs="Times New Roman"/>
-        </w:rPr>
-        <w:t xml:space="preserve"> </w:t>
-      </w:r>
-      <w:r>
-        <w:rPr>
-          <w:rFonts w:hint="eastAsia" w:ascii="Times New Roman" w:hAnsi="Times New Roman" w:eastAsia="FangSong" w:cs="Times New Roman"/>
-        </w:rPr>
-        <w:t xml:space="preserve">当作垂直镜面</w:t>
-      </w:r>
-      <w:r>
-        <w:rPr>
-          <w:rFonts w:ascii="Times New Roman" w:hAnsi="Times New Roman" w:eastAsia="Times New Roman" w:cs="Times New Roman"/>
-        </w:rPr>
-        <w:t xml:space="preserve"> </w:t>
-      </w:r>
-      <m:oMath>
-        <m:sSub>
-          <m:e>
-            <m:r>
-              <m:t>σ</m:t>
-            </m:r>
-          </m:e>
-          <m:sub>
-            <m:r>
-              <m:t>v</m:t>
-            </m:r>
-          </m:sub>
-        </m:sSub>
-      </m:oMath>
-      <w:r>
-        <w:rPr>
-          <w:rFonts w:ascii="Times New Roman" w:hAnsi="Times New Roman" w:eastAsia="Times New Roman" w:cs="Times New Roman"/>
-        </w:rPr>
-        <w:t xml:space="preserve"> </w:t>
-      </w:r>
-      <w:r>
-        <w:rPr>
-          <w:rFonts w:hint="eastAsia" w:ascii="Times New Roman" w:hAnsi="Times New Roman" w:eastAsia="FangSong" w:cs="Times New Roman"/>
-        </w:rPr>
-        <w:t xml:space="preserve">而定为</w:t>
-      </w:r>
-      <w:r>
-        <w:rPr>
-          <w:rFonts w:ascii="Times New Roman" w:hAnsi="Times New Roman" w:eastAsia="Times New Roman" w:cs="Times New Roman"/>
-        </w:rPr>
-        <w:t xml:space="preserve"> </w:t>
-      </w:r>
-      <m:oMath>
-        <m:sSub>
-          <m:e>
-            <m:r>
-              <m:t>D</m:t>
-            </m:r>
-          </m:e>
-          <m:sub>
-            <m:r>
-              <m:t>n</m:t>
-            </m:r>
-            <m:r>
-              <m:t>v</m:t>
-            </m:r>
-          </m:sub>
-        </m:sSub>
-      </m:oMath>
-      <w:r>
-        <w:rPr>
-          <w:rFonts w:ascii="Times New Roman" w:hAnsi="Times New Roman" w:eastAsia="Times New Roman" w:cs="Times New Roman"/>
-        </w:rPr>
-        <w:t xml:space="preserve"> </w:t>
-      </w:r>
-      <w:r>
-        <w:rPr>
-          <w:rFonts w:hint="eastAsia" w:ascii="Times New Roman" w:hAnsi="Times New Roman" w:eastAsia="FangSong" w:cs="Times New Roman"/>
-        </w:rPr>
-        <w:t xml:space="preserve">或</w:t>
-      </w:r>
-      <w:r>
-        <w:rPr>
-          <w:rFonts w:ascii="Times New Roman" w:hAnsi="Times New Roman" w:eastAsia="Times New Roman" w:cs="Times New Roman"/>
-        </w:rPr>
-        <w:t xml:space="preserve"> </w:t>
-      </w:r>
-      <m:oMath>
-        <m:sSub>
-          <m:e>
-            <m:r>
-              <m:t>C</m:t>
-            </m:r>
-          </m:e>
-          <m:sub>
-            <m:r>
-              <m:t>n</m:t>
-            </m:r>
-            <m:r>
-              <m:t>v</m:t>
-            </m:r>
-          </m:sub>
-        </m:sSub>
-      </m:oMath>
-      <w:r>
-        <w:rPr>
-          <w:rFonts w:hint="eastAsia" w:ascii="Times New Roman" w:hAnsi="Times New Roman" w:eastAsia="Times New Roman" w:cs="Times New Roman"/>
-        </w:rPr>
-        <w:t>。</w:t>
-      </w:r>
-      <w:r>
-        <w:rPr>
-          <w:rFonts w:hint="eastAsia" w:ascii="Times New Roman" w:hAnsi="Times New Roman" w:eastAsia="FangSong" w:cs="Times New Roman"/>
-        </w:rPr>
-        <w:t>必须牢记二面体群标志性动作是找垂直主轴的二次轴</w:t>
-      </w:r>
-      <w:r>
-        <w:rPr>
-          <w:rFonts w:hint="eastAsia" w:ascii="Times New Roman" w:hAnsi="Times New Roman" w:eastAsia="Times New Roman" w:cs="Times New Roman"/>
-        </w:rPr>
-        <w:t>（</w:t>
-      </w:r>
-      <m:oMath>
-        <m:oMathPr>
-          <m:ctrlPr>
-            <w:rPr>
-              <w:sz w:val="28"/>
-              <w:szCs w:val="28"/>
-            </w:rPr>
-          </m:ctrlPr>
-        </m:oMathPr>
-        <m:r>
-          <m:t>n</m:t>
-        </m:r>
-        <m:sSub>
-          <m:e>
-            <m:r>
-              <m:t>C</m:t>
-            </m:r>
-          </m:e>
-          <m:sub>
-            <m:r>
-              <m:t>2</m:t>
-            </m:r>
-          </m:sub>
-        </m:sSub>
-        <m:r>
-          <m:rPr>
-            <m:sty m:val="p"/>
-          </m:rPr>
-          <m:t>⟂</m:t>
-        </m:r>
-        <m:sSub>
-          <m:e>
-            <m:r>
-              <m:t>C</m:t>
-            </m:r>
-          </m:e>
-          <m:sub>
-            <m:r>
-              <m:t>n</m:t>
-            </m:r>
-          </m:sub>
-        </m:sSub>
-      </m:oMath>
-      <w:r>
-        <w:rPr>
-          <w:rFonts w:hint="eastAsia" w:ascii="Times New Roman" w:hAnsi="Times New Roman" w:eastAsia="Times New Roman" w:cs="Times New Roman"/>
-        </w:rPr>
-        <w:t>）：</w:t>
-      </w:r>
-      <w:r>
-        <w:rPr>
-          <w:rFonts w:hint="eastAsia" w:ascii="Times New Roman" w:hAnsi="Times New Roman" w:eastAsia="FangSong" w:cs="Times New Roman"/>
-        </w:rPr>
-        <w:t>存在垂直二次轴者必属</w:t>
-      </w:r>
-      <w:r>
-        <w:rPr>
-          <w:rFonts w:ascii="Times New Roman" w:hAnsi="Times New Roman" w:eastAsia="Times New Roman" w:cs="Times New Roman"/>
-        </w:rPr>
-        <w:t xml:space="preserve"> </w:t>
-      </w:r>
-      <m:oMath>
-        <m:r>
-          <m:t>D</m:t>
-        </m:r>
-      </m:oMath>
-      <w:r>
-        <w:rPr>
-          <w:rFonts w:ascii="Times New Roman" w:hAnsi="Times New Roman" w:eastAsia="Times New Roman" w:cs="Times New Roman"/>
-        </w:rPr>
-        <w:t xml:space="preserve"> </w:t>
-      </w:r>
-      <w:r>
-        <w:rPr>
-          <w:rFonts w:hint="eastAsia" w:ascii="Times New Roman" w:hAnsi="Times New Roman" w:eastAsia="FangSong" w:cs="Times New Roman"/>
-        </w:rPr>
-        <w:t>群</w:t>
-      </w:r>
-      <w:r>
-        <w:rPr>
-          <w:rFonts w:hint="eastAsia" w:ascii="Times New Roman" w:hAnsi="Times New Roman" w:eastAsia="Times New Roman" w:cs="Times New Roman"/>
-        </w:rPr>
-        <w:t>，</w:t>
-      </w:r>
-      <w:r>
-        <w:rPr>
-          <w:rFonts w:hint="eastAsia" w:ascii="Times New Roman" w:hAnsi="Times New Roman" w:eastAsia="FangSong" w:cs="Times New Roman"/>
-        </w:rPr>
-        <w:t>再看镜面</w:t>
-      </w:r>
-      <w:r>
-        <w:rPr>
-          <w:rFonts w:hint="eastAsia" w:ascii="Times New Roman" w:hAnsi="Times New Roman" w:eastAsia="Times New Roman" w:cs="Times New Roman"/>
-        </w:rPr>
-        <w:t>——</w:t>
-      </w:r>
-      <w:r>
-        <w:rPr>
-          <w:rFonts w:hint="eastAsia" w:ascii="Times New Roman" w:hAnsi="Times New Roman" w:eastAsia="FangSong" w:cs="Times New Roman"/>
-        </w:rPr>
-        <w:t>平分相邻两个</w:t>
-      </w:r>
-      <w:r>
-        <w:rPr>
-          <w:rFonts w:ascii="Times New Roman" w:hAnsi="Times New Roman" w:eastAsia="Times New Roman" w:cs="Times New Roman"/>
-        </w:rPr>
-        <w:t xml:space="preserve"> </w:t>
-      </w:r>
-      <m:oMath>
-        <m:sSub>
-          <m:e>
-            <m:r>
-              <m:t>C</m:t>
-            </m:r>
-          </m:e>
-          <m:sub>
-            <m:r>
-              <m:t>2</m:t>
-            </m:r>
-          </m:sub>
-        </m:sSub>
-      </m:oMath>
-      <w:r>
-        <w:rPr>
-          <w:rFonts w:ascii="Times New Roman" w:hAnsi="Times New Roman" w:eastAsia="Times New Roman" w:cs="Times New Roman"/>
-        </w:rPr>
-        <w:t xml:space="preserve"> </w:t>
-      </w:r>
-      <w:r>
-        <w:rPr>
-          <w:rFonts w:hint="eastAsia" w:ascii="Times New Roman" w:hAnsi="Times New Roman" w:eastAsia="FangSong" w:cs="Times New Roman"/>
-        </w:rPr>
-        <w:t xml:space="preserve">夹角的是</w:t>
-      </w:r>
-      <w:r>
-        <w:rPr>
-          <w:rFonts w:ascii="Times New Roman" w:hAnsi="Times New Roman" w:eastAsia="Times New Roman" w:cs="Times New Roman"/>
-        </w:rPr>
-        <w:t xml:space="preserve"> </w:t>
-      </w:r>
-      <m:oMath>
-        <m:sSub>
-          <m:e>
-            <m:r>
-              <m:t>σ</m:t>
-            </m:r>
-          </m:e>
-          <m:sub>
-            <m:r>
-              <m:t>d</m:t>
-            </m:r>
-          </m:sub>
-        </m:sSub>
-      </m:oMath>
-      <w:r>
-        <w:rPr>
-          <w:rFonts w:hint="eastAsia" w:ascii="Times New Roman" w:hAnsi="Times New Roman" w:eastAsia="Times New Roman" w:cs="Times New Roman"/>
-        </w:rPr>
-        <w:t>（</w:t>
-      </w:r>
-      <w:r>
-        <w:rPr>
-          <w:rFonts w:hint="eastAsia" w:ascii="Times New Roman" w:hAnsi="Times New Roman" w:eastAsia="FangSong" w:cs="Times New Roman"/>
-        </w:rPr>
-        <w:t>对应</w:t>
-      </w:r>
-      <w:r>
-        <w:rPr>
-          <w:rFonts w:ascii="Times New Roman" w:hAnsi="Times New Roman" w:eastAsia="Times New Roman" w:cs="Times New Roman"/>
-        </w:rPr>
-        <w:t xml:space="preserve"> </w:t>
-      </w:r>
-      <m:oMath>
-        <m:sSub>
-          <m:e>
-            <m:r>
-              <m:t>D</m:t>
-            </m:r>
-          </m:e>
-          <m:sub>
-            <m:r>
-              <m:t>n</m:t>
-            </m:r>
-            <m:r>
-              <m:t>d</m:t>
-            </m:r>
-          </m:sub>
-        </m:sSub>
-      </m:oMath>
-      <w:r>
-        <w:rPr>
-          <w:rFonts w:ascii="Times New Roman" w:hAnsi="Times New Roman" w:eastAsia="Times New Roman" w:cs="Times New Roman"/>
-        </w:rPr>
-        <w:t xml:space="preserve"> </w:t>
-      </w:r>
-      <w:r>
-        <w:rPr>
-          <w:rFonts w:hint="eastAsia" w:ascii="Times New Roman" w:hAnsi="Times New Roman" w:eastAsia="FangSong" w:cs="Times New Roman"/>
-        </w:rPr>
-        <w:t>群</w:t>
-      </w:r>
-      <w:r>
-        <w:rPr>
-          <w:rFonts w:hint="eastAsia" w:ascii="Times New Roman" w:hAnsi="Times New Roman" w:eastAsia="Times New Roman" w:cs="Times New Roman"/>
-        </w:rPr>
-        <w:t>）；</w:t>
-      </w:r>
-      <w:r>
-        <w:rPr>
-          <w:rFonts w:hint="eastAsia" w:ascii="Times New Roman" w:hAnsi="Times New Roman" w:eastAsia="FangSong" w:cs="Times New Roman"/>
-        </w:rPr>
-        <w:t>包含垂直二次轴且垂直于主轴的是</w:t>
-      </w:r>
-      <w:r>
-        <w:rPr>
-          <w:rFonts w:ascii="Times New Roman" w:hAnsi="Times New Roman" w:eastAsia="Times New Roman" w:cs="Times New Roman"/>
-        </w:rPr>
-        <w:t xml:space="preserve"> </w:t>
-      </w:r>
-      <m:oMath>
-        <m:sSub>
-          <m:e>
-            <m:r>
-              <m:t>σ</m:t>
-            </m:r>
-          </m:e>
-          <m:sub>
-            <m:r>
-              <m:t>h</m:t>
-            </m:r>
-          </m:sub>
-        </m:sSub>
-      </m:oMath>
-      <w:r>
-        <w:rPr>
-          <w:rFonts w:hint="eastAsia" w:ascii="Times New Roman" w:hAnsi="Times New Roman" w:eastAsia="Times New Roman" w:cs="Times New Roman"/>
-        </w:rPr>
-        <w:t>（</w:t>
-      </w:r>
-      <w:r>
-        <w:rPr>
-          <w:rFonts w:hint="eastAsia" w:ascii="Times New Roman" w:hAnsi="Times New Roman" w:eastAsia="FangSong" w:cs="Times New Roman"/>
-        </w:rPr>
-        <w:t>对应</w:t>
-      </w:r>
-      <w:r>
-        <w:rPr>
-          <w:rFonts w:ascii="Times New Roman" w:hAnsi="Times New Roman" w:eastAsia="Times New Roman" w:cs="Times New Roman"/>
-        </w:rPr>
-        <w:t xml:space="preserve"> </w:t>
-      </w:r>
-      <m:oMath>
-        <m:sSub>
-          <m:e>
-            <m:r>
-              <m:t>D</m:t>
-            </m:r>
-          </m:e>
-          <m:sub>
-            <m:r>
-              <m:t>n</m:t>
-            </m:r>
-            <m:r>
-              <m:t>h</m:t>
-            </m:r>
-          </m:sub>
-        </m:sSub>
-      </m:oMath>
-      <w:r>
-        <w:rPr>
-          <w:rFonts w:ascii="Times New Roman" w:hAnsi="Times New Roman" w:eastAsia="Times New Roman" w:cs="Times New Roman"/>
-        </w:rPr>
-        <w:t xml:space="preserve"> </w:t>
-      </w:r>
-      <w:r>
-        <w:rPr>
-          <w:rFonts w:hint="eastAsia" w:ascii="Times New Roman" w:hAnsi="Times New Roman" w:eastAsia="FangSong" w:cs="Times New Roman"/>
-        </w:rPr>
-        <w:t>群</w:t>
-      </w:r>
-      <w:r>
-        <w:rPr>
-          <w:rFonts w:hint="eastAsia" w:ascii="Times New Roman" w:hAnsi="Times New Roman" w:eastAsia="Times New Roman" w:cs="Times New Roman"/>
-        </w:rPr>
-        <w:t>）。</w:t>
-      </w:r>
-    </w:p>
-    <w:p>
-      <w:pPr>
-        <w:pStyle w:val="Compact"/>
-        <w:numPr>
-          <w:ilvl w:val="0"/>
-          <w:numId w:val="1001"/>
-        </w:numPr>
-        <w:spacing w:after="80"/>
-        <w:ind w:firstLine="420"/>
-      </w:pPr>
-      <w:r>
-        <w:rPr>
-          <w:rFonts w:hint="eastAsia" w:ascii="Times New Roman" w:hAnsi="Times New Roman" w:eastAsia="FangSong" w:cs="Times New Roman"/>
-          <w:b/>
-          <w:bCs/>
-        </w:rPr>
-        <w:t xml:space="preserve">互斥律适用范围无底线滥用陷阱</w:t>
-      </w:r>
-      <w:r>
-        <w:rPr>
-          <w:rFonts w:hint="eastAsia" w:ascii="Times New Roman" w:hAnsi="Times New Roman" w:eastAsia="Times New Roman" w:cs="Times New Roman"/>
-        </w:rPr>
-        <w:t xml:space="preserve">：</w:t>
-      </w:r>
-      <w:r>
-        <w:rPr>
-          <w:rFonts w:ascii="Times New Roman" w:hAnsi="Times New Roman" w:eastAsia="Times New Roman" w:cs="Times New Roman"/>
-        </w:rPr>
-        <w:t xml:space="preserve"> </w:t>
-      </w:r>
-      <w:r>
-        <w:rPr>
-          <w:rFonts w:hint="eastAsia" w:ascii="Times New Roman" w:hAnsi="Times New Roman" w:eastAsia="FangSong" w:cs="Times New Roman"/>
-        </w:rPr>
-        <w:t>互斥律是结构化学极具杀伤力的判定工具</w:t>
-      </w:r>
-      <w:r>
-        <w:rPr>
-          <w:rFonts w:hint="eastAsia" w:ascii="Times New Roman" w:hAnsi="Times New Roman" w:eastAsia="Times New Roman" w:cs="Times New Roman"/>
-        </w:rPr>
-        <w:t>，</w:t>
-      </w:r>
-      <w:r>
-        <w:rPr>
-          <w:rFonts w:hint="eastAsia" w:ascii="Times New Roman" w:hAnsi="Times New Roman" w:eastAsia="FangSong" w:cs="Times New Roman"/>
-        </w:rPr>
-        <w:t>但其</w:t>
-      </w:r>
-      <w:r>
-        <w:rPr>
-          <w:rFonts w:hint="eastAsia" w:ascii="Times New Roman" w:hAnsi="Times New Roman" w:eastAsia="FangSong" w:cs="Times New Roman"/>
-          <w:b/>
-          <w:bCs/>
-        </w:rPr>
-        <w:t>唯一有效前提是分子必须具备反演对称中心</w:t>
-      </w:r>
-      <w:r>
-        <w:rPr>
-          <w:rFonts w:hint="eastAsia" w:ascii="Times New Roman" w:hAnsi="Times New Roman" w:eastAsia="Times New Roman" w:cs="Times New Roman"/>
-          <w:b/>
-          <w:bCs/>
-        </w:rPr>
-        <w:t>（</w:t>
-      </w:r>
-      <w:r>
-        <w:rPr>
-          <w:rFonts w:hint="eastAsia" w:ascii="Times New Roman" w:hAnsi="Times New Roman" w:eastAsia="FangSong" w:cs="Times New Roman"/>
-          <w:b/>
-          <w:bCs/>
-        </w:rPr>
-        <w:t>点群含</w:t>
-      </w:r>
-      <w:r>
-        <w:rPr>
-          <w:rFonts w:ascii="Times New Roman" w:hAnsi="Times New Roman" w:eastAsia="Times New Roman" w:cs="Times New Roman"/>
-          <w:b/>
-          <w:bCs/>
-        </w:rPr>
-        <w:t xml:space="preserve"> </w:t>
-      </w:r>
-      <m:oMath>
-        <m:r>
-          <m:t>i</m:t>
-        </m:r>
-      </m:oMath>
-      <w:r>
-        <w:rPr>
-          <w:rFonts w:hint="eastAsia" w:ascii="Times New Roman" w:hAnsi="Times New Roman" w:eastAsia="Times New Roman" w:cs="Times New Roman"/>
-          <w:b/>
-          <w:bCs/>
-        </w:rPr>
-        <w:t xml:space="preserve">）</w:t>
-      </w:r>
-      <w:r>
-        <w:rPr>
-          <w:rFonts w:hint="eastAsia" w:ascii="Times New Roman" w:hAnsi="Times New Roman" w:eastAsia="Times New Roman" w:cs="Times New Roman"/>
-        </w:rPr>
-        <w:t>！</w:t>
-      </w:r>
-      <w:r>
-        <w:rPr>
-          <w:rFonts w:hint="eastAsia" w:ascii="Times New Roman" w:hAnsi="Times New Roman" w:eastAsia="FangSong" w:cs="Times New Roman"/>
-        </w:rPr>
-        <w:t>部分选手在面对不含对称中心的分子</w:t>
-      </w:r>
-      <w:r>
-        <w:rPr>
-          <w:rFonts w:hint="eastAsia" w:ascii="Times New Roman" w:hAnsi="Times New Roman" w:eastAsia="Times New Roman" w:cs="Times New Roman"/>
-        </w:rPr>
-        <w:t>（</w:t>
-      </w:r>
-      <w:r>
-        <w:rPr>
-          <w:rFonts w:hint="eastAsia" w:ascii="Times New Roman" w:hAnsi="Times New Roman" w:eastAsia="FangSong" w:cs="Times New Roman"/>
-        </w:rPr>
-        <w:t>如水分子</w:t>
-      </w:r>
-      <w:r>
-        <w:rPr>
-          <w:rFonts w:ascii="Times New Roman" w:hAnsi="Times New Roman" w:eastAsia="Times New Roman" w:cs="Times New Roman"/>
-        </w:rPr>
-        <w:t xml:space="preserve"> </w:t>
-      </w:r>
-      <m:oMath>
-        <m:sSub>
-          <m:e>
-            <m:r>
-              <m:t>C</m:t>
-            </m:r>
-          </m:e>
-          <m:sub>
-            <m:r>
-              <m:t>2</m:t>
-            </m:r>
-            <m:r>
-              <m:t>v</m:t>
-            </m:r>
-          </m:sub>
-        </m:sSub>
-      </m:oMath>
-      <w:r>
-        <w:rPr>
-          <w:rFonts w:hint="eastAsia" w:ascii="Times New Roman" w:hAnsi="Times New Roman" w:eastAsia="Times New Roman" w:cs="Times New Roman"/>
-        </w:rPr>
-        <w:t>、</w:t>
-      </w:r>
-      <w:r>
-        <w:rPr>
-          <w:rFonts w:hint="eastAsia" w:ascii="Times New Roman" w:hAnsi="Times New Roman" w:eastAsia="FangSong" w:cs="Times New Roman"/>
-        </w:rPr>
-        <w:t>三氯甲烷</w:t>
-      </w:r>
-      <w:r>
-        <w:rPr>
-          <w:rFonts w:ascii="Times New Roman" w:hAnsi="Times New Roman" w:eastAsia="Times New Roman" w:cs="Times New Roman"/>
-        </w:rPr>
-        <w:t xml:space="preserve"> </w:t>
-      </w:r>
-      <m:oMath>
-        <m:sSub>
-          <m:e>
-            <m:r>
-              <m:t>C</m:t>
-            </m:r>
-          </m:e>
-          <m:sub>
-            <m:r>
-              <m:t>3</m:t>
-            </m:r>
-            <m:r>
-              <m:t>v</m:t>
-            </m:r>
-          </m:sub>
-        </m:sSub>
-      </m:oMath>
-      <w:r>
-        <w:rPr>
-          <w:rFonts w:hint="eastAsia" w:ascii="Times New Roman" w:hAnsi="Times New Roman" w:eastAsia="Times New Roman" w:cs="Times New Roman"/>
-        </w:rPr>
-        <w:t>、</w:t>
-      </w:r>
-      <w:r>
-        <w:rPr>
-          <w:rFonts w:hint="eastAsia" w:ascii="Times New Roman" w:hAnsi="Times New Roman" w:eastAsia="FangSong" w:cs="Times New Roman"/>
-        </w:rPr>
-        <w:t>正四面体甲烷</w:t>
-      </w:r>
-      <w:r>
-        <w:rPr>
-          <w:rFonts w:ascii="Times New Roman" w:hAnsi="Times New Roman" w:eastAsia="Times New Roman" w:cs="Times New Roman"/>
-        </w:rPr>
-        <w:t xml:space="preserve"> </w:t>
-      </w:r>
-      <m:oMath>
-        <m:sSub>
-          <m:e>
-            <m:r>
-              <m:t>T</m:t>
-            </m:r>
-          </m:e>
-          <m:sub>
-            <m:r>
-              <m:t>d</m:t>
-            </m:r>
-          </m:sub>
-        </m:sSub>
-      </m:oMath>
-      <w:r>
-        <w:rPr>
-          <w:rFonts w:hint="eastAsia" w:ascii="Times New Roman" w:hAnsi="Times New Roman" w:eastAsia="Times New Roman" w:cs="Times New Roman"/>
-        </w:rPr>
-        <w:t>）</w:t>
-      </w:r>
-      <w:r>
-        <w:rPr>
-          <w:rFonts w:hint="eastAsia" w:ascii="Times New Roman" w:hAnsi="Times New Roman" w:eastAsia="FangSong" w:cs="Times New Roman"/>
-        </w:rPr>
-        <w:t>时</w:t>
-      </w:r>
-      <w:r>
-        <w:rPr>
-          <w:rFonts w:hint="eastAsia" w:ascii="Times New Roman" w:hAnsi="Times New Roman" w:eastAsia="Times New Roman" w:cs="Times New Roman"/>
-        </w:rPr>
-        <w:t>，</w:t>
-      </w:r>
-      <w:r>
-        <w:rPr>
-          <w:rFonts w:hint="eastAsia" w:ascii="Times New Roman" w:hAnsi="Times New Roman" w:eastAsia="FangSong" w:cs="Times New Roman"/>
-        </w:rPr>
-        <w:t>误认为红外有峰拉曼就一定无峰</w:t>
-      </w:r>
-      <w:r>
-        <w:rPr>
-          <w:rFonts w:hint="eastAsia" w:ascii="Times New Roman" w:hAnsi="Times New Roman" w:eastAsia="Times New Roman" w:cs="Times New Roman"/>
-        </w:rPr>
-        <w:t>，</w:t>
-      </w:r>
-      <w:r>
-        <w:rPr>
-          <w:rFonts w:hint="eastAsia" w:ascii="Times New Roman" w:hAnsi="Times New Roman" w:eastAsia="FangSong" w:cs="Times New Roman"/>
-        </w:rPr>
-        <w:t>直接导致大题丢光</w:t>
-      </w:r>
-      <w:r>
-        <w:rPr>
-          <w:rFonts w:hint="eastAsia" w:ascii="Times New Roman" w:hAnsi="Times New Roman" w:eastAsia="Times New Roman" w:cs="Times New Roman"/>
-        </w:rPr>
-        <w:t>。</w:t>
-      </w:r>
-      <w:r>
-        <w:rPr>
-          <w:rFonts w:hint="eastAsia" w:ascii="Times New Roman" w:hAnsi="Times New Roman" w:eastAsia="FangSong" w:cs="Times New Roman"/>
-        </w:rPr>
-        <w:t>对于无对称中心的分子</w:t>
-      </w:r>
-      <w:r>
-        <w:rPr>
-          <w:rFonts w:hint="eastAsia" w:ascii="Times New Roman" w:hAnsi="Times New Roman" w:eastAsia="Times New Roman" w:cs="Times New Roman"/>
-        </w:rPr>
-        <w:t>，</w:t>
-      </w:r>
-      <w:r>
-        <w:rPr>
-          <w:rFonts w:hint="eastAsia" w:ascii="Times New Roman" w:hAnsi="Times New Roman" w:eastAsia="FangSong" w:cs="Times New Roman"/>
-        </w:rPr>
-        <w:t>某些振动模式在红外与拉曼中完全允许同时活化</w:t>
-      </w:r>
-      <w:r>
-        <w:rPr>
-          <w:rFonts w:hint="eastAsia" w:ascii="Times New Roman" w:hAnsi="Times New Roman" w:eastAsia="Times New Roman" w:cs="Times New Roman"/>
-        </w:rPr>
-        <w:t>。</w:t>
-      </w:r>
-    </w:p>
-    <w:tbl>
-      <w:tblPr>
-        <w:tblStyle w:val="Table"/>
-        <w:tblW w:type="pct" w:w="5000"/>
-        <w:tblLayout w:type="fixed"/>
-        <w:tblLook w:firstRow="1" w:lastRow="0" w:firstColumn="0" w:lastColumn="0" w:noHBand="0" w:noVBand="0" w:val="0020"/>
-        <w:jc w:val="center"/>
-        <w:tblBorders>
-          <w:top w:val="single" w:sz="12" w:space="0" w:color="333333"/>
-          <w:bottom w:val="single" w:sz="12" w:space="0" w:color="333333"/>
-          <w:left w:val="none"/>
-          <w:right w:val="none"/>
-          <w:insideH w:val="none"/>
-          <w:insideV w:val="none"/>
-        </w:tblBorders>
-      </w:tblPr>
-      <w:tblGrid>
-        <w:gridCol w:w="3960"/>
-        <w:gridCol w:w="3960"/>
-      </w:tblGrid>
-      <w:tr>
-        <w:trPr>
-          <w:tblHeader w:val="on"/>
-        </w:trPr>
-        <w:tc>
-          <w:tcPr>
-            <w:tcBorders>
-              <w:bottom w:val="single" w:sz="6" w:space="0" w:color="333333"/>
-            </w:tcBorders>
-          </w:tcPr>
-          <w:p>
-            <w:pPr>
-              <w:pStyle w:val="Compact"/>
-              <w:jc w:val="center"/>
-            </w:pPr>
-            <w:r>
-              <w:rPr>
-                <w:rFonts w:hint="eastAsia" w:ascii="Times New Roman" w:hAnsi="Times New Roman" w:eastAsia="SimHei" w:cs="Times New Roman"/>
-                <w:b/>
-              </w:rPr>
-              <w:t xml:space="preserve">闭式硼烷骨架分子轨道能级图</w:t>
-            </w:r>
-          </w:p>
-        </w:tc>
-        <w:tc>
-          <w:tcPr>
-            <w:tcBorders>
-              <w:bottom w:val="single" w:sz="6" w:space="0" w:color="333333"/>
-            </w:tcBorders>
-          </w:tcPr>
-          <w:p>
-            <w:pPr>
-              <w:pStyle w:val="Compact"/>
-              <w:jc w:val="center"/>
-            </w:pPr>
-            <w:r>
-              <w:rPr>
-                <w:rFonts w:hint="eastAsia" w:ascii="Times New Roman" w:hAnsi="Times New Roman" w:eastAsia="SimHei" w:cs="Times New Roman"/>
-                <w:b/>
-              </w:rPr>
-              <w:t xml:space="preserve">富勒烯分子高对称能级分裂图</w:t>
-            </w:r>
-          </w:p>
-        </w:tc>
-      </w:tr>
-      <w:tr>
-        <w:tc>
-          <w:tcPr/>
-          <w:p>
-            <w:pPr>
-              <w:pStyle w:val="Compact"/>
-              <w:jc w:val="center"/>
-            </w:pPr>
-            <w:r>
-              <w:rPr>
-                <w:rFonts w:ascii="Times New Roman" w:hAnsi="Times New Roman" w:eastAsia="Times New Roman" w:cs="Times New Roman"/>
-              </w:rPr>
-              <w:drawing>
-                <wp:inline>
-                  <wp:extent cx="2667000" cy="1381602"/>
-                  <wp:effectExtent b="0" l="0" r="0" t="0"/>
-                  <wp:docPr descr="" title="" id="86" name="Picture"/>
-                  <a:graphic>
-                    <a:graphicData uri="http://schemas.openxmlformats.org/drawingml/2006/picture">
-                      <pic:pic>
-                        <pic:nvPicPr>
-                          <pic:cNvPr descr="9c6fd599918111e9b436820bf7f4abcf00b67c5e90534772060dfc23f49369aa.jpg" id="87" name="Picture"/>
-                          <pic:cNvPicPr>
-                            <a:picLocks noChangeArrowheads="1" noChangeAspect="1"/>
-                          </pic:cNvPicPr>
-                        </pic:nvPicPr>
-                        <pic:blipFill>
-                          <a:blip r:embed="rId85"/>
-                          <a:stretch>
-                            <a:fillRect/>
-                          </a:stretch>
-                        </pic:blipFill>
-                        <pic:spPr bwMode="auto">
-                          <a:xfrm>
-                            <a:off x="0" y="0"/>
-                            <a:ext cx="2667000" cy="1381602"/>
-                          </a:xfrm>
-                          <a:prstGeom prst="rect">
-                            <a:avLst/>
-                          </a:prstGeom>
-                          <a:noFill/>
-                          <a:ln w="9525">
-                            <a:noFill/>
-                            <a:headEnd/>
-                            <a:tailEnd/>
-                          </a:ln>
-                        </pic:spPr>
-                      </pic:pic>
-                    </a:graphicData>
-                  </a:graphic>
-                </wp:inline>
-              </w:drawing>
-            </w:r>
-          </w:p>
-        </w:tc>
-        <w:tc>
-          <w:tcPr/>
-          <w:p>
-            <w:pPr>
-              <w:pStyle w:val="Compact"/>
-              <w:jc w:val="center"/>
-            </w:pPr>
-            <w:r>
-              <w:rPr>
-                <w:rFonts w:ascii="Times New Roman" w:hAnsi="Times New Roman" w:eastAsia="Times New Roman" w:cs="Times New Roman"/>
-              </w:rPr>
-              <w:drawing>
-                <wp:inline>
-                  <wp:extent cx="2520000" cy="3630385"/>
-                  <wp:effectExtent b="0" l="0" r="0" t="0"/>
-                  <wp:docPr descr="" title="" id="89" name="Picture"/>
-                  <a:graphic>
-                    <a:graphicData uri="http://schemas.openxmlformats.org/drawingml/2006/picture">
-                      <pic:pic>
-                        <pic:nvPicPr>
-                          <pic:cNvPr descr="b25dcedf7669adb71144008885a82f0620ccd505354d7e0826444125943c4f36.jpg" id="90" name="Picture"/>
-                          <pic:cNvPicPr>
-                            <a:picLocks noChangeArrowheads="1" noChangeAspect="1"/>
-                          </pic:cNvPicPr>
-                        </pic:nvPicPr>
-                        <pic:blipFill>
-                          <a:blip r:embed="rId88"/>
-                          <a:stretch>
-                            <a:fillRect/>
-                          </a:stretch>
-                        </pic:blipFill>
-                        <pic:spPr bwMode="auto">
-                          <a:xfrm>
-                            <a:off x="0" y="0"/>
-                            <a:ext cx="2520000" cy="3630385"/>
-                          </a:xfrm>
-                          <a:prstGeom prst="rect">
-                            <a:avLst/>
-                          </a:prstGeom>
-                          <a:noFill/>
-                          <a:ln w="9525">
-                            <a:noFill/>
-                            <a:headEnd/>
-                            <a:tailEnd/>
-                          </a:ln>
-                        </pic:spPr>
-                      </pic:pic>
-                    </a:graphicData>
-                  </a:graphic>
-                </wp:inline>
-              </w:drawing>
-            </w:r>
-          </w:p>
-        </w:tc>
-      </w:tr>
-      <w:tr>
-        <w:tc>
-          <w:tcPr/>
-          <w:p>
-            <w:pPr>
-              <w:pStyle w:val="Compact"/>
-              <w:jc w:val="center"/>
-            </w:pPr>
-            <w:r>
-              <w:rPr>
-                <w:rFonts w:ascii="Times New Roman" w:hAnsi="Times New Roman" w:eastAsia="Times New Roman" w:cs="Times New Roman"/>
-              </w:rPr>
-              <w:t xml:space="preserve">&gt; </w:t>
-            </w:r>
-            <w:r>
-              <w:rPr>
-                <w:rFonts w:hint="eastAsia" w:ascii="Times New Roman" w:hAnsi="Times New Roman" w:eastAsia="FangSong" w:cs="Times New Roman"/>
-              </w:rPr>
-              <w:t xml:space="preserve">图</w:t>
-            </w:r>
-            <w:r>
-              <w:rPr>
-                <w:rFonts w:ascii="Times New Roman" w:hAnsi="Times New Roman" w:eastAsia="Times New Roman" w:cs="Times New Roman"/>
-              </w:rPr>
-              <w:t xml:space="preserve"> </w:t>
-            </w:r>
-            <w:r>
-              <w:rPr>
-                <w:rFonts w:hint="eastAsia" w:ascii="Times New Roman" w:hAnsi="Times New Roman" w:eastAsia="Times New Roman" w:cs="Times New Roman"/>
-              </w:rPr>
-              <w:t>4-23：</w:t>
-            </w:r>
-            <w:r>
-              <w:rPr>
-                <w:rFonts w:hint="eastAsia" w:ascii="Times New Roman" w:hAnsi="Times New Roman" w:eastAsia="FangSong" w:cs="Times New Roman"/>
-              </w:rPr>
-              <w:t>八面体硼烷骨架能级图</w:t>
-            </w:r>
-          </w:p>
-        </w:tc>
-        <w:tc>
-          <w:tcPr/>
-          <w:p>
-            <w:pPr>
-              <w:pStyle w:val="Compact"/>
-              <w:jc w:val="center"/>
-            </w:pPr>
-            <w:r>
-              <w:rPr>
-                <w:rFonts w:ascii="Times New Roman" w:hAnsi="Times New Roman" w:eastAsia="Times New Roman" w:cs="Times New Roman"/>
-              </w:rPr>
-              <w:t xml:space="preserve">&gt; </w:t>
-            </w:r>
-            <w:r>
-              <w:rPr>
-                <w:rFonts w:hint="eastAsia" w:ascii="Times New Roman" w:hAnsi="Times New Roman" w:eastAsia="FangSong" w:cs="Times New Roman"/>
-              </w:rPr>
-              <w:t xml:space="preserve">图</w:t>
-            </w:r>
-            <w:r>
-              <w:rPr>
-                <w:rFonts w:ascii="Times New Roman" w:hAnsi="Times New Roman" w:eastAsia="Times New Roman" w:cs="Times New Roman"/>
-              </w:rPr>
-              <w:t xml:space="preserve"> </w:t>
-            </w:r>
-            <w:r>
-              <w:rPr>
-                <w:rFonts w:hint="eastAsia" w:ascii="Times New Roman" w:hAnsi="Times New Roman" w:eastAsia="Times New Roman" w:cs="Times New Roman"/>
-              </w:rPr>
-              <w:t>4-24：</w:t>
-            </w:r>
-            <w:r>
-              <w:rPr>
-                <w:rFonts w:hint="eastAsia" w:ascii="Times New Roman" w:hAnsi="Times New Roman" w:eastAsia="FangSong" w:cs="Times New Roman"/>
-              </w:rPr>
-              <w:t>富勒烯分子轨道能级图</w:t>
-            </w:r>
-          </w:p>
-        </w:tc>
-      </w:tr>
-    </w:tbl>
-    <w:p>
-      <w:pPr>
-        <w:pStyle w:val="Compact"/>
-        <w:numPr>
-          <w:ilvl w:val="0"/>
-          <w:numId w:val="1002"/>
-        </w:numPr>
-        <w:spacing w:before="120"/>
-        <w:ind w:firstLine="420"/>
-      </w:pPr>
-      <w:r>
-        <w:rPr>
-          <w:rFonts w:hint="eastAsia" w:ascii="Times New Roman" w:hAnsi="Times New Roman" w:eastAsia="FangSong" w:cs="Times New Roman"/>
-          <w:b/>
-          <w:bCs/>
-        </w:rPr>
-        <w:t xml:space="preserve">分子振动自由度线性与非线性公式套错陷阱</w:t>
-      </w:r>
-      <w:r>
-        <w:rPr>
-          <w:rFonts w:hint="eastAsia" w:ascii="Times New Roman" w:hAnsi="Times New Roman" w:eastAsia="Times New Roman" w:cs="Times New Roman"/>
-        </w:rPr>
-        <w:t xml:space="preserve">：</w:t>
-      </w:r>
-      <w:r>
-        <w:rPr>
-          <w:rFonts w:ascii="Times New Roman" w:hAnsi="Times New Roman" w:eastAsia="Times New Roman" w:cs="Times New Roman"/>
-        </w:rPr>
-        <w:t xml:space="preserve"> </w:t>
-      </w:r>
-      <w:r>
-        <w:rPr>
-          <w:rFonts w:hint="eastAsia" w:ascii="Times New Roman" w:hAnsi="Times New Roman" w:eastAsia="FangSong" w:cs="Times New Roman"/>
-        </w:rPr>
-        <w:t>在计算多原子分子基频振动数目时</w:t>
-      </w:r>
-      <w:r>
-        <w:rPr>
-          <w:rFonts w:hint="eastAsia" w:ascii="Times New Roman" w:hAnsi="Times New Roman" w:eastAsia="Times New Roman" w:cs="Times New Roman"/>
-        </w:rPr>
-        <w:t>，</w:t>
-      </w:r>
-      <w:r>
-        <w:rPr>
-          <w:rFonts w:hint="eastAsia" w:ascii="Times New Roman" w:hAnsi="Times New Roman" w:eastAsia="FangSong" w:cs="Times New Roman"/>
-        </w:rPr>
-        <w:t>遗忘线性分子转动自由度仅为</w:t>
-      </w:r>
-      <w:r>
-        <w:rPr>
-          <w:rFonts w:ascii="Times New Roman" w:hAnsi="Times New Roman" w:eastAsia="Times New Roman" w:cs="Times New Roman"/>
-        </w:rPr>
-        <w:t xml:space="preserve"> </w:t>
-      </w:r>
-      <w:r>
-        <w:rPr>
-          <w:rFonts w:hint="eastAsia" w:ascii="Times New Roman" w:hAnsi="Times New Roman" w:eastAsia="Times New Roman" w:cs="Times New Roman"/>
-        </w:rPr>
-        <w:t>2。</w:t>
-      </w:r>
-      <w:r>
-        <w:rPr>
-          <w:rFonts w:hint="eastAsia" w:ascii="Times New Roman" w:hAnsi="Times New Roman" w:eastAsia="FangSong" w:cs="Times New Roman"/>
-        </w:rPr>
-        <w:t>例如对于微观弯折的极性气体分子</w:t>
-      </w:r>
-      <w:r>
-        <w:rPr>
-          <w:rFonts w:hint="eastAsia" w:ascii="Times New Roman" w:hAnsi="Times New Roman" w:eastAsia="Times New Roman" w:cs="Times New Roman"/>
-        </w:rPr>
-        <w:t>（</w:t>
-      </w:r>
-      <w:r>
-        <w:rPr>
-          <w:rFonts w:hint="eastAsia" w:ascii="Times New Roman" w:hAnsi="Times New Roman" w:eastAsia="FangSong" w:cs="Times New Roman"/>
-        </w:rPr>
-        <w:t>如二氧化硫</w:t>
-      </w:r>
-      <w:r>
-        <w:rPr>
-          <w:rFonts w:ascii="Times New Roman" w:hAnsi="Times New Roman" w:eastAsia="Times New Roman" w:cs="Times New Roman"/>
-        </w:rPr>
-        <w:t xml:space="preserve"> </w:t>
-      </w:r>
-      <m:oMath>
-        <m:r>
-          <m:rPr>
-            <m:sty m:val="p"/>
-          </m:rPr>
-          <m:t>S</m:t>
-        </m:r>
-        <m:sSub>
-          <m:e>
-            <m:r>
-              <m:rPr>
-                <m:sty m:val="p"/>
-              </m:rPr>
-              <m:t>O</m:t>
-            </m:r>
-          </m:e>
-          <m:sub>
-            <m:r>
-              <m:rPr>
-                <m:sty m:val="p"/>
-              </m:rPr>
-              <m:t>2</m:t>
-            </m:r>
-          </m:sub>
-        </m:sSub>
-      </m:oMath>
-      <w:r>
-        <w:rPr>
-          <w:rFonts w:ascii="Times New Roman" w:hAnsi="Times New Roman" w:eastAsia="Times New Roman" w:cs="Times New Roman"/>
-        </w:rPr>
-        <w:t xml:space="preserve"> </w:t>
-      </w:r>
-      <w:r>
-        <w:rPr>
-          <w:rFonts w:hint="eastAsia" w:ascii="Times New Roman" w:hAnsi="Times New Roman" w:eastAsia="FangSong" w:cs="Times New Roman"/>
-        </w:rPr>
-        <w:t xml:space="preserve">或臭氧</w:t>
-      </w:r>
-      <w:r>
-        <w:rPr>
-          <w:rFonts w:ascii="Times New Roman" w:hAnsi="Times New Roman" w:eastAsia="Times New Roman" w:cs="Times New Roman"/>
-        </w:rPr>
-        <w:t xml:space="preserve"> </w:t>
-      </w:r>
-      <m:oMath>
-        <m:sSub>
-          <m:e>
-            <m:r>
-              <m:rPr>
-                <m:sty m:val="p"/>
-              </m:rPr>
-              <m:t>O</m:t>
-            </m:r>
-          </m:e>
-          <m:sub>
-            <m:r>
-              <m:rPr>
-                <m:sty m:val="p"/>
-              </m:rPr>
-              <m:t>3</m:t>
-            </m:r>
-          </m:sub>
-        </m:sSub>
-      </m:oMath>
-      <w:r>
-        <w:rPr>
-          <w:rFonts w:hint="eastAsia" w:ascii="Times New Roman" w:hAnsi="Times New Roman" w:eastAsia="Times New Roman" w:cs="Times New Roman"/>
-        </w:rPr>
-        <w:t>），</w:t>
-      </w:r>
-      <w:r>
-        <w:rPr>
-          <w:rFonts w:hint="eastAsia" w:ascii="Times New Roman" w:hAnsi="Times New Roman" w:eastAsia="FangSong" w:cs="Times New Roman"/>
-        </w:rPr>
-        <w:t>误套用线性公式</w:t>
-      </w:r>
-      <w:r>
-        <w:rPr>
-          <w:rFonts w:ascii="Times New Roman" w:hAnsi="Times New Roman" w:eastAsia="Times New Roman" w:cs="Times New Roman"/>
-        </w:rPr>
-        <w:t xml:space="preserve"> </w:t>
-      </w:r>
-      <m:oMath>
-        <m:oMathPr>
-          <m:ctrlPr>
-            <w:rPr>
-              <w:sz w:val="28"/>
-              <w:szCs w:val="28"/>
-            </w:rPr>
-          </m:ctrlPr>
-        </m:oMathPr>
-        <m:r>
-          <m:t>3</m:t>
-        </m:r>
-        <m:r>
-          <m:t>N</m:t>
-        </m:r>
-        <m:r>
-          <m:rPr>
-            <m:sty m:val="p"/>
-          </m:rPr>
-          <m:t>−</m:t>
-        </m:r>
-        <m:r>
-          <m:t>5</m:t>
-        </m:r>
-        <m:r>
-          <m:rPr>
-            <m:sty m:val="p"/>
-          </m:rPr>
-          <m:t>=</m:t>
-        </m:r>
-        <m:r>
-          <m:t>4</m:t>
-        </m:r>
-      </m:oMath>
-      <w:r>
-        <w:rPr>
-          <w:rFonts w:hint="eastAsia" w:ascii="Times New Roman" w:hAnsi="Times New Roman" w:eastAsia="Times New Roman" w:cs="Times New Roman"/>
-        </w:rPr>
-        <w:t>，</w:t>
-      </w:r>
-      <w:r>
-        <w:rPr>
-          <w:rFonts w:hint="eastAsia" w:ascii="Times New Roman" w:hAnsi="Times New Roman" w:eastAsia="FangSong" w:cs="Times New Roman"/>
-        </w:rPr>
-        <w:t>得出</w:t>
-      </w:r>
-      <w:r>
-        <w:rPr>
-          <w:rFonts w:ascii="Times New Roman" w:hAnsi="Times New Roman" w:eastAsia="Times New Roman" w:cs="Times New Roman"/>
-        </w:rPr>
-        <w:t xml:space="preserve"> 4 </w:t>
-      </w:r>
-      <w:r>
-        <w:rPr>
-          <w:rFonts w:hint="eastAsia" w:ascii="Times New Roman" w:hAnsi="Times New Roman" w:eastAsia="FangSong" w:cs="Times New Roman"/>
-        </w:rPr>
-        <w:t>个振动模式</w:t>
-      </w:r>
-      <w:r>
-        <w:rPr>
-          <w:rFonts w:hint="eastAsia" w:ascii="Times New Roman" w:hAnsi="Times New Roman" w:eastAsia="Times New Roman" w:cs="Times New Roman"/>
-        </w:rPr>
-        <w:t>（</w:t>
-      </w:r>
-      <w:r>
-        <w:rPr>
-          <w:rFonts w:hint="eastAsia" w:ascii="Times New Roman" w:hAnsi="Times New Roman" w:eastAsia="FangSong" w:cs="Times New Roman"/>
-        </w:rPr>
-        <w:t>真实情况是非线性分子</w:t>
-      </w:r>
-      <w:r>
-        <w:rPr>
-          <w:rFonts w:hint="eastAsia" w:ascii="Times New Roman" w:hAnsi="Times New Roman" w:eastAsia="Times New Roman" w:cs="Times New Roman"/>
-        </w:rPr>
-        <w:t>，</w:t>
-      </w:r>
-      <w:r>
-        <w:rPr>
-          <w:rFonts w:hint="eastAsia" w:ascii="Times New Roman" w:hAnsi="Times New Roman" w:eastAsia="FangSong" w:cs="Times New Roman"/>
-        </w:rPr>
-        <w:t>拥有</w:t>
-      </w:r>
-      <w:r>
-        <w:rPr>
-          <w:rFonts w:ascii="Times New Roman" w:hAnsi="Times New Roman" w:eastAsia="Times New Roman" w:cs="Times New Roman"/>
-        </w:rPr>
-        <w:t xml:space="preserve"> </w:t>
-      </w:r>
-      <m:oMath>
-        <m:oMathPr>
-          <m:ctrlPr>
-            <w:rPr>
-              <w:sz w:val="28"/>
-              <w:szCs w:val="28"/>
-            </w:rPr>
-          </m:ctrlPr>
-        </m:oMathPr>
-        <m:r>
-          <m:t>3</m:t>
-        </m:r>
-        <m:r>
-          <m:t>N</m:t>
-        </m:r>
-        <m:r>
-          <m:rPr>
-            <m:sty m:val="p"/>
-          </m:rPr>
-          <m:t>−</m:t>
-        </m:r>
-        <m:r>
-          <m:t>6</m:t>
-        </m:r>
-        <m:r>
-          <m:rPr>
-            <m:sty m:val="p"/>
-          </m:rPr>
-          <m:t>=</m:t>
-        </m:r>
-        <m:r>
-          <m:t>3</m:t>
-        </m:r>
-        <m:r>
-          <m:rPr>
-            <m:sty m:val="p"/>
-          </m:rPr>
-          <m:t>×</m:t>
-        </m:r>
-        <m:r>
-          <m:t>3</m:t>
-        </m:r>
-        <m:r>
-          <m:rPr>
-            <m:sty m:val="p"/>
-          </m:rPr>
-          <m:t>−</m:t>
-        </m:r>
-        <m:r>
-          <m:t>6</m:t>
-        </m:r>
-        <m:r>
-          <m:rPr>
-            <m:sty m:val="p"/>
-          </m:rPr>
-          <m:t>=</m:t>
-        </m:r>
-        <m:r>
-          <m:t>3</m:t>
-        </m:r>
-      </m:oMath>
-      <w:r>
-        <w:rPr>
-          <w:rFonts w:ascii="Times New Roman" w:hAnsi="Times New Roman" w:eastAsia="Times New Roman" w:cs="Times New Roman"/>
-        </w:rPr>
-        <w:t xml:space="preserve"> </w:t>
-      </w:r>
-      <w:r>
-        <w:rPr>
-          <w:rFonts w:hint="eastAsia" w:ascii="Times New Roman" w:hAnsi="Times New Roman" w:eastAsia="FangSong" w:cs="Times New Roman"/>
-        </w:rPr>
-        <w:t>个振动模式</w:t>
-      </w:r>
-      <w:r>
-        <w:rPr>
-          <w:rFonts w:hint="eastAsia" w:ascii="Times New Roman" w:hAnsi="Times New Roman" w:eastAsia="Times New Roman" w:cs="Times New Roman"/>
-        </w:rPr>
-        <w:t>）。</w:t>
-      </w:r>
-    </w:p>
-    <w:p>
-      <w:pPr>
-        <w:pStyle w:val="Compact"/>
-        <w:numPr>
-          <w:ilvl w:val="0"/>
-          <w:numId w:val="1002"/>
-        </w:numPr>
-        <w:ind w:firstLine="420"/>
-      </w:pPr>
-      <w:r>
-        <w:rPr>
-          <w:rFonts w:hint="eastAsia" w:ascii="Times New Roman" w:hAnsi="Times New Roman" w:eastAsia="FangSong" w:cs="Times New Roman"/>
-          <w:b/>
-          <w:bCs/>
-        </w:rPr>
-        <w:t xml:space="preserve">分形高阶立方点群子群降阶混淆陷阱</w:t>
-      </w:r>
-      <w:r>
-        <w:rPr>
-          <w:rFonts w:hint="eastAsia" w:ascii="Times New Roman" w:hAnsi="Times New Roman" w:eastAsia="Times New Roman" w:cs="Times New Roman"/>
-        </w:rPr>
-        <w:t xml:space="preserve">：</w:t>
-      </w:r>
-      <w:r>
-        <w:rPr>
-          <w:rFonts w:ascii="Times New Roman" w:hAnsi="Times New Roman" w:eastAsia="Times New Roman" w:cs="Times New Roman"/>
-        </w:rPr>
-        <w:t xml:space="preserve"> </w:t>
-      </w:r>
-      <w:r>
-        <w:rPr>
-          <w:rFonts w:hint="eastAsia" w:ascii="Times New Roman" w:hAnsi="Times New Roman" w:eastAsia="FangSong" w:cs="Times New Roman"/>
-        </w:rPr>
-        <w:t>在正八面体六配位配合物被不同配体取代时</w:t>
-      </w:r>
-      <w:r>
-        <w:rPr>
-          <w:rFonts w:hint="eastAsia" w:ascii="Times New Roman" w:hAnsi="Times New Roman" w:eastAsia="Times New Roman" w:cs="Times New Roman"/>
-        </w:rPr>
-        <w:t>，</w:t>
-      </w:r>
-      <w:r>
-        <w:rPr>
-          <w:rFonts w:hint="eastAsia" w:ascii="Times New Roman" w:hAnsi="Times New Roman" w:eastAsia="FangSong" w:cs="Times New Roman"/>
-        </w:rPr>
-        <w:t>误判产物点群</w:t>
-      </w:r>
-      <w:r>
-        <w:rPr>
-          <w:rFonts w:hint="eastAsia" w:ascii="Times New Roman" w:hAnsi="Times New Roman" w:eastAsia="Times New Roman" w:cs="Times New Roman"/>
-        </w:rPr>
-        <w:t>。</w:t>
-      </w:r>
-      <w:r>
-        <w:rPr>
-          <w:rFonts w:hint="eastAsia" w:ascii="Times New Roman" w:hAnsi="Times New Roman" w:eastAsia="FangSong" w:cs="Times New Roman"/>
-        </w:rPr>
-        <w:t>以</w:t>
-      </w:r>
-      <w:r>
-        <w:rPr>
-          <w:rFonts w:ascii="Times New Roman" w:hAnsi="Times New Roman" w:eastAsia="Times New Roman" w:cs="Times New Roman"/>
-        </w:rPr>
-        <w:t xml:space="preserve"> </w:t>
-      </w:r>
-      <m:oMath>
-        <m:r>
-          <m:rPr>
-            <m:sty m:val="p"/>
-          </m:rPr>
-          <m:t>M</m:t>
-        </m:r>
-        <m:sSub>
-          <m:e>
-            <m:r>
-              <m:rPr>
-                <m:sty m:val="p"/>
-              </m:rPr>
-              <m:t>A</m:t>
-            </m:r>
-          </m:e>
-          <m:sub>
-            <m:r>
-              <m:rPr>
-                <m:sty m:val="p"/>
-              </m:rPr>
-              <m:t>3</m:t>
-            </m:r>
-          </m:sub>
-        </m:sSub>
-        <m:sSub>
-          <m:e>
-            <m:r>
-              <m:rPr>
-                <m:sty m:val="p"/>
-              </m:rPr>
-              <m:t>B</m:t>
-            </m:r>
-          </m:e>
-          <m:sub>
-            <m:r>
-              <m:rPr>
-                <m:sty m:val="p"/>
-              </m:rPr>
-              <m:t>3</m:t>
-            </m:r>
-          </m:sub>
-        </m:sSub>
-      </m:oMath>
-      <w:r>
-        <w:rPr>
-          <w:rFonts w:ascii="Times New Roman" w:hAnsi="Times New Roman" w:eastAsia="Times New Roman" w:cs="Times New Roman"/>
-        </w:rPr>
-        <w:t xml:space="preserve"> </w:t>
-      </w:r>
-      <w:r>
-        <w:rPr>
-          <w:rFonts w:hint="eastAsia" w:ascii="Times New Roman" w:hAnsi="Times New Roman" w:eastAsia="FangSong" w:cs="Times New Roman"/>
-        </w:rPr>
-        <w:t>为例</w:t>
-      </w:r>
-      <w:r>
-        <w:rPr>
-          <w:rFonts w:hint="eastAsia" w:ascii="Times New Roman" w:hAnsi="Times New Roman" w:eastAsia="Times New Roman" w:cs="Times New Roman"/>
-        </w:rPr>
-        <w:t>，</w:t>
-      </w:r>
-      <w:r>
-        <w:rPr>
-          <w:rFonts w:hint="eastAsia" w:ascii="Times New Roman" w:hAnsi="Times New Roman" w:eastAsia="FangSong" w:cs="Times New Roman"/>
-        </w:rPr>
-        <w:t>面式异构体</w:t>
-      </w:r>
-      <w:r>
-        <w:rPr>
-          <w:rFonts w:hint="eastAsia" w:ascii="Times New Roman" w:hAnsi="Times New Roman" w:eastAsia="Times New Roman" w:cs="Times New Roman"/>
-        </w:rPr>
-        <w:t>（</w:t>
-      </w:r>
-      <m:oMath>
-        <m:r>
-          <m:t>f</m:t>
-        </m:r>
-        <m:r>
-          <m:t>a</m:t>
-        </m:r>
-        <m:r>
-          <m:t>c</m:t>
-        </m:r>
-      </m:oMath>
-      <w:r>
-        <w:rPr>
-          <w:rFonts w:hint="eastAsia" w:ascii="Times New Roman" w:hAnsi="Times New Roman" w:eastAsia="Times New Roman" w:cs="Times New Roman"/>
-        </w:rPr>
-        <w:t>-</w:t>
-      </w:r>
-      <w:r>
-        <w:rPr>
-          <w:rFonts w:hint="eastAsia" w:ascii="Times New Roman" w:hAnsi="Times New Roman" w:eastAsia="FangSong" w:cs="Times New Roman"/>
-        </w:rPr>
-        <w:t>异构体</w:t>
-      </w:r>
-      <w:r>
-        <w:rPr>
-          <w:rFonts w:hint="eastAsia" w:ascii="Times New Roman" w:hAnsi="Times New Roman" w:eastAsia="Times New Roman" w:cs="Times New Roman"/>
-        </w:rPr>
-        <w:t>，</w:t>
-      </w:r>
-      <w:r>
-        <w:rPr>
-          <w:rFonts w:hint="eastAsia" w:ascii="Times New Roman" w:hAnsi="Times New Roman" w:eastAsia="FangSong" w:cs="Times New Roman"/>
-        </w:rPr>
-        <w:t>三个相同配体占据同一个三角形面</w:t>
-      </w:r>
-      <w:r>
-        <w:rPr>
-          <w:rFonts w:hint="eastAsia" w:ascii="Times New Roman" w:hAnsi="Times New Roman" w:eastAsia="Times New Roman" w:cs="Times New Roman"/>
-        </w:rPr>
-        <w:t>）</w:t>
-      </w:r>
-      <w:r>
-        <w:rPr>
-          <w:rFonts w:hint="eastAsia" w:ascii="Times New Roman" w:hAnsi="Times New Roman" w:eastAsia="FangSong" w:cs="Times New Roman"/>
-        </w:rPr>
-        <w:t>点群降为</w:t>
-      </w:r>
-      <w:r>
-        <w:rPr>
-          <w:rFonts w:ascii="Times New Roman" w:hAnsi="Times New Roman" w:eastAsia="Times New Roman" w:cs="Times New Roman"/>
-        </w:rPr>
-        <w:t xml:space="preserve"> </w:t>
-      </w:r>
-      <m:oMath>
-        <m:sSub>
-          <m:e>
-            <m:r>
-              <m:t>C</m:t>
-            </m:r>
-          </m:e>
-          <m:sub>
-            <m:r>
-              <m:t>3</m:t>
-            </m:r>
-            <m:r>
-              <m:t>v</m:t>
-            </m:r>
-          </m:sub>
-        </m:sSub>
-      </m:oMath>
-      <w:r>
-        <w:rPr>
-          <w:rFonts w:hint="eastAsia" w:ascii="Times New Roman" w:hAnsi="Times New Roman" w:eastAsia="Times New Roman" w:cs="Times New Roman"/>
-        </w:rPr>
-        <w:t>；</w:t>
-      </w:r>
-      <w:r>
-        <w:rPr>
-          <w:rFonts w:hint="eastAsia" w:ascii="Times New Roman" w:hAnsi="Times New Roman" w:eastAsia="FangSong" w:cs="Times New Roman"/>
-        </w:rPr>
-        <w:t>而经式异构体</w:t>
-      </w:r>
-      <w:r>
-        <w:rPr>
-          <w:rFonts w:hint="eastAsia" w:ascii="Times New Roman" w:hAnsi="Times New Roman" w:eastAsia="Times New Roman" w:cs="Times New Roman"/>
-        </w:rPr>
-        <w:t>（</w:t>
-      </w:r>
-      <m:oMath>
-        <m:r>
-          <m:t>m</m:t>
-        </m:r>
-        <m:r>
-          <m:t>e</m:t>
-        </m:r>
-        <m:r>
-          <m:t>r</m:t>
-        </m:r>
-      </m:oMath>
-      <w:r>
-        <w:rPr>
-          <w:rFonts w:hint="eastAsia" w:ascii="Times New Roman" w:hAnsi="Times New Roman" w:eastAsia="Times New Roman" w:cs="Times New Roman"/>
-        </w:rPr>
-        <w:t>-</w:t>
-      </w:r>
-      <w:r>
-        <w:rPr>
-          <w:rFonts w:hint="eastAsia" w:ascii="Times New Roman" w:hAnsi="Times New Roman" w:eastAsia="FangSong" w:cs="Times New Roman"/>
-        </w:rPr>
-        <w:t>异构体</w:t>
-      </w:r>
-      <w:r>
-        <w:rPr>
-          <w:rFonts w:hint="eastAsia" w:ascii="Times New Roman" w:hAnsi="Times New Roman" w:eastAsia="Times New Roman" w:cs="Times New Roman"/>
-        </w:rPr>
-        <w:t>，</w:t>
-      </w:r>
-      <w:r>
-        <w:rPr>
-          <w:rFonts w:hint="eastAsia" w:ascii="Times New Roman" w:hAnsi="Times New Roman" w:eastAsia="FangSong" w:cs="Times New Roman"/>
-        </w:rPr>
-        <w:t>三个相同配体处于同一平面</w:t>
-      </w:r>
-      <w:r>
-        <w:rPr>
-          <w:rFonts w:hint="eastAsia" w:ascii="Times New Roman" w:hAnsi="Times New Roman" w:eastAsia="Times New Roman" w:cs="Times New Roman"/>
-        </w:rPr>
-        <w:t>）</w:t>
-      </w:r>
-      <w:r>
-        <w:rPr>
-          <w:rFonts w:hint="eastAsia" w:ascii="Times New Roman" w:hAnsi="Times New Roman" w:eastAsia="FangSong" w:cs="Times New Roman"/>
-        </w:rPr>
-        <w:t>点群降为</w:t>
-      </w:r>
-      <w:r>
-        <w:rPr>
-          <w:rFonts w:ascii="Times New Roman" w:hAnsi="Times New Roman" w:eastAsia="Times New Roman" w:cs="Times New Roman"/>
-        </w:rPr>
-        <w:t xml:space="preserve"> </w:t>
-      </w:r>
-      <m:oMath>
-        <m:sSub>
-          <m:e>
-            <m:r>
-              <m:t>C</m:t>
-            </m:r>
-          </m:e>
-          <m:sub>
-            <m:r>
-              <m:t>2</m:t>
-            </m:r>
-            <m:r>
-              <m:t>v</m:t>
-            </m:r>
-          </m:sub>
-        </m:sSub>
-      </m:oMath>
-      <w:r>
-        <w:rPr>
-          <w:rFonts w:hint="eastAsia" w:ascii="Times New Roman" w:hAnsi="Times New Roman" w:eastAsia="Times New Roman" w:cs="Times New Roman"/>
-        </w:rPr>
-        <w:t>，</w:t>
-      </w:r>
-      <w:r>
-        <w:rPr>
-          <w:rFonts w:hint="eastAsia" w:ascii="Times New Roman" w:hAnsi="Times New Roman" w:eastAsia="FangSong" w:cs="Times New Roman"/>
-        </w:rPr>
-        <w:t>绝非随意主观乱猜</w:t>
-      </w:r>
-      <w:r>
-        <w:rPr>
-          <w:rFonts w:hint="eastAsia" w:ascii="Times New Roman" w:hAnsi="Times New Roman" w:eastAsia="Times New Roman" w:cs="Times New Roman"/>
-        </w:rPr>
-        <w:t>。</w:t>
-      </w:r>
-    </w:p>
-    <w:p>
-      <w:pPr>
-        <w:pStyle w:val="Compact"/>
-        <w:numPr>
-          <w:ilvl w:val="0"/>
-          <w:numId w:val="1002"/>
-        </w:numPr>
-        <w:ind w:firstLine="420"/>
-      </w:pPr>
-      <w:r>
-        <w:rPr>
-          <w:rFonts w:ascii="Times New Roman" w:hAnsi="Times New Roman" w:eastAsia="Times New Roman" w:cs="Times New Roman"/>
-          <w:b/>
-          <w:bCs/>
-        </w:rPr>
-        <w:t xml:space="preserve">SALC </w:t>
-      </w:r>
-      <w:r>
-        <w:rPr>
-          <w:rFonts w:hint="eastAsia" w:ascii="Times New Roman" w:hAnsi="Times New Roman" w:eastAsia="FangSong" w:cs="Times New Roman"/>
-          <w:b/>
-          <w:bCs/>
-        </w:rPr>
-        <w:t xml:space="preserve">投影算符正规归一化因子漏乘陷阱</w:t>
-      </w:r>
-      <w:r>
-        <w:rPr>
-          <w:rFonts w:hint="eastAsia" w:ascii="Times New Roman" w:hAnsi="Times New Roman" w:eastAsia="Times New Roman" w:cs="Times New Roman"/>
-        </w:rPr>
-        <w:t xml:space="preserve">：</w:t>
-      </w:r>
-      <w:r>
-        <w:rPr>
-          <w:rFonts w:ascii="Times New Roman" w:hAnsi="Times New Roman" w:eastAsia="Times New Roman" w:cs="Times New Roman"/>
-        </w:rPr>
-        <w:t xml:space="preserve"> </w:t>
-      </w:r>
-      <w:r>
-        <w:rPr>
-          <w:rFonts w:hint="eastAsia" w:ascii="Times New Roman" w:hAnsi="Times New Roman" w:eastAsia="FangSong" w:cs="Times New Roman"/>
-        </w:rPr>
-        <w:t xml:space="preserve">利用投影算符公式</w:t>
-      </w:r>
-      <w:r>
-        <w:rPr>
-          <w:rFonts w:ascii="Times New Roman" w:hAnsi="Times New Roman" w:eastAsia="Times New Roman" w:cs="Times New Roman"/>
-        </w:rPr>
-        <w:t xml:space="preserve"> </w:t>
-      </w:r>
-      <m:oMath>
-        <m:oMathPr>
-          <m:ctrlPr>
-            <w:rPr>
-              <w:sz w:val="28"/>
-              <w:szCs w:val="28"/>
-            </w:rPr>
-          </m:ctrlPr>
-        </m:oMathPr>
-        <m:sSup>
-          <m:e>
-            <m:acc>
-              <m:accPr>
-                <m:chr m:val="̂"/>
-              </m:accPr>
-              <m:e>
-                <m:r>
-                  <m:t>P</m:t>
-                </m:r>
-              </m:e>
-            </m:acc>
-          </m:e>
-          <m:sup>
-            <m:r>
-              <m:rPr>
-                <m:sty m:val="p"/>
-              </m:rPr>
-              <m:t>(</m:t>
-            </m:r>
-            <m:r>
-              <m:rPr>
-                <m:sty m:val="p"/>
-              </m:rPr>
-              <m:t>Γ</m:t>
-            </m:r>
-            <m:r>
-              <m:rPr>
-                <m:sty m:val="p"/>
-              </m:rPr>
-              <m:t>)</m:t>
-            </m:r>
-          </m:sup>
-        </m:sSup>
-        <m:r>
-          <m:rPr>
-            <m:sty m:val="p"/>
-          </m:rPr>
-          <m:t>=</m:t>
-        </m:r>
-        <m:f>
-          <m:fPr>
-            <m:type m:val="bar"/>
-          </m:fPr>
-          <m:num>
-            <m:sSub>
-              <m:e>
-                <m:r>
-                  <m:t>l</m:t>
-                </m:r>
-              </m:e>
-              <m:sub>
-                <m:r>
-                  <m:rPr>
-                    <m:sty m:val="p"/>
-                  </m:rPr>
-                  <m:t>Γ</m:t>
-                </m:r>
-              </m:sub>
-            </m:sSub>
-          </m:num>
-          <m:den>
-            <m:r>
-              <m:t>h</m:t>
-            </m:r>
-          </m:den>
-        </m:f>
-        <m:r>
-          <m:rPr>
-            <m:sty m:val="p"/>
-          </m:rPr>
-          <m:t>∑</m:t>
-        </m:r>
-        <m:r>
-          <m:t>χ</m:t>
-        </m:r>
-        <m:r>
-          <m:rPr>
-            <m:sty m:val="p"/>
-          </m:rPr>
-          <m:t>(</m:t>
-        </m:r>
-        <m:r>
-          <m:t>R</m:t>
-        </m:r>
-        <m:sSup>
-          <m:e>
-            <m:r>
-              <m:rPr>
-                <m:sty m:val="p"/>
-              </m:rPr>
-              <m:t>)</m:t>
-            </m:r>
-          </m:e>
-          <m:sup>
-            <m:r>
-              <m:rPr>
-                <m:sty m:val="p"/>
-              </m:rPr>
-              <m:t>*</m:t>
-            </m:r>
-          </m:sup>
-        </m:sSup>
-        <m:acc>
-          <m:accPr>
-            <m:chr m:val="̂"/>
-          </m:accPr>
-          <m:e>
-            <m:r>
-              <m:t>R</m:t>
-            </m:r>
-          </m:e>
-        </m:acc>
-      </m:oMath>
-      <w:r>
-        <w:rPr>
-          <w:rFonts w:ascii="Times New Roman" w:hAnsi="Times New Roman" w:eastAsia="Times New Roman" w:cs="Times New Roman"/>
-        </w:rPr>
-        <w:t xml:space="preserve"> </w:t>
-      </w:r>
-      <w:r>
-        <w:rPr>
-          <w:rFonts w:hint="eastAsia" w:ascii="Times New Roman" w:hAnsi="Times New Roman" w:eastAsia="FangSong" w:cs="Times New Roman"/>
-        </w:rPr>
-        <w:t>构造波函数时</w:t>
-      </w:r>
-      <w:r>
-        <w:rPr>
-          <w:rFonts w:hint="eastAsia" w:ascii="Times New Roman" w:hAnsi="Times New Roman" w:eastAsia="Times New Roman" w:cs="Times New Roman"/>
-        </w:rPr>
-        <w:t>，</w:t>
-      </w:r>
-      <w:r>
-        <w:rPr>
-          <w:rFonts w:hint="eastAsia" w:ascii="Times New Roman" w:hAnsi="Times New Roman" w:eastAsia="FangSong" w:cs="Times New Roman"/>
-        </w:rPr>
-        <w:t>直接将轨道线性叠加后的未经归一化多项式当作最终波函数</w:t>
-      </w:r>
-      <w:r>
-        <w:rPr>
-          <w:rFonts w:hint="eastAsia" w:ascii="Times New Roman" w:hAnsi="Times New Roman" w:eastAsia="Times New Roman" w:cs="Times New Roman"/>
-        </w:rPr>
-        <w:t>，</w:t>
-      </w:r>
-      <w:r>
-        <w:rPr>
-          <w:rFonts w:hint="eastAsia" w:ascii="Times New Roman" w:hAnsi="Times New Roman" w:eastAsia="FangSong" w:cs="Times New Roman"/>
-        </w:rPr>
-        <w:t>导致重叠积分与</w:t>
-      </w:r>
-      <w:r>
-        <w:rPr>
-          <w:rFonts w:ascii="Times New Roman" w:hAnsi="Times New Roman" w:eastAsia="Times New Roman" w:cs="Times New Roman"/>
-        </w:rPr>
-        <w:t xml:space="preserve"> Hamiltonian </w:t>
-      </w:r>
-      <w:r>
-        <w:rPr>
-          <w:rFonts w:hint="eastAsia" w:ascii="Times New Roman" w:hAnsi="Times New Roman" w:eastAsia="FangSong" w:cs="Times New Roman"/>
-        </w:rPr>
-        <w:t>矩阵元计算成倍失真</w:t>
-      </w:r>
-      <w:r>
-        <w:rPr>
-          <w:rFonts w:hint="eastAsia" w:ascii="Times New Roman" w:hAnsi="Times New Roman" w:eastAsia="Times New Roman" w:cs="Times New Roman"/>
-        </w:rPr>
-        <w:t>。</w:t>
-      </w:r>
-      <w:r>
-        <w:rPr>
-          <w:rFonts w:hint="eastAsia" w:ascii="Times New Roman" w:hAnsi="Times New Roman" w:eastAsia="FangSong" w:cs="Times New Roman"/>
-        </w:rPr>
-        <w:t>必须在求和完成后</w:t>
-      </w:r>
-      <w:r>
-        <w:rPr>
-          <w:rFonts w:hint="eastAsia" w:ascii="Times New Roman" w:hAnsi="Times New Roman" w:eastAsia="Times New Roman" w:cs="Times New Roman"/>
-        </w:rPr>
-        <w:t>，</w:t>
-      </w:r>
-      <w:r>
-        <w:rPr>
-          <w:rFonts w:hint="eastAsia" w:ascii="Times New Roman" w:hAnsi="Times New Roman" w:eastAsia="FangSong" w:cs="Times New Roman"/>
-        </w:rPr>
-        <w:t>重新计算系数平方和进行几何归一化</w:t>
-      </w:r>
-      <w:r>
-        <w:rPr>
-          <w:rFonts w:hint="eastAsia" w:ascii="Times New Roman" w:hAnsi="Times New Roman" w:eastAsia="Times New Roman" w:cs="Times New Roman"/>
-        </w:rPr>
-        <w:t>（</w:t>
-      </w:r>
-      <w:r>
-        <w:rPr>
-          <w:rFonts w:hint="eastAsia" w:ascii="Times New Roman" w:hAnsi="Times New Roman" w:eastAsia="FangSong" w:cs="Times New Roman"/>
-        </w:rPr>
-        <w:t>除以模长系数</w:t>
-      </w:r>
-      <w:r>
-        <w:rPr>
-          <w:rFonts w:ascii="Times New Roman" w:hAnsi="Times New Roman" w:eastAsia="Times New Roman" w:cs="Times New Roman"/>
-        </w:rPr>
-        <w:t xml:space="preserve"> </w:t>
-      </w:r>
-      <m:oMath>
-        <m:rad>
-          <m:radPr>
-            <m:degHide m:val="on"/>
-          </m:radPr>
-          <m:deg/>
-          <m:e>
-            <m:r>
-              <m:rPr>
-                <m:sty m:val="p"/>
-              </m:rPr>
-              <m:t>∑</m:t>
-            </m:r>
-            <m:sSubSup>
-              <m:e>
-                <m:r>
-                  <m:t>c</m:t>
-                </m:r>
-              </m:e>
-              <m:sub>
-                <m:r>
-                  <m:t>i</m:t>
-                </m:r>
-              </m:sub>
-              <m:sup>
-                <m:r>
-                  <m:t>2</m:t>
-                </m:r>
-              </m:sup>
-            </m:sSubSup>
-          </m:e>
-        </m:rad>
-      </m:oMath>
-      <w:r>
-        <w:rPr>
-          <w:rFonts w:hint="eastAsia" w:ascii="Times New Roman" w:hAnsi="Times New Roman" w:eastAsia="Times New Roman" w:cs="Times New Roman"/>
-        </w:rPr>
-        <w:t xml:space="preserve">）。</w:t>
-      </w:r>
-    </w:p>
-    <w:p>
-      <w:pPr>
-        <w:pStyle w:val="Compact"/>
-        <w:numPr>
-          <w:ilvl w:val="0"/>
-          <w:numId w:val="1002"/>
-        </w:numPr>
-        <w:spacing w:after="80"/>
-        <w:ind w:firstLine="420"/>
-      </w:pPr>
-      <w:r>
-        <w:rPr>
-          <w:rFonts w:hint="eastAsia" w:ascii="Times New Roman" w:hAnsi="Times New Roman" w:eastAsia="FangSong" w:cs="Times New Roman"/>
-          <w:b/>
-          <w:bCs/>
-        </w:rPr>
-        <w:t xml:space="preserve">极性分子与键极性机械对等陷阱</w:t>
-      </w:r>
-      <w:r>
-        <w:rPr>
-          <w:rFonts w:hint="eastAsia" w:ascii="Times New Roman" w:hAnsi="Times New Roman" w:eastAsia="Times New Roman" w:cs="Times New Roman"/>
-        </w:rPr>
-        <w:t xml:space="preserve">：</w:t>
-      </w:r>
-      <w:r>
-        <w:rPr>
-          <w:rFonts w:ascii="Times New Roman" w:hAnsi="Times New Roman" w:eastAsia="Times New Roman" w:cs="Times New Roman"/>
-        </w:rPr>
-        <w:t xml:space="preserve"> </w:t>
-      </w:r>
-      <w:r>
-        <w:rPr>
-          <w:rFonts w:hint="eastAsia" w:ascii="Times New Roman" w:hAnsi="Times New Roman" w:eastAsia="FangSong" w:cs="Times New Roman"/>
-        </w:rPr>
-        <w:t>在判断分子是否具有宏观偶极矩时</w:t>
-      </w:r>
-      <w:r>
-        <w:rPr>
-          <w:rFonts w:hint="eastAsia" w:ascii="Times New Roman" w:hAnsi="Times New Roman" w:eastAsia="Times New Roman" w:cs="Times New Roman"/>
-        </w:rPr>
-        <w:t>，</w:t>
-      </w:r>
-      <w:r>
-        <w:rPr>
-          <w:rFonts w:hint="eastAsia" w:ascii="Times New Roman" w:hAnsi="Times New Roman" w:eastAsia="FangSong" w:cs="Times New Roman"/>
-        </w:rPr>
-        <w:t>仅凭分子内含有强极性键就贸然判定为极性分子</w:t>
-      </w:r>
-      <w:r>
-        <w:rPr>
-          <w:rFonts w:hint="eastAsia" w:ascii="Times New Roman" w:hAnsi="Times New Roman" w:eastAsia="Times New Roman" w:cs="Times New Roman"/>
-        </w:rPr>
-        <w:t>。</w:t>
-      </w:r>
-      <w:r>
-        <w:rPr>
-          <w:rFonts w:hint="eastAsia" w:ascii="Times New Roman" w:hAnsi="Times New Roman" w:eastAsia="FangSong" w:cs="Times New Roman"/>
-        </w:rPr>
-        <w:t>必须谨记点群判据铁律</w:t>
-      </w:r>
-      <w:r>
-        <w:rPr>
-          <w:rFonts w:hint="eastAsia" w:ascii="Times New Roman" w:hAnsi="Times New Roman" w:eastAsia="Times New Roman" w:cs="Times New Roman"/>
-        </w:rPr>
-        <w:t>：</w:t>
-      </w:r>
-      <w:r>
-        <w:rPr>
-          <w:rFonts w:hint="eastAsia" w:ascii="Times New Roman" w:hAnsi="Times New Roman" w:eastAsia="FangSong" w:cs="Times New Roman"/>
-        </w:rPr>
-        <w:t>凡属于</w:t>
-      </w:r>
-      <w:r>
-        <w:rPr>
-          <w:rFonts w:ascii="Times New Roman" w:hAnsi="Times New Roman" w:eastAsia="Times New Roman" w:cs="Times New Roman"/>
-        </w:rPr>
-        <w:t xml:space="preserve"> </w:t>
-      </w:r>
-      <m:oMath>
-        <m:oMathPr>
-          <m:ctrlPr>
-            <w:rPr>
-              <w:sz w:val="28"/>
-              <w:szCs w:val="28"/>
-            </w:rPr>
-          </m:ctrlPr>
-        </m:oMathPr>
-        <m:sSub>
-          <m:e>
-            <m:r>
-              <m:t>D</m:t>
-            </m:r>
-          </m:e>
-          <m:sub>
-            <m:r>
-              <m:t>n</m:t>
-            </m:r>
-            <m:r>
-              <m:t>h</m:t>
-            </m:r>
-          </m:sub>
-        </m:sSub>
-        <m:r>
-          <m:rPr>
-            <m:sty m:val="p"/>
-          </m:rPr>
-          <m:t>,</m:t>
-        </m:r>
-        <m:sSub>
-          <m:e>
-            <m:r>
-              <m:t>D</m:t>
-            </m:r>
-          </m:e>
-          <m:sub>
-            <m:r>
-              <m:t>n</m:t>
-            </m:r>
-            <m:r>
-              <m:t>d</m:t>
-            </m:r>
-          </m:sub>
-        </m:sSub>
-        <m:r>
-          <m:rPr>
-            <m:sty m:val="p"/>
-          </m:rPr>
-          <m:t>,</m:t>
-        </m:r>
-        <m:sSub>
-          <m:e>
-            <m:r>
-              <m:t>D</m:t>
-            </m:r>
-          </m:e>
-          <m:sub>
-            <m:r>
-              <m:t>n</m:t>
-            </m:r>
-          </m:sub>
-        </m:sSub>
-        <m:r>
-          <m:rPr>
-            <m:sty m:val="p"/>
-          </m:rPr>
-          <m:t>,</m:t>
-        </m:r>
-        <m:sSub>
-          <m:e>
-            <m:r>
-              <m:t>T</m:t>
-            </m:r>
-          </m:e>
-          <m:sub>
-            <m:r>
-              <m:t>d</m:t>
-            </m:r>
-          </m:sub>
-        </m:sSub>
-        <m:r>
-          <m:rPr>
-            <m:sty m:val="p"/>
-          </m:rPr>
-          <m:t>,</m:t>
-        </m:r>
-        <m:sSub>
-          <m:e>
-            <m:r>
-              <m:t>O</m:t>
-            </m:r>
-          </m:e>
-          <m:sub>
-            <m:r>
-              <m:t>h</m:t>
-            </m:r>
-          </m:sub>
-        </m:sSub>
-        <m:r>
-          <m:rPr>
-            <m:sty m:val="p"/>
-          </m:rPr>
-          <m:t>,</m:t>
-        </m:r>
-        <m:sSub>
-          <m:e>
-            <m:r>
-              <m:t>I</m:t>
-            </m:r>
-          </m:e>
-          <m:sub>
-            <m:r>
-              <m:t>h</m:t>
-            </m:r>
-          </m:sub>
-        </m:sSub>
-      </m:oMath>
-      <w:r>
-        <w:rPr>
-          <w:rFonts w:ascii="Times New Roman" w:hAnsi="Times New Roman" w:eastAsia="Times New Roman" w:cs="Times New Roman"/>
-        </w:rPr>
-        <w:t xml:space="preserve"> </w:t>
-      </w:r>
-      <w:r>
-        <w:rPr>
-          <w:rFonts w:hint="eastAsia" w:ascii="Times New Roman" w:hAnsi="Times New Roman" w:eastAsia="FangSong" w:cs="Times New Roman"/>
-        </w:rPr>
-        <w:t>等任何二面体群和立方群的分子</w:t>
-      </w:r>
-      <w:r>
-        <w:rPr>
-          <w:rFonts w:hint="eastAsia" w:ascii="Times New Roman" w:hAnsi="Times New Roman" w:eastAsia="Times New Roman" w:cs="Times New Roman"/>
-        </w:rPr>
-        <w:t>，</w:t>
-      </w:r>
-      <w:r>
-        <w:rPr>
-          <w:rFonts w:hint="eastAsia" w:ascii="Times New Roman" w:hAnsi="Times New Roman" w:eastAsia="FangSong" w:cs="Times New Roman"/>
-        </w:rPr>
-        <w:t>无论内部单键极性多大</w:t>
-      </w:r>
-      <w:r>
-        <w:rPr>
-          <w:rFonts w:hint="eastAsia" w:ascii="Times New Roman" w:hAnsi="Times New Roman" w:eastAsia="Times New Roman" w:cs="Times New Roman"/>
-        </w:rPr>
-        <w:t>（</w:t>
-      </w:r>
-      <w:r>
-        <w:rPr>
-          <w:rFonts w:hint="eastAsia" w:ascii="Times New Roman" w:hAnsi="Times New Roman" w:eastAsia="FangSong" w:cs="Times New Roman"/>
-        </w:rPr>
-        <w:t>如</w:t>
-      </w:r>
-      <w:r>
-        <w:rPr>
-          <w:rFonts w:ascii="Times New Roman" w:hAnsi="Times New Roman" w:eastAsia="Times New Roman" w:cs="Times New Roman"/>
-        </w:rPr>
-        <w:t xml:space="preserve"> </w:t>
-      </w:r>
-      <m:oMath>
-        <m:oMathPr>
-          <m:ctrlPr>
-            <w:rPr>
-              <w:sz w:val="28"/>
-              <w:szCs w:val="28"/>
-            </w:rPr>
-          </m:ctrlPr>
-        </m:oMathPr>
-        <m:r>
-          <m:rPr>
-            <m:sty m:val="p"/>
-          </m:rPr>
-          <m:t>S</m:t>
-        </m:r>
-        <m:sSub>
-          <m:e>
-            <m:r>
-              <m:rPr>
-                <m:sty m:val="p"/>
-              </m:rPr>
-              <m:t>F</m:t>
-            </m:r>
-          </m:e>
-          <m:sub>
-            <m:r>
-              <m:rPr>
-                <m:sty m:val="p"/>
-              </m:rPr>
-              <m:t>6</m:t>
-            </m:r>
-          </m:sub>
-        </m:sSub>
-        <m:r>
-          <m:rPr>
-            <m:sty m:val="p"/>
-          </m:rPr>
-          <m:t>,</m:t>
-        </m:r>
-        <m:r>
-          <m:rPr>
-            <m:sty m:val="p"/>
-          </m:rPr>
-          <m:t>C</m:t>
-        </m:r>
-        <m:r>
-          <m:rPr>
-            <m:sty m:val="p"/>
-          </m:rPr>
-          <m:t>C</m:t>
-        </m:r>
-        <m:sSub>
-          <m:e>
-            <m:r>
-              <m:rPr>
-                <m:sty m:val="p"/>
-              </m:rPr>
-              <m:t>l</m:t>
-            </m:r>
-          </m:e>
-          <m:sub>
-            <m:r>
-              <m:rPr>
-                <m:sty m:val="p"/>
-              </m:rPr>
-              <m:t>4</m:t>
-            </m:r>
-          </m:sub>
-        </m:sSub>
-        <m:r>
-          <m:rPr>
-            <m:sty m:val="p"/>
-          </m:rPr>
-          <m:t>,</m:t>
-        </m:r>
-        <m:r>
-          <m:rPr>
-            <m:sty m:val="p"/>
-          </m:rPr>
-          <m:t>P</m:t>
-        </m:r>
-        <m:r>
-          <m:rPr>
-            <m:sty m:val="p"/>
-          </m:rPr>
-          <m:t>C</m:t>
-        </m:r>
-        <m:sSub>
-          <m:e>
-            <m:r>
-              <m:rPr>
-                <m:sty m:val="p"/>
-              </m:rPr>
-              <m:t>l</m:t>
-            </m:r>
-          </m:e>
-          <m:sub>
-            <m:r>
-              <m:rPr>
-                <m:sty m:val="p"/>
-              </m:rPr>
-              <m:t>5</m:t>
-            </m:r>
-          </m:sub>
-        </m:sSub>
-      </m:oMath>
-      <w:r>
-        <w:rPr>
-          <w:rFonts w:hint="eastAsia" w:ascii="Times New Roman" w:hAnsi="Times New Roman" w:eastAsia="Times New Roman" w:cs="Times New Roman"/>
-        </w:rPr>
-        <w:t>），</w:t>
-      </w:r>
-      <w:r>
-        <w:rPr>
-          <w:rFonts w:hint="eastAsia" w:ascii="Times New Roman" w:hAnsi="Times New Roman" w:eastAsia="FangSong" w:cs="Times New Roman"/>
-        </w:rPr>
-        <w:t>其全部分子键偶极矢量在三维空间积分后绝对完全相消</w:t>
-      </w:r>
-      <w:r>
-        <w:rPr>
-          <w:rFonts w:hint="eastAsia" w:ascii="Times New Roman" w:hAnsi="Times New Roman" w:eastAsia="Times New Roman" w:cs="Times New Roman"/>
-        </w:rPr>
-        <w:t>，</w:t>
-      </w:r>
-      <w:r>
-        <w:rPr>
-          <w:rFonts w:hint="eastAsia" w:ascii="Times New Roman" w:hAnsi="Times New Roman" w:eastAsia="FangSong" w:cs="Times New Roman"/>
-        </w:rPr>
-        <w:t>偶极矩严格恒等于零</w:t>
-      </w:r>
-      <w:r>
-        <w:rPr>
-          <w:rFonts w:hint="eastAsia" w:ascii="Times New Roman" w:hAnsi="Times New Roman" w:eastAsia="Times New Roman" w:cs="Times New Roman"/>
-        </w:rPr>
-        <w:t>。</w:t>
-      </w:r>
-    </w:p>
-    <w:tbl>
-      <w:tblPr>
-        <w:tblStyle w:val="Table"/>
-        <w:tblW w:type="pct" w:w="5000"/>
-        <w:tblLayout w:type="fixed"/>
-        <w:tblLook w:firstRow="1" w:lastRow="0" w:firstColumn="0" w:lastColumn="0" w:noHBand="0" w:noVBand="0" w:val="0020"/>
-        <w:jc w:val="center"/>
-        <w:tblBorders>
-          <w:top w:val="single" w:sz="12" w:space="0" w:color="333333"/>
-          <w:bottom w:val="single" w:sz="12" w:space="0" w:color="333333"/>
-          <w:left w:val="none"/>
-          <w:right w:val="none"/>
-          <w:insideH w:val="none"/>
-          <w:insideV w:val="none"/>
-        </w:tblBorders>
-      </w:tblPr>
-      <w:tblGrid>
-        <w:gridCol w:w="7920"/>
-      </w:tblGrid>
-      <w:tr>
-        <w:trPr>
-          <w:tblHeader w:val="on"/>
-        </w:trPr>
-        <w:tc>
-          <w:tcPr>
-            <w:tcBorders>
-              <w:bottom w:val="single" w:sz="6" w:space="0" w:color="333333"/>
-            </w:tcBorders>
-          </w:tcPr>
-          <w:p>
-            <w:pPr>
-              <w:pStyle w:val="Compact"/>
-              <w:jc w:val="center"/>
-            </w:pPr>
-            <w:r>
-              <w:rPr>
-                <w:rFonts w:hint="eastAsia" w:ascii="Times New Roman" w:hAnsi="Times New Roman" w:eastAsia="SimHei" w:cs="Times New Roman"/>
-                <w:b/>
-              </w:rPr>
-              <w:t xml:space="preserve">晶体空间对称元素与点群分类系统拓扑图</w:t>
-            </w:r>
-          </w:p>
-        </w:tc>
-      </w:tr>
-      <w:tr>
-        <w:tc>
-          <w:tcPr/>
-          <w:p>
-            <w:pPr>
-              <w:pStyle w:val="Compact"/>
-              <w:jc w:val="center"/>
-            </w:pPr>
-            <w:r>
-              <w:rPr>
-                <w:rFonts w:ascii="Times New Roman" w:hAnsi="Times New Roman" w:eastAsia="Times New Roman" w:cs="Times New Roman"/>
-              </w:rPr>
-              <w:drawing>
-                <wp:inline>
-                  <wp:extent cx="2667000" cy="3132015"/>
-                  <wp:effectExtent b="0" l="0" r="0" t="0"/>
-                  <wp:docPr descr="" title="" id="92" name="Picture"/>
-                  <a:graphic>
-                    <a:graphicData uri="http://schemas.openxmlformats.org/drawingml/2006/picture">
-                      <pic:pic>
-                        <pic:nvPicPr>
-                          <pic:cNvPr descr="a96b169bff0a9a8b9d9ca662653914eb12dfee45247cb94e0b3a1693626808f5.jpg" id="93" name="Picture"/>
-                          <pic:cNvPicPr>
-                            <a:picLocks noChangeArrowheads="1" noChangeAspect="1"/>
-                          </pic:cNvPicPr>
-                        </pic:nvPicPr>
-                        <pic:blipFill>
-                          <a:blip r:embed="rId91"/>
-                          <a:stretch>
-                            <a:fillRect/>
-                          </a:stretch>
-                        </pic:blipFill>
-                        <pic:spPr bwMode="auto">
-                          <a:xfrm>
-                            <a:off x="0" y="0"/>
-                            <a:ext cx="2667000" cy="3132015"/>
-                          </a:xfrm>
-                          <a:prstGeom prst="rect">
-                            <a:avLst/>
-                          </a:prstGeom>
-                          <a:noFill/>
-                          <a:ln w="9525">
-                            <a:noFill/>
-                            <a:headEnd/>
-                            <a:tailEnd/>
-                          </a:ln>
-                        </pic:spPr>
-                      </pic:pic>
-                    </a:graphicData>
-                  </a:graphic>
-                </wp:inline>
-              </w:drawing>
-            </w:r>
-          </w:p>
-        </w:tc>
-      </w:tr>
-      <w:tr>
-        <w:tc>
-          <w:tcPr/>
-          <w:p>
-            <w:pPr>
-              <w:pStyle w:val="Compact"/>
-              <w:jc w:val="center"/>
-            </w:pPr>
-            <w:r>
-              <w:rPr>
-                <w:rFonts w:ascii="Times New Roman" w:hAnsi="Times New Roman" w:eastAsia="Times New Roman" w:cs="Times New Roman"/>
-              </w:rPr>
-              <w:t xml:space="preserve">&gt; </w:t>
-            </w:r>
-            <w:r>
-              <w:rPr>
-                <w:rFonts w:hint="eastAsia" w:ascii="Times New Roman" w:hAnsi="Times New Roman" w:eastAsia="FangSong" w:cs="Times New Roman"/>
-              </w:rPr>
-              <w:t xml:space="preserve">图</w:t>
-            </w:r>
-            <w:r>
-              <w:rPr>
-                <w:rFonts w:ascii="Times New Roman" w:hAnsi="Times New Roman" w:eastAsia="Times New Roman" w:cs="Times New Roman"/>
-              </w:rPr>
-              <w:t xml:space="preserve"> </w:t>
-            </w:r>
-            <w:r>
-              <w:rPr>
-                <w:rFonts w:hint="eastAsia" w:ascii="Times New Roman" w:hAnsi="Times New Roman" w:eastAsia="Times New Roman" w:cs="Times New Roman"/>
-              </w:rPr>
-              <w:t>4-25：</w:t>
-            </w:r>
-            <w:r>
-              <w:rPr>
-                <w:rFonts w:hint="eastAsia" w:ascii="Times New Roman" w:hAnsi="Times New Roman" w:eastAsia="FangSong" w:cs="Times New Roman"/>
-              </w:rPr>
-              <w:t>空间对称元素与点群拓扑图</w:t>
-            </w:r>
-          </w:p>
-        </w:tc>
-      </w:tr>
-    </w:tbl>
-    <w:bookmarkEnd w:id="94"/>
-    <w:bookmarkStart w:id="95" w:name="竞赛思考强化题与微观机理精解"/>
-    <w:p>
-      <w:pPr>
-        <w:pStyle w:val="Heading2"/>
-        <w:spacing w:before="280" w:after="120"/>
-      </w:pPr>
-      <w:r>
-        <w:rPr>
-          <w:rFonts w:ascii="Times New Roman" w:hAnsi="Times New Roman" w:eastAsia="Times New Roman" w:cs="Times New Roman"/>
-        </w:rPr>
-        <w:t xml:space="preserve">§11 </w:t>
-      </w:r>
-      <w:r>
-        <w:rPr>
-          <w:rFonts w:hint="eastAsia" w:ascii="Times New Roman" w:hAnsi="Times New Roman" w:eastAsia="SimHei" w:cs="Times New Roman"/>
-        </w:rPr>
-        <w:t xml:space="preserve">竞赛思考强化题与微观机理精解</w:t>
+        <w:t xml:space="preserve">课后习题</w:t>
       </w:r>
     </w:p>
     <w:p>
@@ -30938,7 +25709,7 @@
         <w:rPr>
           <w:rFonts w:hint="eastAsia" w:ascii="Times New Roman" w:hAnsi="Times New Roman" w:eastAsia="FangSong" w:cs="Times New Roman"/>
         </w:rPr>
-        <w:t>利用标准点群拓扑决策树判定下列由正四面体衍生出的取代甲烷系列分子的所属点群</w:t>
+        <w:t>利用标准点群判定流程判定下列由正四面体衍生出的取代甲烷系列分子的所属点群</w:t>
       </w:r>
       <w:r>
         <w:rPr>
@@ -39969,9 +34740,9 @@
         <w:pStyle w:val="BodyText"/>
       </w:pPr>
     </w:p>
-    <w:bookmarkEnd w:id="95"/>
+    <w:bookmarkEnd w:id="78"/>
     <w:sectPr>
-      <w:footerReference w:type="default" r:id="rId9"/>
+      <w:footerReference w:type="default" r:id="rId10"/>
       <w:footnotePr>
         <w:numRestart w:val="eachSect"/>
       </w:footnotePr>
@@ -40118,238 +34889,8 @@
       </w:pPr>
     </w:lvl>
   </w:abstractNum>
-  <w:abstractNum w:abstractNumId="99411">
-    <w:nsid w:val="00A99411"/>
-    <w:multiLevelType w:val="multilevel"/>
-    <w:lvl w:ilvl="0">
-      <w:start w:val="1"/>
-      <w:numFmt w:val="decimal"/>
-      <w:lvlText w:val="%1."/>
-      <w:lvlJc w:val="left"/>
-      <w:pPr>
-        <w:ind w:left="720" w:hanging="360"/>
-      </w:pPr>
-    </w:lvl>
-    <w:lvl w:ilvl="1">
-      <w:start w:val="1"/>
-      <w:numFmt w:val="decimal"/>
-      <w:lvlText w:val="%2."/>
-      <w:lvlJc w:val="left"/>
-      <w:pPr>
-        <w:ind w:left="1440" w:hanging="360"/>
-      </w:pPr>
-    </w:lvl>
-    <w:lvl w:ilvl="2">
-      <w:start w:val="1"/>
-      <w:numFmt w:val="decimal"/>
-      <w:lvlText w:val="%3."/>
-      <w:lvlJc w:val="left"/>
-      <w:pPr>
-        <w:ind w:left="2160" w:hanging="360"/>
-      </w:pPr>
-    </w:lvl>
-    <w:lvl w:ilvl="3">
-      <w:start w:val="1"/>
-      <w:numFmt w:val="decimal"/>
-      <w:lvlText w:val="%4."/>
-      <w:lvlJc w:val="left"/>
-      <w:pPr>
-        <w:ind w:left="2880" w:hanging="360"/>
-      </w:pPr>
-    </w:lvl>
-    <w:lvl w:ilvl="4">
-      <w:start w:val="1"/>
-      <w:numFmt w:val="decimal"/>
-      <w:lvlText w:val="%5."/>
-      <w:lvlJc w:val="left"/>
-      <w:pPr>
-        <w:ind w:left="3600" w:hanging="360"/>
-      </w:pPr>
-    </w:lvl>
-    <w:lvl w:ilvl="5">
-      <w:start w:val="1"/>
-      <w:numFmt w:val="decimal"/>
-      <w:lvlText w:val="%6."/>
-      <w:lvlJc w:val="left"/>
-      <w:pPr>
-        <w:ind w:left="4320" w:hanging="360"/>
-      </w:pPr>
-    </w:lvl>
-    <w:lvl w:ilvl="6">
-      <w:start w:val="1"/>
-      <w:numFmt w:val="decimal"/>
-      <w:lvlText w:val="%7."/>
-      <w:lvlJc w:val="left"/>
-      <w:pPr>
-        <w:ind w:left="5040" w:hanging="360"/>
-      </w:pPr>
-    </w:lvl>
-    <w:lvl w:ilvl="7">
-      <w:start w:val="1"/>
-      <w:numFmt w:val="decimal"/>
-      <w:lvlText w:val="%8."/>
-      <w:lvlJc w:val="left"/>
-      <w:pPr>
-        <w:ind w:left="5760" w:hanging="360"/>
-      </w:pPr>
-    </w:lvl>
-    <w:lvl w:ilvl="8">
-      <w:start w:val="1"/>
-      <w:numFmt w:val="decimal"/>
-      <w:lvlText w:val="%9."/>
-      <w:lvlJc w:val="left"/>
-      <w:pPr>
-        <w:ind w:left="6480" w:hanging="360"/>
-      </w:pPr>
-    </w:lvl>
-  </w:abstractNum>
-  <w:abstractNum w:abstractNumId="99415">
-    <w:nsid w:val="00A99415"/>
-    <w:multiLevelType w:val="multilevel"/>
-    <w:lvl w:ilvl="0">
-      <w:start w:val="5"/>
-      <w:numFmt w:val="decimal"/>
-      <w:lvlText w:val="%1."/>
-      <w:lvlJc w:val="left"/>
-      <w:pPr>
-        <w:ind w:left="720" w:hanging="360"/>
-      </w:pPr>
-    </w:lvl>
-    <w:lvl w:ilvl="1">
-      <w:start w:val="5"/>
-      <w:numFmt w:val="decimal"/>
-      <w:lvlText w:val="%2."/>
-      <w:lvlJc w:val="left"/>
-      <w:pPr>
-        <w:ind w:left="1440" w:hanging="360"/>
-      </w:pPr>
-    </w:lvl>
-    <w:lvl w:ilvl="2">
-      <w:start w:val="5"/>
-      <w:numFmt w:val="decimal"/>
-      <w:lvlText w:val="%3."/>
-      <w:lvlJc w:val="left"/>
-      <w:pPr>
-        <w:ind w:left="2160" w:hanging="360"/>
-      </w:pPr>
-    </w:lvl>
-    <w:lvl w:ilvl="3">
-      <w:start w:val="5"/>
-      <w:numFmt w:val="decimal"/>
-      <w:lvlText w:val="%4."/>
-      <w:lvlJc w:val="left"/>
-      <w:pPr>
-        <w:ind w:left="2880" w:hanging="360"/>
-      </w:pPr>
-    </w:lvl>
-    <w:lvl w:ilvl="4">
-      <w:start w:val="5"/>
-      <w:numFmt w:val="decimal"/>
-      <w:lvlText w:val="%5."/>
-      <w:lvlJc w:val="left"/>
-      <w:pPr>
-        <w:ind w:left="3600" w:hanging="360"/>
-      </w:pPr>
-    </w:lvl>
-    <w:lvl w:ilvl="5">
-      <w:start w:val="5"/>
-      <w:numFmt w:val="decimal"/>
-      <w:lvlText w:val="%6."/>
-      <w:lvlJc w:val="left"/>
-      <w:pPr>
-        <w:ind w:left="4320" w:hanging="360"/>
-      </w:pPr>
-    </w:lvl>
-    <w:lvl w:ilvl="6">
-      <w:start w:val="5"/>
-      <w:numFmt w:val="decimal"/>
-      <w:lvlText w:val="%7."/>
-      <w:lvlJc w:val="left"/>
-      <w:pPr>
-        <w:ind w:left="5040" w:hanging="360"/>
-      </w:pPr>
-    </w:lvl>
-    <w:lvl w:ilvl="7">
-      <w:start w:val="5"/>
-      <w:numFmt w:val="decimal"/>
-      <w:lvlText w:val="%8."/>
-      <w:lvlJc w:val="left"/>
-      <w:pPr>
-        <w:ind w:left="5760" w:hanging="360"/>
-      </w:pPr>
-    </w:lvl>
-    <w:lvl w:ilvl="8">
-      <w:start w:val="5"/>
-      <w:numFmt w:val="decimal"/>
-      <w:lvlText w:val="%9."/>
-      <w:lvlJc w:val="left"/>
-      <w:pPr>
-        <w:ind w:left="6480" w:hanging="360"/>
-      </w:pPr>
-    </w:lvl>
-  </w:abstractNum>
   <w:num w:numId="1000">
     <w:abstractNumId w:val="990"/>
-  </w:num>
-  <w:num w:numId="1001">
-    <w:abstractNumId w:val="99411"/>
-    <w:lvlOverride w:ilvl="0">
-      <w:startOverride w:val="1"/>
-    </w:lvlOverride>
-    <w:lvlOverride w:ilvl="1">
-      <w:startOverride w:val="1"/>
-    </w:lvlOverride>
-    <w:lvlOverride w:ilvl="2">
-      <w:startOverride w:val="1"/>
-    </w:lvlOverride>
-    <w:lvlOverride w:ilvl="3">
-      <w:startOverride w:val="1"/>
-    </w:lvlOverride>
-    <w:lvlOverride w:ilvl="4">
-      <w:startOverride w:val="1"/>
-    </w:lvlOverride>
-    <w:lvlOverride w:ilvl="5">
-      <w:startOverride w:val="1"/>
-    </w:lvlOverride>
-    <w:lvlOverride w:ilvl="6">
-      <w:startOverride w:val="1"/>
-    </w:lvlOverride>
-    <w:lvlOverride w:ilvl="7">
-      <w:startOverride w:val="1"/>
-    </w:lvlOverride>
-    <w:lvlOverride w:ilvl="8">
-      <w:startOverride w:val="1"/>
-    </w:lvlOverride>
-  </w:num>
-  <w:num w:numId="1002">
-    <w:abstractNumId w:val="99415"/>
-    <w:lvlOverride w:ilvl="0">
-      <w:startOverride w:val="5"/>
-    </w:lvlOverride>
-    <w:lvlOverride w:ilvl="1">
-      <w:startOverride w:val="5"/>
-    </w:lvlOverride>
-    <w:lvlOverride w:ilvl="2">
-      <w:startOverride w:val="5"/>
-    </w:lvlOverride>
-    <w:lvlOverride w:ilvl="3">
-      <w:startOverride w:val="5"/>
-    </w:lvlOverride>
-    <w:lvlOverride w:ilvl="4">
-      <w:startOverride w:val="5"/>
-    </w:lvlOverride>
-    <w:lvlOverride w:ilvl="5">
-      <w:startOverride w:val="5"/>
-    </w:lvlOverride>
-    <w:lvlOverride w:ilvl="6">
-      <w:startOverride w:val="5"/>
-    </w:lvlOverride>
-    <w:lvlOverride w:ilvl="7">
-      <w:startOverride w:val="5"/>
-    </w:lvlOverride>
-    <w:lvlOverride w:ilvl="8">
-      <w:startOverride w:val="5"/>
-    </w:lvlOverride>
   </w:num>
 </w:numbering>
 </file>

--- a/06-学生侧材料/讲义/学生专用版/2-结构化学/分子结构补充-超级充实版（学生专用版）.docx
+++ b/06-学生侧材料/讲义/学生专用版/2-结构化学/分子结构补充-超级充实版（学生专用版）.docx
@@ -7751,7 +7751,7 @@
         <w:rPr>
           <w:rFonts w:hint="eastAsia" w:ascii="Times New Roman" w:hAnsi="Times New Roman" w:eastAsia="FangSong" w:cs="Times New Roman"/>
         </w:rPr>
-        <w:t>是点群代数理论向分子量子力学转译的最强数学矩阵字典</w:t>
+        <w:t>是点群代数理论向分子量子力学转译的基本数学工具</w:t>
       </w:r>
       <w:r>
         <w:rPr>
@@ -12843,7 +12843,7 @@
         <w:rPr>
           <w:rFonts w:hint="eastAsia" w:ascii="Times New Roman" w:hAnsi="Times New Roman" w:eastAsia="FangSong" w:cs="Times New Roman"/>
         </w:rPr>
-        <w:t>将导致无法克服的代数灾难</w:t>
+        <w:t>将导致计算量无法承受</w:t>
       </w:r>
       <w:r>
         <w:rPr>

--- a/06-学生侧材料/讲义/学生专用版/2-结构化学/分子结构补充-超级充实版（学生专用版）.docx
+++ b/06-学生侧材料/讲义/学生专用版/2-结构化学/分子结构补充-超级充实版（学生专用版）.docx
@@ -1205,7 +1205,7 @@
               </w:rPr>
               <w:drawing>
                 <wp:inline>
-                  <wp:extent cx="2667000" cy="2507559"/>
+                  <wp:extent cx="2381250" cy="2238892"/>
                   <wp:effectExtent b="0" l="0" r="0" t="0"/>
                   <wp:docPr descr="" title="" id="10" name="Picture"/>
                   <a:graphic>
@@ -1226,7 +1226,7 @@
                         <pic:spPr bwMode="auto">
                           <a:xfrm>
                             <a:off x="0" y="0"/>
-                            <a:ext cx="2667000" cy="2507559"/>
+                            <a:ext cx="2381250" cy="2238892"/>
                           </a:xfrm>
                           <a:prstGeom prst="rect">
                             <a:avLst/>
@@ -1259,7 +1259,7 @@
               </w:rPr>
               <w:drawing>
                 <wp:inline>
-                  <wp:extent cx="2667000" cy="2430284"/>
+                  <wp:extent cx="2381250" cy="2169896"/>
                   <wp:effectExtent b="0" l="0" r="0" t="0"/>
                   <wp:docPr descr="" title="" id="13" name="Picture"/>
                   <a:graphic>
@@ -1280,7 +1280,7 @@
                         <pic:spPr bwMode="auto">
                           <a:xfrm>
                             <a:off x="0" y="0"/>
-                            <a:ext cx="2667000" cy="2430284"/>
+                            <a:ext cx="2381250" cy="2169896"/>
                           </a:xfrm>
                           <a:prstGeom prst="rect">
                             <a:avLst/>
@@ -3548,7 +3548,7 @@
               </w:rPr>
               <w:drawing>
                 <wp:inline>
-                  <wp:extent cx="2667000" cy="2588558"/>
+                  <wp:extent cx="2381250" cy="2311213"/>
                   <wp:effectExtent b="0" l="0" r="0" t="0"/>
                   <wp:docPr descr="" title="" id="17" name="Picture"/>
                   <a:graphic>
@@ -3569,7 +3569,7 @@
                         <pic:spPr bwMode="auto">
                           <a:xfrm>
                             <a:off x="0" y="0"/>
-                            <a:ext cx="2667000" cy="2588558"/>
+                            <a:ext cx="2381250" cy="2311213"/>
                           </a:xfrm>
                           <a:prstGeom prst="rect">
                             <a:avLst/>
@@ -3602,7 +3602,7 @@
               </w:rPr>
               <w:drawing>
                 <wp:inline>
-                  <wp:extent cx="2667000" cy="2592084"/>
+                  <wp:extent cx="2381250" cy="2314360"/>
                   <wp:effectExtent b="0" l="0" r="0" t="0"/>
                   <wp:docPr descr="" title="" id="20" name="Picture"/>
                   <a:graphic>
@@ -3623,7 +3623,7 @@
                         <pic:spPr bwMode="auto">
                           <a:xfrm>
                             <a:off x="0" y="0"/>
-                            <a:ext cx="2667000" cy="2592084"/>
+                            <a:ext cx="2381250" cy="2314360"/>
                           </a:xfrm>
                           <a:prstGeom prst="rect">
                             <a:avLst/>
@@ -5808,7 +5808,7 @@
               </w:rPr>
               <w:drawing>
                 <wp:inline>
-                  <wp:extent cx="2667000" cy="2510117"/>
+                  <wp:extent cx="2381250" cy="2241176"/>
                   <wp:effectExtent b="0" l="0" r="0" t="0"/>
                   <wp:docPr descr="" title="" id="24" name="Picture"/>
                   <a:graphic>
@@ -5829,7 +5829,7 @@
                         <pic:spPr bwMode="auto">
                           <a:xfrm>
                             <a:off x="0" y="0"/>
-                            <a:ext cx="2667000" cy="2510117"/>
+                            <a:ext cx="2381250" cy="2241176"/>
                           </a:xfrm>
                           <a:prstGeom prst="rect">
                             <a:avLst/>
@@ -5862,7 +5862,7 @@
               </w:rPr>
               <w:drawing>
                 <wp:inline>
-                  <wp:extent cx="2667000" cy="2584088"/>
+                  <wp:extent cx="2381250" cy="2307221"/>
                   <wp:effectExtent b="0" l="0" r="0" t="0"/>
                   <wp:docPr descr="" title="" id="27" name="Picture"/>
                   <a:graphic>
@@ -5883,7 +5883,7 @@
                         <pic:spPr bwMode="auto">
                           <a:xfrm>
                             <a:off x="0" y="0"/>
-                            <a:ext cx="2667000" cy="2584088"/>
+                            <a:ext cx="2381250" cy="2307221"/>
                           </a:xfrm>
                           <a:prstGeom prst="rect">
                             <a:avLst/>
@@ -8007,7 +8007,7 @@
               </w:rPr>
               <w:drawing>
                 <wp:inline>
-                  <wp:extent cx="2667000" cy="2459498"/>
+                  <wp:extent cx="2381250" cy="2195981"/>
                   <wp:effectExtent b="0" l="0" r="0" t="0"/>
                   <wp:docPr descr="" title="" id="31" name="Picture"/>
                   <a:graphic>
@@ -8028,7 +8028,7 @@
                         <pic:spPr bwMode="auto">
                           <a:xfrm>
                             <a:off x="0" y="0"/>
-                            <a:ext cx="2667000" cy="2459498"/>
+                            <a:ext cx="2381250" cy="2195981"/>
                           </a:xfrm>
                           <a:prstGeom prst="rect">
                             <a:avLst/>
@@ -8061,7 +8061,7 @@
               </w:rPr>
               <w:drawing>
                 <wp:inline>
-                  <wp:extent cx="2667000" cy="2058095"/>
+                  <wp:extent cx="2381250" cy="1837585"/>
                   <wp:effectExtent b="0" l="0" r="0" t="0"/>
                   <wp:docPr descr="" title="" id="34" name="Picture"/>
                   <a:graphic>
@@ -8082,7 +8082,7 @@
                         <pic:spPr bwMode="auto">
                           <a:xfrm>
                             <a:off x="0" y="0"/>
-                            <a:ext cx="2667000" cy="2058095"/>
+                            <a:ext cx="2381250" cy="1837585"/>
                           </a:xfrm>
                           <a:prstGeom prst="rect">
                             <a:avLst/>
@@ -13566,7 +13566,7 @@
               </w:rPr>
               <w:drawing>
                 <wp:inline>
-                  <wp:extent cx="2667000" cy="2049638"/>
+                  <wp:extent cx="2381250" cy="1830034"/>
                   <wp:effectExtent b="0" l="0" r="0" t="0"/>
                   <wp:docPr descr="" title="" id="38" name="Picture"/>
                   <a:graphic>
@@ -13587,7 +13587,7 @@
                         <pic:spPr bwMode="auto">
                           <a:xfrm>
                             <a:off x="0" y="0"/>
-                            <a:ext cx="2667000" cy="2049638"/>
+                            <a:ext cx="2381250" cy="1830034"/>
                           </a:xfrm>
                           <a:prstGeom prst="rect">
                             <a:avLst/>
@@ -13620,7 +13620,7 @@
               </w:rPr>
               <w:drawing>
                 <wp:inline>
-                  <wp:extent cx="2667000" cy="2024944"/>
+                  <wp:extent cx="2381250" cy="1807986"/>
                   <wp:effectExtent b="0" l="0" r="0" t="0"/>
                   <wp:docPr descr="" title="" id="41" name="Picture"/>
                   <a:graphic>
@@ -13641,7 +13641,7 @@
                         <pic:spPr bwMode="auto">
                           <a:xfrm>
                             <a:off x="0" y="0"/>
-                            <a:ext cx="2667000" cy="2024944"/>
+                            <a:ext cx="2381250" cy="1807986"/>
                           </a:xfrm>
                           <a:prstGeom prst="rect">
                             <a:avLst/>
@@ -15442,7 +15442,7 @@
               </w:rPr>
               <w:drawing>
                 <wp:inline>
-                  <wp:extent cx="2667000" cy="1351123"/>
+                  <wp:extent cx="2381250" cy="1206360"/>
                   <wp:effectExtent b="0" l="0" r="0" t="0"/>
                   <wp:docPr descr="" title="" id="45" name="Picture"/>
                   <a:graphic>
@@ -15463,7 +15463,7 @@
                         <pic:spPr bwMode="auto">
                           <a:xfrm>
                             <a:off x="0" y="0"/>
-                            <a:ext cx="2667000" cy="1351123"/>
+                            <a:ext cx="2381250" cy="1206360"/>
                           </a:xfrm>
                           <a:prstGeom prst="rect">
                             <a:avLst/>
@@ -15496,7 +15496,7 @@
               </w:rPr>
               <w:drawing>
                 <wp:inline>
-                  <wp:extent cx="2667000" cy="825386"/>
+                  <wp:extent cx="2381250" cy="736952"/>
                   <wp:effectExtent b="0" l="0" r="0" t="0"/>
                   <wp:docPr descr="" title="" id="48" name="Picture"/>
                   <a:graphic>
@@ -15517,7 +15517,7 @@
                         <pic:spPr bwMode="auto">
                           <a:xfrm>
                             <a:off x="0" y="0"/>
-                            <a:ext cx="2667000" cy="825386"/>
+                            <a:ext cx="2381250" cy="736952"/>
                           </a:xfrm>
                           <a:prstGeom prst="rect">
                             <a:avLst/>
@@ -18031,7 +18031,7 @@
               </w:rPr>
               <w:drawing>
                 <wp:inline>
-                  <wp:extent cx="2667000" cy="2126051"/>
+                  <wp:extent cx="2381250" cy="1898260"/>
                   <wp:effectExtent b="0" l="0" r="0" t="0"/>
                   <wp:docPr descr="" title="" id="52" name="Picture"/>
                   <a:graphic>
@@ -18052,7 +18052,7 @@
                         <pic:spPr bwMode="auto">
                           <a:xfrm>
                             <a:off x="0" y="0"/>
-                            <a:ext cx="2667000" cy="2126051"/>
+                            <a:ext cx="2381250" cy="1898260"/>
                           </a:xfrm>
                           <a:prstGeom prst="rect">
                             <a:avLst/>
@@ -18085,7 +18085,7 @@
               </w:rPr>
               <w:drawing>
                 <wp:inline>
-                  <wp:extent cx="2667000" cy="1315560"/>
+                  <wp:extent cx="2381250" cy="1174607"/>
                   <wp:effectExtent b="0" l="0" r="0" t="0"/>
                   <wp:docPr descr="" title="" id="55" name="Picture"/>
                   <a:graphic>
@@ -18106,7 +18106,7 @@
                         <pic:spPr bwMode="auto">
                           <a:xfrm>
                             <a:off x="0" y="0"/>
-                            <a:ext cx="2667000" cy="1315560"/>
+                            <a:ext cx="2381250" cy="1174607"/>
                           </a:xfrm>
                           <a:prstGeom prst="rect">
                             <a:avLst/>
@@ -20445,7 +20445,7 @@
               </w:rPr>
               <w:drawing>
                 <wp:inline>
-                  <wp:extent cx="2667000" cy="2362463"/>
+                  <wp:extent cx="2381250" cy="2109342"/>
                   <wp:effectExtent b="0" l="0" r="0" t="0"/>
                   <wp:docPr descr="" title="" id="59" name="Picture"/>
                   <a:graphic>
@@ -20466,7 +20466,7 @@
                         <pic:spPr bwMode="auto">
                           <a:xfrm>
                             <a:off x="0" y="0"/>
-                            <a:ext cx="2667000" cy="2362463"/>
+                            <a:ext cx="2381250" cy="2109342"/>
                           </a:xfrm>
                           <a:prstGeom prst="rect">
                             <a:avLst/>
@@ -20499,7 +20499,7 @@
               </w:rPr>
               <w:drawing>
                 <wp:inline>
-                  <wp:extent cx="2667000" cy="2348119"/>
+                  <wp:extent cx="2381250" cy="2096535"/>
                   <wp:effectExtent b="0" l="0" r="0" t="0"/>
                   <wp:docPr descr="" title="" id="62" name="Picture"/>
                   <a:graphic>
@@ -20520,7 +20520,7 @@
                         <pic:spPr bwMode="auto">
                           <a:xfrm>
                             <a:off x="0" y="0"/>
-                            <a:ext cx="2667000" cy="2348119"/>
+                            <a:ext cx="2381250" cy="2096535"/>
                           </a:xfrm>
                           <a:prstGeom prst="rect">
                             <a:avLst/>
@@ -23084,7 +23084,7 @@
               </w:rPr>
               <w:drawing>
                 <wp:inline>
-                  <wp:extent cx="2667000" cy="2588814"/>
+                  <wp:extent cx="2381250" cy="2311441"/>
                   <wp:effectExtent b="0" l="0" r="0" t="0"/>
                   <wp:docPr descr="" title="" id="66" name="Picture"/>
                   <a:graphic>
@@ -23105,7 +23105,7 @@
                         <pic:spPr bwMode="auto">
                           <a:xfrm>
                             <a:off x="0" y="0"/>
-                            <a:ext cx="2667000" cy="2588814"/>
+                            <a:ext cx="2381250" cy="2311441"/>
                           </a:xfrm>
                           <a:prstGeom prst="rect">
                             <a:avLst/>
@@ -23138,7 +23138,7 @@
               </w:rPr>
               <w:drawing>
                 <wp:inline>
-                  <wp:extent cx="2667000" cy="2614361"/>
+                  <wp:extent cx="2381250" cy="2334251"/>
                   <wp:effectExtent b="0" l="0" r="0" t="0"/>
                   <wp:docPr descr="" title="" id="69" name="Picture"/>
                   <a:graphic>
@@ -23159,7 +23159,7 @@
                         <pic:spPr bwMode="auto">
                           <a:xfrm>
                             <a:off x="0" y="0"/>
-                            <a:ext cx="2667000" cy="2614361"/>
+                            <a:ext cx="2381250" cy="2334251"/>
                           </a:xfrm>
                           <a:prstGeom prst="rect">
                             <a:avLst/>
@@ -24049,7 +24049,7 @@
               </w:rPr>
               <w:drawing>
                 <wp:inline>
-                  <wp:extent cx="2667000" cy="1132381"/>
+                  <wp:extent cx="2381250" cy="1011055"/>
                   <wp:effectExtent b="0" l="0" r="0" t="0"/>
                   <wp:docPr descr="" title="" id="72" name="Picture"/>
                   <a:graphic>
@@ -24070,7 +24070,7 @@
                         <pic:spPr bwMode="auto">
                           <a:xfrm>
                             <a:off x="0" y="0"/>
-                            <a:ext cx="2667000" cy="1132381"/>
+                            <a:ext cx="2381250" cy="1011055"/>
                           </a:xfrm>
                           <a:prstGeom prst="rect">
                             <a:avLst/>
@@ -24103,7 +24103,7 @@
               </w:rPr>
               <w:drawing>
                 <wp:inline>
-                  <wp:extent cx="2667000" cy="791846"/>
+                  <wp:extent cx="2381250" cy="707005"/>
                   <wp:effectExtent b="0" l="0" r="0" t="0"/>
                   <wp:docPr descr="" title="" id="75" name="Picture"/>
                   <a:graphic>
@@ -24124,7 +24124,7 @@
                         <pic:spPr bwMode="auto">
                           <a:xfrm>
                             <a:off x="0" y="0"/>
-                            <a:ext cx="2667000" cy="791846"/>
+                            <a:ext cx="2381250" cy="707005"/>
                           </a:xfrm>
                           <a:prstGeom prst="rect">
                             <a:avLst/>

--- a/06-学生侧材料/讲义/学生专用版/2-结构化学/分子结构补充-超级充实版（学生专用版）.docx
+++ b/06-学生侧材料/讲义/学生专用版/2-结构化学/分子结构补充-超级充实版（学生专用版）.docx
@@ -24299,18 +24299,16 @@
         </w:rPr>
         <w:t>：</w:t>
       </w:r>
-      <w:r>
-        <w:rPr>
-          <w:rFonts w:ascii="Times New Roman" w:hAnsi="Times New Roman" w:eastAsia="Times New Roman" w:cs="Times New Roman"/>
-        </w:rPr>
-        <w:t xml:space="preserve"> </w:t>
-      </w:r>
-      <w:r>
-        <w:rPr>
-          <w:rFonts w:ascii="Times New Roman" w:hAnsi="Times New Roman" w:eastAsia="Times New Roman" w:cs="Times New Roman"/>
-        </w:rPr>
-        <w:t xml:space="preserve">(1) </w:t>
-      </w:r>
+    </w:p>
+    <w:p>
+      <w:pPr>
+        <w:pStyle w:val="Compact"/>
+        <w:numPr>
+          <w:ilvl w:val="0"/>
+          <w:numId w:val="1001"/>
+        </w:numPr>
+        <w:ind w:firstLine="420"/>
+      </w:pPr>
       <w:r>
         <w:rPr>
           <w:rFonts w:hint="eastAsia" w:ascii="Times New Roman" w:hAnsi="Times New Roman" w:eastAsia="FangSong" w:cs="Times New Roman"/>
@@ -24544,18 +24542,16 @@
         </w:rPr>
         <w:t xml:space="preserve">；</w:t>
       </w:r>
-      <w:r>
-        <w:rPr>
-          <w:rFonts w:ascii="Times New Roman" w:hAnsi="Times New Roman" w:eastAsia="Times New Roman" w:cs="Times New Roman"/>
-        </w:rPr>
-        <w:t xml:space="preserve"> </w:t>
-      </w:r>
-      <w:r>
-        <w:rPr>
-          <w:rFonts w:ascii="Times New Roman" w:hAnsi="Times New Roman" w:eastAsia="Times New Roman" w:cs="Times New Roman"/>
-        </w:rPr>
-        <w:t xml:space="preserve">(2) </w:t>
-      </w:r>
+    </w:p>
+    <w:p>
+      <w:pPr>
+        <w:pStyle w:val="Compact"/>
+        <w:numPr>
+          <w:ilvl w:val="0"/>
+          <w:numId w:val="1001"/>
+        </w:numPr>
+        <w:ind w:firstLine="420"/>
+      </w:pPr>
       <w:r>
         <w:rPr>
           <w:rFonts w:hint="eastAsia" w:ascii="Times New Roman" w:hAnsi="Times New Roman" w:eastAsia="FangSong" w:cs="Times New Roman"/>
@@ -24670,18 +24666,16 @@
         </w:rPr>
         <w:t>；</w:t>
       </w:r>
-      <w:r>
-        <w:rPr>
-          <w:rFonts w:ascii="Times New Roman" w:hAnsi="Times New Roman" w:eastAsia="Times New Roman" w:cs="Times New Roman"/>
-        </w:rPr>
-        <w:t xml:space="preserve"> </w:t>
-      </w:r>
-      <w:r>
-        <w:rPr>
-          <w:rFonts w:ascii="Times New Roman" w:hAnsi="Times New Roman" w:eastAsia="Times New Roman" w:cs="Times New Roman"/>
-        </w:rPr>
-        <w:t xml:space="preserve">(3) </w:t>
-      </w:r>
+    </w:p>
+    <w:p>
+      <w:pPr>
+        <w:pStyle w:val="Compact"/>
+        <w:numPr>
+          <w:ilvl w:val="0"/>
+          <w:numId w:val="1001"/>
+        </w:numPr>
+        <w:ind w:firstLine="420"/>
+      </w:pPr>
       <w:r>
         <w:rPr>
           <w:rFonts w:hint="eastAsia" w:ascii="Times New Roman" w:hAnsi="Times New Roman" w:eastAsia="FangSong" w:cs="Times New Roman"/>
@@ -24826,7 +24820,7 @@
     </w:p>
     <w:p>
       <w:pPr>
-        <w:pStyle w:val="BodyText"/>
+        <w:pStyle w:val="FirstParagraph"/>
       </w:pPr>
     </w:p>
     <w:p>
@@ -24860,18 +24854,16 @@
         </w:rPr>
         <w:t>：</w:t>
       </w:r>
-      <w:r>
-        <w:rPr>
-          <w:rFonts w:ascii="Times New Roman" w:hAnsi="Times New Roman" w:eastAsia="Times New Roman" w:cs="Times New Roman"/>
-        </w:rPr>
-        <w:t xml:space="preserve"> </w:t>
-      </w:r>
-      <w:r>
-        <w:rPr>
-          <w:rFonts w:ascii="Times New Roman" w:hAnsi="Times New Roman" w:eastAsia="Times New Roman" w:cs="Times New Roman"/>
-        </w:rPr>
-        <w:t xml:space="preserve">(1) </w:t>
-      </w:r>
+    </w:p>
+    <w:p>
+      <w:pPr>
+        <w:pStyle w:val="Compact"/>
+        <w:numPr>
+          <w:ilvl w:val="0"/>
+          <w:numId w:val="1002"/>
+        </w:numPr>
+        <w:ind w:firstLine="420"/>
+      </w:pPr>
       <w:r>
         <w:rPr>
           <w:rFonts w:hint="eastAsia" w:ascii="Times New Roman" w:hAnsi="Times New Roman" w:eastAsia="FangSong" w:cs="Times New Roman"/>
@@ -24884,18 +24876,16 @@
         </w:rPr>
         <w:t>；</w:t>
       </w:r>
-      <w:r>
-        <w:rPr>
-          <w:rFonts w:ascii="Times New Roman" w:hAnsi="Times New Roman" w:eastAsia="Times New Roman" w:cs="Times New Roman"/>
-        </w:rPr>
-        <w:t xml:space="preserve"> </w:t>
-      </w:r>
-      <w:r>
-        <w:rPr>
-          <w:rFonts w:ascii="Times New Roman" w:hAnsi="Times New Roman" w:eastAsia="Times New Roman" w:cs="Times New Roman"/>
-        </w:rPr>
-        <w:t xml:space="preserve">(2) </w:t>
-      </w:r>
+    </w:p>
+    <w:p>
+      <w:pPr>
+        <w:pStyle w:val="Compact"/>
+        <w:numPr>
+          <w:ilvl w:val="0"/>
+          <w:numId w:val="1002"/>
+        </w:numPr>
+        <w:ind w:firstLine="420"/>
+      </w:pPr>
       <w:r>
         <w:rPr>
           <w:rFonts w:hint="eastAsia" w:ascii="Times New Roman" w:hAnsi="Times New Roman" w:eastAsia="FangSong" w:cs="Times New Roman"/>
@@ -25140,58 +25130,56 @@
         </w:rPr>
         <w:t>；</w:t>
       </w:r>
-      <w:r>
-        <w:rPr>
-          <w:rFonts w:ascii="Times New Roman" w:hAnsi="Times New Roman" w:eastAsia="Times New Roman" w:cs="Times New Roman"/>
-        </w:rPr>
-        <w:t xml:space="preserve"> </w:t>
-      </w:r>
-      <w:r>
-        <w:rPr>
-          <w:rFonts w:ascii="Times New Roman" w:hAnsi="Times New Roman" w:eastAsia="Times New Roman" w:cs="Times New Roman"/>
-        </w:rPr>
-        <w:t xml:space="preserve">(3) </w:t>
-      </w:r>
-      <w:r>
-        <w:rPr>
-          <w:rFonts w:hint="eastAsia" w:ascii="Times New Roman" w:hAnsi="Times New Roman" w:eastAsia="FangSong" w:cs="Times New Roman"/>
-        </w:rPr>
-        <w:t>通过群乘法表验证该群是一个阿贝尔群</w:t>
-      </w:r>
-      <w:r>
-        <w:rPr>
-          <w:rFonts w:hint="eastAsia" w:ascii="Times New Roman" w:hAnsi="Times New Roman" w:eastAsia="Times New Roman" w:cs="Times New Roman"/>
-        </w:rPr>
-        <w:t>（Abelian</w:t>
-      </w:r>
-      <w:r>
-        <w:rPr>
-          <w:rFonts w:ascii="Times New Roman" w:hAnsi="Times New Roman" w:eastAsia="Times New Roman" w:cs="Times New Roman"/>
-        </w:rPr>
-        <w:t xml:space="preserve"> </w:t>
-      </w:r>
-      <w:r>
-        <w:rPr>
-          <w:rFonts w:hint="eastAsia" w:ascii="Times New Roman" w:hAnsi="Times New Roman" w:eastAsia="Times New Roman" w:cs="Times New Roman"/>
-        </w:rPr>
-        <w:t>Group），</w:t>
-      </w:r>
-      <w:r>
-        <w:rPr>
-          <w:rFonts w:hint="eastAsia" w:ascii="Times New Roman" w:hAnsi="Times New Roman" w:eastAsia="FangSong" w:cs="Times New Roman"/>
-        </w:rPr>
-        <w:t>并指明每个对称操作的逆元</w:t>
-      </w:r>
-      <w:r>
-        <w:rPr>
-          <w:rFonts w:hint="eastAsia" w:ascii="Times New Roman" w:hAnsi="Times New Roman" w:eastAsia="Times New Roman" w:cs="Times New Roman"/>
-        </w:rPr>
-        <w:t>。</w:t>
-      </w:r>
     </w:p>
     <w:p>
       <w:pPr>
-        <w:pStyle w:val="BodyText"/>
+        <w:pStyle w:val="Compact"/>
+        <w:numPr>
+          <w:ilvl w:val="0"/>
+          <w:numId w:val="1002"/>
+        </w:numPr>
+        <w:ind w:firstLine="420"/>
+      </w:pPr>
+      <w:r>
+        <w:rPr>
+          <w:rFonts w:hint="eastAsia" w:ascii="Times New Roman" w:hAnsi="Times New Roman" w:eastAsia="FangSong" w:cs="Times New Roman"/>
+        </w:rPr>
+        <w:t>通过群乘法表验证该群是一个阿贝尔群</w:t>
+      </w:r>
+      <w:r>
+        <w:rPr>
+          <w:rFonts w:hint="eastAsia" w:ascii="Times New Roman" w:hAnsi="Times New Roman" w:eastAsia="Times New Roman" w:cs="Times New Roman"/>
+        </w:rPr>
+        <w:t>（Abelian</w:t>
+      </w:r>
+      <w:r>
+        <w:rPr>
+          <w:rFonts w:ascii="Times New Roman" w:hAnsi="Times New Roman" w:eastAsia="Times New Roman" w:cs="Times New Roman"/>
+        </w:rPr>
+        <w:t xml:space="preserve"> </w:t>
+      </w:r>
+      <w:r>
+        <w:rPr>
+          <w:rFonts w:hint="eastAsia" w:ascii="Times New Roman" w:hAnsi="Times New Roman" w:eastAsia="Times New Roman" w:cs="Times New Roman"/>
+        </w:rPr>
+        <w:t>Group），</w:t>
+      </w:r>
+      <w:r>
+        <w:rPr>
+          <w:rFonts w:hint="eastAsia" w:ascii="Times New Roman" w:hAnsi="Times New Roman" w:eastAsia="FangSong" w:cs="Times New Roman"/>
+        </w:rPr>
+        <w:t>并指明每个对称操作的逆元</w:t>
+      </w:r>
+      <w:r>
+        <w:rPr>
+          <w:rFonts w:hint="eastAsia" w:ascii="Times New Roman" w:hAnsi="Times New Roman" w:eastAsia="Times New Roman" w:cs="Times New Roman"/>
+        </w:rPr>
+        <w:t>。</w:t>
+      </w:r>
+    </w:p>
+    <w:p>
+      <w:pPr>
+        <w:pStyle w:val="FirstParagraph"/>
       </w:pPr>
     </w:p>
     <w:p>
@@ -25249,441 +25237,435 @@
         </w:rPr>
         <w:t>：</w:t>
       </w:r>
-      <w:r>
-        <w:rPr>
-          <w:rFonts w:ascii="Times New Roman" w:hAnsi="Times New Roman" w:eastAsia="Times New Roman" w:cs="Times New Roman"/>
-        </w:rPr>
-        <w:t xml:space="preserve"> </w:t>
-      </w:r>
-      <w:r>
-        <w:rPr>
-          <w:rFonts w:ascii="Times New Roman" w:hAnsi="Times New Roman" w:eastAsia="Times New Roman" w:cs="Times New Roman"/>
-        </w:rPr>
-        <w:t xml:space="preserve">(1) </w:t>
-      </w:r>
-      <w:r>
-        <w:rPr>
-          <w:rFonts w:hint="eastAsia" w:ascii="Times New Roman" w:hAnsi="Times New Roman" w:eastAsia="FangSong" w:cs="Times New Roman"/>
-        </w:rPr>
-        <w:t>给出群中元素相似变换与共轭类的严格数学定义</w:t>
-      </w:r>
-      <w:r>
-        <w:rPr>
-          <w:rFonts w:hint="eastAsia" w:ascii="Times New Roman" w:hAnsi="Times New Roman" w:eastAsia="Times New Roman" w:cs="Times New Roman"/>
-        </w:rPr>
-        <w:t>；</w:t>
-      </w:r>
-      <w:r>
-        <w:rPr>
-          <w:rFonts w:ascii="Times New Roman" w:hAnsi="Times New Roman" w:eastAsia="Times New Roman" w:cs="Times New Roman"/>
-        </w:rPr>
-        <w:t xml:space="preserve"> </w:t>
-      </w:r>
-      <w:r>
-        <w:rPr>
-          <w:rFonts w:ascii="Times New Roman" w:hAnsi="Times New Roman" w:eastAsia="Times New Roman" w:cs="Times New Roman"/>
-        </w:rPr>
-        <w:t xml:space="preserve">(2) </w:t>
-      </w:r>
-      <w:r>
-        <w:rPr>
-          <w:rFonts w:hint="eastAsia" w:ascii="Times New Roman" w:hAnsi="Times New Roman" w:eastAsia="FangSong" w:cs="Times New Roman"/>
-        </w:rPr>
-        <w:t xml:space="preserve">考虑平面正三角形分子所属的</w:t>
-      </w:r>
-      <w:r>
-        <w:rPr>
-          <w:rFonts w:ascii="Times New Roman" w:hAnsi="Times New Roman" w:eastAsia="Times New Roman" w:cs="Times New Roman"/>
-        </w:rPr>
-        <w:t xml:space="preserve"> </w:t>
-      </w:r>
-      <m:oMath>
-        <m:sSub>
-          <m:e>
-            <m:r>
-              <m:t>C</m:t>
-            </m:r>
-          </m:e>
-          <m:sub>
-            <m:r>
-              <m:t>3</m:t>
-            </m:r>
-            <m:r>
-              <m:t>v</m:t>
-            </m:r>
-          </m:sub>
-        </m:sSub>
-      </m:oMath>
-      <w:r>
-        <w:rPr>
-          <w:rFonts w:ascii="Times New Roman" w:hAnsi="Times New Roman" w:eastAsia="Times New Roman" w:cs="Times New Roman"/>
-        </w:rPr>
-        <w:t xml:space="preserve"> </w:t>
-      </w:r>
-      <w:r>
-        <w:rPr>
-          <w:rFonts w:hint="eastAsia" w:ascii="Times New Roman" w:hAnsi="Times New Roman" w:eastAsia="FangSong" w:cs="Times New Roman"/>
-        </w:rPr>
-        <w:t>点群</w:t>
-      </w:r>
-      <w:r>
-        <w:rPr>
-          <w:rFonts w:hint="eastAsia" w:ascii="Times New Roman" w:hAnsi="Times New Roman" w:eastAsia="Times New Roman" w:cs="Times New Roman"/>
-        </w:rPr>
-        <w:t>（</w:t>
-      </w:r>
-      <w:r>
-        <w:rPr>
-          <w:rFonts w:hint="eastAsia" w:ascii="Times New Roman" w:hAnsi="Times New Roman" w:eastAsia="FangSong" w:cs="Times New Roman"/>
-        </w:rPr>
-        <w:t>包含</w:t>
-      </w:r>
-      <w:r>
-        <w:rPr>
-          <w:rFonts w:ascii="Times New Roman" w:hAnsi="Times New Roman" w:eastAsia="Times New Roman" w:cs="Times New Roman"/>
-        </w:rPr>
-        <w:t xml:space="preserve"> 6 </w:t>
-      </w:r>
-      <w:r>
-        <w:rPr>
-          <w:rFonts w:hint="eastAsia" w:ascii="Times New Roman" w:hAnsi="Times New Roman" w:eastAsia="FangSong" w:cs="Times New Roman"/>
-        </w:rPr>
-        <w:t>个元素</w:t>
-      </w:r>
-      <w:r>
-        <w:rPr>
-          <w:rFonts w:hint="eastAsia" w:ascii="Times New Roman" w:hAnsi="Times New Roman" w:eastAsia="Times New Roman" w:cs="Times New Roman"/>
-        </w:rPr>
-        <w:t>），</w:t>
-      </w:r>
-      <w:r>
-        <w:rPr>
-          <w:rFonts w:hint="eastAsia" w:ascii="Times New Roman" w:hAnsi="Times New Roman" w:eastAsia="FangSong" w:cs="Times New Roman"/>
-        </w:rPr>
-        <w:t>已知绕主轴顺时针与逆时针旋转</w:t>
-      </w:r>
-      <w:r>
-        <w:rPr>
-          <w:rFonts w:ascii="Times New Roman" w:hAnsi="Times New Roman" w:eastAsia="Times New Roman" w:cs="Times New Roman"/>
-        </w:rPr>
-        <w:t xml:space="preserve"> 120° </w:t>
-      </w:r>
-      <w:r>
-        <w:rPr>
-          <w:rFonts w:hint="eastAsia" w:ascii="Times New Roman" w:hAnsi="Times New Roman" w:eastAsia="FangSong" w:cs="Times New Roman"/>
-        </w:rPr>
-        <w:t xml:space="preserve">分别对应操作</w:t>
-      </w:r>
-      <w:r>
-        <w:rPr>
-          <w:rFonts w:ascii="Times New Roman" w:hAnsi="Times New Roman" w:eastAsia="Times New Roman" w:cs="Times New Roman"/>
-        </w:rPr>
-        <w:t xml:space="preserve"> </w:t>
-      </w:r>
-      <m:oMath>
-        <m:sSubSup>
-          <m:e>
-            <m:r>
-              <m:t>C</m:t>
-            </m:r>
-          </m:e>
-          <m:sub>
-            <m:r>
-              <m:t>3</m:t>
-            </m:r>
-          </m:sub>
-          <m:sup>
-            <m:r>
-              <m:t>1</m:t>
-            </m:r>
-          </m:sup>
-        </m:sSubSup>
-      </m:oMath>
-      <w:r>
-        <w:rPr>
-          <w:rFonts w:ascii="Times New Roman" w:hAnsi="Times New Roman" w:eastAsia="Times New Roman" w:cs="Times New Roman"/>
-        </w:rPr>
-        <w:t xml:space="preserve"> </w:t>
-      </w:r>
-      <w:r>
-        <w:rPr>
-          <w:rFonts w:hint="eastAsia" w:ascii="Times New Roman" w:hAnsi="Times New Roman" w:eastAsia="FangSong" w:cs="Times New Roman"/>
-        </w:rPr>
-        <w:t xml:space="preserve">与</w:t>
-      </w:r>
-      <w:r>
-        <w:rPr>
-          <w:rFonts w:ascii="Times New Roman" w:hAnsi="Times New Roman" w:eastAsia="Times New Roman" w:cs="Times New Roman"/>
-        </w:rPr>
-        <w:t xml:space="preserve"> </w:t>
-      </w:r>
-      <m:oMath>
-        <m:sSubSup>
-          <m:e>
-            <m:r>
-              <m:t>C</m:t>
-            </m:r>
-          </m:e>
-          <m:sub>
-            <m:r>
-              <m:t>3</m:t>
-            </m:r>
-          </m:sub>
-          <m:sup>
-            <m:r>
-              <m:t>2</m:t>
-            </m:r>
-          </m:sup>
-        </m:sSubSup>
-      </m:oMath>
-      <w:r>
-        <w:rPr>
-          <w:rFonts w:hint="eastAsia" w:ascii="Times New Roman" w:hAnsi="Times New Roman" w:eastAsia="Times New Roman" w:cs="Times New Roman"/>
-        </w:rPr>
-        <w:t>。</w:t>
-      </w:r>
-      <w:r>
-        <w:rPr>
-          <w:rFonts w:hint="eastAsia" w:ascii="Times New Roman" w:hAnsi="Times New Roman" w:eastAsia="FangSong" w:cs="Times New Roman"/>
-        </w:rPr>
-        <w:t>利用竖直镜面</w:t>
-      </w:r>
-      <w:r>
-        <w:rPr>
-          <w:rFonts w:ascii="Times New Roman" w:hAnsi="Times New Roman" w:eastAsia="Times New Roman" w:cs="Times New Roman"/>
-        </w:rPr>
-        <w:t xml:space="preserve"> </w:t>
-      </w:r>
-      <m:oMath>
-        <m:sSub>
-          <m:e>
-            <m:r>
-              <m:t>σ</m:t>
-            </m:r>
-          </m:e>
-          <m:sub>
-            <m:r>
-              <m:t>v</m:t>
-            </m:r>
-          </m:sub>
-        </m:sSub>
-      </m:oMath>
-      <w:r>
-        <w:rPr>
-          <w:rFonts w:ascii="Times New Roman" w:hAnsi="Times New Roman" w:eastAsia="Times New Roman" w:cs="Times New Roman"/>
-        </w:rPr>
-        <w:t xml:space="preserve"> </w:t>
-      </w:r>
-      <w:r>
-        <w:rPr>
-          <w:rFonts w:hint="eastAsia" w:ascii="Times New Roman" w:hAnsi="Times New Roman" w:eastAsia="FangSong" w:cs="Times New Roman"/>
-        </w:rPr>
-        <w:t xml:space="preserve">对</w:t>
-      </w:r>
-      <w:r>
-        <w:rPr>
-          <w:rFonts w:ascii="Times New Roman" w:hAnsi="Times New Roman" w:eastAsia="Times New Roman" w:cs="Times New Roman"/>
-        </w:rPr>
-        <w:t xml:space="preserve"> </w:t>
-      </w:r>
-      <m:oMath>
-        <m:sSubSup>
-          <m:e>
-            <m:r>
-              <m:t>C</m:t>
-            </m:r>
-          </m:e>
-          <m:sub>
-            <m:r>
-              <m:t>3</m:t>
-            </m:r>
-          </m:sub>
-          <m:sup>
-            <m:r>
-              <m:t>1</m:t>
-            </m:r>
-          </m:sup>
-        </m:sSubSup>
-      </m:oMath>
-      <w:r>
-        <w:rPr>
-          <w:rFonts w:ascii="Times New Roman" w:hAnsi="Times New Roman" w:eastAsia="Times New Roman" w:cs="Times New Roman"/>
-        </w:rPr>
-        <w:t xml:space="preserve"> </w:t>
-      </w:r>
-      <w:r>
-        <w:rPr>
-          <w:rFonts w:hint="eastAsia" w:ascii="Times New Roman" w:hAnsi="Times New Roman" w:eastAsia="FangSong" w:cs="Times New Roman"/>
-        </w:rPr>
-        <w:t>进行相似变换</w:t>
-      </w:r>
-      <w:r>
-        <w:rPr>
-          <w:rFonts w:hint="eastAsia" w:ascii="Times New Roman" w:hAnsi="Times New Roman" w:eastAsia="Times New Roman" w:cs="Times New Roman"/>
-        </w:rPr>
-        <w:t>，</w:t>
-      </w:r>
-      <w:r>
-        <w:rPr>
-          <w:rFonts w:hint="eastAsia" w:ascii="Times New Roman" w:hAnsi="Times New Roman" w:eastAsia="FangSong" w:cs="Times New Roman"/>
-        </w:rPr>
-        <w:t>严格证明</w:t>
-      </w:r>
-      <w:r>
-        <w:rPr>
-          <w:rFonts w:ascii="Times New Roman" w:hAnsi="Times New Roman" w:eastAsia="Times New Roman" w:cs="Times New Roman"/>
-        </w:rPr>
-        <w:t xml:space="preserve"> </w:t>
-      </w:r>
-      <m:oMath>
-        <m:sSubSup>
-          <m:e>
-            <m:r>
-              <m:t>C</m:t>
-            </m:r>
-          </m:e>
-          <m:sub>
-            <m:r>
-              <m:t>3</m:t>
-            </m:r>
-          </m:sub>
-          <m:sup>
-            <m:r>
-              <m:t>1</m:t>
-            </m:r>
-          </m:sup>
-        </m:sSubSup>
-      </m:oMath>
-      <w:r>
-        <w:rPr>
-          <w:rFonts w:ascii="Times New Roman" w:hAnsi="Times New Roman" w:eastAsia="Times New Roman" w:cs="Times New Roman"/>
-        </w:rPr>
-        <w:t xml:space="preserve"> </w:t>
-      </w:r>
-      <w:r>
-        <w:rPr>
-          <w:rFonts w:hint="eastAsia" w:ascii="Times New Roman" w:hAnsi="Times New Roman" w:eastAsia="FangSong" w:cs="Times New Roman"/>
-        </w:rPr>
-        <w:t xml:space="preserve">与</w:t>
-      </w:r>
-      <w:r>
-        <w:rPr>
-          <w:rFonts w:ascii="Times New Roman" w:hAnsi="Times New Roman" w:eastAsia="Times New Roman" w:cs="Times New Roman"/>
-        </w:rPr>
-        <w:t xml:space="preserve"> </w:t>
-      </w:r>
-      <m:oMath>
-        <m:sSubSup>
-          <m:e>
-            <m:r>
-              <m:t>C</m:t>
-            </m:r>
-          </m:e>
-          <m:sub>
-            <m:r>
-              <m:t>3</m:t>
-            </m:r>
-          </m:sub>
-          <m:sup>
-            <m:r>
-              <m:t>2</m:t>
-            </m:r>
-          </m:sup>
-        </m:sSubSup>
-      </m:oMath>
-      <w:r>
-        <w:rPr>
-          <w:rFonts w:ascii="Times New Roman" w:hAnsi="Times New Roman" w:eastAsia="Times New Roman" w:cs="Times New Roman"/>
-        </w:rPr>
-        <w:t xml:space="preserve"> </w:t>
-      </w:r>
-      <w:r>
-        <w:rPr>
-          <w:rFonts w:hint="eastAsia" w:ascii="Times New Roman" w:hAnsi="Times New Roman" w:eastAsia="FangSong" w:cs="Times New Roman"/>
-        </w:rPr>
-        <w:t>属于同一个共轭类</w:t>
-      </w:r>
-      <w:r>
-        <w:rPr>
-          <w:rFonts w:hint="eastAsia" w:ascii="Times New Roman" w:hAnsi="Times New Roman" w:eastAsia="Times New Roman" w:cs="Times New Roman"/>
-        </w:rPr>
-        <w:t>（</w:t>
-      </w:r>
-      <w:r>
-        <w:rPr>
-          <w:rFonts w:hint="eastAsia" w:ascii="Times New Roman" w:hAnsi="Times New Roman" w:eastAsia="FangSong" w:cs="Times New Roman"/>
-        </w:rPr>
-        <w:t>记为</w:t>
-      </w:r>
-      <w:r>
-        <w:rPr>
-          <w:rFonts w:ascii="Times New Roman" w:hAnsi="Times New Roman" w:eastAsia="Times New Roman" w:cs="Times New Roman"/>
-        </w:rPr>
-        <w:t xml:space="preserve"> </w:t>
-      </w:r>
-      <m:oMath>
-        <m:r>
-          <m:t>2</m:t>
-        </m:r>
-        <m:sSub>
-          <m:e>
-            <m:r>
-              <m:t>C</m:t>
-            </m:r>
-          </m:e>
-          <m:sub>
-            <m:r>
-              <m:t>3</m:t>
-            </m:r>
-          </m:sub>
-        </m:sSub>
-      </m:oMath>
-      <w:r>
-        <w:rPr>
-          <w:rFonts w:hint="eastAsia" w:ascii="Times New Roman" w:hAnsi="Times New Roman" w:eastAsia="Times New Roman" w:cs="Times New Roman"/>
-        </w:rPr>
-        <w:t xml:space="preserve">）；</w:t>
-      </w:r>
-      <w:r>
-        <w:rPr>
-          <w:rFonts w:ascii="Times New Roman" w:hAnsi="Times New Roman" w:eastAsia="Times New Roman" w:cs="Times New Roman"/>
-        </w:rPr>
-        <w:t xml:space="preserve"> </w:t>
-      </w:r>
-      <w:r>
-        <w:rPr>
-          <w:rFonts w:ascii="Times New Roman" w:hAnsi="Times New Roman" w:eastAsia="Times New Roman" w:cs="Times New Roman"/>
-        </w:rPr>
-        <w:t xml:space="preserve">(3) </w:t>
-      </w:r>
-      <w:r>
-        <w:rPr>
-          <w:rFonts w:hint="eastAsia" w:ascii="Times New Roman" w:hAnsi="Times New Roman" w:eastAsia="FangSong" w:cs="Times New Roman"/>
-        </w:rPr>
-        <w:t>简述为什么在物理图景中</w:t>
-      </w:r>
-      <w:r>
-        <w:rPr>
-          <w:rFonts w:hint="eastAsia" w:ascii="Times New Roman" w:hAnsi="Times New Roman" w:eastAsia="Times New Roman" w:cs="Times New Roman"/>
-        </w:rPr>
-        <w:t>，</w:t>
-      </w:r>
-      <w:r>
-        <w:rPr>
-          <w:rFonts w:hint="eastAsia" w:ascii="Times New Roman" w:hAnsi="Times New Roman" w:eastAsia="FangSong" w:cs="Times New Roman"/>
-        </w:rPr>
-        <w:t>同一个共轭类中的所有对称操作必定具有完全相同的物理观测效应</w:t>
-      </w:r>
-      <w:r>
-        <w:rPr>
-          <w:rFonts w:hint="eastAsia" w:ascii="Times New Roman" w:hAnsi="Times New Roman" w:eastAsia="Times New Roman" w:cs="Times New Roman"/>
-        </w:rPr>
-        <w:t>。</w:t>
-      </w:r>
     </w:p>
     <w:p>
       <w:pPr>
-        <w:pStyle w:val="BodyText"/>
+        <w:pStyle w:val="Compact"/>
+        <w:numPr>
+          <w:ilvl w:val="0"/>
+          <w:numId w:val="1003"/>
+        </w:numPr>
+        <w:ind w:firstLine="420"/>
+      </w:pPr>
+      <w:r>
+        <w:rPr>
+          <w:rFonts w:hint="eastAsia" w:ascii="Times New Roman" w:hAnsi="Times New Roman" w:eastAsia="FangSong" w:cs="Times New Roman"/>
+        </w:rPr>
+        <w:t>给出群中元素相似变换与共轭类的严格数学定义</w:t>
+      </w:r>
+      <w:r>
+        <w:rPr>
+          <w:rFonts w:hint="eastAsia" w:ascii="Times New Roman" w:hAnsi="Times New Roman" w:eastAsia="Times New Roman" w:cs="Times New Roman"/>
+        </w:rPr>
+        <w:t>；</w:t>
+      </w:r>
+    </w:p>
+    <w:p>
+      <w:pPr>
+        <w:pStyle w:val="Compact"/>
+        <w:numPr>
+          <w:ilvl w:val="0"/>
+          <w:numId w:val="1003"/>
+        </w:numPr>
+        <w:ind w:firstLine="420"/>
+      </w:pPr>
+      <w:r>
+        <w:rPr>
+          <w:rFonts w:hint="eastAsia" w:ascii="Times New Roman" w:hAnsi="Times New Roman" w:eastAsia="FangSong" w:cs="Times New Roman"/>
+        </w:rPr>
+        <w:t xml:space="preserve">考虑平面正三角形分子所属的</w:t>
+      </w:r>
+      <w:r>
+        <w:rPr>
+          <w:rFonts w:ascii="Times New Roman" w:hAnsi="Times New Roman" w:eastAsia="Times New Roman" w:cs="Times New Roman"/>
+        </w:rPr>
+        <w:t xml:space="preserve"> </w:t>
+      </w:r>
+      <m:oMath>
+        <m:sSub>
+          <m:e>
+            <m:r>
+              <m:t>C</m:t>
+            </m:r>
+          </m:e>
+          <m:sub>
+            <m:r>
+              <m:t>3</m:t>
+            </m:r>
+            <m:r>
+              <m:t>v</m:t>
+            </m:r>
+          </m:sub>
+        </m:sSub>
+      </m:oMath>
+      <w:r>
+        <w:rPr>
+          <w:rFonts w:ascii="Times New Roman" w:hAnsi="Times New Roman" w:eastAsia="Times New Roman" w:cs="Times New Roman"/>
+        </w:rPr>
+        <w:t xml:space="preserve"> </w:t>
+      </w:r>
+      <w:r>
+        <w:rPr>
+          <w:rFonts w:hint="eastAsia" w:ascii="Times New Roman" w:hAnsi="Times New Roman" w:eastAsia="FangSong" w:cs="Times New Roman"/>
+        </w:rPr>
+        <w:t>点群</w:t>
+      </w:r>
+      <w:r>
+        <w:rPr>
+          <w:rFonts w:hint="eastAsia" w:ascii="Times New Roman" w:hAnsi="Times New Roman" w:eastAsia="Times New Roman" w:cs="Times New Roman"/>
+        </w:rPr>
+        <w:t>（</w:t>
+      </w:r>
+      <w:r>
+        <w:rPr>
+          <w:rFonts w:hint="eastAsia" w:ascii="Times New Roman" w:hAnsi="Times New Roman" w:eastAsia="FangSong" w:cs="Times New Roman"/>
+        </w:rPr>
+        <w:t>包含</w:t>
+      </w:r>
+      <w:r>
+        <w:rPr>
+          <w:rFonts w:ascii="Times New Roman" w:hAnsi="Times New Roman" w:eastAsia="Times New Roman" w:cs="Times New Roman"/>
+        </w:rPr>
+        <w:t xml:space="preserve"> 6 </w:t>
+      </w:r>
+      <w:r>
+        <w:rPr>
+          <w:rFonts w:hint="eastAsia" w:ascii="Times New Roman" w:hAnsi="Times New Roman" w:eastAsia="FangSong" w:cs="Times New Roman"/>
+        </w:rPr>
+        <w:t>个元素</w:t>
+      </w:r>
+      <w:r>
+        <w:rPr>
+          <w:rFonts w:hint="eastAsia" w:ascii="Times New Roman" w:hAnsi="Times New Roman" w:eastAsia="Times New Roman" w:cs="Times New Roman"/>
+        </w:rPr>
+        <w:t>），</w:t>
+      </w:r>
+      <w:r>
+        <w:rPr>
+          <w:rFonts w:hint="eastAsia" w:ascii="Times New Roman" w:hAnsi="Times New Roman" w:eastAsia="FangSong" w:cs="Times New Roman"/>
+        </w:rPr>
+        <w:t>已知绕主轴顺时针与逆时针旋转</w:t>
+      </w:r>
+      <w:r>
+        <w:rPr>
+          <w:rFonts w:ascii="Times New Roman" w:hAnsi="Times New Roman" w:eastAsia="Times New Roman" w:cs="Times New Roman"/>
+        </w:rPr>
+        <w:t xml:space="preserve"> 120° </w:t>
+      </w:r>
+      <w:r>
+        <w:rPr>
+          <w:rFonts w:hint="eastAsia" w:ascii="Times New Roman" w:hAnsi="Times New Roman" w:eastAsia="FangSong" w:cs="Times New Roman"/>
+        </w:rPr>
+        <w:t xml:space="preserve">分别对应操作</w:t>
+      </w:r>
+      <w:r>
+        <w:rPr>
+          <w:rFonts w:ascii="Times New Roman" w:hAnsi="Times New Roman" w:eastAsia="Times New Roman" w:cs="Times New Roman"/>
+        </w:rPr>
+        <w:t xml:space="preserve"> </w:t>
+      </w:r>
+      <m:oMath>
+        <m:sSubSup>
+          <m:e>
+            <m:r>
+              <m:t>C</m:t>
+            </m:r>
+          </m:e>
+          <m:sub>
+            <m:r>
+              <m:t>3</m:t>
+            </m:r>
+          </m:sub>
+          <m:sup>
+            <m:r>
+              <m:t>1</m:t>
+            </m:r>
+          </m:sup>
+        </m:sSubSup>
+      </m:oMath>
+      <w:r>
+        <w:rPr>
+          <w:rFonts w:ascii="Times New Roman" w:hAnsi="Times New Roman" w:eastAsia="Times New Roman" w:cs="Times New Roman"/>
+        </w:rPr>
+        <w:t xml:space="preserve"> </w:t>
+      </w:r>
+      <w:r>
+        <w:rPr>
+          <w:rFonts w:hint="eastAsia" w:ascii="Times New Roman" w:hAnsi="Times New Roman" w:eastAsia="FangSong" w:cs="Times New Roman"/>
+        </w:rPr>
+        <w:t xml:space="preserve">与</w:t>
+      </w:r>
+      <w:r>
+        <w:rPr>
+          <w:rFonts w:ascii="Times New Roman" w:hAnsi="Times New Roman" w:eastAsia="Times New Roman" w:cs="Times New Roman"/>
+        </w:rPr>
+        <w:t xml:space="preserve"> </w:t>
+      </w:r>
+      <m:oMath>
+        <m:sSubSup>
+          <m:e>
+            <m:r>
+              <m:t>C</m:t>
+            </m:r>
+          </m:e>
+          <m:sub>
+            <m:r>
+              <m:t>3</m:t>
+            </m:r>
+          </m:sub>
+          <m:sup>
+            <m:r>
+              <m:t>2</m:t>
+            </m:r>
+          </m:sup>
+        </m:sSubSup>
+      </m:oMath>
+      <w:r>
+        <w:rPr>
+          <w:rFonts w:hint="eastAsia" w:ascii="Times New Roman" w:hAnsi="Times New Roman" w:eastAsia="Times New Roman" w:cs="Times New Roman"/>
+        </w:rPr>
+        <w:t>。</w:t>
+      </w:r>
+      <w:r>
+        <w:rPr>
+          <w:rFonts w:hint="eastAsia" w:ascii="Times New Roman" w:hAnsi="Times New Roman" w:eastAsia="FangSong" w:cs="Times New Roman"/>
+        </w:rPr>
+        <w:t>利用竖直镜面</w:t>
+      </w:r>
+      <w:r>
+        <w:rPr>
+          <w:rFonts w:ascii="Times New Roman" w:hAnsi="Times New Roman" w:eastAsia="Times New Roman" w:cs="Times New Roman"/>
+        </w:rPr>
+        <w:t xml:space="preserve"> </w:t>
+      </w:r>
+      <m:oMath>
+        <m:sSub>
+          <m:e>
+            <m:r>
+              <m:t>σ</m:t>
+            </m:r>
+          </m:e>
+          <m:sub>
+            <m:r>
+              <m:t>v</m:t>
+            </m:r>
+          </m:sub>
+        </m:sSub>
+      </m:oMath>
+      <w:r>
+        <w:rPr>
+          <w:rFonts w:ascii="Times New Roman" w:hAnsi="Times New Roman" w:eastAsia="Times New Roman" w:cs="Times New Roman"/>
+        </w:rPr>
+        <w:t xml:space="preserve"> </w:t>
+      </w:r>
+      <w:r>
+        <w:rPr>
+          <w:rFonts w:hint="eastAsia" w:ascii="Times New Roman" w:hAnsi="Times New Roman" w:eastAsia="FangSong" w:cs="Times New Roman"/>
+        </w:rPr>
+        <w:t xml:space="preserve">对</w:t>
+      </w:r>
+      <w:r>
+        <w:rPr>
+          <w:rFonts w:ascii="Times New Roman" w:hAnsi="Times New Roman" w:eastAsia="Times New Roman" w:cs="Times New Roman"/>
+        </w:rPr>
+        <w:t xml:space="preserve"> </w:t>
+      </w:r>
+      <m:oMath>
+        <m:sSubSup>
+          <m:e>
+            <m:r>
+              <m:t>C</m:t>
+            </m:r>
+          </m:e>
+          <m:sub>
+            <m:r>
+              <m:t>3</m:t>
+            </m:r>
+          </m:sub>
+          <m:sup>
+            <m:r>
+              <m:t>1</m:t>
+            </m:r>
+          </m:sup>
+        </m:sSubSup>
+      </m:oMath>
+      <w:r>
+        <w:rPr>
+          <w:rFonts w:ascii="Times New Roman" w:hAnsi="Times New Roman" w:eastAsia="Times New Roman" w:cs="Times New Roman"/>
+        </w:rPr>
+        <w:t xml:space="preserve"> </w:t>
+      </w:r>
+      <w:r>
+        <w:rPr>
+          <w:rFonts w:hint="eastAsia" w:ascii="Times New Roman" w:hAnsi="Times New Roman" w:eastAsia="FangSong" w:cs="Times New Roman"/>
+        </w:rPr>
+        <w:t>进行相似变换</w:t>
+      </w:r>
+      <w:r>
+        <w:rPr>
+          <w:rFonts w:hint="eastAsia" w:ascii="Times New Roman" w:hAnsi="Times New Roman" w:eastAsia="Times New Roman" w:cs="Times New Roman"/>
+        </w:rPr>
+        <w:t>，</w:t>
+      </w:r>
+      <w:r>
+        <w:rPr>
+          <w:rFonts w:hint="eastAsia" w:ascii="Times New Roman" w:hAnsi="Times New Roman" w:eastAsia="FangSong" w:cs="Times New Roman"/>
+        </w:rPr>
+        <w:t>严格证明</w:t>
+      </w:r>
+      <w:r>
+        <w:rPr>
+          <w:rFonts w:ascii="Times New Roman" w:hAnsi="Times New Roman" w:eastAsia="Times New Roman" w:cs="Times New Roman"/>
+        </w:rPr>
+        <w:t xml:space="preserve"> </w:t>
+      </w:r>
+      <m:oMath>
+        <m:sSubSup>
+          <m:e>
+            <m:r>
+              <m:t>C</m:t>
+            </m:r>
+          </m:e>
+          <m:sub>
+            <m:r>
+              <m:t>3</m:t>
+            </m:r>
+          </m:sub>
+          <m:sup>
+            <m:r>
+              <m:t>1</m:t>
+            </m:r>
+          </m:sup>
+        </m:sSubSup>
+      </m:oMath>
+      <w:r>
+        <w:rPr>
+          <w:rFonts w:ascii="Times New Roman" w:hAnsi="Times New Roman" w:eastAsia="Times New Roman" w:cs="Times New Roman"/>
+        </w:rPr>
+        <w:t xml:space="preserve"> </w:t>
+      </w:r>
+      <w:r>
+        <w:rPr>
+          <w:rFonts w:hint="eastAsia" w:ascii="Times New Roman" w:hAnsi="Times New Roman" w:eastAsia="FangSong" w:cs="Times New Roman"/>
+        </w:rPr>
+        <w:t xml:space="preserve">与</w:t>
+      </w:r>
+      <w:r>
+        <w:rPr>
+          <w:rFonts w:ascii="Times New Roman" w:hAnsi="Times New Roman" w:eastAsia="Times New Roman" w:cs="Times New Roman"/>
+        </w:rPr>
+        <w:t xml:space="preserve"> </w:t>
+      </w:r>
+      <m:oMath>
+        <m:sSubSup>
+          <m:e>
+            <m:r>
+              <m:t>C</m:t>
+            </m:r>
+          </m:e>
+          <m:sub>
+            <m:r>
+              <m:t>3</m:t>
+            </m:r>
+          </m:sub>
+          <m:sup>
+            <m:r>
+              <m:t>2</m:t>
+            </m:r>
+          </m:sup>
+        </m:sSubSup>
+      </m:oMath>
+      <w:r>
+        <w:rPr>
+          <w:rFonts w:ascii="Times New Roman" w:hAnsi="Times New Roman" w:eastAsia="Times New Roman" w:cs="Times New Roman"/>
+        </w:rPr>
+        <w:t xml:space="preserve"> </w:t>
+      </w:r>
+      <w:r>
+        <w:rPr>
+          <w:rFonts w:hint="eastAsia" w:ascii="Times New Roman" w:hAnsi="Times New Roman" w:eastAsia="FangSong" w:cs="Times New Roman"/>
+        </w:rPr>
+        <w:t>属于同一个共轭类</w:t>
+      </w:r>
+      <w:r>
+        <w:rPr>
+          <w:rFonts w:hint="eastAsia" w:ascii="Times New Roman" w:hAnsi="Times New Roman" w:eastAsia="Times New Roman" w:cs="Times New Roman"/>
+        </w:rPr>
+        <w:t>（</w:t>
+      </w:r>
+      <w:r>
+        <w:rPr>
+          <w:rFonts w:hint="eastAsia" w:ascii="Times New Roman" w:hAnsi="Times New Roman" w:eastAsia="FangSong" w:cs="Times New Roman"/>
+        </w:rPr>
+        <w:t>记为</w:t>
+      </w:r>
+      <w:r>
+        <w:rPr>
+          <w:rFonts w:ascii="Times New Roman" w:hAnsi="Times New Roman" w:eastAsia="Times New Roman" w:cs="Times New Roman"/>
+        </w:rPr>
+        <w:t xml:space="preserve"> </w:t>
+      </w:r>
+      <m:oMath>
+        <m:r>
+          <m:t>2</m:t>
+        </m:r>
+        <m:sSub>
+          <m:e>
+            <m:r>
+              <m:t>C</m:t>
+            </m:r>
+          </m:e>
+          <m:sub>
+            <m:r>
+              <m:t>3</m:t>
+            </m:r>
+          </m:sub>
+        </m:sSub>
+      </m:oMath>
+      <w:r>
+        <w:rPr>
+          <w:rFonts w:hint="eastAsia" w:ascii="Times New Roman" w:hAnsi="Times New Roman" w:eastAsia="Times New Roman" w:cs="Times New Roman"/>
+        </w:rPr>
+        <w:t xml:space="preserve">）；</w:t>
+      </w:r>
+    </w:p>
+    <w:p>
+      <w:pPr>
+        <w:pStyle w:val="Compact"/>
+        <w:numPr>
+          <w:ilvl w:val="0"/>
+          <w:numId w:val="1003"/>
+        </w:numPr>
+        <w:ind w:firstLine="420"/>
+      </w:pPr>
+      <w:r>
+        <w:rPr>
+          <w:rFonts w:hint="eastAsia" w:ascii="Times New Roman" w:hAnsi="Times New Roman" w:eastAsia="FangSong" w:cs="Times New Roman"/>
+        </w:rPr>
+        <w:t>简述为什么在物理图景中</w:t>
+      </w:r>
+      <w:r>
+        <w:rPr>
+          <w:rFonts w:hint="eastAsia" w:ascii="Times New Roman" w:hAnsi="Times New Roman" w:eastAsia="Times New Roman" w:cs="Times New Roman"/>
+        </w:rPr>
+        <w:t>，</w:t>
+      </w:r>
+      <w:r>
+        <w:rPr>
+          <w:rFonts w:hint="eastAsia" w:ascii="Times New Roman" w:hAnsi="Times New Roman" w:eastAsia="FangSong" w:cs="Times New Roman"/>
+        </w:rPr>
+        <w:t>同一个共轭类中的所有对称操作必定具有完全相同的物理观测效应</w:t>
+      </w:r>
+      <w:r>
+        <w:rPr>
+          <w:rFonts w:hint="eastAsia" w:ascii="Times New Roman" w:hAnsi="Times New Roman" w:eastAsia="Times New Roman" w:cs="Times New Roman"/>
+        </w:rPr>
+        <w:t>。</w:t>
+      </w:r>
+    </w:p>
+    <w:p>
+      <w:pPr>
+        <w:pStyle w:val="FirstParagraph"/>
       </w:pPr>
     </w:p>
     <w:p>
@@ -25717,18 +25699,16 @@
         </w:rPr>
         <w:t>：</w:t>
       </w:r>
-      <w:r>
-        <w:rPr>
-          <w:rFonts w:ascii="Times New Roman" w:hAnsi="Times New Roman" w:eastAsia="Times New Roman" w:cs="Times New Roman"/>
-        </w:rPr>
-        <w:t xml:space="preserve"> </w:t>
-      </w:r>
-      <w:r>
-        <w:rPr>
-          <w:rFonts w:ascii="Times New Roman" w:hAnsi="Times New Roman" w:eastAsia="Times New Roman" w:cs="Times New Roman"/>
-        </w:rPr>
-        <w:t xml:space="preserve">(1) </w:t>
-      </w:r>
+    </w:p>
+    <w:p>
+      <w:pPr>
+        <w:pStyle w:val="Compact"/>
+        <w:numPr>
+          <w:ilvl w:val="0"/>
+          <w:numId w:val="1004"/>
+        </w:numPr>
+        <w:ind w:firstLine="420"/>
+      </w:pPr>
       <w:r>
         <w:rPr>
           <w:rFonts w:hint="eastAsia" w:ascii="Times New Roman" w:hAnsi="Times New Roman" w:eastAsia="FangSong" w:cs="Times New Roman"/>
@@ -25773,18 +25753,16 @@
         </w:rPr>
         <w:t xml:space="preserve">）；</w:t>
       </w:r>
-      <w:r>
-        <w:rPr>
-          <w:rFonts w:ascii="Times New Roman" w:hAnsi="Times New Roman" w:eastAsia="Times New Roman" w:cs="Times New Roman"/>
-        </w:rPr>
-        <w:t xml:space="preserve"> </w:t>
-      </w:r>
-      <w:r>
-        <w:rPr>
-          <w:rFonts w:ascii="Times New Roman" w:hAnsi="Times New Roman" w:eastAsia="Times New Roman" w:cs="Times New Roman"/>
-        </w:rPr>
-        <w:t xml:space="preserve">(2) </w:t>
-      </w:r>
+    </w:p>
+    <w:p>
+      <w:pPr>
+        <w:pStyle w:val="Compact"/>
+        <w:numPr>
+          <w:ilvl w:val="0"/>
+          <w:numId w:val="1004"/>
+        </w:numPr>
+        <w:ind w:firstLine="420"/>
+      </w:pPr>
       <w:r>
         <w:rPr>
           <w:rFonts w:hint="eastAsia" w:ascii="Times New Roman" w:hAnsi="Times New Roman" w:eastAsia="FangSong" w:cs="Times New Roman"/>
@@ -25897,18 +25875,16 @@
         </w:rPr>
         <w:t xml:space="preserve">）；</w:t>
       </w:r>
-      <w:r>
-        <w:rPr>
-          <w:rFonts w:ascii="Times New Roman" w:hAnsi="Times New Roman" w:eastAsia="Times New Roman" w:cs="Times New Roman"/>
-        </w:rPr>
-        <w:t xml:space="preserve"> </w:t>
-      </w:r>
-      <w:r>
-        <w:rPr>
-          <w:rFonts w:ascii="Times New Roman" w:hAnsi="Times New Roman" w:eastAsia="Times New Roman" w:cs="Times New Roman"/>
-        </w:rPr>
-        <w:t xml:space="preserve">(3) </w:t>
-      </w:r>
+    </w:p>
+    <w:p>
+      <w:pPr>
+        <w:pStyle w:val="Compact"/>
+        <w:numPr>
+          <w:ilvl w:val="0"/>
+          <w:numId w:val="1004"/>
+        </w:numPr>
+        <w:ind w:firstLine="420"/>
+      </w:pPr>
       <w:r>
         <w:rPr>
           <w:rFonts w:hint="eastAsia" w:ascii="Times New Roman" w:hAnsi="Times New Roman" w:eastAsia="FangSong" w:cs="Times New Roman"/>
@@ -26064,7 +26040,7 @@
     </w:p>
     <w:p>
       <w:pPr>
-        <w:pStyle w:val="BodyText"/>
+        <w:pStyle w:val="FirstParagraph"/>
       </w:pPr>
     </w:p>
     <w:p>
@@ -26098,18 +26074,16 @@
         </w:rPr>
         <w:t>：</w:t>
       </w:r>
-      <w:r>
-        <w:rPr>
-          <w:rFonts w:ascii="Times New Roman" w:hAnsi="Times New Roman" w:eastAsia="Times New Roman" w:cs="Times New Roman"/>
-        </w:rPr>
-        <w:t xml:space="preserve"> </w:t>
-      </w:r>
-      <w:r>
-        <w:rPr>
-          <w:rFonts w:ascii="Times New Roman" w:hAnsi="Times New Roman" w:eastAsia="Times New Roman" w:cs="Times New Roman"/>
-        </w:rPr>
-        <w:t xml:space="preserve">(1) </w:t>
-      </w:r>
+    </w:p>
+    <w:p>
+      <w:pPr>
+        <w:pStyle w:val="Compact"/>
+        <w:numPr>
+          <w:ilvl w:val="0"/>
+          <w:numId w:val="1005"/>
+        </w:numPr>
+        <w:ind w:firstLine="420"/>
+      </w:pPr>
       <w:r>
         <w:rPr>
           <w:rFonts w:hint="eastAsia" w:ascii="Times New Roman" w:hAnsi="Times New Roman" w:eastAsia="FangSong" w:cs="Times New Roman"/>
@@ -26158,18 +26132,16 @@
         </w:rPr>
         <w:t>；</w:t>
       </w:r>
-      <w:r>
-        <w:rPr>
-          <w:rFonts w:ascii="Times New Roman" w:hAnsi="Times New Roman" w:eastAsia="Times New Roman" w:cs="Times New Roman"/>
-        </w:rPr>
-        <w:t xml:space="preserve"> </w:t>
-      </w:r>
-      <w:r>
-        <w:rPr>
-          <w:rFonts w:ascii="Times New Roman" w:hAnsi="Times New Roman" w:eastAsia="Times New Roman" w:cs="Times New Roman"/>
-        </w:rPr>
-        <w:t xml:space="preserve">(2) </w:t>
-      </w:r>
+    </w:p>
+    <w:p>
+      <w:pPr>
+        <w:pStyle w:val="Compact"/>
+        <w:numPr>
+          <w:ilvl w:val="0"/>
+          <w:numId w:val="1005"/>
+        </w:numPr>
+        <w:ind w:firstLine="420"/>
+      </w:pPr>
       <w:r>
         <w:rPr>
           <w:rFonts w:hint="eastAsia" w:ascii="Times New Roman" w:hAnsi="Times New Roman" w:eastAsia="FangSong" w:cs="Times New Roman"/>
@@ -26261,18 +26233,16 @@
         </w:rPr>
         <w:t xml:space="preserve">；</w:t>
       </w:r>
-      <w:r>
-        <w:rPr>
-          <w:rFonts w:ascii="Times New Roman" w:hAnsi="Times New Roman" w:eastAsia="Times New Roman" w:cs="Times New Roman"/>
-        </w:rPr>
-        <w:t xml:space="preserve"> </w:t>
-      </w:r>
-      <w:r>
-        <w:rPr>
-          <w:rFonts w:ascii="Times New Roman" w:hAnsi="Times New Roman" w:eastAsia="Times New Roman" w:cs="Times New Roman"/>
-        </w:rPr>
-        <w:t xml:space="preserve">(3) </w:t>
-      </w:r>
+    </w:p>
+    <w:p>
+      <w:pPr>
+        <w:pStyle w:val="Compact"/>
+        <w:numPr>
+          <w:ilvl w:val="0"/>
+          <w:numId w:val="1005"/>
+        </w:numPr>
+        <w:ind w:firstLine="420"/>
+      </w:pPr>
       <w:r>
         <w:rPr>
           <w:rFonts w:hint="eastAsia" w:ascii="Times New Roman" w:hAnsi="Times New Roman" w:eastAsia="FangSong" w:cs="Times New Roman"/>
@@ -26356,7 +26326,7 @@
     </w:p>
     <w:p>
       <w:pPr>
-        <w:pStyle w:val="BodyText"/>
+        <w:pStyle w:val="FirstParagraph"/>
       </w:pPr>
     </w:p>
     <w:p>
@@ -26390,18 +26360,16 @@
         </w:rPr>
         <w:t>：</w:t>
       </w:r>
-      <w:r>
-        <w:rPr>
-          <w:rFonts w:ascii="Times New Roman" w:hAnsi="Times New Roman" w:eastAsia="Times New Roman" w:cs="Times New Roman"/>
-        </w:rPr>
-        <w:t xml:space="preserve"> </w:t>
-      </w:r>
-      <w:r>
-        <w:rPr>
-          <w:rFonts w:ascii="Times New Roman" w:hAnsi="Times New Roman" w:eastAsia="Times New Roman" w:cs="Times New Roman"/>
-        </w:rPr>
-        <w:t xml:space="preserve">(1) </w:t>
-      </w:r>
+    </w:p>
+    <w:p>
+      <w:pPr>
+        <w:pStyle w:val="Compact"/>
+        <w:numPr>
+          <w:ilvl w:val="0"/>
+          <w:numId w:val="1006"/>
+        </w:numPr>
+        <w:ind w:firstLine="420"/>
+      </w:pPr>
       <w:r>
         <w:rPr>
           <w:rFonts w:hint="eastAsia" w:ascii="Times New Roman" w:hAnsi="Times New Roman" w:eastAsia="FangSong" w:cs="Times New Roman"/>
@@ -26508,18 +26476,16 @@
         </w:rPr>
         <w:t>；</w:t>
       </w:r>
-      <w:r>
-        <w:rPr>
-          <w:rFonts w:ascii="Times New Roman" w:hAnsi="Times New Roman" w:eastAsia="Times New Roman" w:cs="Times New Roman"/>
-        </w:rPr>
-        <w:t xml:space="preserve"> </w:t>
-      </w:r>
-      <w:r>
-        <w:rPr>
-          <w:rFonts w:ascii="Times New Roman" w:hAnsi="Times New Roman" w:eastAsia="Times New Roman" w:cs="Times New Roman"/>
-        </w:rPr>
-        <w:t xml:space="preserve">(2) </w:t>
-      </w:r>
+    </w:p>
+    <w:p>
+      <w:pPr>
+        <w:pStyle w:val="Compact"/>
+        <w:numPr>
+          <w:ilvl w:val="0"/>
+          <w:numId w:val="1006"/>
+        </w:numPr>
+        <w:ind w:firstLine="420"/>
+      </w:pPr>
       <w:r>
         <w:rPr>
           <w:rFonts w:hint="eastAsia" w:ascii="Times New Roman" w:hAnsi="Times New Roman" w:eastAsia="FangSong" w:cs="Times New Roman"/>
@@ -26662,18 +26628,16 @@
         </w:rPr>
         <w:t>；</w:t>
       </w:r>
-      <w:r>
-        <w:rPr>
-          <w:rFonts w:ascii="Times New Roman" w:hAnsi="Times New Roman" w:eastAsia="Times New Roman" w:cs="Times New Roman"/>
-        </w:rPr>
-        <w:t xml:space="preserve"> </w:t>
-      </w:r>
-      <w:r>
-        <w:rPr>
-          <w:rFonts w:ascii="Times New Roman" w:hAnsi="Times New Roman" w:eastAsia="Times New Roman" w:cs="Times New Roman"/>
-        </w:rPr>
-        <w:t xml:space="preserve">(3) </w:t>
-      </w:r>
+    </w:p>
+    <w:p>
+      <w:pPr>
+        <w:pStyle w:val="Compact"/>
+        <w:numPr>
+          <w:ilvl w:val="0"/>
+          <w:numId w:val="1006"/>
+        </w:numPr>
+        <w:ind w:firstLine="420"/>
+      </w:pPr>
       <w:r>
         <w:rPr>
           <w:rFonts w:hint="eastAsia" w:ascii="Times New Roman" w:hAnsi="Times New Roman" w:eastAsia="FangSong" w:cs="Times New Roman"/>
@@ -26769,7 +26733,7 @@
     </w:p>
     <w:p>
       <w:pPr>
-        <w:pStyle w:val="BodyText"/>
+        <w:pStyle w:val="FirstParagraph"/>
       </w:pPr>
     </w:p>
     <w:p>
@@ -26803,18 +26767,16 @@
         </w:rPr>
         <w:t>：</w:t>
       </w:r>
-      <w:r>
-        <w:rPr>
-          <w:rFonts w:ascii="Times New Roman" w:hAnsi="Times New Roman" w:eastAsia="Times New Roman" w:cs="Times New Roman"/>
-        </w:rPr>
-        <w:t xml:space="preserve"> </w:t>
-      </w:r>
-      <w:r>
-        <w:rPr>
-          <w:rFonts w:ascii="Times New Roman" w:hAnsi="Times New Roman" w:eastAsia="Times New Roman" w:cs="Times New Roman"/>
-        </w:rPr>
-        <w:t xml:space="preserve">(1) </w:t>
-      </w:r>
+    </w:p>
+    <w:p>
+      <w:pPr>
+        <w:pStyle w:val="Compact"/>
+        <w:numPr>
+          <w:ilvl w:val="0"/>
+          <w:numId w:val="1007"/>
+        </w:numPr>
+        <w:ind w:firstLine="420"/>
+      </w:pPr>
       <w:r>
         <w:rPr>
           <w:rFonts w:hint="eastAsia" w:ascii="Times New Roman" w:hAnsi="Times New Roman" w:eastAsia="FangSong" w:cs="Times New Roman"/>
@@ -26948,18 +26910,16 @@
         </w:rPr>
         <w:t>；</w:t>
       </w:r>
-      <w:r>
-        <w:rPr>
-          <w:rFonts w:ascii="Times New Roman" w:hAnsi="Times New Roman" w:eastAsia="Times New Roman" w:cs="Times New Roman"/>
-        </w:rPr>
-        <w:t xml:space="preserve"> </w:t>
-      </w:r>
-      <w:r>
-        <w:rPr>
-          <w:rFonts w:ascii="Times New Roman" w:hAnsi="Times New Roman" w:eastAsia="Times New Roman" w:cs="Times New Roman"/>
-        </w:rPr>
-        <w:t xml:space="preserve">(2) </w:t>
-      </w:r>
+    </w:p>
+    <w:p>
+      <w:pPr>
+        <w:pStyle w:val="Compact"/>
+        <w:numPr>
+          <w:ilvl w:val="0"/>
+          <w:numId w:val="1007"/>
+        </w:numPr>
+        <w:ind w:firstLine="420"/>
+      </w:pPr>
       <w:r>
         <w:rPr>
           <w:rFonts w:hint="eastAsia" w:ascii="Times New Roman" w:hAnsi="Times New Roman" w:eastAsia="FangSong" w:cs="Times New Roman"/>
@@ -27052,18 +27012,16 @@
         </w:rPr>
         <w:t>；</w:t>
       </w:r>
-      <w:r>
-        <w:rPr>
-          <w:rFonts w:ascii="Times New Roman" w:hAnsi="Times New Roman" w:eastAsia="Times New Roman" w:cs="Times New Roman"/>
-        </w:rPr>
-        <w:t xml:space="preserve"> </w:t>
-      </w:r>
-      <w:r>
-        <w:rPr>
-          <w:rFonts w:ascii="Times New Roman" w:hAnsi="Times New Roman" w:eastAsia="Times New Roman" w:cs="Times New Roman"/>
-        </w:rPr>
-        <w:t xml:space="preserve">(3) </w:t>
-      </w:r>
+    </w:p>
+    <w:p>
+      <w:pPr>
+        <w:pStyle w:val="Compact"/>
+        <w:numPr>
+          <w:ilvl w:val="0"/>
+          <w:numId w:val="1007"/>
+        </w:numPr>
+        <w:ind w:firstLine="420"/>
+      </w:pPr>
       <w:r>
         <w:rPr>
           <w:rFonts w:hint="eastAsia" w:ascii="Times New Roman" w:hAnsi="Times New Roman" w:eastAsia="FangSong" w:cs="Times New Roman"/>
@@ -27141,7 +27099,7 @@
     </w:p>
     <w:p>
       <w:pPr>
-        <w:pStyle w:val="BodyText"/>
+        <w:pStyle w:val="FirstParagraph"/>
       </w:pPr>
     </w:p>
     <w:p>
@@ -27219,18 +27177,16 @@
         </w:rPr>
         <w:t>：</w:t>
       </w:r>
-      <w:r>
-        <w:rPr>
-          <w:rFonts w:ascii="Times New Roman" w:hAnsi="Times New Roman" w:eastAsia="Times New Roman" w:cs="Times New Roman"/>
-        </w:rPr>
-        <w:t xml:space="preserve"> </w:t>
-      </w:r>
-      <w:r>
-        <w:rPr>
-          <w:rFonts w:ascii="Times New Roman" w:hAnsi="Times New Roman" w:eastAsia="Times New Roman" w:cs="Times New Roman"/>
-        </w:rPr>
-        <w:t xml:space="preserve">(1) </w:t>
-      </w:r>
+    </w:p>
+    <w:p>
+      <w:pPr>
+        <w:pStyle w:val="Compact"/>
+        <w:numPr>
+          <w:ilvl w:val="0"/>
+          <w:numId w:val="1008"/>
+        </w:numPr>
+        <w:ind w:firstLine="420"/>
+      </w:pPr>
       <w:r>
         <w:rPr>
           <w:rFonts w:hint="eastAsia" w:ascii="Times New Roman" w:hAnsi="Times New Roman" w:eastAsia="FangSong" w:cs="Times New Roman"/>
@@ -27393,18 +27349,16 @@
         </w:rPr>
         <w:t>；</w:t>
       </w:r>
-      <w:r>
-        <w:rPr>
-          <w:rFonts w:ascii="Times New Roman" w:hAnsi="Times New Roman" w:eastAsia="Times New Roman" w:cs="Times New Roman"/>
-        </w:rPr>
-        <w:t xml:space="preserve"> </w:t>
-      </w:r>
-      <w:r>
-        <w:rPr>
-          <w:rFonts w:ascii="Times New Roman" w:hAnsi="Times New Roman" w:eastAsia="Times New Roman" w:cs="Times New Roman"/>
-        </w:rPr>
-        <w:t xml:space="preserve">(2) </w:t>
-      </w:r>
+    </w:p>
+    <w:p>
+      <w:pPr>
+        <w:pStyle w:val="Compact"/>
+        <w:numPr>
+          <w:ilvl w:val="0"/>
+          <w:numId w:val="1008"/>
+        </w:numPr>
+        <w:ind w:firstLine="420"/>
+      </w:pPr>
       <w:r>
         <w:rPr>
           <w:rFonts w:hint="eastAsia" w:ascii="Times New Roman" w:hAnsi="Times New Roman" w:eastAsia="FangSong" w:cs="Times New Roman"/>
@@ -27549,34 +27503,32 @@
         </w:rPr>
         <w:t>；</w:t>
       </w:r>
-      <w:r>
-        <w:rPr>
-          <w:rFonts w:ascii="Times New Roman" w:hAnsi="Times New Roman" w:eastAsia="Times New Roman" w:cs="Times New Roman"/>
-        </w:rPr>
-        <w:t xml:space="preserve"> </w:t>
-      </w:r>
-      <w:r>
-        <w:rPr>
-          <w:rFonts w:ascii="Times New Roman" w:hAnsi="Times New Roman" w:eastAsia="Times New Roman" w:cs="Times New Roman"/>
-        </w:rPr>
-        <w:t xml:space="preserve">(3) </w:t>
-      </w:r>
-      <w:r>
-        <w:rPr>
-          <w:rFonts w:hint="eastAsia" w:ascii="Times New Roman" w:hAnsi="Times New Roman" w:eastAsia="FangSong" w:cs="Times New Roman"/>
-        </w:rPr>
-        <w:t>解释为什么手性拆分实验可以绝对区分某些八面体取代配合物的顺反异构体</w:t>
-      </w:r>
-      <w:r>
-        <w:rPr>
-          <w:rFonts w:hint="eastAsia" w:ascii="Times New Roman" w:hAnsi="Times New Roman" w:eastAsia="Times New Roman" w:cs="Times New Roman"/>
-        </w:rPr>
-        <w:t>。</w:t>
-      </w:r>
     </w:p>
     <w:p>
       <w:pPr>
-        <w:pStyle w:val="BodyText"/>
+        <w:pStyle w:val="Compact"/>
+        <w:numPr>
+          <w:ilvl w:val="0"/>
+          <w:numId w:val="1008"/>
+        </w:numPr>
+        <w:ind w:firstLine="420"/>
+      </w:pPr>
+      <w:r>
+        <w:rPr>
+          <w:rFonts w:hint="eastAsia" w:ascii="Times New Roman" w:hAnsi="Times New Roman" w:eastAsia="FangSong" w:cs="Times New Roman"/>
+        </w:rPr>
+        <w:t>解释为什么手性拆分实验可以绝对区分某些八面体取代配合物的顺反异构体</w:t>
+      </w:r>
+      <w:r>
+        <w:rPr>
+          <w:rFonts w:hint="eastAsia" w:ascii="Times New Roman" w:hAnsi="Times New Roman" w:eastAsia="Times New Roman" w:cs="Times New Roman"/>
+        </w:rPr>
+        <w:t>。</w:t>
+      </w:r>
+    </w:p>
+    <w:p>
+      <w:pPr>
+        <w:pStyle w:val="FirstParagraph"/>
       </w:pPr>
     </w:p>
     <w:p>
@@ -27642,18 +27594,16 @@
         </w:rPr>
         <w:t>：</w:t>
       </w:r>
-      <w:r>
-        <w:rPr>
-          <w:rFonts w:ascii="Times New Roman" w:hAnsi="Times New Roman" w:eastAsia="Times New Roman" w:cs="Times New Roman"/>
-        </w:rPr>
-        <w:t xml:space="preserve"> </w:t>
-      </w:r>
-      <w:r>
-        <w:rPr>
-          <w:rFonts w:ascii="Times New Roman" w:hAnsi="Times New Roman" w:eastAsia="Times New Roman" w:cs="Times New Roman"/>
-        </w:rPr>
-        <w:t xml:space="preserve">(1) </w:t>
-      </w:r>
+    </w:p>
+    <w:p>
+      <w:pPr>
+        <w:pStyle w:val="Compact"/>
+        <w:numPr>
+          <w:ilvl w:val="0"/>
+          <w:numId w:val="1009"/>
+        </w:numPr>
+        <w:ind w:firstLine="420"/>
+      </w:pPr>
       <w:r>
         <w:rPr>
           <w:rFonts w:hint="eastAsia" w:ascii="Times New Roman" w:hAnsi="Times New Roman" w:eastAsia="FangSong" w:cs="Times New Roman"/>
@@ -27705,18 +27655,16 @@
         </w:rPr>
         <w:t>；</w:t>
       </w:r>
-      <w:r>
-        <w:rPr>
-          <w:rFonts w:ascii="Times New Roman" w:hAnsi="Times New Roman" w:eastAsia="Times New Roman" w:cs="Times New Roman"/>
-        </w:rPr>
-        <w:t xml:space="preserve"> </w:t>
-      </w:r>
-      <w:r>
-        <w:rPr>
-          <w:rFonts w:ascii="Times New Roman" w:hAnsi="Times New Roman" w:eastAsia="Times New Roman" w:cs="Times New Roman"/>
-        </w:rPr>
-        <w:t xml:space="preserve">(2) </w:t>
-      </w:r>
+    </w:p>
+    <w:p>
+      <w:pPr>
+        <w:pStyle w:val="Compact"/>
+        <w:numPr>
+          <w:ilvl w:val="0"/>
+          <w:numId w:val="1009"/>
+        </w:numPr>
+        <w:ind w:firstLine="420"/>
+      </w:pPr>
       <w:r>
         <w:rPr>
           <w:rFonts w:hint="eastAsia" w:ascii="Times New Roman" w:hAnsi="Times New Roman" w:eastAsia="FangSong" w:cs="Times New Roman"/>
@@ -27967,132 +27915,130 @@
         </w:rPr>
         <w:t xml:space="preserve">）；</w:t>
       </w:r>
-      <w:r>
-        <w:rPr>
-          <w:rFonts w:ascii="Times New Roman" w:hAnsi="Times New Roman" w:eastAsia="Times New Roman" w:cs="Times New Roman"/>
-        </w:rPr>
-        <w:t xml:space="preserve"> </w:t>
-      </w:r>
-      <w:r>
-        <w:rPr>
-          <w:rFonts w:ascii="Times New Roman" w:hAnsi="Times New Roman" w:eastAsia="Times New Roman" w:cs="Times New Roman"/>
-        </w:rPr>
-        <w:t xml:space="preserve">(3) </w:t>
-      </w:r>
-      <w:r>
-        <w:rPr>
-          <w:rFonts w:hint="eastAsia" w:ascii="Times New Roman" w:hAnsi="Times New Roman" w:eastAsia="FangSong" w:cs="Times New Roman"/>
-        </w:rPr>
-        <w:t xml:space="preserve">说明为什么</w:t>
-      </w:r>
-      <w:r>
-        <w:rPr>
-          <w:rFonts w:ascii="Times New Roman" w:hAnsi="Times New Roman" w:eastAsia="Times New Roman" w:cs="Times New Roman"/>
-        </w:rPr>
-        <w:t xml:space="preserve"> </w:t>
-      </w:r>
-      <m:oMath>
-        <m:sSub>
-          <m:e>
-            <m:r>
-              <m:t>S</m:t>
-            </m:r>
-          </m:e>
-          <m:sub>
-            <m:r>
-              <m:t>1</m:t>
-            </m:r>
-          </m:sub>
-        </m:sSub>
-      </m:oMath>
-      <w:r>
-        <w:rPr>
-          <w:rFonts w:ascii="Times New Roman" w:hAnsi="Times New Roman" w:eastAsia="Times New Roman" w:cs="Times New Roman"/>
-        </w:rPr>
-        <w:t xml:space="preserve"> </w:t>
-      </w:r>
-      <w:r>
-        <w:rPr>
-          <w:rFonts w:hint="eastAsia" w:ascii="Times New Roman" w:hAnsi="Times New Roman" w:eastAsia="FangSong" w:cs="Times New Roman"/>
-        </w:rPr>
-        <w:t xml:space="preserve">操作严格等价于镜面反射</w:t>
-      </w:r>
-      <w:r>
-        <w:rPr>
-          <w:rFonts w:ascii="Times New Roman" w:hAnsi="Times New Roman" w:eastAsia="Times New Roman" w:cs="Times New Roman"/>
-        </w:rPr>
-        <w:t xml:space="preserve"> </w:t>
-      </w:r>
-      <m:oMath>
-        <m:r>
-          <m:t>σ</m:t>
-        </m:r>
-      </m:oMath>
-      <w:r>
-        <w:rPr>
-          <w:rFonts w:hint="eastAsia" w:ascii="Times New Roman" w:hAnsi="Times New Roman" w:eastAsia="Times New Roman" w:cs="Times New Roman"/>
-        </w:rPr>
-        <w:t>，</w:t>
-      </w:r>
-      <w:r>
-        <w:rPr>
-          <w:rFonts w:hint="eastAsia" w:ascii="Times New Roman" w:hAnsi="Times New Roman" w:eastAsia="FangSong" w:cs="Times New Roman"/>
-        </w:rPr>
-        <w:t>而</w:t>
-      </w:r>
-      <w:r>
-        <w:rPr>
-          <w:rFonts w:ascii="Times New Roman" w:hAnsi="Times New Roman" w:eastAsia="Times New Roman" w:cs="Times New Roman"/>
-        </w:rPr>
-        <w:t xml:space="preserve"> </w:t>
-      </w:r>
-      <m:oMath>
-        <m:sSub>
-          <m:e>
-            <m:r>
-              <m:t>S</m:t>
-            </m:r>
-          </m:e>
-          <m:sub>
-            <m:r>
-              <m:t>2</m:t>
-            </m:r>
-          </m:sub>
-        </m:sSub>
-      </m:oMath>
-      <w:r>
-        <w:rPr>
-          <w:rFonts w:ascii="Times New Roman" w:hAnsi="Times New Roman" w:eastAsia="Times New Roman" w:cs="Times New Roman"/>
-        </w:rPr>
-        <w:t xml:space="preserve"> </w:t>
-      </w:r>
-      <w:r>
-        <w:rPr>
-          <w:rFonts w:hint="eastAsia" w:ascii="Times New Roman" w:hAnsi="Times New Roman" w:eastAsia="FangSong" w:cs="Times New Roman"/>
-        </w:rPr>
-        <w:t xml:space="preserve">操作严格等价于空间反演中心</w:t>
-      </w:r>
-      <w:r>
-        <w:rPr>
-          <w:rFonts w:ascii="Times New Roman" w:hAnsi="Times New Roman" w:eastAsia="Times New Roman" w:cs="Times New Roman"/>
-        </w:rPr>
-        <w:t xml:space="preserve"> </w:t>
-      </w:r>
-      <m:oMath>
-        <m:r>
-          <m:t>i</m:t>
-        </m:r>
-      </m:oMath>
-      <w:r>
-        <w:rPr>
-          <w:rFonts w:ascii="Times New Roman" w:hAnsi="Times New Roman" w:eastAsia="Times New Roman" w:cs="Times New Roman"/>
-        </w:rPr>
-        <w:t xml:space="preserve">。</w:t>
-      </w:r>
     </w:p>
     <w:p>
       <w:pPr>
-        <w:pStyle w:val="BodyText"/>
+        <w:pStyle w:val="Compact"/>
+        <w:numPr>
+          <w:ilvl w:val="0"/>
+          <w:numId w:val="1009"/>
+        </w:numPr>
+        <w:ind w:firstLine="420"/>
+      </w:pPr>
+      <w:r>
+        <w:rPr>
+          <w:rFonts w:hint="eastAsia" w:ascii="Times New Roman" w:hAnsi="Times New Roman" w:eastAsia="FangSong" w:cs="Times New Roman"/>
+        </w:rPr>
+        <w:t xml:space="preserve">说明为什么</w:t>
+      </w:r>
+      <w:r>
+        <w:rPr>
+          <w:rFonts w:ascii="Times New Roman" w:hAnsi="Times New Roman" w:eastAsia="Times New Roman" w:cs="Times New Roman"/>
+        </w:rPr>
+        <w:t xml:space="preserve"> </w:t>
+      </w:r>
+      <m:oMath>
+        <m:sSub>
+          <m:e>
+            <m:r>
+              <m:t>S</m:t>
+            </m:r>
+          </m:e>
+          <m:sub>
+            <m:r>
+              <m:t>1</m:t>
+            </m:r>
+          </m:sub>
+        </m:sSub>
+      </m:oMath>
+      <w:r>
+        <w:rPr>
+          <w:rFonts w:ascii="Times New Roman" w:hAnsi="Times New Roman" w:eastAsia="Times New Roman" w:cs="Times New Roman"/>
+        </w:rPr>
+        <w:t xml:space="preserve"> </w:t>
+      </w:r>
+      <w:r>
+        <w:rPr>
+          <w:rFonts w:hint="eastAsia" w:ascii="Times New Roman" w:hAnsi="Times New Roman" w:eastAsia="FangSong" w:cs="Times New Roman"/>
+        </w:rPr>
+        <w:t xml:space="preserve">操作严格等价于镜面反射</w:t>
+      </w:r>
+      <w:r>
+        <w:rPr>
+          <w:rFonts w:ascii="Times New Roman" w:hAnsi="Times New Roman" w:eastAsia="Times New Roman" w:cs="Times New Roman"/>
+        </w:rPr>
+        <w:t xml:space="preserve"> </w:t>
+      </w:r>
+      <m:oMath>
+        <m:r>
+          <m:t>σ</m:t>
+        </m:r>
+      </m:oMath>
+      <w:r>
+        <w:rPr>
+          <w:rFonts w:hint="eastAsia" w:ascii="Times New Roman" w:hAnsi="Times New Roman" w:eastAsia="Times New Roman" w:cs="Times New Roman"/>
+        </w:rPr>
+        <w:t>，</w:t>
+      </w:r>
+      <w:r>
+        <w:rPr>
+          <w:rFonts w:hint="eastAsia" w:ascii="Times New Roman" w:hAnsi="Times New Roman" w:eastAsia="FangSong" w:cs="Times New Roman"/>
+        </w:rPr>
+        <w:t>而</w:t>
+      </w:r>
+      <w:r>
+        <w:rPr>
+          <w:rFonts w:ascii="Times New Roman" w:hAnsi="Times New Roman" w:eastAsia="Times New Roman" w:cs="Times New Roman"/>
+        </w:rPr>
+        <w:t xml:space="preserve"> </w:t>
+      </w:r>
+      <m:oMath>
+        <m:sSub>
+          <m:e>
+            <m:r>
+              <m:t>S</m:t>
+            </m:r>
+          </m:e>
+          <m:sub>
+            <m:r>
+              <m:t>2</m:t>
+            </m:r>
+          </m:sub>
+        </m:sSub>
+      </m:oMath>
+      <w:r>
+        <w:rPr>
+          <w:rFonts w:ascii="Times New Roman" w:hAnsi="Times New Roman" w:eastAsia="Times New Roman" w:cs="Times New Roman"/>
+        </w:rPr>
+        <w:t xml:space="preserve"> </w:t>
+      </w:r>
+      <w:r>
+        <w:rPr>
+          <w:rFonts w:hint="eastAsia" w:ascii="Times New Roman" w:hAnsi="Times New Roman" w:eastAsia="FangSong" w:cs="Times New Roman"/>
+        </w:rPr>
+        <w:t xml:space="preserve">操作严格等价于空间反演中心</w:t>
+      </w:r>
+      <w:r>
+        <w:rPr>
+          <w:rFonts w:ascii="Times New Roman" w:hAnsi="Times New Roman" w:eastAsia="Times New Roman" w:cs="Times New Roman"/>
+        </w:rPr>
+        <w:t xml:space="preserve"> </w:t>
+      </w:r>
+      <m:oMath>
+        <m:r>
+          <m:t>i</m:t>
+        </m:r>
+      </m:oMath>
+      <w:r>
+        <w:rPr>
+          <w:rFonts w:ascii="Times New Roman" w:hAnsi="Times New Roman" w:eastAsia="Times New Roman" w:cs="Times New Roman"/>
+        </w:rPr>
+        <w:t xml:space="preserve">。</w:t>
+      </w:r>
+    </w:p>
+    <w:p>
+      <w:pPr>
+        <w:pStyle w:val="FirstParagraph"/>
       </w:pPr>
     </w:p>
     <w:p>
@@ -28126,18 +28072,16 @@
         </w:rPr>
         <w:t>：</w:t>
       </w:r>
-      <w:r>
-        <w:rPr>
-          <w:rFonts w:ascii="Times New Roman" w:hAnsi="Times New Roman" w:eastAsia="Times New Roman" w:cs="Times New Roman"/>
-        </w:rPr>
-        <w:t xml:space="preserve"> </w:t>
-      </w:r>
-      <w:r>
-        <w:rPr>
-          <w:rFonts w:ascii="Times New Roman" w:hAnsi="Times New Roman" w:eastAsia="Times New Roman" w:cs="Times New Roman"/>
-        </w:rPr>
-        <w:t xml:space="preserve">(1) </w:t>
-      </w:r>
+    </w:p>
+    <w:p>
+      <w:pPr>
+        <w:pStyle w:val="Compact"/>
+        <w:numPr>
+          <w:ilvl w:val="0"/>
+          <w:numId w:val="1010"/>
+        </w:numPr>
+        <w:ind w:firstLine="420"/>
+      </w:pPr>
       <w:r>
         <w:rPr>
           <w:rFonts w:hint="eastAsia" w:ascii="Times New Roman" w:hAnsi="Times New Roman" w:eastAsia="FangSong" w:cs="Times New Roman"/>
@@ -28278,18 +28222,16 @@
         </w:rPr>
         <w:t>；</w:t>
       </w:r>
-      <w:r>
-        <w:rPr>
-          <w:rFonts w:ascii="Times New Roman" w:hAnsi="Times New Roman" w:eastAsia="Times New Roman" w:cs="Times New Roman"/>
-        </w:rPr>
-        <w:t xml:space="preserve"> </w:t>
-      </w:r>
-      <w:r>
-        <w:rPr>
-          <w:rFonts w:ascii="Times New Roman" w:hAnsi="Times New Roman" w:eastAsia="Times New Roman" w:cs="Times New Roman"/>
-        </w:rPr>
-        <w:t xml:space="preserve">(2) </w:t>
-      </w:r>
+    </w:p>
+    <w:p>
+      <w:pPr>
+        <w:pStyle w:val="Compact"/>
+        <w:numPr>
+          <w:ilvl w:val="0"/>
+          <w:numId w:val="1010"/>
+        </w:numPr>
+        <w:ind w:firstLine="420"/>
+      </w:pPr>
       <w:r>
         <w:rPr>
           <w:rFonts w:hint="eastAsia" w:ascii="Times New Roman" w:hAnsi="Times New Roman" w:eastAsia="FangSong" w:cs="Times New Roman"/>
@@ -28446,18 +28388,16 @@
         </w:rPr>
         <w:t>；</w:t>
       </w:r>
-      <w:r>
-        <w:rPr>
-          <w:rFonts w:ascii="Times New Roman" w:hAnsi="Times New Roman" w:eastAsia="Times New Roman" w:cs="Times New Roman"/>
-        </w:rPr>
-        <w:t xml:space="preserve"> </w:t>
-      </w:r>
-      <w:r>
-        <w:rPr>
-          <w:rFonts w:ascii="Times New Roman" w:hAnsi="Times New Roman" w:eastAsia="Times New Roman" w:cs="Times New Roman"/>
-        </w:rPr>
-        <w:t xml:space="preserve">(3) </w:t>
-      </w:r>
+    </w:p>
+    <w:p>
+      <w:pPr>
+        <w:pStyle w:val="Compact"/>
+        <w:numPr>
+          <w:ilvl w:val="0"/>
+          <w:numId w:val="1010"/>
+        </w:numPr>
+        <w:ind w:firstLine="420"/>
+      </w:pPr>
       <w:r>
         <w:rPr>
           <w:rFonts w:hint="eastAsia" w:ascii="Times New Roman" w:hAnsi="Times New Roman" w:eastAsia="FangSong" w:cs="Times New Roman"/>
@@ -28590,7 +28530,7 @@
     </w:p>
     <w:p>
       <w:pPr>
-        <w:pStyle w:val="BodyText"/>
+        <w:pStyle w:val="FirstParagraph"/>
       </w:pPr>
     </w:p>
     <w:p>
@@ -28636,18 +28576,16 @@
         </w:rPr>
         <w:t>：</w:t>
       </w:r>
-      <w:r>
-        <w:rPr>
-          <w:rFonts w:ascii="Times New Roman" w:hAnsi="Times New Roman" w:eastAsia="Times New Roman" w:cs="Times New Roman"/>
-        </w:rPr>
-        <w:t xml:space="preserve"> </w:t>
-      </w:r>
-      <w:r>
-        <w:rPr>
-          <w:rFonts w:ascii="Times New Roman" w:hAnsi="Times New Roman" w:eastAsia="Times New Roman" w:cs="Times New Roman"/>
-        </w:rPr>
-        <w:t xml:space="preserve">(1) </w:t>
-      </w:r>
+    </w:p>
+    <w:p>
+      <w:pPr>
+        <w:pStyle w:val="Compact"/>
+        <w:numPr>
+          <w:ilvl w:val="0"/>
+          <w:numId w:val="1011"/>
+        </w:numPr>
+        <w:ind w:firstLine="420"/>
+      </w:pPr>
       <w:r>
         <w:rPr>
           <w:rFonts w:hint="eastAsia" w:ascii="Times New Roman" w:hAnsi="Times New Roman" w:eastAsia="FangSong" w:cs="Times New Roman"/>
@@ -28660,18 +28598,16 @@
         </w:rPr>
         <w:t>；</w:t>
       </w:r>
-      <w:r>
-        <w:rPr>
-          <w:rFonts w:ascii="Times New Roman" w:hAnsi="Times New Roman" w:eastAsia="Times New Roman" w:cs="Times New Roman"/>
-        </w:rPr>
-        <w:t xml:space="preserve"> </w:t>
-      </w:r>
-      <w:r>
-        <w:rPr>
-          <w:rFonts w:ascii="Times New Roman" w:hAnsi="Times New Roman" w:eastAsia="Times New Roman" w:cs="Times New Roman"/>
-        </w:rPr>
-        <w:t xml:space="preserve">(2) </w:t>
-      </w:r>
+    </w:p>
+    <w:p>
+      <w:pPr>
+        <w:pStyle w:val="Compact"/>
+        <w:numPr>
+          <w:ilvl w:val="0"/>
+          <w:numId w:val="1011"/>
+        </w:numPr>
+        <w:ind w:firstLine="420"/>
+      </w:pPr>
       <w:r>
         <w:rPr>
           <w:rFonts w:hint="eastAsia" w:ascii="Times New Roman" w:hAnsi="Times New Roman" w:eastAsia="FangSong" w:cs="Times New Roman"/>
@@ -28770,178 +28706,176 @@
         </w:rPr>
         <w:t xml:space="preserve">；</w:t>
       </w:r>
-      <w:r>
-        <w:rPr>
-          <w:rFonts w:ascii="Times New Roman" w:hAnsi="Times New Roman" w:eastAsia="Times New Roman" w:cs="Times New Roman"/>
-        </w:rPr>
-        <w:t xml:space="preserve"> </w:t>
-      </w:r>
-      <w:r>
-        <w:rPr>
-          <w:rFonts w:ascii="Times New Roman" w:hAnsi="Times New Roman" w:eastAsia="Times New Roman" w:cs="Times New Roman"/>
-        </w:rPr>
-        <w:t xml:space="preserve">(3) </w:t>
-      </w:r>
-      <w:r>
-        <w:rPr>
-          <w:rFonts w:hint="eastAsia" w:ascii="Times New Roman" w:hAnsi="Times New Roman" w:eastAsia="FangSong" w:cs="Times New Roman"/>
-        </w:rPr>
-        <w:t xml:space="preserve">查验</w:t>
-      </w:r>
-      <w:r>
-        <w:rPr>
-          <w:rFonts w:ascii="Times New Roman" w:hAnsi="Times New Roman" w:eastAsia="Times New Roman" w:cs="Times New Roman"/>
-        </w:rPr>
-        <w:t xml:space="preserve"> </w:t>
-      </w:r>
-      <m:oMath>
-        <m:sSub>
-          <m:e>
-            <m:r>
-              <m:t>C</m:t>
-            </m:r>
-          </m:e>
-          <m:sub>
-            <m:r>
-              <m:t>2</m:t>
-            </m:r>
-            <m:r>
-              <m:t>v</m:t>
-            </m:r>
-          </m:sub>
-        </m:sSub>
-      </m:oMath>
-      <w:r>
-        <w:rPr>
-          <w:rFonts w:hint="eastAsia" w:ascii="Times New Roman" w:hAnsi="Times New Roman" w:eastAsia="Times New Roman" w:cs="Times New Roman"/>
-        </w:rPr>
-        <w:t>（</w:t>
-      </w:r>
-      <w:r>
-        <w:rPr>
-          <w:rFonts w:hint="eastAsia" w:ascii="Times New Roman" w:hAnsi="Times New Roman" w:eastAsia="FangSong" w:cs="Times New Roman"/>
-        </w:rPr>
-        <w:t>阶数</w:t>
-      </w:r>
-      <w:r>
-        <w:rPr>
-          <w:rFonts w:ascii="Times New Roman" w:hAnsi="Times New Roman" w:eastAsia="Times New Roman" w:cs="Times New Roman"/>
-        </w:rPr>
-        <w:t xml:space="preserve"> </w:t>
-      </w:r>
-      <w:r>
-        <w:rPr>
-          <w:rFonts w:hint="eastAsia" w:ascii="Times New Roman" w:hAnsi="Times New Roman" w:eastAsia="Times New Roman" w:cs="Times New Roman"/>
-        </w:rPr>
-        <w:t xml:space="preserve">4）、</w:t>
-      </w:r>
-      <m:oMath>
-        <m:sSub>
-          <m:e>
-            <m:r>
-              <m:t>C</m:t>
-            </m:r>
-          </m:e>
-          <m:sub>
-            <m:r>
-              <m:t>3</m:t>
-            </m:r>
-            <m:r>
-              <m:t>v</m:t>
-            </m:r>
-          </m:sub>
-        </m:sSub>
-      </m:oMath>
-      <w:r>
-        <w:rPr>
-          <w:rFonts w:hint="eastAsia" w:ascii="Times New Roman" w:hAnsi="Times New Roman" w:eastAsia="Times New Roman" w:cs="Times New Roman"/>
-        </w:rPr>
-        <w:t>（</w:t>
-      </w:r>
-      <w:r>
-        <w:rPr>
-          <w:rFonts w:hint="eastAsia" w:ascii="Times New Roman" w:hAnsi="Times New Roman" w:eastAsia="FangSong" w:cs="Times New Roman"/>
-        </w:rPr>
-        <w:t>阶数</w:t>
-      </w:r>
-      <w:r>
-        <w:rPr>
-          <w:rFonts w:ascii="Times New Roman" w:hAnsi="Times New Roman" w:eastAsia="Times New Roman" w:cs="Times New Roman"/>
-        </w:rPr>
-        <w:t xml:space="preserve"> </w:t>
-      </w:r>
-      <w:r>
-        <w:rPr>
-          <w:rFonts w:hint="eastAsia" w:ascii="Times New Roman" w:hAnsi="Times New Roman" w:eastAsia="Times New Roman" w:cs="Times New Roman"/>
-        </w:rPr>
-        <w:t>6）</w:t>
-      </w:r>
-      <w:r>
-        <w:rPr>
-          <w:rFonts w:hint="eastAsia" w:ascii="Times New Roman" w:hAnsi="Times New Roman" w:eastAsia="FangSong" w:cs="Times New Roman"/>
-        </w:rPr>
-        <w:t>与</w:t>
-      </w:r>
-      <w:r>
-        <w:rPr>
-          <w:rFonts w:ascii="Times New Roman" w:hAnsi="Times New Roman" w:eastAsia="Times New Roman" w:cs="Times New Roman"/>
-        </w:rPr>
-        <w:t xml:space="preserve"> </w:t>
-      </w:r>
-      <m:oMath>
-        <m:sSub>
-          <m:e>
-            <m:r>
-              <m:t>T</m:t>
-            </m:r>
-          </m:e>
-          <m:sub>
-            <m:r>
-              <m:t>d</m:t>
-            </m:r>
-          </m:sub>
-        </m:sSub>
-      </m:oMath>
-      <w:r>
-        <w:rPr>
-          <w:rFonts w:hint="eastAsia" w:ascii="Times New Roman" w:hAnsi="Times New Roman" w:eastAsia="Times New Roman" w:cs="Times New Roman"/>
-        </w:rPr>
-        <w:t>（</w:t>
-      </w:r>
-      <w:r>
-        <w:rPr>
-          <w:rFonts w:hint="eastAsia" w:ascii="Times New Roman" w:hAnsi="Times New Roman" w:eastAsia="FangSong" w:cs="Times New Roman"/>
-        </w:rPr>
-        <w:t>阶数</w:t>
-      </w:r>
-      <w:r>
-        <w:rPr>
-          <w:rFonts w:ascii="Times New Roman" w:hAnsi="Times New Roman" w:eastAsia="Times New Roman" w:cs="Times New Roman"/>
-        </w:rPr>
-        <w:t xml:space="preserve"> </w:t>
-      </w:r>
-      <w:r>
-        <w:rPr>
-          <w:rFonts w:hint="eastAsia" w:ascii="Times New Roman" w:hAnsi="Times New Roman" w:eastAsia="Times New Roman" w:cs="Times New Roman"/>
-        </w:rPr>
-        <w:t>24）</w:t>
-      </w:r>
-      <w:r>
-        <w:rPr>
-          <w:rFonts w:hint="eastAsia" w:ascii="Times New Roman" w:hAnsi="Times New Roman" w:eastAsia="FangSong" w:cs="Times New Roman"/>
-        </w:rPr>
-        <w:t>点群各不可约表示的维数平方和是否满足上述定理</w:t>
-      </w:r>
-      <w:r>
-        <w:rPr>
-          <w:rFonts w:hint="eastAsia" w:ascii="Times New Roman" w:hAnsi="Times New Roman" w:eastAsia="Times New Roman" w:cs="Times New Roman"/>
-        </w:rPr>
-        <w:t>。</w:t>
-      </w:r>
     </w:p>
     <w:p>
       <w:pPr>
-        <w:pStyle w:val="BodyText"/>
+        <w:pStyle w:val="Compact"/>
+        <w:numPr>
+          <w:ilvl w:val="0"/>
+          <w:numId w:val="1011"/>
+        </w:numPr>
+        <w:ind w:firstLine="420"/>
+      </w:pPr>
+      <w:r>
+        <w:rPr>
+          <w:rFonts w:hint="eastAsia" w:ascii="Times New Roman" w:hAnsi="Times New Roman" w:eastAsia="FangSong" w:cs="Times New Roman"/>
+        </w:rPr>
+        <w:t xml:space="preserve">查验</w:t>
+      </w:r>
+      <w:r>
+        <w:rPr>
+          <w:rFonts w:ascii="Times New Roman" w:hAnsi="Times New Roman" w:eastAsia="Times New Roman" w:cs="Times New Roman"/>
+        </w:rPr>
+        <w:t xml:space="preserve"> </w:t>
+      </w:r>
+      <m:oMath>
+        <m:sSub>
+          <m:e>
+            <m:r>
+              <m:t>C</m:t>
+            </m:r>
+          </m:e>
+          <m:sub>
+            <m:r>
+              <m:t>2</m:t>
+            </m:r>
+            <m:r>
+              <m:t>v</m:t>
+            </m:r>
+          </m:sub>
+        </m:sSub>
+      </m:oMath>
+      <w:r>
+        <w:rPr>
+          <w:rFonts w:hint="eastAsia" w:ascii="Times New Roman" w:hAnsi="Times New Roman" w:eastAsia="Times New Roman" w:cs="Times New Roman"/>
+        </w:rPr>
+        <w:t>（</w:t>
+      </w:r>
+      <w:r>
+        <w:rPr>
+          <w:rFonts w:hint="eastAsia" w:ascii="Times New Roman" w:hAnsi="Times New Roman" w:eastAsia="FangSong" w:cs="Times New Roman"/>
+        </w:rPr>
+        <w:t>阶数</w:t>
+      </w:r>
+      <w:r>
+        <w:rPr>
+          <w:rFonts w:ascii="Times New Roman" w:hAnsi="Times New Roman" w:eastAsia="Times New Roman" w:cs="Times New Roman"/>
+        </w:rPr>
+        <w:t xml:space="preserve"> </w:t>
+      </w:r>
+      <w:r>
+        <w:rPr>
+          <w:rFonts w:hint="eastAsia" w:ascii="Times New Roman" w:hAnsi="Times New Roman" w:eastAsia="Times New Roman" w:cs="Times New Roman"/>
+        </w:rPr>
+        <w:t xml:space="preserve">4）、</w:t>
+      </w:r>
+      <m:oMath>
+        <m:sSub>
+          <m:e>
+            <m:r>
+              <m:t>C</m:t>
+            </m:r>
+          </m:e>
+          <m:sub>
+            <m:r>
+              <m:t>3</m:t>
+            </m:r>
+            <m:r>
+              <m:t>v</m:t>
+            </m:r>
+          </m:sub>
+        </m:sSub>
+      </m:oMath>
+      <w:r>
+        <w:rPr>
+          <w:rFonts w:hint="eastAsia" w:ascii="Times New Roman" w:hAnsi="Times New Roman" w:eastAsia="Times New Roman" w:cs="Times New Roman"/>
+        </w:rPr>
+        <w:t>（</w:t>
+      </w:r>
+      <w:r>
+        <w:rPr>
+          <w:rFonts w:hint="eastAsia" w:ascii="Times New Roman" w:hAnsi="Times New Roman" w:eastAsia="FangSong" w:cs="Times New Roman"/>
+        </w:rPr>
+        <w:t>阶数</w:t>
+      </w:r>
+      <w:r>
+        <w:rPr>
+          <w:rFonts w:ascii="Times New Roman" w:hAnsi="Times New Roman" w:eastAsia="Times New Roman" w:cs="Times New Roman"/>
+        </w:rPr>
+        <w:t xml:space="preserve"> </w:t>
+      </w:r>
+      <w:r>
+        <w:rPr>
+          <w:rFonts w:hint="eastAsia" w:ascii="Times New Roman" w:hAnsi="Times New Roman" w:eastAsia="Times New Roman" w:cs="Times New Roman"/>
+        </w:rPr>
+        <w:t>6）</w:t>
+      </w:r>
+      <w:r>
+        <w:rPr>
+          <w:rFonts w:hint="eastAsia" w:ascii="Times New Roman" w:hAnsi="Times New Roman" w:eastAsia="FangSong" w:cs="Times New Roman"/>
+        </w:rPr>
+        <w:t>与</w:t>
+      </w:r>
+      <w:r>
+        <w:rPr>
+          <w:rFonts w:ascii="Times New Roman" w:hAnsi="Times New Roman" w:eastAsia="Times New Roman" w:cs="Times New Roman"/>
+        </w:rPr>
+        <w:t xml:space="preserve"> </w:t>
+      </w:r>
+      <m:oMath>
+        <m:sSub>
+          <m:e>
+            <m:r>
+              <m:t>T</m:t>
+            </m:r>
+          </m:e>
+          <m:sub>
+            <m:r>
+              <m:t>d</m:t>
+            </m:r>
+          </m:sub>
+        </m:sSub>
+      </m:oMath>
+      <w:r>
+        <w:rPr>
+          <w:rFonts w:hint="eastAsia" w:ascii="Times New Roman" w:hAnsi="Times New Roman" w:eastAsia="Times New Roman" w:cs="Times New Roman"/>
+        </w:rPr>
+        <w:t>（</w:t>
+      </w:r>
+      <w:r>
+        <w:rPr>
+          <w:rFonts w:hint="eastAsia" w:ascii="Times New Roman" w:hAnsi="Times New Roman" w:eastAsia="FangSong" w:cs="Times New Roman"/>
+        </w:rPr>
+        <w:t>阶数</w:t>
+      </w:r>
+      <w:r>
+        <w:rPr>
+          <w:rFonts w:ascii="Times New Roman" w:hAnsi="Times New Roman" w:eastAsia="Times New Roman" w:cs="Times New Roman"/>
+        </w:rPr>
+        <w:t xml:space="preserve"> </w:t>
+      </w:r>
+      <w:r>
+        <w:rPr>
+          <w:rFonts w:hint="eastAsia" w:ascii="Times New Roman" w:hAnsi="Times New Roman" w:eastAsia="Times New Roman" w:cs="Times New Roman"/>
+        </w:rPr>
+        <w:t>24）</w:t>
+      </w:r>
+      <w:r>
+        <w:rPr>
+          <w:rFonts w:hint="eastAsia" w:ascii="Times New Roman" w:hAnsi="Times New Roman" w:eastAsia="FangSong" w:cs="Times New Roman"/>
+        </w:rPr>
+        <w:t>点群各不可约表示的维数平方和是否满足上述定理</w:t>
+      </w:r>
+      <w:r>
+        <w:rPr>
+          <w:rFonts w:hint="eastAsia" w:ascii="Times New Roman" w:hAnsi="Times New Roman" w:eastAsia="Times New Roman" w:cs="Times New Roman"/>
+        </w:rPr>
+        <w:t>。</w:t>
+      </w:r>
+    </w:p>
+    <w:p>
+      <w:pPr>
+        <w:pStyle w:val="FirstParagraph"/>
       </w:pPr>
     </w:p>
     <w:p>
@@ -28987,18 +28921,16 @@
         </w:rPr>
         <w:t>：</w:t>
       </w:r>
-      <w:r>
-        <w:rPr>
-          <w:rFonts w:ascii="Times New Roman" w:hAnsi="Times New Roman" w:eastAsia="Times New Roman" w:cs="Times New Roman"/>
-        </w:rPr>
-        <w:t xml:space="preserve"> </w:t>
-      </w:r>
-      <w:r>
-        <w:rPr>
-          <w:rFonts w:ascii="Times New Roman" w:hAnsi="Times New Roman" w:eastAsia="Times New Roman" w:cs="Times New Roman"/>
-        </w:rPr>
-        <w:t xml:space="preserve">(1) </w:t>
-      </w:r>
+    </w:p>
+    <w:p>
+      <w:pPr>
+        <w:pStyle w:val="Compact"/>
+        <w:numPr>
+          <w:ilvl w:val="0"/>
+          <w:numId w:val="1012"/>
+        </w:numPr>
+        <w:ind w:firstLine="420"/>
+      </w:pPr>
       <w:r>
         <w:rPr>
           <w:rFonts w:hint="eastAsia" w:ascii="Times New Roman" w:hAnsi="Times New Roman" w:eastAsia="FangSong" w:cs="Times New Roman"/>
@@ -29079,18 +29011,16 @@
         </w:rPr>
         <w:t xml:space="preserve">；</w:t>
       </w:r>
-      <w:r>
-        <w:rPr>
-          <w:rFonts w:ascii="Times New Roman" w:hAnsi="Times New Roman" w:eastAsia="Times New Roman" w:cs="Times New Roman"/>
-        </w:rPr>
-        <w:t xml:space="preserve"> </w:t>
-      </w:r>
-      <w:r>
-        <w:rPr>
-          <w:rFonts w:ascii="Times New Roman" w:hAnsi="Times New Roman" w:eastAsia="Times New Roman" w:cs="Times New Roman"/>
-        </w:rPr>
-        <w:t xml:space="preserve">(2) </w:t>
-      </w:r>
+    </w:p>
+    <w:p>
+      <w:pPr>
+        <w:pStyle w:val="Compact"/>
+        <w:numPr>
+          <w:ilvl w:val="0"/>
+          <w:numId w:val="1012"/>
+        </w:numPr>
+        <w:ind w:firstLine="420"/>
+      </w:pPr>
       <w:r>
         <w:rPr>
           <w:rFonts w:hint="eastAsia" w:ascii="Times New Roman" w:hAnsi="Times New Roman" w:eastAsia="FangSong" w:cs="Times New Roman"/>
@@ -29294,98 +29224,96 @@
         </w:rPr>
         <w:t>；</w:t>
       </w:r>
-      <w:r>
-        <w:rPr>
-          <w:rFonts w:ascii="Times New Roman" w:hAnsi="Times New Roman" w:eastAsia="Times New Roman" w:cs="Times New Roman"/>
-        </w:rPr>
-        <w:t xml:space="preserve"> </w:t>
-      </w:r>
-      <w:r>
-        <w:rPr>
-          <w:rFonts w:ascii="Times New Roman" w:hAnsi="Times New Roman" w:eastAsia="Times New Roman" w:cs="Times New Roman"/>
-        </w:rPr>
-        <w:t xml:space="preserve">(3) </w:t>
-      </w:r>
-      <w:r>
-        <w:rPr>
-          <w:rFonts w:hint="eastAsia" w:ascii="Times New Roman" w:hAnsi="Times New Roman" w:eastAsia="FangSong" w:cs="Times New Roman"/>
-        </w:rPr>
-        <w:t xml:space="preserve">证明推导出的两个</w:t>
-      </w:r>
-      <w:r>
-        <w:rPr>
-          <w:rFonts w:ascii="Times New Roman" w:hAnsi="Times New Roman" w:eastAsia="Times New Roman" w:cs="Times New Roman"/>
-        </w:rPr>
-        <w:t xml:space="preserve"> SALC </w:t>
-      </w:r>
-      <w:r>
-        <w:rPr>
-          <w:rFonts w:hint="eastAsia" w:ascii="Times New Roman" w:hAnsi="Times New Roman" w:eastAsia="FangSong" w:cs="Times New Roman"/>
-        </w:rPr>
-        <w:t xml:space="preserve">轨道分别属于不可约表示</w:t>
-      </w:r>
-      <w:r>
-        <w:rPr>
-          <w:rFonts w:ascii="Times New Roman" w:hAnsi="Times New Roman" w:eastAsia="Times New Roman" w:cs="Times New Roman"/>
-        </w:rPr>
-        <w:t xml:space="preserve"> </w:t>
-      </w:r>
-      <m:oMath>
-        <m:sSub>
-          <m:e>
-            <m:r>
-              <m:t>A</m:t>
-            </m:r>
-          </m:e>
-          <m:sub>
-            <m:r>
-              <m:t>1</m:t>
-            </m:r>
-          </m:sub>
-        </m:sSub>
-      </m:oMath>
-      <w:r>
-        <w:rPr>
-          <w:rFonts w:ascii="Times New Roman" w:hAnsi="Times New Roman" w:eastAsia="Times New Roman" w:cs="Times New Roman"/>
-        </w:rPr>
-        <w:t xml:space="preserve"> </w:t>
-      </w:r>
-      <w:r>
-        <w:rPr>
-          <w:rFonts w:hint="eastAsia" w:ascii="Times New Roman" w:hAnsi="Times New Roman" w:eastAsia="FangSong" w:cs="Times New Roman"/>
-        </w:rPr>
-        <w:t xml:space="preserve">与</w:t>
-      </w:r>
-      <w:r>
-        <w:rPr>
-          <w:rFonts w:ascii="Times New Roman" w:hAnsi="Times New Roman" w:eastAsia="Times New Roman" w:cs="Times New Roman"/>
-        </w:rPr>
-        <w:t xml:space="preserve"> </w:t>
-      </w:r>
-      <m:oMath>
-        <m:sSub>
-          <m:e>
-            <m:r>
-              <m:t>B</m:t>
-            </m:r>
-          </m:e>
-          <m:sub>
-            <m:r>
-              <m:t>2</m:t>
-            </m:r>
-          </m:sub>
-        </m:sSub>
-      </m:oMath>
-      <w:r>
-        <w:rPr>
-          <w:rFonts w:ascii="Times New Roman" w:hAnsi="Times New Roman" w:eastAsia="Times New Roman" w:cs="Times New Roman"/>
-        </w:rPr>
-        <w:t xml:space="preserve">。</w:t>
-      </w:r>
     </w:p>
     <w:p>
       <w:pPr>
-        <w:pStyle w:val="BodyText"/>
+        <w:pStyle w:val="Compact"/>
+        <w:numPr>
+          <w:ilvl w:val="0"/>
+          <w:numId w:val="1012"/>
+        </w:numPr>
+        <w:ind w:firstLine="420"/>
+      </w:pPr>
+      <w:r>
+        <w:rPr>
+          <w:rFonts w:hint="eastAsia" w:ascii="Times New Roman" w:hAnsi="Times New Roman" w:eastAsia="FangSong" w:cs="Times New Roman"/>
+        </w:rPr>
+        <w:t xml:space="preserve">证明推导出的两个</w:t>
+      </w:r>
+      <w:r>
+        <w:rPr>
+          <w:rFonts w:ascii="Times New Roman" w:hAnsi="Times New Roman" w:eastAsia="Times New Roman" w:cs="Times New Roman"/>
+        </w:rPr>
+        <w:t xml:space="preserve"> SALC </w:t>
+      </w:r>
+      <w:r>
+        <w:rPr>
+          <w:rFonts w:hint="eastAsia" w:ascii="Times New Roman" w:hAnsi="Times New Roman" w:eastAsia="FangSong" w:cs="Times New Roman"/>
+        </w:rPr>
+        <w:t xml:space="preserve">轨道分别属于不可约表示</w:t>
+      </w:r>
+      <w:r>
+        <w:rPr>
+          <w:rFonts w:ascii="Times New Roman" w:hAnsi="Times New Roman" w:eastAsia="Times New Roman" w:cs="Times New Roman"/>
+        </w:rPr>
+        <w:t xml:space="preserve"> </w:t>
+      </w:r>
+      <m:oMath>
+        <m:sSub>
+          <m:e>
+            <m:r>
+              <m:t>A</m:t>
+            </m:r>
+          </m:e>
+          <m:sub>
+            <m:r>
+              <m:t>1</m:t>
+            </m:r>
+          </m:sub>
+        </m:sSub>
+      </m:oMath>
+      <w:r>
+        <w:rPr>
+          <w:rFonts w:ascii="Times New Roman" w:hAnsi="Times New Roman" w:eastAsia="Times New Roman" w:cs="Times New Roman"/>
+        </w:rPr>
+        <w:t xml:space="preserve"> </w:t>
+      </w:r>
+      <w:r>
+        <w:rPr>
+          <w:rFonts w:hint="eastAsia" w:ascii="Times New Roman" w:hAnsi="Times New Roman" w:eastAsia="FangSong" w:cs="Times New Roman"/>
+        </w:rPr>
+        <w:t xml:space="preserve">与</w:t>
+      </w:r>
+      <w:r>
+        <w:rPr>
+          <w:rFonts w:ascii="Times New Roman" w:hAnsi="Times New Roman" w:eastAsia="Times New Roman" w:cs="Times New Roman"/>
+        </w:rPr>
+        <w:t xml:space="preserve"> </w:t>
+      </w:r>
+      <m:oMath>
+        <m:sSub>
+          <m:e>
+            <m:r>
+              <m:t>B</m:t>
+            </m:r>
+          </m:e>
+          <m:sub>
+            <m:r>
+              <m:t>2</m:t>
+            </m:r>
+          </m:sub>
+        </m:sSub>
+      </m:oMath>
+      <w:r>
+        <w:rPr>
+          <w:rFonts w:ascii="Times New Roman" w:hAnsi="Times New Roman" w:eastAsia="Times New Roman" w:cs="Times New Roman"/>
+        </w:rPr>
+        <w:t xml:space="preserve">。</w:t>
+      </w:r>
+    </w:p>
+    <w:p>
+      <w:pPr>
+        <w:pStyle w:val="FirstParagraph"/>
       </w:pPr>
     </w:p>
     <w:p>
@@ -29498,18 +29426,16 @@
         </w:rPr>
         <w:t>：</w:t>
       </w:r>
-      <w:r>
-        <w:rPr>
-          <w:rFonts w:ascii="Times New Roman" w:hAnsi="Times New Roman" w:eastAsia="Times New Roman" w:cs="Times New Roman"/>
-        </w:rPr>
-        <w:t xml:space="preserve"> </w:t>
-      </w:r>
-      <w:r>
-        <w:rPr>
-          <w:rFonts w:ascii="Times New Roman" w:hAnsi="Times New Roman" w:eastAsia="Times New Roman" w:cs="Times New Roman"/>
-        </w:rPr>
-        <w:t xml:space="preserve">(1) </w:t>
-      </w:r>
+    </w:p>
+    <w:p>
+      <w:pPr>
+        <w:pStyle w:val="Compact"/>
+        <w:numPr>
+          <w:ilvl w:val="0"/>
+          <w:numId w:val="1013"/>
+        </w:numPr>
+        <w:ind w:firstLine="420"/>
+      </w:pPr>
       <w:r>
         <w:rPr>
           <w:rFonts w:hint="eastAsia" w:ascii="Times New Roman" w:hAnsi="Times New Roman" w:eastAsia="FangSong" w:cs="Times New Roman"/>
@@ -29636,18 +29562,16 @@
         </w:rPr>
         <w:t>；</w:t>
       </w:r>
-      <w:r>
-        <w:rPr>
-          <w:rFonts w:ascii="Times New Roman" w:hAnsi="Times New Roman" w:eastAsia="Times New Roman" w:cs="Times New Roman"/>
-        </w:rPr>
-        <w:t xml:space="preserve"> </w:t>
-      </w:r>
-      <w:r>
-        <w:rPr>
-          <w:rFonts w:ascii="Times New Roman" w:hAnsi="Times New Roman" w:eastAsia="Times New Roman" w:cs="Times New Roman"/>
-        </w:rPr>
-        <w:t xml:space="preserve">(2) </w:t>
-      </w:r>
+    </w:p>
+    <w:p>
+      <w:pPr>
+        <w:pStyle w:val="Compact"/>
+        <w:numPr>
+          <w:ilvl w:val="0"/>
+          <w:numId w:val="1013"/>
+        </w:numPr>
+        <w:ind w:firstLine="420"/>
+      </w:pPr>
       <w:r>
         <w:rPr>
           <w:rFonts w:hint="eastAsia" w:ascii="Times New Roman" w:hAnsi="Times New Roman" w:eastAsia="FangSong" w:cs="Times New Roman"/>
@@ -29871,119 +29795,117 @@
         </w:rPr>
         <w:t>；</w:t>
       </w:r>
-      <w:r>
-        <w:rPr>
-          <w:rFonts w:ascii="Times New Roman" w:hAnsi="Times New Roman" w:eastAsia="Times New Roman" w:cs="Times New Roman"/>
-        </w:rPr>
-        <w:t xml:space="preserve"> </w:t>
-      </w:r>
-      <w:r>
-        <w:rPr>
-          <w:rFonts w:ascii="Times New Roman" w:hAnsi="Times New Roman" w:eastAsia="Times New Roman" w:cs="Times New Roman"/>
-        </w:rPr>
-        <w:t xml:space="preserve">(3) </w:t>
-      </w:r>
-      <w:r>
-        <w:rPr>
-          <w:rFonts w:hint="eastAsia" w:ascii="Times New Roman" w:hAnsi="Times New Roman" w:eastAsia="FangSong" w:cs="Times New Roman"/>
-        </w:rPr>
-        <w:t xml:space="preserve">构造全对称配体群轨道</w:t>
-      </w:r>
-      <w:r>
-        <w:rPr>
-          <w:rFonts w:ascii="Times New Roman" w:hAnsi="Times New Roman" w:eastAsia="Times New Roman" w:cs="Times New Roman"/>
-        </w:rPr>
-        <w:t xml:space="preserve"> </w:t>
-      </w:r>
-      <m:oMath>
-        <m:r>
-          <m:t>ψ</m:t>
-        </m:r>
-        <m:r>
-          <m:rPr>
-            <m:sty m:val="p"/>
-          </m:rPr>
-          <m:t>(</m:t>
-        </m:r>
-        <m:sSub>
-          <m:e>
-            <m:r>
-              <m:t>A</m:t>
-            </m:r>
-          </m:e>
-          <m:sub>
-            <m:r>
-              <m:t>1</m:t>
-            </m:r>
-          </m:sub>
-        </m:sSub>
-        <m:r>
-          <m:rPr>
-            <m:sty m:val="p"/>
-          </m:rPr>
-          <m:t>)</m:t>
-        </m:r>
-      </m:oMath>
-      <w:r>
-        <w:rPr>
-          <w:rFonts w:ascii="Times New Roman" w:hAnsi="Times New Roman" w:eastAsia="Times New Roman" w:cs="Times New Roman"/>
-        </w:rPr>
-        <w:t xml:space="preserve"> </w:t>
-      </w:r>
-      <w:r>
-        <w:rPr>
-          <w:rFonts w:hint="eastAsia" w:ascii="Times New Roman" w:hAnsi="Times New Roman" w:eastAsia="FangSong" w:cs="Times New Roman"/>
-        </w:rPr>
-        <w:t xml:space="preserve">以及二重简并配体群轨道</w:t>
-      </w:r>
-      <w:r>
-        <w:rPr>
-          <w:rFonts w:ascii="Times New Roman" w:hAnsi="Times New Roman" w:eastAsia="Times New Roman" w:cs="Times New Roman"/>
-        </w:rPr>
-        <w:t xml:space="preserve"> </w:t>
-      </w:r>
-      <m:oMath>
-        <m:r>
-          <m:t>ψ</m:t>
-        </m:r>
-        <m:r>
-          <m:rPr>
-            <m:sty m:val="p"/>
-          </m:rPr>
-          <m:t>(</m:t>
-        </m:r>
-        <m:r>
-          <m:t>E</m:t>
-        </m:r>
-        <m:r>
-          <m:rPr>
-            <m:sty m:val="p"/>
-          </m:rPr>
-          <m:t>)</m:t>
-        </m:r>
-      </m:oMath>
-      <w:r>
-        <w:rPr>
-          <w:rFonts w:ascii="Times New Roman" w:hAnsi="Times New Roman" w:eastAsia="Times New Roman" w:cs="Times New Roman"/>
-        </w:rPr>
-        <w:t xml:space="preserve"> </w:t>
-      </w:r>
-      <w:r>
-        <w:rPr>
-          <w:rFonts w:hint="eastAsia" w:ascii="Times New Roman" w:hAnsi="Times New Roman" w:eastAsia="FangSong" w:cs="Times New Roman"/>
-        </w:rPr>
-        <w:t>的规范空间波函数形式</w:t>
-      </w:r>
-      <w:r>
-        <w:rPr>
-          <w:rFonts w:hint="eastAsia" w:ascii="Times New Roman" w:hAnsi="Times New Roman" w:eastAsia="Times New Roman" w:cs="Times New Roman"/>
-        </w:rPr>
-        <w:t>。</w:t>
-      </w:r>
     </w:p>
     <w:p>
       <w:pPr>
-        <w:pStyle w:val="BodyText"/>
+        <w:pStyle w:val="Compact"/>
+        <w:numPr>
+          <w:ilvl w:val="0"/>
+          <w:numId w:val="1013"/>
+        </w:numPr>
+        <w:ind w:firstLine="420"/>
+      </w:pPr>
+      <w:r>
+        <w:rPr>
+          <w:rFonts w:hint="eastAsia" w:ascii="Times New Roman" w:hAnsi="Times New Roman" w:eastAsia="FangSong" w:cs="Times New Roman"/>
+        </w:rPr>
+        <w:t xml:space="preserve">构造全对称配体群轨道</w:t>
+      </w:r>
+      <w:r>
+        <w:rPr>
+          <w:rFonts w:ascii="Times New Roman" w:hAnsi="Times New Roman" w:eastAsia="Times New Roman" w:cs="Times New Roman"/>
+        </w:rPr>
+        <w:t xml:space="preserve"> </w:t>
+      </w:r>
+      <m:oMath>
+        <m:r>
+          <m:t>ψ</m:t>
+        </m:r>
+        <m:r>
+          <m:rPr>
+            <m:sty m:val="p"/>
+          </m:rPr>
+          <m:t>(</m:t>
+        </m:r>
+        <m:sSub>
+          <m:e>
+            <m:r>
+              <m:t>A</m:t>
+            </m:r>
+          </m:e>
+          <m:sub>
+            <m:r>
+              <m:t>1</m:t>
+            </m:r>
+          </m:sub>
+        </m:sSub>
+        <m:r>
+          <m:rPr>
+            <m:sty m:val="p"/>
+          </m:rPr>
+          <m:t>)</m:t>
+        </m:r>
+      </m:oMath>
+      <w:r>
+        <w:rPr>
+          <w:rFonts w:ascii="Times New Roman" w:hAnsi="Times New Roman" w:eastAsia="Times New Roman" w:cs="Times New Roman"/>
+        </w:rPr>
+        <w:t xml:space="preserve"> </w:t>
+      </w:r>
+      <w:r>
+        <w:rPr>
+          <w:rFonts w:hint="eastAsia" w:ascii="Times New Roman" w:hAnsi="Times New Roman" w:eastAsia="FangSong" w:cs="Times New Roman"/>
+        </w:rPr>
+        <w:t xml:space="preserve">以及二重简并配体群轨道</w:t>
+      </w:r>
+      <w:r>
+        <w:rPr>
+          <w:rFonts w:ascii="Times New Roman" w:hAnsi="Times New Roman" w:eastAsia="Times New Roman" w:cs="Times New Roman"/>
+        </w:rPr>
+        <w:t xml:space="preserve"> </w:t>
+      </w:r>
+      <m:oMath>
+        <m:r>
+          <m:t>ψ</m:t>
+        </m:r>
+        <m:r>
+          <m:rPr>
+            <m:sty m:val="p"/>
+          </m:rPr>
+          <m:t>(</m:t>
+        </m:r>
+        <m:r>
+          <m:t>E</m:t>
+        </m:r>
+        <m:r>
+          <m:rPr>
+            <m:sty m:val="p"/>
+          </m:rPr>
+          <m:t>)</m:t>
+        </m:r>
+      </m:oMath>
+      <w:r>
+        <w:rPr>
+          <w:rFonts w:ascii="Times New Roman" w:hAnsi="Times New Roman" w:eastAsia="Times New Roman" w:cs="Times New Roman"/>
+        </w:rPr>
+        <w:t xml:space="preserve"> </w:t>
+      </w:r>
+      <w:r>
+        <w:rPr>
+          <w:rFonts w:hint="eastAsia" w:ascii="Times New Roman" w:hAnsi="Times New Roman" w:eastAsia="FangSong" w:cs="Times New Roman"/>
+        </w:rPr>
+        <w:t>的规范空间波函数形式</w:t>
+      </w:r>
+      <w:r>
+        <w:rPr>
+          <w:rFonts w:hint="eastAsia" w:ascii="Times New Roman" w:hAnsi="Times New Roman" w:eastAsia="Times New Roman" w:cs="Times New Roman"/>
+        </w:rPr>
+        <w:t>。</w:t>
+      </w:r>
+    </w:p>
+    <w:p>
+      <w:pPr>
+        <w:pStyle w:val="FirstParagraph"/>
       </w:pPr>
     </w:p>
     <w:p>
@@ -30061,18 +29983,16 @@
         </w:rPr>
         <w:t>：</w:t>
       </w:r>
-      <w:r>
-        <w:rPr>
-          <w:rFonts w:ascii="Times New Roman" w:hAnsi="Times New Roman" w:eastAsia="Times New Roman" w:cs="Times New Roman"/>
-        </w:rPr>
-        <w:t xml:space="preserve"> </w:t>
-      </w:r>
-      <w:r>
-        <w:rPr>
-          <w:rFonts w:ascii="Times New Roman" w:hAnsi="Times New Roman" w:eastAsia="Times New Roman" w:cs="Times New Roman"/>
-        </w:rPr>
-        <w:t xml:space="preserve">(1) </w:t>
-      </w:r>
+    </w:p>
+    <w:p>
+      <w:pPr>
+        <w:pStyle w:val="Compact"/>
+        <w:numPr>
+          <w:ilvl w:val="0"/>
+          <w:numId w:val="1014"/>
+        </w:numPr>
+        <w:ind w:firstLine="420"/>
+      </w:pPr>
       <w:r>
         <w:rPr>
           <w:rFonts w:hint="eastAsia" w:ascii="Times New Roman" w:hAnsi="Times New Roman" w:eastAsia="FangSong" w:cs="Times New Roman"/>
@@ -30217,18 +30137,16 @@
         </w:rPr>
         <w:t>；</w:t>
       </w:r>
-      <w:r>
-        <w:rPr>
-          <w:rFonts w:ascii="Times New Roman" w:hAnsi="Times New Roman" w:eastAsia="Times New Roman" w:cs="Times New Roman"/>
-        </w:rPr>
-        <w:t xml:space="preserve"> </w:t>
-      </w:r>
-      <w:r>
-        <w:rPr>
-          <w:rFonts w:ascii="Times New Roman" w:hAnsi="Times New Roman" w:eastAsia="Times New Roman" w:cs="Times New Roman"/>
-        </w:rPr>
-        <w:t xml:space="preserve">(2) </w:t>
-      </w:r>
+    </w:p>
+    <w:p>
+      <w:pPr>
+        <w:pStyle w:val="Compact"/>
+        <w:numPr>
+          <w:ilvl w:val="0"/>
+          <w:numId w:val="1014"/>
+        </w:numPr>
+        <w:ind w:firstLine="420"/>
+      </w:pPr>
       <w:r>
         <w:rPr>
           <w:rFonts w:hint="eastAsia" w:ascii="Times New Roman" w:hAnsi="Times New Roman" w:eastAsia="FangSong" w:cs="Times New Roman"/>
@@ -30383,116 +30301,114 @@
         </w:rPr>
         <w:t>；</w:t>
       </w:r>
-      <w:r>
-        <w:rPr>
-          <w:rFonts w:ascii="Times New Roman" w:hAnsi="Times New Roman" w:eastAsia="Times New Roman" w:cs="Times New Roman"/>
-        </w:rPr>
-        <w:t xml:space="preserve"> </w:t>
-      </w:r>
-      <w:r>
-        <w:rPr>
-          <w:rFonts w:ascii="Times New Roman" w:hAnsi="Times New Roman" w:eastAsia="Times New Roman" w:cs="Times New Roman"/>
-        </w:rPr>
-        <w:t xml:space="preserve">(3) </w:t>
-      </w:r>
-      <w:r>
-        <w:rPr>
-          <w:rFonts w:hint="eastAsia" w:ascii="Times New Roman" w:hAnsi="Times New Roman" w:eastAsia="FangSong" w:cs="Times New Roman"/>
-        </w:rPr>
-        <w:t xml:space="preserve">重点解释为什么氧原子的</w:t>
-      </w:r>
-      <w:r>
-        <w:rPr>
-          <w:rFonts w:ascii="Times New Roman" w:hAnsi="Times New Roman" w:eastAsia="Times New Roman" w:cs="Times New Roman"/>
-        </w:rPr>
-        <w:t xml:space="preserve"> </w:t>
-      </w:r>
-      <m:oMath>
-        <m:r>
-          <m:t>2</m:t>
-        </m:r>
-        <m:sSub>
-          <m:e>
-            <m:r>
-              <m:t>p</m:t>
-            </m:r>
-          </m:e>
-          <m:sub>
-            <m:r>
-              <m:t>x</m:t>
-            </m:r>
-          </m:sub>
-        </m:sSub>
-      </m:oMath>
-      <w:r>
-        <w:rPr>
-          <w:rFonts w:ascii="Times New Roman" w:hAnsi="Times New Roman" w:eastAsia="Times New Roman" w:cs="Times New Roman"/>
-        </w:rPr>
-        <w:t xml:space="preserve"> </w:t>
-      </w:r>
-      <w:r>
-        <w:rPr>
-          <w:rFonts w:hint="eastAsia" w:ascii="Times New Roman" w:hAnsi="Times New Roman" w:eastAsia="FangSong" w:cs="Times New Roman"/>
-        </w:rPr>
-        <w:t>轨道垂直于分子平面</w:t>
-      </w:r>
-      <w:r>
-        <w:rPr>
-          <w:rFonts w:hint="eastAsia" w:ascii="Times New Roman" w:hAnsi="Times New Roman" w:eastAsia="Times New Roman" w:cs="Times New Roman"/>
-        </w:rPr>
-        <w:t>，</w:t>
-      </w:r>
-      <w:r>
-        <w:rPr>
-          <w:rFonts w:hint="eastAsia" w:ascii="Times New Roman" w:hAnsi="Times New Roman" w:eastAsia="FangSong" w:cs="Times New Roman"/>
-        </w:rPr>
-        <w:t>完全无法与氢原子重叠而成键</w:t>
-      </w:r>
-      <w:r>
-        <w:rPr>
-          <w:rFonts w:hint="eastAsia" w:ascii="Times New Roman" w:hAnsi="Times New Roman" w:eastAsia="Times New Roman" w:cs="Times New Roman"/>
-        </w:rPr>
-        <w:t>，</w:t>
-      </w:r>
-      <w:r>
-        <w:rPr>
-          <w:rFonts w:hint="eastAsia" w:ascii="Times New Roman" w:hAnsi="Times New Roman" w:eastAsia="FangSong" w:cs="Times New Roman"/>
-        </w:rPr>
-        <w:t>只能作为严格的纯非键孤对轨道</w:t>
-      </w:r>
-      <w:r>
-        <w:rPr>
-          <w:rFonts w:hint="eastAsia" w:ascii="Times New Roman" w:hAnsi="Times New Roman" w:eastAsia="Times New Roman" w:cs="Times New Roman"/>
-        </w:rPr>
-        <w:t>（</w:t>
-      </w:r>
-      <m:oMath>
-        <m:r>
-          <m:t>1</m:t>
-        </m:r>
-        <m:sSub>
-          <m:e>
-            <m:r>
-              <m:t>b</m:t>
-            </m:r>
-          </m:e>
-          <m:sub>
-            <m:r>
-              <m:t>1</m:t>
-            </m:r>
-          </m:sub>
-        </m:sSub>
-      </m:oMath>
-      <w:r>
-        <w:rPr>
-          <w:rFonts w:hint="eastAsia" w:ascii="Times New Roman" w:hAnsi="Times New Roman" w:eastAsia="Times New Roman" w:cs="Times New Roman"/>
-        </w:rPr>
-        <w:t xml:space="preserve">）。</w:t>
-      </w:r>
     </w:p>
     <w:p>
       <w:pPr>
-        <w:pStyle w:val="BodyText"/>
+        <w:pStyle w:val="Compact"/>
+        <w:numPr>
+          <w:ilvl w:val="0"/>
+          <w:numId w:val="1014"/>
+        </w:numPr>
+        <w:ind w:firstLine="420"/>
+      </w:pPr>
+      <w:r>
+        <w:rPr>
+          <w:rFonts w:hint="eastAsia" w:ascii="Times New Roman" w:hAnsi="Times New Roman" w:eastAsia="FangSong" w:cs="Times New Roman"/>
+        </w:rPr>
+        <w:t xml:space="preserve">重点解释为什么氧原子的</w:t>
+      </w:r>
+      <w:r>
+        <w:rPr>
+          <w:rFonts w:ascii="Times New Roman" w:hAnsi="Times New Roman" w:eastAsia="Times New Roman" w:cs="Times New Roman"/>
+        </w:rPr>
+        <w:t xml:space="preserve"> </w:t>
+      </w:r>
+      <m:oMath>
+        <m:r>
+          <m:t>2</m:t>
+        </m:r>
+        <m:sSub>
+          <m:e>
+            <m:r>
+              <m:t>p</m:t>
+            </m:r>
+          </m:e>
+          <m:sub>
+            <m:r>
+              <m:t>x</m:t>
+            </m:r>
+          </m:sub>
+        </m:sSub>
+      </m:oMath>
+      <w:r>
+        <w:rPr>
+          <w:rFonts w:ascii="Times New Roman" w:hAnsi="Times New Roman" w:eastAsia="Times New Roman" w:cs="Times New Roman"/>
+        </w:rPr>
+        <w:t xml:space="preserve"> </w:t>
+      </w:r>
+      <w:r>
+        <w:rPr>
+          <w:rFonts w:hint="eastAsia" w:ascii="Times New Roman" w:hAnsi="Times New Roman" w:eastAsia="FangSong" w:cs="Times New Roman"/>
+        </w:rPr>
+        <w:t>轨道垂直于分子平面</w:t>
+      </w:r>
+      <w:r>
+        <w:rPr>
+          <w:rFonts w:hint="eastAsia" w:ascii="Times New Roman" w:hAnsi="Times New Roman" w:eastAsia="Times New Roman" w:cs="Times New Roman"/>
+        </w:rPr>
+        <w:t>，</w:t>
+      </w:r>
+      <w:r>
+        <w:rPr>
+          <w:rFonts w:hint="eastAsia" w:ascii="Times New Roman" w:hAnsi="Times New Roman" w:eastAsia="FangSong" w:cs="Times New Roman"/>
+        </w:rPr>
+        <w:t>完全无法与氢原子重叠而成键</w:t>
+      </w:r>
+      <w:r>
+        <w:rPr>
+          <w:rFonts w:hint="eastAsia" w:ascii="Times New Roman" w:hAnsi="Times New Roman" w:eastAsia="Times New Roman" w:cs="Times New Roman"/>
+        </w:rPr>
+        <w:t>，</w:t>
+      </w:r>
+      <w:r>
+        <w:rPr>
+          <w:rFonts w:hint="eastAsia" w:ascii="Times New Roman" w:hAnsi="Times New Roman" w:eastAsia="FangSong" w:cs="Times New Roman"/>
+        </w:rPr>
+        <w:t>只能作为严格的纯非键孤对轨道</w:t>
+      </w:r>
+      <w:r>
+        <w:rPr>
+          <w:rFonts w:hint="eastAsia" w:ascii="Times New Roman" w:hAnsi="Times New Roman" w:eastAsia="Times New Roman" w:cs="Times New Roman"/>
+        </w:rPr>
+        <w:t>（</w:t>
+      </w:r>
+      <m:oMath>
+        <m:r>
+          <m:t>1</m:t>
+        </m:r>
+        <m:sSub>
+          <m:e>
+            <m:r>
+              <m:t>b</m:t>
+            </m:r>
+          </m:e>
+          <m:sub>
+            <m:r>
+              <m:t>1</m:t>
+            </m:r>
+          </m:sub>
+        </m:sSub>
+      </m:oMath>
+      <w:r>
+        <w:rPr>
+          <w:rFonts w:hint="eastAsia" w:ascii="Times New Roman" w:hAnsi="Times New Roman" w:eastAsia="Times New Roman" w:cs="Times New Roman"/>
+        </w:rPr>
+        <w:t xml:space="preserve">）。</w:t>
+      </w:r>
+    </w:p>
+    <w:p>
+      <w:pPr>
+        <w:pStyle w:val="FirstParagraph"/>
       </w:pPr>
     </w:p>
     <w:p>
@@ -30602,17 +30518,21 @@
         </w:rPr>
         <w:t>：</w:t>
       </w:r>
-      <w:r>
-        <w:rPr>
-          <w:rFonts w:ascii="Times New Roman" w:hAnsi="Times New Roman" w:eastAsia="Times New Roman" w:cs="Times New Roman"/>
-        </w:rPr>
-        <w:t xml:space="preserve"> </w:t>
-      </w:r>
-      <w:r>
-        <w:rPr>
-          <w:rFonts w:ascii="Times New Roman" w:hAnsi="Times New Roman" w:eastAsia="Times New Roman" w:cs="Times New Roman"/>
-        </w:rPr>
-        <w:t xml:space="preserve">(1) 4 </w:t>
+    </w:p>
+    <w:p>
+      <w:pPr>
+        <w:pStyle w:val="Compact"/>
+        <w:numPr>
+          <w:ilvl w:val="0"/>
+          <w:numId w:val="1015"/>
+        </w:numPr>
+        <w:ind w:firstLine="420"/>
+      </w:pPr>
+      <w:r>
+        <w:rPr>
+          <w:rFonts w:ascii="Times New Roman" w:hAnsi="Times New Roman" w:eastAsia="Times New Roman" w:cs="Times New Roman"/>
+        </w:rPr>
+        <w:t xml:space="preserve">4 </w:t>
       </w:r>
       <w:r>
         <w:rPr>
@@ -30811,18 +30731,16 @@
         </w:rPr>
         <w:t>？</w:t>
       </w:r>
-      <w:r>
-        <w:rPr>
-          <w:rFonts w:ascii="Times New Roman" w:hAnsi="Times New Roman" w:eastAsia="Times New Roman" w:cs="Times New Roman"/>
-        </w:rPr>
-        <w:t xml:space="preserve"> </w:t>
-      </w:r>
-      <w:r>
-        <w:rPr>
-          <w:rFonts w:ascii="Times New Roman" w:hAnsi="Times New Roman" w:eastAsia="Times New Roman" w:cs="Times New Roman"/>
-        </w:rPr>
-        <w:t xml:space="preserve">(2) </w:t>
-      </w:r>
+    </w:p>
+    <w:p>
+      <w:pPr>
+        <w:pStyle w:val="Compact"/>
+        <w:numPr>
+          <w:ilvl w:val="0"/>
+          <w:numId w:val="1015"/>
+        </w:numPr>
+        <w:ind w:firstLine="420"/>
+      </w:pPr>
       <w:r>
         <w:rPr>
           <w:rFonts w:hint="eastAsia" w:ascii="Times New Roman" w:hAnsi="Times New Roman" w:eastAsia="FangSong" w:cs="Times New Roman"/>
@@ -30917,86 +30835,84 @@
         </w:rPr>
         <w:t xml:space="preserve">；</w:t>
       </w:r>
-      <w:r>
-        <w:rPr>
-          <w:rFonts w:ascii="Times New Roman" w:hAnsi="Times New Roman" w:eastAsia="Times New Roman" w:cs="Times New Roman"/>
-        </w:rPr>
-        <w:t xml:space="preserve"> </w:t>
-      </w:r>
-      <w:r>
-        <w:rPr>
-          <w:rFonts w:ascii="Times New Roman" w:hAnsi="Times New Roman" w:eastAsia="Times New Roman" w:cs="Times New Roman"/>
-        </w:rPr>
-        <w:t xml:space="preserve">(3) </w:t>
-      </w:r>
-      <w:r>
-        <w:rPr>
-          <w:rFonts w:hint="eastAsia" w:ascii="Times New Roman" w:hAnsi="Times New Roman" w:eastAsia="FangSong" w:cs="Times New Roman"/>
-        </w:rPr>
-        <w:t xml:space="preserve">指出碳原子的</w:t>
-      </w:r>
-      <w:r>
-        <w:rPr>
-          <w:rFonts w:ascii="Times New Roman" w:hAnsi="Times New Roman" w:eastAsia="Times New Roman" w:cs="Times New Roman"/>
-        </w:rPr>
-        <w:t xml:space="preserve"> </w:t>
-      </w:r>
-      <m:oMath>
-        <m:r>
-          <m:t>2</m:t>
-        </m:r>
-        <m:r>
-          <m:t>s</m:t>
-        </m:r>
-      </m:oMath>
-      <w:r>
-        <w:rPr>
-          <w:rFonts w:ascii="Times New Roman" w:hAnsi="Times New Roman" w:eastAsia="Times New Roman" w:cs="Times New Roman"/>
-        </w:rPr>
-        <w:t xml:space="preserve"> </w:t>
-      </w:r>
-      <w:r>
-        <w:rPr>
-          <w:rFonts w:hint="eastAsia" w:ascii="Times New Roman" w:hAnsi="Times New Roman" w:eastAsia="FangSong" w:cs="Times New Roman"/>
-        </w:rPr>
-        <w:t xml:space="preserve">轨道与三个简并的</w:t>
-      </w:r>
-      <w:r>
-        <w:rPr>
-          <w:rFonts w:ascii="Times New Roman" w:hAnsi="Times New Roman" w:eastAsia="Times New Roman" w:cs="Times New Roman"/>
-        </w:rPr>
-        <w:t xml:space="preserve"> </w:t>
-      </w:r>
-      <m:oMath>
-        <m:r>
-          <m:t>2</m:t>
-        </m:r>
-        <m:r>
-          <m:t>p</m:t>
-        </m:r>
-      </m:oMath>
-      <w:r>
-        <w:rPr>
-          <w:rFonts w:ascii="Times New Roman" w:hAnsi="Times New Roman" w:eastAsia="Times New Roman" w:cs="Times New Roman"/>
-        </w:rPr>
-        <w:t xml:space="preserve"> </w:t>
-      </w:r>
-      <w:r>
-        <w:rPr>
-          <w:rFonts w:hint="eastAsia" w:ascii="Times New Roman" w:hAnsi="Times New Roman" w:eastAsia="FangSong" w:cs="Times New Roman"/>
-        </w:rPr>
-        <w:t>轨道分别与哪一组配体群轨道对称性匹配并发生有效成键</w:t>
-      </w:r>
-      <w:r>
-        <w:rPr>
-          <w:rFonts w:hint="eastAsia" w:ascii="Times New Roman" w:hAnsi="Times New Roman" w:eastAsia="Times New Roman" w:cs="Times New Roman"/>
-        </w:rPr>
-        <w:t>。</w:t>
-      </w:r>
     </w:p>
     <w:p>
       <w:pPr>
-        <w:pStyle w:val="BodyText"/>
+        <w:pStyle w:val="Compact"/>
+        <w:numPr>
+          <w:ilvl w:val="0"/>
+          <w:numId w:val="1015"/>
+        </w:numPr>
+        <w:ind w:firstLine="420"/>
+      </w:pPr>
+      <w:r>
+        <w:rPr>
+          <w:rFonts w:hint="eastAsia" w:ascii="Times New Roman" w:hAnsi="Times New Roman" w:eastAsia="FangSong" w:cs="Times New Roman"/>
+        </w:rPr>
+        <w:t xml:space="preserve">指出碳原子的</w:t>
+      </w:r>
+      <w:r>
+        <w:rPr>
+          <w:rFonts w:ascii="Times New Roman" w:hAnsi="Times New Roman" w:eastAsia="Times New Roman" w:cs="Times New Roman"/>
+        </w:rPr>
+        <w:t xml:space="preserve"> </w:t>
+      </w:r>
+      <m:oMath>
+        <m:r>
+          <m:t>2</m:t>
+        </m:r>
+        <m:r>
+          <m:t>s</m:t>
+        </m:r>
+      </m:oMath>
+      <w:r>
+        <w:rPr>
+          <w:rFonts w:ascii="Times New Roman" w:hAnsi="Times New Roman" w:eastAsia="Times New Roman" w:cs="Times New Roman"/>
+        </w:rPr>
+        <w:t xml:space="preserve"> </w:t>
+      </w:r>
+      <w:r>
+        <w:rPr>
+          <w:rFonts w:hint="eastAsia" w:ascii="Times New Roman" w:hAnsi="Times New Roman" w:eastAsia="FangSong" w:cs="Times New Roman"/>
+        </w:rPr>
+        <w:t xml:space="preserve">轨道与三个简并的</w:t>
+      </w:r>
+      <w:r>
+        <w:rPr>
+          <w:rFonts w:ascii="Times New Roman" w:hAnsi="Times New Roman" w:eastAsia="Times New Roman" w:cs="Times New Roman"/>
+        </w:rPr>
+        <w:t xml:space="preserve"> </w:t>
+      </w:r>
+      <m:oMath>
+        <m:r>
+          <m:t>2</m:t>
+        </m:r>
+        <m:r>
+          <m:t>p</m:t>
+        </m:r>
+      </m:oMath>
+      <w:r>
+        <w:rPr>
+          <w:rFonts w:ascii="Times New Roman" w:hAnsi="Times New Roman" w:eastAsia="Times New Roman" w:cs="Times New Roman"/>
+        </w:rPr>
+        <w:t xml:space="preserve"> </w:t>
+      </w:r>
+      <w:r>
+        <w:rPr>
+          <w:rFonts w:hint="eastAsia" w:ascii="Times New Roman" w:hAnsi="Times New Roman" w:eastAsia="FangSong" w:cs="Times New Roman"/>
+        </w:rPr>
+        <w:t>轨道分别与哪一组配体群轨道对称性匹配并发生有效成键</w:t>
+      </w:r>
+      <w:r>
+        <w:rPr>
+          <w:rFonts w:hint="eastAsia" w:ascii="Times New Roman" w:hAnsi="Times New Roman" w:eastAsia="Times New Roman" w:cs="Times New Roman"/>
+        </w:rPr>
+        <w:t>。</w:t>
+      </w:r>
+    </w:p>
+    <w:p>
+      <w:pPr>
+        <w:pStyle w:val="FirstParagraph"/>
       </w:pPr>
     </w:p>
     <w:p>
@@ -31030,18 +30946,16 @@
         </w:rPr>
         <w:t>：</w:t>
       </w:r>
-      <w:r>
-        <w:rPr>
-          <w:rFonts w:ascii="Times New Roman" w:hAnsi="Times New Roman" w:eastAsia="Times New Roman" w:cs="Times New Roman"/>
-        </w:rPr>
-        <w:t xml:space="preserve"> </w:t>
-      </w:r>
-      <w:r>
-        <w:rPr>
-          <w:rFonts w:ascii="Times New Roman" w:hAnsi="Times New Roman" w:eastAsia="Times New Roman" w:cs="Times New Roman"/>
-        </w:rPr>
-        <w:t xml:space="preserve">(1) </w:t>
-      </w:r>
+    </w:p>
+    <w:p>
+      <w:pPr>
+        <w:pStyle w:val="Compact"/>
+        <w:numPr>
+          <w:ilvl w:val="0"/>
+          <w:numId w:val="1016"/>
+        </w:numPr>
+        <w:ind w:firstLine="420"/>
+      </w:pPr>
       <w:r>
         <w:rPr>
           <w:rFonts w:hint="eastAsia" w:ascii="Times New Roman" w:hAnsi="Times New Roman" w:eastAsia="FangSong" w:cs="Times New Roman"/>
@@ -31077,18 +30991,16 @@
         </w:rPr>
         <w:t>；</w:t>
       </w:r>
-      <w:r>
-        <w:rPr>
-          <w:rFonts w:ascii="Times New Roman" w:hAnsi="Times New Roman" w:eastAsia="Times New Roman" w:cs="Times New Roman"/>
-        </w:rPr>
-        <w:t xml:space="preserve"> </w:t>
-      </w:r>
-      <w:r>
-        <w:rPr>
-          <w:rFonts w:ascii="Times New Roman" w:hAnsi="Times New Roman" w:eastAsia="Times New Roman" w:cs="Times New Roman"/>
-        </w:rPr>
-        <w:t xml:space="preserve">(2) </w:t>
-      </w:r>
+    </w:p>
+    <w:p>
+      <w:pPr>
+        <w:pStyle w:val="Compact"/>
+        <w:numPr>
+          <w:ilvl w:val="0"/>
+          <w:numId w:val="1016"/>
+        </w:numPr>
+        <w:ind w:firstLine="420"/>
+      </w:pPr>
       <w:r>
         <w:rPr>
           <w:rFonts w:hint="eastAsia" w:ascii="Times New Roman" w:hAnsi="Times New Roman" w:eastAsia="FangSong" w:cs="Times New Roman"/>
@@ -31268,18 +31180,16 @@
         </w:rPr>
         <w:t>；</w:t>
       </w:r>
-      <w:r>
-        <w:rPr>
-          <w:rFonts w:ascii="Times New Roman" w:hAnsi="Times New Roman" w:eastAsia="Times New Roman" w:cs="Times New Roman"/>
-        </w:rPr>
-        <w:t xml:space="preserve"> </w:t>
-      </w:r>
-      <w:r>
-        <w:rPr>
-          <w:rFonts w:ascii="Times New Roman" w:hAnsi="Times New Roman" w:eastAsia="Times New Roman" w:cs="Times New Roman"/>
-        </w:rPr>
-        <w:t xml:space="preserve">(3) </w:t>
-      </w:r>
+    </w:p>
+    <w:p>
+      <w:pPr>
+        <w:pStyle w:val="Compact"/>
+        <w:numPr>
+          <w:ilvl w:val="0"/>
+          <w:numId w:val="1016"/>
+        </w:numPr>
+        <w:ind w:firstLine="420"/>
+      </w:pPr>
       <w:r>
         <w:rPr>
           <w:rFonts w:hint="eastAsia" w:ascii="Times New Roman" w:hAnsi="Times New Roman" w:eastAsia="FangSong" w:cs="Times New Roman"/>
@@ -31408,7 +31318,7 @@
     </w:p>
     <w:p>
       <w:pPr>
-        <w:pStyle w:val="BodyText"/>
+        <w:pStyle w:val="FirstParagraph"/>
       </w:pPr>
     </w:p>
     <w:p>
@@ -31521,18 +31431,16 @@
         </w:rPr>
         <w:t>：</w:t>
       </w:r>
-      <w:r>
-        <w:rPr>
-          <w:rFonts w:ascii="Times New Roman" w:hAnsi="Times New Roman" w:eastAsia="Times New Roman" w:cs="Times New Roman"/>
-        </w:rPr>
-        <w:t xml:space="preserve"> </w:t>
-      </w:r>
-      <w:r>
-        <w:rPr>
-          <w:rFonts w:ascii="Times New Roman" w:hAnsi="Times New Roman" w:eastAsia="Times New Roman" w:cs="Times New Roman"/>
-        </w:rPr>
-        <w:t xml:space="preserve">(1) </w:t>
-      </w:r>
+    </w:p>
+    <w:p>
+      <w:pPr>
+        <w:pStyle w:val="Compact"/>
+        <w:numPr>
+          <w:ilvl w:val="0"/>
+          <w:numId w:val="1017"/>
+        </w:numPr>
+        <w:ind w:firstLine="420"/>
+      </w:pPr>
       <w:r>
         <w:rPr>
           <w:rFonts w:hint="eastAsia" w:ascii="Times New Roman" w:hAnsi="Times New Roman" w:eastAsia="FangSong" w:cs="Times New Roman"/>
@@ -31545,18 +31453,16 @@
         </w:rPr>
         <w:t>；</w:t>
       </w:r>
-      <w:r>
-        <w:rPr>
-          <w:rFonts w:ascii="Times New Roman" w:hAnsi="Times New Roman" w:eastAsia="Times New Roman" w:cs="Times New Roman"/>
-        </w:rPr>
-        <w:t xml:space="preserve"> </w:t>
-      </w:r>
-      <w:r>
-        <w:rPr>
-          <w:rFonts w:ascii="Times New Roman" w:hAnsi="Times New Roman" w:eastAsia="Times New Roman" w:cs="Times New Roman"/>
-        </w:rPr>
-        <w:t xml:space="preserve">(2) </w:t>
-      </w:r>
+    </w:p>
+    <w:p>
+      <w:pPr>
+        <w:pStyle w:val="Compact"/>
+        <w:numPr>
+          <w:ilvl w:val="0"/>
+          <w:numId w:val="1017"/>
+        </w:numPr>
+        <w:ind w:firstLine="420"/>
+      </w:pPr>
       <w:r>
         <w:rPr>
           <w:rFonts w:hint="eastAsia" w:ascii="Times New Roman" w:hAnsi="Times New Roman" w:eastAsia="FangSong" w:cs="Times New Roman"/>
@@ -31715,46 +31621,44 @@
         </w:rPr>
         <w:t>；</w:t>
       </w:r>
-      <w:r>
-        <w:rPr>
-          <w:rFonts w:ascii="Times New Roman" w:hAnsi="Times New Roman" w:eastAsia="Times New Roman" w:cs="Times New Roman"/>
-        </w:rPr>
-        <w:t xml:space="preserve"> </w:t>
-      </w:r>
-      <w:r>
-        <w:rPr>
-          <w:rFonts w:ascii="Times New Roman" w:hAnsi="Times New Roman" w:eastAsia="Times New Roman" w:cs="Times New Roman"/>
-        </w:rPr>
-        <w:t xml:space="preserve">(3) </w:t>
-      </w:r>
-      <w:r>
-        <w:rPr>
-          <w:rFonts w:hint="eastAsia" w:ascii="Times New Roman" w:hAnsi="Times New Roman" w:eastAsia="FangSong" w:cs="Times New Roman"/>
-        </w:rPr>
-        <w:t xml:space="preserve">判断这</w:t>
-      </w:r>
-      <w:r>
-        <w:rPr>
-          <w:rFonts w:ascii="Times New Roman" w:hAnsi="Times New Roman" w:eastAsia="Times New Roman" w:cs="Times New Roman"/>
-        </w:rPr>
-        <w:t xml:space="preserve"> 3 </w:t>
-      </w:r>
-      <w:r>
-        <w:rPr>
-          <w:rFonts w:hint="eastAsia" w:ascii="Times New Roman" w:hAnsi="Times New Roman" w:eastAsia="FangSong" w:cs="Times New Roman"/>
-        </w:rPr>
-        <w:t>个振动模式各自在红外光谱与拉曼光谱中的活性</w:t>
-      </w:r>
-      <w:r>
-        <w:rPr>
-          <w:rFonts w:hint="eastAsia" w:ascii="Times New Roman" w:hAnsi="Times New Roman" w:eastAsia="Times New Roman" w:cs="Times New Roman"/>
-        </w:rPr>
-        <w:t>。</w:t>
-      </w:r>
     </w:p>
     <w:p>
       <w:pPr>
-        <w:pStyle w:val="BodyText"/>
+        <w:pStyle w:val="Compact"/>
+        <w:numPr>
+          <w:ilvl w:val="0"/>
+          <w:numId w:val="1017"/>
+        </w:numPr>
+        <w:ind w:firstLine="420"/>
+      </w:pPr>
+      <w:r>
+        <w:rPr>
+          <w:rFonts w:hint="eastAsia" w:ascii="Times New Roman" w:hAnsi="Times New Roman" w:eastAsia="FangSong" w:cs="Times New Roman"/>
+        </w:rPr>
+        <w:t xml:space="preserve">判断这</w:t>
+      </w:r>
+      <w:r>
+        <w:rPr>
+          <w:rFonts w:ascii="Times New Roman" w:hAnsi="Times New Roman" w:eastAsia="Times New Roman" w:cs="Times New Roman"/>
+        </w:rPr>
+        <w:t xml:space="preserve"> 3 </w:t>
+      </w:r>
+      <w:r>
+        <w:rPr>
+          <w:rFonts w:hint="eastAsia" w:ascii="Times New Roman" w:hAnsi="Times New Roman" w:eastAsia="FangSong" w:cs="Times New Roman"/>
+        </w:rPr>
+        <w:t>个振动模式各自在红外光谱与拉曼光谱中的活性</w:t>
+      </w:r>
+      <w:r>
+        <w:rPr>
+          <w:rFonts w:hint="eastAsia" w:ascii="Times New Roman" w:hAnsi="Times New Roman" w:eastAsia="Times New Roman" w:cs="Times New Roman"/>
+        </w:rPr>
+        <w:t>。</w:t>
+      </w:r>
+    </w:p>
+    <w:p>
+      <w:pPr>
+        <w:pStyle w:val="FirstParagraph"/>
       </w:pPr>
     </w:p>
     <w:p>
@@ -31788,18 +31692,16 @@
         </w:rPr>
         <w:t>：</w:t>
       </w:r>
-      <w:r>
-        <w:rPr>
-          <w:rFonts w:ascii="Times New Roman" w:hAnsi="Times New Roman" w:eastAsia="Times New Roman" w:cs="Times New Roman"/>
-        </w:rPr>
-        <w:t xml:space="preserve"> </w:t>
-      </w:r>
-      <w:r>
-        <w:rPr>
-          <w:rFonts w:ascii="Times New Roman" w:hAnsi="Times New Roman" w:eastAsia="Times New Roman" w:cs="Times New Roman"/>
-        </w:rPr>
-        <w:t xml:space="preserve">(1) </w:t>
-      </w:r>
+    </w:p>
+    <w:p>
+      <w:pPr>
+        <w:pStyle w:val="Compact"/>
+        <w:numPr>
+          <w:ilvl w:val="0"/>
+          <w:numId w:val="1018"/>
+        </w:numPr>
+        <w:ind w:firstLine="420"/>
+      </w:pPr>
       <w:r>
         <w:rPr>
           <w:rFonts w:hint="eastAsia" w:ascii="Times New Roman" w:hAnsi="Times New Roman" w:eastAsia="FangSong" w:cs="Times New Roman"/>
@@ -31922,18 +31824,16 @@
         </w:rPr>
         <w:t>；</w:t>
       </w:r>
-      <w:r>
-        <w:rPr>
-          <w:rFonts w:ascii="Times New Roman" w:hAnsi="Times New Roman" w:eastAsia="Times New Roman" w:cs="Times New Roman"/>
-        </w:rPr>
-        <w:t xml:space="preserve"> </w:t>
-      </w:r>
-      <w:r>
-        <w:rPr>
-          <w:rFonts w:ascii="Times New Roman" w:hAnsi="Times New Roman" w:eastAsia="Times New Roman" w:cs="Times New Roman"/>
-        </w:rPr>
-        <w:t xml:space="preserve">(2) </w:t>
-      </w:r>
+    </w:p>
+    <w:p>
+      <w:pPr>
+        <w:pStyle w:val="Compact"/>
+        <w:numPr>
+          <w:ilvl w:val="0"/>
+          <w:numId w:val="1018"/>
+        </w:numPr>
+        <w:ind w:firstLine="420"/>
+      </w:pPr>
       <w:r>
         <w:rPr>
           <w:rFonts w:hint="eastAsia" w:ascii="Times New Roman" w:hAnsi="Times New Roman" w:eastAsia="FangSong" w:cs="Times New Roman"/>
@@ -32056,18 +31956,16 @@
         </w:rPr>
         <w:t>；</w:t>
       </w:r>
-      <w:r>
-        <w:rPr>
-          <w:rFonts w:ascii="Times New Roman" w:hAnsi="Times New Roman" w:eastAsia="Times New Roman" w:cs="Times New Roman"/>
-        </w:rPr>
-        <w:t xml:space="preserve"> </w:t>
-      </w:r>
-      <w:r>
-        <w:rPr>
-          <w:rFonts w:ascii="Times New Roman" w:hAnsi="Times New Roman" w:eastAsia="Times New Roman" w:cs="Times New Roman"/>
-        </w:rPr>
-        <w:t xml:space="preserve">(3) </w:t>
-      </w:r>
+    </w:p>
+    <w:p>
+      <w:pPr>
+        <w:pStyle w:val="Compact"/>
+        <w:numPr>
+          <w:ilvl w:val="0"/>
+          <w:numId w:val="1018"/>
+        </w:numPr>
+        <w:ind w:firstLine="420"/>
+      </w:pPr>
       <w:r>
         <w:rPr>
           <w:rFonts w:hint="eastAsia" w:ascii="Times New Roman" w:hAnsi="Times New Roman" w:eastAsia="FangSong" w:cs="Times New Roman"/>
@@ -32244,7 +32142,7 @@
     </w:p>
     <w:p>
       <w:pPr>
-        <w:pStyle w:val="BodyText"/>
+        <w:pStyle w:val="FirstParagraph"/>
       </w:pPr>
     </w:p>
     <w:p>
@@ -32302,18 +32200,16 @@
         </w:rPr>
         <w:t>：</w:t>
       </w:r>
-      <w:r>
-        <w:rPr>
-          <w:rFonts w:ascii="Times New Roman" w:hAnsi="Times New Roman" w:eastAsia="Times New Roman" w:cs="Times New Roman"/>
-        </w:rPr>
-        <w:t xml:space="preserve"> </w:t>
-      </w:r>
-      <w:r>
-        <w:rPr>
-          <w:rFonts w:ascii="Times New Roman" w:hAnsi="Times New Roman" w:eastAsia="Times New Roman" w:cs="Times New Roman"/>
-        </w:rPr>
-        <w:t xml:space="preserve">(1) </w:t>
-      </w:r>
+    </w:p>
+    <w:p>
+      <w:pPr>
+        <w:pStyle w:val="Compact"/>
+        <w:numPr>
+          <w:ilvl w:val="0"/>
+          <w:numId w:val="1019"/>
+        </w:numPr>
+        <w:ind w:firstLine="420"/>
+      </w:pPr>
       <w:r>
         <w:rPr>
           <w:rFonts w:hint="eastAsia" w:ascii="Times New Roman" w:hAnsi="Times New Roman" w:eastAsia="FangSong" w:cs="Times New Roman"/>
@@ -32326,18 +32222,16 @@
         </w:rPr>
         <w:t>；</w:t>
       </w:r>
-      <w:r>
-        <w:rPr>
-          <w:rFonts w:ascii="Times New Roman" w:hAnsi="Times New Roman" w:eastAsia="Times New Roman" w:cs="Times New Roman"/>
-        </w:rPr>
-        <w:t xml:space="preserve"> </w:t>
-      </w:r>
-      <w:r>
-        <w:rPr>
-          <w:rFonts w:ascii="Times New Roman" w:hAnsi="Times New Roman" w:eastAsia="Times New Roman" w:cs="Times New Roman"/>
-        </w:rPr>
-        <w:t xml:space="preserve">(2) </w:t>
-      </w:r>
+    </w:p>
+    <w:p>
+      <w:pPr>
+        <w:pStyle w:val="Compact"/>
+        <w:numPr>
+          <w:ilvl w:val="0"/>
+          <w:numId w:val="1019"/>
+        </w:numPr>
+        <w:ind w:firstLine="420"/>
+      </w:pPr>
       <w:r>
         <w:rPr>
           <w:rFonts w:hint="eastAsia" w:ascii="Times New Roman" w:hAnsi="Times New Roman" w:eastAsia="FangSong" w:cs="Times New Roman"/>
@@ -32408,18 +32302,16 @@
         </w:rPr>
         <w:t>；</w:t>
       </w:r>
-      <w:r>
-        <w:rPr>
-          <w:rFonts w:ascii="Times New Roman" w:hAnsi="Times New Roman" w:eastAsia="Times New Roman" w:cs="Times New Roman"/>
-        </w:rPr>
-        <w:t xml:space="preserve"> </w:t>
-      </w:r>
-      <w:r>
-        <w:rPr>
-          <w:rFonts w:ascii="Times New Roman" w:hAnsi="Times New Roman" w:eastAsia="Times New Roman" w:cs="Times New Roman"/>
-        </w:rPr>
-        <w:t xml:space="preserve">(3) </w:t>
-      </w:r>
+    </w:p>
+    <w:p>
+      <w:pPr>
+        <w:pStyle w:val="Compact"/>
+        <w:numPr>
+          <w:ilvl w:val="0"/>
+          <w:numId w:val="1019"/>
+        </w:numPr>
+        <w:ind w:firstLine="420"/>
+      </w:pPr>
       <w:r>
         <w:rPr>
           <w:rFonts w:hint="eastAsia" w:ascii="Times New Roman" w:hAnsi="Times New Roman" w:eastAsia="FangSong" w:cs="Times New Roman"/>
@@ -32547,7 +32439,7 @@
     </w:p>
     <w:p>
       <w:pPr>
-        <w:pStyle w:val="BodyText"/>
+        <w:pStyle w:val="FirstParagraph"/>
       </w:pPr>
     </w:p>
     <w:p>
@@ -32581,150 +32473,144 @@
         </w:rPr>
         <w:t>：</w:t>
       </w:r>
-      <w:r>
-        <w:rPr>
-          <w:rFonts w:ascii="Times New Roman" w:hAnsi="Times New Roman" w:eastAsia="Times New Roman" w:cs="Times New Roman"/>
-        </w:rPr>
-        <w:t xml:space="preserve"> </w:t>
-      </w:r>
-      <w:r>
-        <w:rPr>
-          <w:rFonts w:ascii="Times New Roman" w:hAnsi="Times New Roman" w:eastAsia="Times New Roman" w:cs="Times New Roman"/>
-        </w:rPr>
-        <w:t xml:space="preserve">(1) </w:t>
-      </w:r>
-      <w:r>
-        <w:rPr>
-          <w:rFonts w:hint="eastAsia" w:ascii="Times New Roman" w:hAnsi="Times New Roman" w:eastAsia="FangSong" w:cs="Times New Roman"/>
-        </w:rPr>
-        <w:t>准确阐明分子具有手性与旋光性的微观群论充要判据</w:t>
-      </w:r>
-      <w:r>
-        <w:rPr>
-          <w:rFonts w:hint="eastAsia" w:ascii="Times New Roman" w:hAnsi="Times New Roman" w:eastAsia="Times New Roman" w:cs="Times New Roman"/>
-        </w:rPr>
-        <w:t>；</w:t>
-      </w:r>
-      <w:r>
-        <w:rPr>
-          <w:rFonts w:ascii="Times New Roman" w:hAnsi="Times New Roman" w:eastAsia="Times New Roman" w:cs="Times New Roman"/>
-        </w:rPr>
-        <w:t xml:space="preserve"> </w:t>
-      </w:r>
-      <w:r>
-        <w:rPr>
-          <w:rFonts w:ascii="Times New Roman" w:hAnsi="Times New Roman" w:eastAsia="Times New Roman" w:cs="Times New Roman"/>
-        </w:rPr>
-        <w:t xml:space="preserve">(2) </w:t>
-      </w:r>
-      <w:r>
-        <w:rPr>
-          <w:rFonts w:hint="eastAsia" w:ascii="Times New Roman" w:hAnsi="Times New Roman" w:eastAsia="FangSong" w:cs="Times New Roman"/>
-        </w:rPr>
-        <w:t>指出经典初级教学中</w:t>
-      </w:r>
-      <w:r>
-        <w:rPr>
-          <w:rFonts w:hint="eastAsia" w:ascii="Times New Roman" w:hAnsi="Times New Roman" w:eastAsia="Times New Roman" w:cs="Times New Roman"/>
-        </w:rPr>
-        <w:t>“</w:t>
-      </w:r>
-      <w:r>
-        <w:rPr>
-          <w:rFonts w:hint="eastAsia" w:ascii="Times New Roman" w:hAnsi="Times New Roman" w:eastAsia="FangSong" w:cs="Times New Roman"/>
-        </w:rPr>
-        <w:t>无对称面和对称中心即有手性</w:t>
-      </w:r>
-      <w:r>
-        <w:rPr>
-          <w:rFonts w:hint="eastAsia" w:ascii="Times New Roman" w:hAnsi="Times New Roman" w:eastAsia="Times New Roman" w:cs="Times New Roman"/>
-        </w:rPr>
-        <w:t>”</w:t>
-      </w:r>
-      <w:r>
-        <w:rPr>
-          <w:rFonts w:hint="eastAsia" w:ascii="Times New Roman" w:hAnsi="Times New Roman" w:eastAsia="FangSong" w:cs="Times New Roman"/>
-        </w:rPr>
-        <w:t>这一经验判据的重大缺陷</w:t>
-      </w:r>
-      <w:r>
-        <w:rPr>
-          <w:rFonts w:hint="eastAsia" w:ascii="Times New Roman" w:hAnsi="Times New Roman" w:eastAsia="Times New Roman" w:cs="Times New Roman"/>
-        </w:rPr>
-        <w:t>，</w:t>
-      </w:r>
-      <w:r>
-        <w:rPr>
-          <w:rFonts w:hint="eastAsia" w:ascii="Times New Roman" w:hAnsi="Times New Roman" w:eastAsia="FangSong" w:cs="Times New Roman"/>
-        </w:rPr>
-        <w:t>并给出自然界中含有反轴</w:t>
-      </w:r>
-      <w:r>
-        <w:rPr>
-          <w:rFonts w:ascii="Times New Roman" w:hAnsi="Times New Roman" w:eastAsia="Times New Roman" w:cs="Times New Roman"/>
-        </w:rPr>
-        <w:t xml:space="preserve"> </w:t>
-      </w:r>
-      <m:oMath>
-        <m:sSub>
-          <m:e>
-            <m:r>
-              <m:t>S</m:t>
-            </m:r>
-          </m:e>
-          <m:sub>
-            <m:r>
-              <m:t>4</m:t>
-            </m:r>
-          </m:sub>
-        </m:sSub>
-      </m:oMath>
-      <w:r>
-        <w:rPr>
-          <w:rFonts w:ascii="Times New Roman" w:hAnsi="Times New Roman" w:eastAsia="Times New Roman" w:cs="Times New Roman"/>
-        </w:rPr>
-        <w:t xml:space="preserve"> </w:t>
-      </w:r>
-      <w:r>
-        <w:rPr>
-          <w:rFonts w:hint="eastAsia" w:ascii="Times New Roman" w:hAnsi="Times New Roman" w:eastAsia="FangSong" w:cs="Times New Roman"/>
-        </w:rPr>
-        <w:t>但不含对称中心亦无对称面的非手性经典反例</w:t>
-      </w:r>
-      <w:r>
-        <w:rPr>
-          <w:rFonts w:hint="eastAsia" w:ascii="Times New Roman" w:hAnsi="Times New Roman" w:eastAsia="Times New Roman" w:cs="Times New Roman"/>
-        </w:rPr>
-        <w:t>；</w:t>
-      </w:r>
-      <w:r>
-        <w:rPr>
-          <w:rFonts w:ascii="Times New Roman" w:hAnsi="Times New Roman" w:eastAsia="Times New Roman" w:cs="Times New Roman"/>
-        </w:rPr>
-        <w:t xml:space="preserve"> </w:t>
-      </w:r>
-      <w:r>
-        <w:rPr>
-          <w:rFonts w:ascii="Times New Roman" w:hAnsi="Times New Roman" w:eastAsia="Times New Roman" w:cs="Times New Roman"/>
-        </w:rPr>
-        <w:t xml:space="preserve">(3) </w:t>
-      </w:r>
-      <w:r>
-        <w:rPr>
-          <w:rFonts w:hint="eastAsia" w:ascii="Times New Roman" w:hAnsi="Times New Roman" w:eastAsia="FangSong" w:cs="Times New Roman"/>
-        </w:rPr>
-        <w:t>总结宇宙中所有被允许具有手性旋光性的点群类别</w:t>
-      </w:r>
-      <w:r>
-        <w:rPr>
-          <w:rFonts w:hint="eastAsia" w:ascii="Times New Roman" w:hAnsi="Times New Roman" w:eastAsia="Times New Roman" w:cs="Times New Roman"/>
-        </w:rPr>
-        <w:t>。</w:t>
-      </w:r>
     </w:p>
     <w:p>
       <w:pPr>
-        <w:pStyle w:val="BodyText"/>
+        <w:pStyle w:val="Compact"/>
+        <w:numPr>
+          <w:ilvl w:val="0"/>
+          <w:numId w:val="1020"/>
+        </w:numPr>
+        <w:ind w:firstLine="420"/>
+      </w:pPr>
+      <w:r>
+        <w:rPr>
+          <w:rFonts w:hint="eastAsia" w:ascii="Times New Roman" w:hAnsi="Times New Roman" w:eastAsia="FangSong" w:cs="Times New Roman"/>
+        </w:rPr>
+        <w:t>准确阐明分子具有手性与旋光性的微观群论充要判据</w:t>
+      </w:r>
+      <w:r>
+        <w:rPr>
+          <w:rFonts w:hint="eastAsia" w:ascii="Times New Roman" w:hAnsi="Times New Roman" w:eastAsia="Times New Roman" w:cs="Times New Roman"/>
+        </w:rPr>
+        <w:t>；</w:t>
+      </w:r>
+    </w:p>
+    <w:p>
+      <w:pPr>
+        <w:pStyle w:val="Compact"/>
+        <w:numPr>
+          <w:ilvl w:val="0"/>
+          <w:numId w:val="1020"/>
+        </w:numPr>
+        <w:ind w:firstLine="420"/>
+      </w:pPr>
+      <w:r>
+        <w:rPr>
+          <w:rFonts w:hint="eastAsia" w:ascii="Times New Roman" w:hAnsi="Times New Roman" w:eastAsia="FangSong" w:cs="Times New Roman"/>
+        </w:rPr>
+        <w:t>指出经典初级教学中</w:t>
+      </w:r>
+      <w:r>
+        <w:rPr>
+          <w:rFonts w:hint="eastAsia" w:ascii="Times New Roman" w:hAnsi="Times New Roman" w:eastAsia="Times New Roman" w:cs="Times New Roman"/>
+        </w:rPr>
+        <w:t>“</w:t>
+      </w:r>
+      <w:r>
+        <w:rPr>
+          <w:rFonts w:hint="eastAsia" w:ascii="Times New Roman" w:hAnsi="Times New Roman" w:eastAsia="FangSong" w:cs="Times New Roman"/>
+        </w:rPr>
+        <w:t>无对称面和对称中心即有手性</w:t>
+      </w:r>
+      <w:r>
+        <w:rPr>
+          <w:rFonts w:hint="eastAsia" w:ascii="Times New Roman" w:hAnsi="Times New Roman" w:eastAsia="Times New Roman" w:cs="Times New Roman"/>
+        </w:rPr>
+        <w:t>”</w:t>
+      </w:r>
+      <w:r>
+        <w:rPr>
+          <w:rFonts w:hint="eastAsia" w:ascii="Times New Roman" w:hAnsi="Times New Roman" w:eastAsia="FangSong" w:cs="Times New Roman"/>
+        </w:rPr>
+        <w:t>这一经验判据的重大缺陷</w:t>
+      </w:r>
+      <w:r>
+        <w:rPr>
+          <w:rFonts w:hint="eastAsia" w:ascii="Times New Roman" w:hAnsi="Times New Roman" w:eastAsia="Times New Roman" w:cs="Times New Roman"/>
+        </w:rPr>
+        <w:t>，</w:t>
+      </w:r>
+      <w:r>
+        <w:rPr>
+          <w:rFonts w:hint="eastAsia" w:ascii="Times New Roman" w:hAnsi="Times New Roman" w:eastAsia="FangSong" w:cs="Times New Roman"/>
+        </w:rPr>
+        <w:t>并给出自然界中含有反轴</w:t>
+      </w:r>
+      <w:r>
+        <w:rPr>
+          <w:rFonts w:ascii="Times New Roman" w:hAnsi="Times New Roman" w:eastAsia="Times New Roman" w:cs="Times New Roman"/>
+        </w:rPr>
+        <w:t xml:space="preserve"> </w:t>
+      </w:r>
+      <m:oMath>
+        <m:sSub>
+          <m:e>
+            <m:r>
+              <m:t>S</m:t>
+            </m:r>
+          </m:e>
+          <m:sub>
+            <m:r>
+              <m:t>4</m:t>
+            </m:r>
+          </m:sub>
+        </m:sSub>
+      </m:oMath>
+      <w:r>
+        <w:rPr>
+          <w:rFonts w:ascii="Times New Roman" w:hAnsi="Times New Roman" w:eastAsia="Times New Roman" w:cs="Times New Roman"/>
+        </w:rPr>
+        <w:t xml:space="preserve"> </w:t>
+      </w:r>
+      <w:r>
+        <w:rPr>
+          <w:rFonts w:hint="eastAsia" w:ascii="Times New Roman" w:hAnsi="Times New Roman" w:eastAsia="FangSong" w:cs="Times New Roman"/>
+        </w:rPr>
+        <w:t>但不含对称中心亦无对称面的非手性经典反例</w:t>
+      </w:r>
+      <w:r>
+        <w:rPr>
+          <w:rFonts w:hint="eastAsia" w:ascii="Times New Roman" w:hAnsi="Times New Roman" w:eastAsia="Times New Roman" w:cs="Times New Roman"/>
+        </w:rPr>
+        <w:t>；</w:t>
+      </w:r>
+    </w:p>
+    <w:p>
+      <w:pPr>
+        <w:pStyle w:val="Compact"/>
+        <w:numPr>
+          <w:ilvl w:val="0"/>
+          <w:numId w:val="1020"/>
+        </w:numPr>
+        <w:ind w:firstLine="420"/>
+      </w:pPr>
+      <w:r>
+        <w:rPr>
+          <w:rFonts w:hint="eastAsia" w:ascii="Times New Roman" w:hAnsi="Times New Roman" w:eastAsia="FangSong" w:cs="Times New Roman"/>
+        </w:rPr>
+        <w:t>总结宇宙中所有被允许具有手性旋光性的点群类别</w:t>
+      </w:r>
+      <w:r>
+        <w:rPr>
+          <w:rFonts w:hint="eastAsia" w:ascii="Times New Roman" w:hAnsi="Times New Roman" w:eastAsia="Times New Roman" w:cs="Times New Roman"/>
+        </w:rPr>
+        <w:t>。</w:t>
+      </w:r>
+    </w:p>
+    <w:p>
+      <w:pPr>
+        <w:pStyle w:val="FirstParagraph"/>
       </w:pPr>
     </w:p>
     <w:p>
@@ -32758,18 +32644,16 @@
         </w:rPr>
         <w:t>：</w:t>
       </w:r>
-      <w:r>
-        <w:rPr>
-          <w:rFonts w:ascii="Times New Roman" w:hAnsi="Times New Roman" w:eastAsia="Times New Roman" w:cs="Times New Roman"/>
-        </w:rPr>
-        <w:t xml:space="preserve"> </w:t>
-      </w:r>
-      <w:r>
-        <w:rPr>
-          <w:rFonts w:ascii="Times New Roman" w:hAnsi="Times New Roman" w:eastAsia="Times New Roman" w:cs="Times New Roman"/>
-        </w:rPr>
-        <w:t xml:space="preserve">(1) </w:t>
-      </w:r>
+    </w:p>
+    <w:p>
+      <w:pPr>
+        <w:pStyle w:val="Compact"/>
+        <w:numPr>
+          <w:ilvl w:val="0"/>
+          <w:numId w:val="1021"/>
+        </w:numPr>
+        <w:ind w:firstLine="420"/>
+      </w:pPr>
       <w:r>
         <w:rPr>
           <w:rFonts w:hint="eastAsia" w:ascii="Times New Roman" w:hAnsi="Times New Roman" w:eastAsia="FangSong" w:cs="Times New Roman"/>
@@ -32817,18 +32701,16 @@
         </w:rPr>
         <w:t>；</w:t>
       </w:r>
-      <w:r>
-        <w:rPr>
-          <w:rFonts w:ascii="Times New Roman" w:hAnsi="Times New Roman" w:eastAsia="Times New Roman" w:cs="Times New Roman"/>
-        </w:rPr>
-        <w:t xml:space="preserve"> </w:t>
-      </w:r>
-      <w:r>
-        <w:rPr>
-          <w:rFonts w:ascii="Times New Roman" w:hAnsi="Times New Roman" w:eastAsia="Times New Roman" w:cs="Times New Roman"/>
-        </w:rPr>
-        <w:t xml:space="preserve">(2) </w:t>
-      </w:r>
+    </w:p>
+    <w:p>
+      <w:pPr>
+        <w:pStyle w:val="Compact"/>
+        <w:numPr>
+          <w:ilvl w:val="0"/>
+          <w:numId w:val="1021"/>
+        </w:numPr>
+        <w:ind w:firstLine="420"/>
+      </w:pPr>
       <w:r>
         <w:rPr>
           <w:rFonts w:hint="eastAsia" w:ascii="Times New Roman" w:hAnsi="Times New Roman" w:eastAsia="FangSong" w:cs="Times New Roman"/>
@@ -32865,18 +32747,16 @@
         </w:rPr>
         <w:t>；</w:t>
       </w:r>
-      <w:r>
-        <w:rPr>
-          <w:rFonts w:ascii="Times New Roman" w:hAnsi="Times New Roman" w:eastAsia="Times New Roman" w:cs="Times New Roman"/>
-        </w:rPr>
-        <w:t xml:space="preserve"> </w:t>
-      </w:r>
-      <w:r>
-        <w:rPr>
-          <w:rFonts w:ascii="Times New Roman" w:hAnsi="Times New Roman" w:eastAsia="Times New Roman" w:cs="Times New Roman"/>
-        </w:rPr>
-        <w:t xml:space="preserve">(3) </w:t>
-      </w:r>
+    </w:p>
+    <w:p>
+      <w:pPr>
+        <w:pStyle w:val="Compact"/>
+        <w:numPr>
+          <w:ilvl w:val="0"/>
+          <w:numId w:val="1021"/>
+        </w:numPr>
+        <w:ind w:firstLine="420"/>
+      </w:pPr>
       <w:r>
         <w:rPr>
           <w:rFonts w:hint="eastAsia" w:ascii="Times New Roman" w:hAnsi="Times New Roman" w:eastAsia="FangSong" w:cs="Times New Roman"/>
@@ -33080,7 +32960,7 @@
     </w:p>
     <w:p>
       <w:pPr>
-        <w:pStyle w:val="BodyText"/>
+        <w:pStyle w:val="FirstParagraph"/>
       </w:pPr>
     </w:p>
     <w:p>
@@ -33114,18 +32994,16 @@
         </w:rPr>
         <w:t>：</w:t>
       </w:r>
-      <w:r>
-        <w:rPr>
-          <w:rFonts w:ascii="Times New Roman" w:hAnsi="Times New Roman" w:eastAsia="Times New Roman" w:cs="Times New Roman"/>
-        </w:rPr>
-        <w:t xml:space="preserve"> </w:t>
-      </w:r>
-      <w:r>
-        <w:rPr>
-          <w:rFonts w:ascii="Times New Roman" w:hAnsi="Times New Roman" w:eastAsia="Times New Roman" w:cs="Times New Roman"/>
-        </w:rPr>
-        <w:t xml:space="preserve">(1) </w:t>
-      </w:r>
+    </w:p>
+    <w:p>
+      <w:pPr>
+        <w:pStyle w:val="Compact"/>
+        <w:numPr>
+          <w:ilvl w:val="0"/>
+          <w:numId w:val="1022"/>
+        </w:numPr>
+        <w:ind w:firstLine="420"/>
+      </w:pPr>
       <w:r>
         <w:rPr>
           <w:rFonts w:hint="eastAsia" w:ascii="Times New Roman" w:hAnsi="Times New Roman" w:eastAsia="FangSong" w:cs="Times New Roman"/>
@@ -33253,18 +33131,16 @@
         </w:rPr>
         <w:t>；</w:t>
       </w:r>
-      <w:r>
-        <w:rPr>
-          <w:rFonts w:ascii="Times New Roman" w:hAnsi="Times New Roman" w:eastAsia="Times New Roman" w:cs="Times New Roman"/>
-        </w:rPr>
-        <w:t xml:space="preserve"> </w:t>
-      </w:r>
-      <w:r>
-        <w:rPr>
-          <w:rFonts w:ascii="Times New Roman" w:hAnsi="Times New Roman" w:eastAsia="Times New Roman" w:cs="Times New Roman"/>
-        </w:rPr>
-        <w:t xml:space="preserve">(2) </w:t>
-      </w:r>
+    </w:p>
+    <w:p>
+      <w:pPr>
+        <w:pStyle w:val="Compact"/>
+        <w:numPr>
+          <w:ilvl w:val="0"/>
+          <w:numId w:val="1022"/>
+        </w:numPr>
+        <w:ind w:firstLine="420"/>
+      </w:pPr>
       <w:r>
         <w:rPr>
           <w:rFonts w:hint="eastAsia" w:ascii="Times New Roman" w:hAnsi="Times New Roman" w:eastAsia="FangSong" w:cs="Times New Roman"/>
@@ -33347,46 +33223,44 @@
         </w:rPr>
         <w:t>；</w:t>
       </w:r>
-      <w:r>
-        <w:rPr>
-          <w:rFonts w:ascii="Times New Roman" w:hAnsi="Times New Roman" w:eastAsia="Times New Roman" w:cs="Times New Roman"/>
-        </w:rPr>
-        <w:t xml:space="preserve"> </w:t>
-      </w:r>
-      <w:r>
-        <w:rPr>
-          <w:rFonts w:ascii="Times New Roman" w:hAnsi="Times New Roman" w:eastAsia="Times New Roman" w:cs="Times New Roman"/>
-        </w:rPr>
-        <w:t xml:space="preserve">(3) </w:t>
-      </w:r>
-      <w:r>
-        <w:rPr>
-          <w:rFonts w:hint="eastAsia" w:ascii="Times New Roman" w:hAnsi="Times New Roman" w:eastAsia="FangSong" w:cs="Times New Roman"/>
-        </w:rPr>
-        <w:t>解释为什么乙硼烷分子呈现完全的反磁性</w:t>
-      </w:r>
-      <w:r>
-        <w:rPr>
-          <w:rFonts w:hint="eastAsia" w:ascii="Times New Roman" w:hAnsi="Times New Roman" w:eastAsia="Times New Roman" w:cs="Times New Roman"/>
-        </w:rPr>
-        <w:t>，</w:t>
-      </w:r>
-      <w:r>
-        <w:rPr>
-          <w:rFonts w:hint="eastAsia" w:ascii="Times New Roman" w:hAnsi="Times New Roman" w:eastAsia="FangSong" w:cs="Times New Roman"/>
-        </w:rPr>
-        <w:t>且能够稳定存在于常温气态</w:t>
-      </w:r>
-      <w:r>
-        <w:rPr>
-          <w:rFonts w:hint="eastAsia" w:ascii="Times New Roman" w:hAnsi="Times New Roman" w:eastAsia="Times New Roman" w:cs="Times New Roman"/>
-        </w:rPr>
-        <w:t>。</w:t>
-      </w:r>
     </w:p>
     <w:p>
       <w:pPr>
-        <w:pStyle w:val="BodyText"/>
+        <w:pStyle w:val="Compact"/>
+        <w:numPr>
+          <w:ilvl w:val="0"/>
+          <w:numId w:val="1022"/>
+        </w:numPr>
+        <w:ind w:firstLine="420"/>
+      </w:pPr>
+      <w:r>
+        <w:rPr>
+          <w:rFonts w:hint="eastAsia" w:ascii="Times New Roman" w:hAnsi="Times New Roman" w:eastAsia="FangSong" w:cs="Times New Roman"/>
+        </w:rPr>
+        <w:t>解释为什么乙硼烷分子呈现完全的反磁性</w:t>
+      </w:r>
+      <w:r>
+        <w:rPr>
+          <w:rFonts w:hint="eastAsia" w:ascii="Times New Roman" w:hAnsi="Times New Roman" w:eastAsia="Times New Roman" w:cs="Times New Roman"/>
+        </w:rPr>
+        <w:t>，</w:t>
+      </w:r>
+      <w:r>
+        <w:rPr>
+          <w:rFonts w:hint="eastAsia" w:ascii="Times New Roman" w:hAnsi="Times New Roman" w:eastAsia="FangSong" w:cs="Times New Roman"/>
+        </w:rPr>
+        <w:t>且能够稳定存在于常温气态</w:t>
+      </w:r>
+      <w:r>
+        <w:rPr>
+          <w:rFonts w:hint="eastAsia" w:ascii="Times New Roman" w:hAnsi="Times New Roman" w:eastAsia="Times New Roman" w:cs="Times New Roman"/>
+        </w:rPr>
+        <w:t>。</w:t>
+      </w:r>
+    </w:p>
+    <w:p>
+      <w:pPr>
+        <w:pStyle w:val="FirstParagraph"/>
       </w:pPr>
     </w:p>
     <w:p>
@@ -33518,406 +33392,400 @@
         </w:rPr>
         <w:t xml:space="preserve">：</w:t>
       </w:r>
-      <w:r>
-        <w:rPr>
-          <w:rFonts w:ascii="Times New Roman" w:hAnsi="Times New Roman" w:eastAsia="Times New Roman" w:cs="Times New Roman"/>
-        </w:rPr>
-        <w:t xml:space="preserve"> </w:t>
-      </w:r>
-      <w:r>
-        <w:rPr>
-          <w:rFonts w:ascii="Times New Roman" w:hAnsi="Times New Roman" w:eastAsia="Times New Roman" w:cs="Times New Roman"/>
-        </w:rPr>
-        <w:t xml:space="preserve">(1) </w:t>
-      </w:r>
-      <w:r>
-        <w:rPr>
-          <w:rFonts w:hint="eastAsia" w:ascii="Times New Roman" w:hAnsi="Times New Roman" w:eastAsia="FangSong" w:cs="Times New Roman"/>
-        </w:rPr>
-        <w:t xml:space="preserve">简述</w:t>
-      </w:r>
-      <w:r>
-        <w:rPr>
-          <w:rFonts w:ascii="Times New Roman" w:hAnsi="Times New Roman" w:eastAsia="Times New Roman" w:cs="Times New Roman"/>
-        </w:rPr>
-        <w:t xml:space="preserve"> 6 </w:t>
-      </w:r>
-      <w:r>
-        <w:rPr>
-          <w:rFonts w:hint="eastAsia" w:ascii="Times New Roman" w:hAnsi="Times New Roman" w:eastAsia="FangSong" w:cs="Times New Roman"/>
-        </w:rPr>
-        <w:t xml:space="preserve">个硼原子向内指向簇核心的</w:t>
-      </w:r>
-      <w:r>
-        <w:rPr>
-          <w:rFonts w:ascii="Times New Roman" w:hAnsi="Times New Roman" w:eastAsia="Times New Roman" w:cs="Times New Roman"/>
-        </w:rPr>
-        <w:t xml:space="preserve"> 6 </w:t>
-      </w:r>
-      <w:r>
-        <w:rPr>
-          <w:rFonts w:hint="eastAsia" w:ascii="Times New Roman" w:hAnsi="Times New Roman" w:eastAsia="FangSong" w:cs="Times New Roman"/>
-        </w:rPr>
-        <w:t xml:space="preserve">个径向杂化轨道与</w:t>
-      </w:r>
-      <w:r>
-        <w:rPr>
-          <w:rFonts w:ascii="Times New Roman" w:hAnsi="Times New Roman" w:eastAsia="Times New Roman" w:cs="Times New Roman"/>
-        </w:rPr>
-        <w:t xml:space="preserve"> 12 </w:t>
-      </w:r>
-      <w:r>
-        <w:rPr>
-          <w:rFonts w:hint="eastAsia" w:ascii="Times New Roman" w:hAnsi="Times New Roman" w:eastAsia="FangSong" w:cs="Times New Roman"/>
-        </w:rPr>
-        <w:t xml:space="preserve">个切向</w:t>
-      </w:r>
-      <w:r>
-        <w:rPr>
-          <w:rFonts w:ascii="Times New Roman" w:hAnsi="Times New Roman" w:eastAsia="Times New Roman" w:cs="Times New Roman"/>
-        </w:rPr>
-        <w:t xml:space="preserve"> </w:t>
-      </w:r>
-      <m:oMath>
-        <m:r>
-          <m:t>p</m:t>
-        </m:r>
-      </m:oMath>
-      <w:r>
-        <w:rPr>
-          <w:rFonts w:ascii="Times New Roman" w:hAnsi="Times New Roman" w:eastAsia="Times New Roman" w:cs="Times New Roman"/>
-        </w:rPr>
-        <w:t xml:space="preserve"> </w:t>
-      </w:r>
-      <w:r>
-        <w:rPr>
-          <w:rFonts w:hint="eastAsia" w:ascii="Times New Roman" w:hAnsi="Times New Roman" w:eastAsia="FangSong" w:cs="Times New Roman"/>
-        </w:rPr>
-        <w:t xml:space="preserve">轨道在</w:t>
-      </w:r>
-      <w:r>
-        <w:rPr>
-          <w:rFonts w:ascii="Times New Roman" w:hAnsi="Times New Roman" w:eastAsia="Times New Roman" w:cs="Times New Roman"/>
-        </w:rPr>
-        <w:t xml:space="preserve"> </w:t>
-      </w:r>
-      <m:oMath>
-        <m:sSub>
-          <m:e>
-            <m:r>
-              <m:t>O</m:t>
-            </m:r>
-          </m:e>
-          <m:sub>
-            <m:r>
-              <m:t>h</m:t>
-            </m:r>
-          </m:sub>
-        </m:sSub>
-      </m:oMath>
-      <w:r>
-        <w:rPr>
-          <w:rFonts w:ascii="Times New Roman" w:hAnsi="Times New Roman" w:eastAsia="Times New Roman" w:cs="Times New Roman"/>
-        </w:rPr>
-        <w:t xml:space="preserve"> </w:t>
-      </w:r>
-      <w:r>
-        <w:rPr>
-          <w:rFonts w:hint="eastAsia" w:ascii="Times New Roman" w:hAnsi="Times New Roman" w:eastAsia="FangSong" w:cs="Times New Roman"/>
-        </w:rPr>
-        <w:t>对称场中的不可约表示分裂</w:t>
-      </w:r>
-      <w:r>
-        <w:rPr>
-          <w:rFonts w:hint="eastAsia" w:ascii="Times New Roman" w:hAnsi="Times New Roman" w:eastAsia="Times New Roman" w:cs="Times New Roman"/>
-        </w:rPr>
-        <w:t>；</w:t>
-      </w:r>
-      <w:r>
-        <w:rPr>
-          <w:rFonts w:ascii="Times New Roman" w:hAnsi="Times New Roman" w:eastAsia="Times New Roman" w:cs="Times New Roman"/>
-        </w:rPr>
-        <w:t xml:space="preserve"> </w:t>
-      </w:r>
-      <w:r>
-        <w:rPr>
-          <w:rFonts w:ascii="Times New Roman" w:hAnsi="Times New Roman" w:eastAsia="Times New Roman" w:cs="Times New Roman"/>
-        </w:rPr>
-        <w:t xml:space="preserve">(2) </w:t>
-      </w:r>
-      <w:r>
-        <w:rPr>
-          <w:rFonts w:hint="eastAsia" w:ascii="Times New Roman" w:hAnsi="Times New Roman" w:eastAsia="FangSong" w:cs="Times New Roman"/>
-        </w:rPr>
-        <w:t>计算该原子簇体系中全部骨架成键分子轨道的总数目</w:t>
-      </w:r>
-      <w:r>
-        <w:rPr>
-          <w:rFonts w:hint="eastAsia" w:ascii="Times New Roman" w:hAnsi="Times New Roman" w:eastAsia="Times New Roman" w:cs="Times New Roman"/>
-        </w:rPr>
-        <w:t>（</w:t>
-      </w:r>
-      <w:r>
-        <w:rPr>
-          <w:rFonts w:hint="eastAsia" w:ascii="Times New Roman" w:hAnsi="Times New Roman" w:eastAsia="FangSong" w:cs="Times New Roman"/>
-        </w:rPr>
-        <w:t>证明其包含</w:t>
-      </w:r>
-      <w:r>
-        <w:rPr>
-          <w:rFonts w:ascii="Times New Roman" w:hAnsi="Times New Roman" w:eastAsia="Times New Roman" w:cs="Times New Roman"/>
-        </w:rPr>
-        <w:t xml:space="preserve"> 1 </w:t>
-      </w:r>
-      <w:r>
-        <w:rPr>
-          <w:rFonts w:hint="eastAsia" w:ascii="Times New Roman" w:hAnsi="Times New Roman" w:eastAsia="FangSong" w:cs="Times New Roman"/>
-        </w:rPr>
-        <w:t xml:space="preserve">个</w:t>
-      </w:r>
-      <w:r>
-        <w:rPr>
-          <w:rFonts w:ascii="Times New Roman" w:hAnsi="Times New Roman" w:eastAsia="Times New Roman" w:cs="Times New Roman"/>
-        </w:rPr>
-        <w:t xml:space="preserve"> </w:t>
-      </w:r>
-      <m:oMath>
-        <m:sSub>
-          <m:e>
-            <m:r>
-              <m:t>A</m:t>
-            </m:r>
-          </m:e>
-          <m:sub>
-            <m:r>
-              <m:t>1</m:t>
-            </m:r>
-            <m:r>
-              <m:t>g</m:t>
-            </m:r>
-          </m:sub>
-        </m:sSub>
-      </m:oMath>
-      <w:r>
-        <w:rPr>
-          <w:rFonts w:ascii="Times New Roman" w:hAnsi="Times New Roman" w:eastAsia="Times New Roman" w:cs="Times New Roman"/>
-        </w:rPr>
-        <w:t xml:space="preserve">、3 </w:t>
-      </w:r>
-      <w:r>
-        <w:rPr>
-          <w:rFonts w:hint="eastAsia" w:ascii="Times New Roman" w:hAnsi="Times New Roman" w:eastAsia="FangSong" w:cs="Times New Roman"/>
-        </w:rPr>
-        <w:t xml:space="preserve">个</w:t>
-      </w:r>
-      <w:r>
-        <w:rPr>
-          <w:rFonts w:ascii="Times New Roman" w:hAnsi="Times New Roman" w:eastAsia="Times New Roman" w:cs="Times New Roman"/>
-        </w:rPr>
-        <w:t xml:space="preserve"> </w:t>
-      </w:r>
-      <m:oMath>
-        <m:sSub>
-          <m:e>
-            <m:r>
-              <m:t>T</m:t>
-            </m:r>
-          </m:e>
-          <m:sub>
-            <m:r>
-              <m:t>1</m:t>
-            </m:r>
-            <m:r>
-              <m:t>u</m:t>
-            </m:r>
-          </m:sub>
-        </m:sSub>
-      </m:oMath>
-      <w:r>
-        <w:rPr>
-          <w:rFonts w:ascii="Times New Roman" w:hAnsi="Times New Roman" w:eastAsia="Times New Roman" w:cs="Times New Roman"/>
-        </w:rPr>
-        <w:t xml:space="preserve"> </w:t>
-      </w:r>
-      <w:r>
-        <w:rPr>
-          <w:rFonts w:hint="eastAsia" w:ascii="Times New Roman" w:hAnsi="Times New Roman" w:eastAsia="FangSong" w:cs="Times New Roman"/>
-        </w:rPr>
-        <w:t xml:space="preserve">和</w:t>
-      </w:r>
-      <w:r>
-        <w:rPr>
-          <w:rFonts w:ascii="Times New Roman" w:hAnsi="Times New Roman" w:eastAsia="Times New Roman" w:cs="Times New Roman"/>
-        </w:rPr>
-        <w:t xml:space="preserve"> 3 </w:t>
-      </w:r>
-      <w:r>
-        <w:rPr>
-          <w:rFonts w:hint="eastAsia" w:ascii="Times New Roman" w:hAnsi="Times New Roman" w:eastAsia="FangSong" w:cs="Times New Roman"/>
-        </w:rPr>
-        <w:t xml:space="preserve">个</w:t>
-      </w:r>
-      <w:r>
-        <w:rPr>
-          <w:rFonts w:ascii="Times New Roman" w:hAnsi="Times New Roman" w:eastAsia="Times New Roman" w:cs="Times New Roman"/>
-        </w:rPr>
-        <w:t xml:space="preserve"> </w:t>
-      </w:r>
-      <m:oMath>
-        <m:sSub>
-          <m:e>
-            <m:r>
-              <m:t>T</m:t>
-            </m:r>
-          </m:e>
-          <m:sub>
-            <m:r>
-              <m:t>2</m:t>
-            </m:r>
-            <m:r>
-              <m:t>g</m:t>
-            </m:r>
-          </m:sub>
-        </m:sSub>
-      </m:oMath>
-      <w:r>
-        <w:rPr>
-          <w:rFonts w:hint="eastAsia" w:ascii="Times New Roman" w:hAnsi="Times New Roman" w:eastAsia="Times New Roman" w:cs="Times New Roman"/>
-        </w:rPr>
-        <w:t>，</w:t>
-      </w:r>
-      <w:r>
-        <w:rPr>
-          <w:rFonts w:hint="eastAsia" w:ascii="Times New Roman" w:hAnsi="Times New Roman" w:eastAsia="FangSong" w:cs="Times New Roman"/>
-        </w:rPr>
-        <w:t>共</w:t>
-      </w:r>
-      <w:r>
-        <w:rPr>
-          <w:rFonts w:ascii="Times New Roman" w:hAnsi="Times New Roman" w:eastAsia="Times New Roman" w:cs="Times New Roman"/>
-        </w:rPr>
-        <w:t xml:space="preserve"> 7 </w:t>
-      </w:r>
-      <w:r>
-        <w:rPr>
-          <w:rFonts w:hint="eastAsia" w:ascii="Times New Roman" w:hAnsi="Times New Roman" w:eastAsia="FangSong" w:cs="Times New Roman"/>
-        </w:rPr>
-        <w:t>个成键轨道</w:t>
-      </w:r>
-      <w:r>
-        <w:rPr>
-          <w:rFonts w:hint="eastAsia" w:ascii="Times New Roman" w:hAnsi="Times New Roman" w:eastAsia="Times New Roman" w:cs="Times New Roman"/>
-        </w:rPr>
-        <w:t>）；</w:t>
-      </w:r>
-      <w:r>
-        <w:rPr>
-          <w:rFonts w:ascii="Times New Roman" w:hAnsi="Times New Roman" w:eastAsia="Times New Roman" w:cs="Times New Roman"/>
-        </w:rPr>
-        <w:t xml:space="preserve"> </w:t>
-      </w:r>
-      <w:r>
-        <w:rPr>
-          <w:rFonts w:ascii="Times New Roman" w:hAnsi="Times New Roman" w:eastAsia="Times New Roman" w:cs="Times New Roman"/>
-        </w:rPr>
-        <w:t xml:space="preserve">(3) </w:t>
-      </w:r>
-      <w:r>
-        <w:rPr>
-          <w:rFonts w:hint="eastAsia" w:ascii="Times New Roman" w:hAnsi="Times New Roman" w:eastAsia="FangSong" w:cs="Times New Roman"/>
-        </w:rPr>
-        <w:t>结合上述群论推导</w:t>
-      </w:r>
-      <w:r>
-        <w:rPr>
-          <w:rFonts w:hint="eastAsia" w:ascii="Times New Roman" w:hAnsi="Times New Roman" w:eastAsia="Times New Roman" w:cs="Times New Roman"/>
-        </w:rPr>
-        <w:t>，</w:t>
-      </w:r>
-      <w:r>
-        <w:rPr>
-          <w:rFonts w:hint="eastAsia" w:ascii="Times New Roman" w:hAnsi="Times New Roman" w:eastAsia="FangSong" w:cs="Times New Roman"/>
-        </w:rPr>
-        <w:t>阐明</w:t>
-      </w:r>
-      <w:r>
-        <w:rPr>
-          <w:rFonts w:ascii="Times New Roman" w:hAnsi="Times New Roman" w:eastAsia="Times New Roman" w:cs="Times New Roman"/>
-        </w:rPr>
-        <w:t xml:space="preserve"> Wade </w:t>
-      </w:r>
-      <w:r>
-        <w:rPr>
-          <w:rFonts w:hint="eastAsia" w:ascii="Times New Roman" w:hAnsi="Times New Roman" w:eastAsia="FangSong" w:cs="Times New Roman"/>
-        </w:rPr>
-        <w:t>规则中</w:t>
-      </w:r>
-      <w:r>
-        <w:rPr>
-          <w:rFonts w:hint="eastAsia" w:ascii="Times New Roman" w:hAnsi="Times New Roman" w:eastAsia="Times New Roman" w:cs="Times New Roman"/>
-        </w:rPr>
-        <w:t>“</w:t>
-      </w:r>
-      <w:r>
-        <w:rPr>
-          <w:rFonts w:hint="eastAsia" w:ascii="Times New Roman" w:hAnsi="Times New Roman" w:eastAsia="FangSong" w:cs="Times New Roman"/>
-        </w:rPr>
-        <w:t>闭式八面体硼烷簇需要</w:t>
-      </w:r>
-      <w:r>
-        <w:rPr>
-          <w:rFonts w:ascii="Times New Roman" w:hAnsi="Times New Roman" w:eastAsia="Times New Roman" w:cs="Times New Roman"/>
-        </w:rPr>
-        <w:t xml:space="preserve"> </w:t>
-      </w:r>
-      <m:oMath>
-        <m:r>
-          <m:t>n</m:t>
-        </m:r>
-        <m:r>
-          <m:rPr>
-            <m:sty m:val="p"/>
-          </m:rPr>
-          <m:t>+</m:t>
-        </m:r>
-        <m:r>
-          <m:t>1</m:t>
-        </m:r>
-      </m:oMath>
-      <w:r>
-        <w:rPr>
-          <w:rFonts w:ascii="Times New Roman" w:hAnsi="Times New Roman" w:eastAsia="Times New Roman" w:cs="Times New Roman"/>
-        </w:rPr>
-        <w:t xml:space="preserve"> </w:t>
-      </w:r>
-      <w:r>
-        <w:rPr>
-          <w:rFonts w:hint="eastAsia" w:ascii="Times New Roman" w:hAnsi="Times New Roman" w:eastAsia="FangSong" w:cs="Times New Roman"/>
-        </w:rPr>
-        <w:t>对骨架成键电子</w:t>
-      </w:r>
-      <w:r>
-        <w:rPr>
-          <w:rFonts w:hint="eastAsia" w:ascii="Times New Roman" w:hAnsi="Times New Roman" w:eastAsia="Times New Roman" w:cs="Times New Roman"/>
-        </w:rPr>
-        <w:t>”</w:t>
-      </w:r>
-      <w:r>
-        <w:rPr>
-          <w:rFonts w:hint="eastAsia" w:ascii="Times New Roman" w:hAnsi="Times New Roman" w:eastAsia="FangSong" w:cs="Times New Roman"/>
-        </w:rPr>
-        <w:t>的量子力学微观根源</w:t>
-      </w:r>
-      <w:r>
-        <w:rPr>
-          <w:rFonts w:hint="eastAsia" w:ascii="Times New Roman" w:hAnsi="Times New Roman" w:eastAsia="Times New Roman" w:cs="Times New Roman"/>
-        </w:rPr>
-        <w:t>。</w:t>
-      </w:r>
     </w:p>
     <w:p>
       <w:pPr>
-        <w:pStyle w:val="BodyText"/>
+        <w:pStyle w:val="Compact"/>
+        <w:numPr>
+          <w:ilvl w:val="0"/>
+          <w:numId w:val="1023"/>
+        </w:numPr>
+        <w:ind w:firstLine="420"/>
+      </w:pPr>
+      <w:r>
+        <w:rPr>
+          <w:rFonts w:hint="eastAsia" w:ascii="Times New Roman" w:hAnsi="Times New Roman" w:eastAsia="FangSong" w:cs="Times New Roman"/>
+        </w:rPr>
+        <w:t xml:space="preserve">简述</w:t>
+      </w:r>
+      <w:r>
+        <w:rPr>
+          <w:rFonts w:ascii="Times New Roman" w:hAnsi="Times New Roman" w:eastAsia="Times New Roman" w:cs="Times New Roman"/>
+        </w:rPr>
+        <w:t xml:space="preserve"> 6 </w:t>
+      </w:r>
+      <w:r>
+        <w:rPr>
+          <w:rFonts w:hint="eastAsia" w:ascii="Times New Roman" w:hAnsi="Times New Roman" w:eastAsia="FangSong" w:cs="Times New Roman"/>
+        </w:rPr>
+        <w:t xml:space="preserve">个硼原子向内指向簇核心的</w:t>
+      </w:r>
+      <w:r>
+        <w:rPr>
+          <w:rFonts w:ascii="Times New Roman" w:hAnsi="Times New Roman" w:eastAsia="Times New Roman" w:cs="Times New Roman"/>
+        </w:rPr>
+        <w:t xml:space="preserve"> 6 </w:t>
+      </w:r>
+      <w:r>
+        <w:rPr>
+          <w:rFonts w:hint="eastAsia" w:ascii="Times New Roman" w:hAnsi="Times New Roman" w:eastAsia="FangSong" w:cs="Times New Roman"/>
+        </w:rPr>
+        <w:t xml:space="preserve">个径向杂化轨道与</w:t>
+      </w:r>
+      <w:r>
+        <w:rPr>
+          <w:rFonts w:ascii="Times New Roman" w:hAnsi="Times New Roman" w:eastAsia="Times New Roman" w:cs="Times New Roman"/>
+        </w:rPr>
+        <w:t xml:space="preserve"> 12 </w:t>
+      </w:r>
+      <w:r>
+        <w:rPr>
+          <w:rFonts w:hint="eastAsia" w:ascii="Times New Roman" w:hAnsi="Times New Roman" w:eastAsia="FangSong" w:cs="Times New Roman"/>
+        </w:rPr>
+        <w:t xml:space="preserve">个切向</w:t>
+      </w:r>
+      <w:r>
+        <w:rPr>
+          <w:rFonts w:ascii="Times New Roman" w:hAnsi="Times New Roman" w:eastAsia="Times New Roman" w:cs="Times New Roman"/>
+        </w:rPr>
+        <w:t xml:space="preserve"> </w:t>
+      </w:r>
+      <m:oMath>
+        <m:r>
+          <m:t>p</m:t>
+        </m:r>
+      </m:oMath>
+      <w:r>
+        <w:rPr>
+          <w:rFonts w:ascii="Times New Roman" w:hAnsi="Times New Roman" w:eastAsia="Times New Roman" w:cs="Times New Roman"/>
+        </w:rPr>
+        <w:t xml:space="preserve"> </w:t>
+      </w:r>
+      <w:r>
+        <w:rPr>
+          <w:rFonts w:hint="eastAsia" w:ascii="Times New Roman" w:hAnsi="Times New Roman" w:eastAsia="FangSong" w:cs="Times New Roman"/>
+        </w:rPr>
+        <w:t xml:space="preserve">轨道在</w:t>
+      </w:r>
+      <w:r>
+        <w:rPr>
+          <w:rFonts w:ascii="Times New Roman" w:hAnsi="Times New Roman" w:eastAsia="Times New Roman" w:cs="Times New Roman"/>
+        </w:rPr>
+        <w:t xml:space="preserve"> </w:t>
+      </w:r>
+      <m:oMath>
+        <m:sSub>
+          <m:e>
+            <m:r>
+              <m:t>O</m:t>
+            </m:r>
+          </m:e>
+          <m:sub>
+            <m:r>
+              <m:t>h</m:t>
+            </m:r>
+          </m:sub>
+        </m:sSub>
+      </m:oMath>
+      <w:r>
+        <w:rPr>
+          <w:rFonts w:ascii="Times New Roman" w:hAnsi="Times New Roman" w:eastAsia="Times New Roman" w:cs="Times New Roman"/>
+        </w:rPr>
+        <w:t xml:space="preserve"> </w:t>
+      </w:r>
+      <w:r>
+        <w:rPr>
+          <w:rFonts w:hint="eastAsia" w:ascii="Times New Roman" w:hAnsi="Times New Roman" w:eastAsia="FangSong" w:cs="Times New Roman"/>
+        </w:rPr>
+        <w:t>对称场中的不可约表示分裂</w:t>
+      </w:r>
+      <w:r>
+        <w:rPr>
+          <w:rFonts w:hint="eastAsia" w:ascii="Times New Roman" w:hAnsi="Times New Roman" w:eastAsia="Times New Roman" w:cs="Times New Roman"/>
+        </w:rPr>
+        <w:t>；</w:t>
+      </w:r>
+    </w:p>
+    <w:p>
+      <w:pPr>
+        <w:pStyle w:val="Compact"/>
+        <w:numPr>
+          <w:ilvl w:val="0"/>
+          <w:numId w:val="1023"/>
+        </w:numPr>
+        <w:ind w:firstLine="420"/>
+      </w:pPr>
+      <w:r>
+        <w:rPr>
+          <w:rFonts w:hint="eastAsia" w:ascii="Times New Roman" w:hAnsi="Times New Roman" w:eastAsia="FangSong" w:cs="Times New Roman"/>
+        </w:rPr>
+        <w:t>计算该原子簇体系中全部骨架成键分子轨道的总数目</w:t>
+      </w:r>
+      <w:r>
+        <w:rPr>
+          <w:rFonts w:hint="eastAsia" w:ascii="Times New Roman" w:hAnsi="Times New Roman" w:eastAsia="Times New Roman" w:cs="Times New Roman"/>
+        </w:rPr>
+        <w:t>（</w:t>
+      </w:r>
+      <w:r>
+        <w:rPr>
+          <w:rFonts w:hint="eastAsia" w:ascii="Times New Roman" w:hAnsi="Times New Roman" w:eastAsia="FangSong" w:cs="Times New Roman"/>
+        </w:rPr>
+        <w:t>证明其包含</w:t>
+      </w:r>
+      <w:r>
+        <w:rPr>
+          <w:rFonts w:ascii="Times New Roman" w:hAnsi="Times New Roman" w:eastAsia="Times New Roman" w:cs="Times New Roman"/>
+        </w:rPr>
+        <w:t xml:space="preserve"> 1 </w:t>
+      </w:r>
+      <w:r>
+        <w:rPr>
+          <w:rFonts w:hint="eastAsia" w:ascii="Times New Roman" w:hAnsi="Times New Roman" w:eastAsia="FangSong" w:cs="Times New Roman"/>
+        </w:rPr>
+        <w:t xml:space="preserve">个</w:t>
+      </w:r>
+      <w:r>
+        <w:rPr>
+          <w:rFonts w:ascii="Times New Roman" w:hAnsi="Times New Roman" w:eastAsia="Times New Roman" w:cs="Times New Roman"/>
+        </w:rPr>
+        <w:t xml:space="preserve"> </w:t>
+      </w:r>
+      <m:oMath>
+        <m:sSub>
+          <m:e>
+            <m:r>
+              <m:t>A</m:t>
+            </m:r>
+          </m:e>
+          <m:sub>
+            <m:r>
+              <m:t>1</m:t>
+            </m:r>
+            <m:r>
+              <m:t>g</m:t>
+            </m:r>
+          </m:sub>
+        </m:sSub>
+      </m:oMath>
+      <w:r>
+        <w:rPr>
+          <w:rFonts w:ascii="Times New Roman" w:hAnsi="Times New Roman" w:eastAsia="Times New Roman" w:cs="Times New Roman"/>
+        </w:rPr>
+        <w:t xml:space="preserve">、3 </w:t>
+      </w:r>
+      <w:r>
+        <w:rPr>
+          <w:rFonts w:hint="eastAsia" w:ascii="Times New Roman" w:hAnsi="Times New Roman" w:eastAsia="FangSong" w:cs="Times New Roman"/>
+        </w:rPr>
+        <w:t xml:space="preserve">个</w:t>
+      </w:r>
+      <w:r>
+        <w:rPr>
+          <w:rFonts w:ascii="Times New Roman" w:hAnsi="Times New Roman" w:eastAsia="Times New Roman" w:cs="Times New Roman"/>
+        </w:rPr>
+        <w:t xml:space="preserve"> </w:t>
+      </w:r>
+      <m:oMath>
+        <m:sSub>
+          <m:e>
+            <m:r>
+              <m:t>T</m:t>
+            </m:r>
+          </m:e>
+          <m:sub>
+            <m:r>
+              <m:t>1</m:t>
+            </m:r>
+            <m:r>
+              <m:t>u</m:t>
+            </m:r>
+          </m:sub>
+        </m:sSub>
+      </m:oMath>
+      <w:r>
+        <w:rPr>
+          <w:rFonts w:ascii="Times New Roman" w:hAnsi="Times New Roman" w:eastAsia="Times New Roman" w:cs="Times New Roman"/>
+        </w:rPr>
+        <w:t xml:space="preserve"> </w:t>
+      </w:r>
+      <w:r>
+        <w:rPr>
+          <w:rFonts w:hint="eastAsia" w:ascii="Times New Roman" w:hAnsi="Times New Roman" w:eastAsia="FangSong" w:cs="Times New Roman"/>
+        </w:rPr>
+        <w:t xml:space="preserve">和</w:t>
+      </w:r>
+      <w:r>
+        <w:rPr>
+          <w:rFonts w:ascii="Times New Roman" w:hAnsi="Times New Roman" w:eastAsia="Times New Roman" w:cs="Times New Roman"/>
+        </w:rPr>
+        <w:t xml:space="preserve"> 3 </w:t>
+      </w:r>
+      <w:r>
+        <w:rPr>
+          <w:rFonts w:hint="eastAsia" w:ascii="Times New Roman" w:hAnsi="Times New Roman" w:eastAsia="FangSong" w:cs="Times New Roman"/>
+        </w:rPr>
+        <w:t xml:space="preserve">个</w:t>
+      </w:r>
+      <w:r>
+        <w:rPr>
+          <w:rFonts w:ascii="Times New Roman" w:hAnsi="Times New Roman" w:eastAsia="Times New Roman" w:cs="Times New Roman"/>
+        </w:rPr>
+        <w:t xml:space="preserve"> </w:t>
+      </w:r>
+      <m:oMath>
+        <m:sSub>
+          <m:e>
+            <m:r>
+              <m:t>T</m:t>
+            </m:r>
+          </m:e>
+          <m:sub>
+            <m:r>
+              <m:t>2</m:t>
+            </m:r>
+            <m:r>
+              <m:t>g</m:t>
+            </m:r>
+          </m:sub>
+        </m:sSub>
+      </m:oMath>
+      <w:r>
+        <w:rPr>
+          <w:rFonts w:hint="eastAsia" w:ascii="Times New Roman" w:hAnsi="Times New Roman" w:eastAsia="Times New Roman" w:cs="Times New Roman"/>
+        </w:rPr>
+        <w:t>，</w:t>
+      </w:r>
+      <w:r>
+        <w:rPr>
+          <w:rFonts w:hint="eastAsia" w:ascii="Times New Roman" w:hAnsi="Times New Roman" w:eastAsia="FangSong" w:cs="Times New Roman"/>
+        </w:rPr>
+        <w:t>共</w:t>
+      </w:r>
+      <w:r>
+        <w:rPr>
+          <w:rFonts w:ascii="Times New Roman" w:hAnsi="Times New Roman" w:eastAsia="Times New Roman" w:cs="Times New Roman"/>
+        </w:rPr>
+        <w:t xml:space="preserve"> 7 </w:t>
+      </w:r>
+      <w:r>
+        <w:rPr>
+          <w:rFonts w:hint="eastAsia" w:ascii="Times New Roman" w:hAnsi="Times New Roman" w:eastAsia="FangSong" w:cs="Times New Roman"/>
+        </w:rPr>
+        <w:t>个成键轨道</w:t>
+      </w:r>
+      <w:r>
+        <w:rPr>
+          <w:rFonts w:hint="eastAsia" w:ascii="Times New Roman" w:hAnsi="Times New Roman" w:eastAsia="Times New Roman" w:cs="Times New Roman"/>
+        </w:rPr>
+        <w:t>）；</w:t>
+      </w:r>
+    </w:p>
+    <w:p>
+      <w:pPr>
+        <w:pStyle w:val="Compact"/>
+        <w:numPr>
+          <w:ilvl w:val="0"/>
+          <w:numId w:val="1023"/>
+        </w:numPr>
+        <w:ind w:firstLine="420"/>
+      </w:pPr>
+      <w:r>
+        <w:rPr>
+          <w:rFonts w:hint="eastAsia" w:ascii="Times New Roman" w:hAnsi="Times New Roman" w:eastAsia="FangSong" w:cs="Times New Roman"/>
+        </w:rPr>
+        <w:t>结合上述群论推导</w:t>
+      </w:r>
+      <w:r>
+        <w:rPr>
+          <w:rFonts w:hint="eastAsia" w:ascii="Times New Roman" w:hAnsi="Times New Roman" w:eastAsia="Times New Roman" w:cs="Times New Roman"/>
+        </w:rPr>
+        <w:t>，</w:t>
+      </w:r>
+      <w:r>
+        <w:rPr>
+          <w:rFonts w:hint="eastAsia" w:ascii="Times New Roman" w:hAnsi="Times New Roman" w:eastAsia="FangSong" w:cs="Times New Roman"/>
+        </w:rPr>
+        <w:t>阐明</w:t>
+      </w:r>
+      <w:r>
+        <w:rPr>
+          <w:rFonts w:ascii="Times New Roman" w:hAnsi="Times New Roman" w:eastAsia="Times New Roman" w:cs="Times New Roman"/>
+        </w:rPr>
+        <w:t xml:space="preserve"> Wade </w:t>
+      </w:r>
+      <w:r>
+        <w:rPr>
+          <w:rFonts w:hint="eastAsia" w:ascii="Times New Roman" w:hAnsi="Times New Roman" w:eastAsia="FangSong" w:cs="Times New Roman"/>
+        </w:rPr>
+        <w:t>规则中</w:t>
+      </w:r>
+      <w:r>
+        <w:rPr>
+          <w:rFonts w:hint="eastAsia" w:ascii="Times New Roman" w:hAnsi="Times New Roman" w:eastAsia="Times New Roman" w:cs="Times New Roman"/>
+        </w:rPr>
+        <w:t>“</w:t>
+      </w:r>
+      <w:r>
+        <w:rPr>
+          <w:rFonts w:hint="eastAsia" w:ascii="Times New Roman" w:hAnsi="Times New Roman" w:eastAsia="FangSong" w:cs="Times New Roman"/>
+        </w:rPr>
+        <w:t>闭式八面体硼烷簇需要</w:t>
+      </w:r>
+      <w:r>
+        <w:rPr>
+          <w:rFonts w:ascii="Times New Roman" w:hAnsi="Times New Roman" w:eastAsia="Times New Roman" w:cs="Times New Roman"/>
+        </w:rPr>
+        <w:t xml:space="preserve"> </w:t>
+      </w:r>
+      <m:oMath>
+        <m:r>
+          <m:t>n</m:t>
+        </m:r>
+        <m:r>
+          <m:rPr>
+            <m:sty m:val="p"/>
+          </m:rPr>
+          <m:t>+</m:t>
+        </m:r>
+        <m:r>
+          <m:t>1</m:t>
+        </m:r>
+      </m:oMath>
+      <w:r>
+        <w:rPr>
+          <w:rFonts w:ascii="Times New Roman" w:hAnsi="Times New Roman" w:eastAsia="Times New Roman" w:cs="Times New Roman"/>
+        </w:rPr>
+        <w:t xml:space="preserve"> </w:t>
+      </w:r>
+      <w:r>
+        <w:rPr>
+          <w:rFonts w:hint="eastAsia" w:ascii="Times New Roman" w:hAnsi="Times New Roman" w:eastAsia="FangSong" w:cs="Times New Roman"/>
+        </w:rPr>
+        <w:t>对骨架成键电子</w:t>
+      </w:r>
+      <w:r>
+        <w:rPr>
+          <w:rFonts w:hint="eastAsia" w:ascii="Times New Roman" w:hAnsi="Times New Roman" w:eastAsia="Times New Roman" w:cs="Times New Roman"/>
+        </w:rPr>
+        <w:t>”</w:t>
+      </w:r>
+      <w:r>
+        <w:rPr>
+          <w:rFonts w:hint="eastAsia" w:ascii="Times New Roman" w:hAnsi="Times New Roman" w:eastAsia="FangSong" w:cs="Times New Roman"/>
+        </w:rPr>
+        <w:t>的量子力学微观根源</w:t>
+      </w:r>
+      <w:r>
+        <w:rPr>
+          <w:rFonts w:hint="eastAsia" w:ascii="Times New Roman" w:hAnsi="Times New Roman" w:eastAsia="Times New Roman" w:cs="Times New Roman"/>
+        </w:rPr>
+        <w:t>。</w:t>
+      </w:r>
+    </w:p>
+    <w:p>
+      <w:pPr>
+        <w:pStyle w:val="FirstParagraph"/>
       </w:pPr>
     </w:p>
     <w:p>
@@ -34051,18 +33919,16 @@
         </w:rPr>
         <w:t>：</w:t>
       </w:r>
-      <w:r>
-        <w:rPr>
-          <w:rFonts w:ascii="Times New Roman" w:hAnsi="Times New Roman" w:eastAsia="Times New Roman" w:cs="Times New Roman"/>
-        </w:rPr>
-        <w:t xml:space="preserve"> </w:t>
-      </w:r>
-      <w:r>
-        <w:rPr>
-          <w:rFonts w:ascii="Times New Roman" w:hAnsi="Times New Roman" w:eastAsia="Times New Roman" w:cs="Times New Roman"/>
-        </w:rPr>
-        <w:t xml:space="preserve">(1) </w:t>
-      </w:r>
+    </w:p>
+    <w:p>
+      <w:pPr>
+        <w:pStyle w:val="Compact"/>
+        <w:numPr>
+          <w:ilvl w:val="0"/>
+          <w:numId w:val="1024"/>
+        </w:numPr>
+        <w:ind w:firstLine="420"/>
+      </w:pPr>
       <w:r>
         <w:rPr>
           <w:rFonts w:hint="eastAsia" w:ascii="Times New Roman" w:hAnsi="Times New Roman" w:eastAsia="FangSong" w:cs="Times New Roman"/>
@@ -34099,18 +33965,16 @@
         </w:rPr>
         <w:t>；</w:t>
       </w:r>
-      <w:r>
-        <w:rPr>
-          <w:rFonts w:ascii="Times New Roman" w:hAnsi="Times New Roman" w:eastAsia="Times New Roman" w:cs="Times New Roman"/>
-        </w:rPr>
-        <w:t xml:space="preserve"> </w:t>
-      </w:r>
-      <w:r>
-        <w:rPr>
-          <w:rFonts w:ascii="Times New Roman" w:hAnsi="Times New Roman" w:eastAsia="Times New Roman" w:cs="Times New Roman"/>
-        </w:rPr>
-        <w:t xml:space="preserve">(2) </w:t>
-      </w:r>
+    </w:p>
+    <w:p>
+      <w:pPr>
+        <w:pStyle w:val="Compact"/>
+        <w:numPr>
+          <w:ilvl w:val="0"/>
+          <w:numId w:val="1024"/>
+        </w:numPr>
+        <w:ind w:firstLine="420"/>
+      </w:pPr>
       <w:r>
         <w:rPr>
           <w:rFonts w:hint="eastAsia" w:ascii="Times New Roman" w:hAnsi="Times New Roman" w:eastAsia="FangSong" w:cs="Times New Roman"/>
@@ -34228,58 +34092,56 @@
         </w:rPr>
         <w:t>；</w:t>
       </w:r>
-      <w:r>
-        <w:rPr>
-          <w:rFonts w:ascii="Times New Roman" w:hAnsi="Times New Roman" w:eastAsia="Times New Roman" w:cs="Times New Roman"/>
-        </w:rPr>
-        <w:t xml:space="preserve"> </w:t>
-      </w:r>
-      <w:r>
-        <w:rPr>
-          <w:rFonts w:ascii="Times New Roman" w:hAnsi="Times New Roman" w:eastAsia="Times New Roman" w:cs="Times New Roman"/>
-        </w:rPr>
-        <w:t xml:space="preserve">(3) </w:t>
-      </w:r>
-      <w:r>
-        <w:rPr>
-          <w:rFonts w:hint="eastAsia" w:ascii="Times New Roman" w:hAnsi="Times New Roman" w:eastAsia="FangSong" w:cs="Times New Roman"/>
-        </w:rPr>
-        <w:t>计算二茂铁分子价层总电子数</w:t>
-      </w:r>
-      <w:r>
-        <w:rPr>
-          <w:rFonts w:hint="eastAsia" w:ascii="Times New Roman" w:hAnsi="Times New Roman" w:eastAsia="Times New Roman" w:cs="Times New Roman"/>
-        </w:rPr>
-        <w:t>，</w:t>
-      </w:r>
-      <w:r>
-        <w:rPr>
-          <w:rFonts w:hint="eastAsia" w:ascii="Times New Roman" w:hAnsi="Times New Roman" w:eastAsia="FangSong" w:cs="Times New Roman"/>
-        </w:rPr>
-        <w:t>并从</w:t>
-      </w:r>
-      <w:r>
-        <w:rPr>
-          <w:rFonts w:ascii="Times New Roman" w:hAnsi="Times New Roman" w:eastAsia="Times New Roman" w:cs="Times New Roman"/>
-        </w:rPr>
-        <w:t xml:space="preserve"> 18 </w:t>
-      </w:r>
-      <w:r>
-        <w:rPr>
-          <w:rFonts w:hint="eastAsia" w:ascii="Times New Roman" w:hAnsi="Times New Roman" w:eastAsia="FangSong" w:cs="Times New Roman"/>
-        </w:rPr>
-        <w:t>电子规则与分子轨道闭壳层能隙解释其超凡的热力学与化学稳定性</w:t>
-      </w:r>
-      <w:r>
-        <w:rPr>
-          <w:rFonts w:hint="eastAsia" w:ascii="Times New Roman" w:hAnsi="Times New Roman" w:eastAsia="Times New Roman" w:cs="Times New Roman"/>
-        </w:rPr>
-        <w:t>。</w:t>
-      </w:r>
     </w:p>
     <w:p>
       <w:pPr>
-        <w:pStyle w:val="BodyText"/>
+        <w:pStyle w:val="Compact"/>
+        <w:numPr>
+          <w:ilvl w:val="0"/>
+          <w:numId w:val="1024"/>
+        </w:numPr>
+        <w:ind w:firstLine="420"/>
+      </w:pPr>
+      <w:r>
+        <w:rPr>
+          <w:rFonts w:hint="eastAsia" w:ascii="Times New Roman" w:hAnsi="Times New Roman" w:eastAsia="FangSong" w:cs="Times New Roman"/>
+        </w:rPr>
+        <w:t>计算二茂铁分子价层总电子数</w:t>
+      </w:r>
+      <w:r>
+        <w:rPr>
+          <w:rFonts w:hint="eastAsia" w:ascii="Times New Roman" w:hAnsi="Times New Roman" w:eastAsia="Times New Roman" w:cs="Times New Roman"/>
+        </w:rPr>
+        <w:t>，</w:t>
+      </w:r>
+      <w:r>
+        <w:rPr>
+          <w:rFonts w:hint="eastAsia" w:ascii="Times New Roman" w:hAnsi="Times New Roman" w:eastAsia="FangSong" w:cs="Times New Roman"/>
+        </w:rPr>
+        <w:t>并从</w:t>
+      </w:r>
+      <w:r>
+        <w:rPr>
+          <w:rFonts w:ascii="Times New Roman" w:hAnsi="Times New Roman" w:eastAsia="Times New Roman" w:cs="Times New Roman"/>
+        </w:rPr>
+        <w:t xml:space="preserve"> 18 </w:t>
+      </w:r>
+      <w:r>
+        <w:rPr>
+          <w:rFonts w:hint="eastAsia" w:ascii="Times New Roman" w:hAnsi="Times New Roman" w:eastAsia="FangSong" w:cs="Times New Roman"/>
+        </w:rPr>
+        <w:t>电子规则与分子轨道闭壳层能隙解释其超凡的热力学与化学稳定性</w:t>
+      </w:r>
+      <w:r>
+        <w:rPr>
+          <w:rFonts w:hint="eastAsia" w:ascii="Times New Roman" w:hAnsi="Times New Roman" w:eastAsia="Times New Roman" w:cs="Times New Roman"/>
+        </w:rPr>
+        <w:t>。</w:t>
+      </w:r>
+    </w:p>
+    <w:p>
+      <w:pPr>
+        <w:pStyle w:val="FirstParagraph"/>
       </w:pPr>
     </w:p>
     <w:p>
@@ -34336,12 +34198,12 @@
         </w:rPr>
         <w:t>：</w:t>
       </w:r>
-      <w:r>
-        <w:rPr>
-          <w:rFonts w:ascii="Times New Roman" w:hAnsi="Times New Roman" w:eastAsia="Times New Roman" w:cs="Times New Roman"/>
-        </w:rPr>
-        <w:t xml:space="preserve"> </w:t>
-      </w:r>
+    </w:p>
+    <w:p>
+      <w:pPr>
+        <w:pStyle w:val="BodyText"/>
+        <w:ind w:firstLine="420"/>
+      </w:pPr>
       <w:r>
         <w:rPr>
           <w:rFonts w:hint="eastAsia" w:ascii="Times New Roman" w:hAnsi="Times New Roman" w:eastAsia="FangSong" w:cs="Times New Roman"/>
@@ -34889,8 +34751,813 @@
       </w:pPr>
     </w:lvl>
   </w:abstractNum>
+  <w:abstractNum w:abstractNumId="99431">
+    <w:nsid w:val="00A99431"/>
+    <w:multiLevelType w:val="multilevel"/>
+    <w:lvl w:ilvl="0">
+      <w:start w:val="1"/>
+      <w:numFmt w:val="decimal"/>
+      <w:lvlText w:val="(%1)"/>
+      <w:lvlJc w:val="left"/>
+      <w:pPr>
+        <w:ind w:left="720" w:hanging="360"/>
+      </w:pPr>
+    </w:lvl>
+    <w:lvl w:ilvl="1">
+      <w:start w:val="1"/>
+      <w:numFmt w:val="decimal"/>
+      <w:lvlText w:val="(%2)"/>
+      <w:lvlJc w:val="left"/>
+      <w:pPr>
+        <w:ind w:left="1440" w:hanging="360"/>
+      </w:pPr>
+    </w:lvl>
+    <w:lvl w:ilvl="2">
+      <w:start w:val="1"/>
+      <w:numFmt w:val="decimal"/>
+      <w:lvlText w:val="(%3)"/>
+      <w:lvlJc w:val="left"/>
+      <w:pPr>
+        <w:ind w:left="2160" w:hanging="360"/>
+      </w:pPr>
+    </w:lvl>
+    <w:lvl w:ilvl="3">
+      <w:start w:val="1"/>
+      <w:numFmt w:val="decimal"/>
+      <w:lvlText w:val="(%4)"/>
+      <w:lvlJc w:val="left"/>
+      <w:pPr>
+        <w:ind w:left="2880" w:hanging="360"/>
+      </w:pPr>
+    </w:lvl>
+    <w:lvl w:ilvl="4">
+      <w:start w:val="1"/>
+      <w:numFmt w:val="decimal"/>
+      <w:lvlText w:val="(%5)"/>
+      <w:lvlJc w:val="left"/>
+      <w:pPr>
+        <w:ind w:left="3600" w:hanging="360"/>
+      </w:pPr>
+    </w:lvl>
+    <w:lvl w:ilvl="5">
+      <w:start w:val="1"/>
+      <w:numFmt w:val="decimal"/>
+      <w:lvlText w:val="(%6)"/>
+      <w:lvlJc w:val="left"/>
+      <w:pPr>
+        <w:ind w:left="4320" w:hanging="360"/>
+      </w:pPr>
+    </w:lvl>
+    <w:lvl w:ilvl="6">
+      <w:start w:val="1"/>
+      <w:numFmt w:val="decimal"/>
+      <w:lvlText w:val="(%7)"/>
+      <w:lvlJc w:val="left"/>
+      <w:pPr>
+        <w:ind w:left="5040" w:hanging="360"/>
+      </w:pPr>
+    </w:lvl>
+    <w:lvl w:ilvl="7">
+      <w:start w:val="1"/>
+      <w:numFmt w:val="decimal"/>
+      <w:lvlText w:val="(%8)"/>
+      <w:lvlJc w:val="left"/>
+      <w:pPr>
+        <w:ind w:left="5760" w:hanging="360"/>
+      </w:pPr>
+    </w:lvl>
+    <w:lvl w:ilvl="8">
+      <w:start w:val="1"/>
+      <w:numFmt w:val="decimal"/>
+      <w:lvlText w:val="(%9)"/>
+      <w:lvlJc w:val="left"/>
+      <w:pPr>
+        <w:ind w:left="6480" w:hanging="360"/>
+      </w:pPr>
+    </w:lvl>
+  </w:abstractNum>
   <w:num w:numId="1000">
     <w:abstractNumId w:val="990"/>
+  </w:num>
+  <w:num w:numId="1001">
+    <w:abstractNumId w:val="99431"/>
+    <w:lvlOverride w:ilvl="0">
+      <w:startOverride w:val="1"/>
+    </w:lvlOverride>
+    <w:lvlOverride w:ilvl="1">
+      <w:startOverride w:val="1"/>
+    </w:lvlOverride>
+    <w:lvlOverride w:ilvl="2">
+      <w:startOverride w:val="1"/>
+    </w:lvlOverride>
+    <w:lvlOverride w:ilvl="3">
+      <w:startOverride w:val="1"/>
+    </w:lvlOverride>
+    <w:lvlOverride w:ilvl="4">
+      <w:startOverride w:val="1"/>
+    </w:lvlOverride>
+    <w:lvlOverride w:ilvl="5">
+      <w:startOverride w:val="1"/>
+    </w:lvlOverride>
+    <w:lvlOverride w:ilvl="6">
+      <w:startOverride w:val="1"/>
+    </w:lvlOverride>
+    <w:lvlOverride w:ilvl="7">
+      <w:startOverride w:val="1"/>
+    </w:lvlOverride>
+    <w:lvlOverride w:ilvl="8">
+      <w:startOverride w:val="1"/>
+    </w:lvlOverride>
+  </w:num>
+  <w:num w:numId="1002">
+    <w:abstractNumId w:val="99431"/>
+    <w:lvlOverride w:ilvl="0">
+      <w:startOverride w:val="1"/>
+    </w:lvlOverride>
+    <w:lvlOverride w:ilvl="1">
+      <w:startOverride w:val="1"/>
+    </w:lvlOverride>
+    <w:lvlOverride w:ilvl="2">
+      <w:startOverride w:val="1"/>
+    </w:lvlOverride>
+    <w:lvlOverride w:ilvl="3">
+      <w:startOverride w:val="1"/>
+    </w:lvlOverride>
+    <w:lvlOverride w:ilvl="4">
+      <w:startOverride w:val="1"/>
+    </w:lvlOverride>
+    <w:lvlOverride w:ilvl="5">
+      <w:startOverride w:val="1"/>
+    </w:lvlOverride>
+    <w:lvlOverride w:ilvl="6">
+      <w:startOverride w:val="1"/>
+    </w:lvlOverride>
+    <w:lvlOverride w:ilvl="7">
+      <w:startOverride w:val="1"/>
+    </w:lvlOverride>
+    <w:lvlOverride w:ilvl="8">
+      <w:startOverride w:val="1"/>
+    </w:lvlOverride>
+  </w:num>
+  <w:num w:numId="1003">
+    <w:abstractNumId w:val="99431"/>
+    <w:lvlOverride w:ilvl="0">
+      <w:startOverride w:val="1"/>
+    </w:lvlOverride>
+    <w:lvlOverride w:ilvl="1">
+      <w:startOverride w:val="1"/>
+    </w:lvlOverride>
+    <w:lvlOverride w:ilvl="2">
+      <w:startOverride w:val="1"/>
+    </w:lvlOverride>
+    <w:lvlOverride w:ilvl="3">
+      <w:startOverride w:val="1"/>
+    </w:lvlOverride>
+    <w:lvlOverride w:ilvl="4">
+      <w:startOverride w:val="1"/>
+    </w:lvlOverride>
+    <w:lvlOverride w:ilvl="5">
+      <w:startOverride w:val="1"/>
+    </w:lvlOverride>
+    <w:lvlOverride w:ilvl="6">
+      <w:startOverride w:val="1"/>
+    </w:lvlOverride>
+    <w:lvlOverride w:ilvl="7">
+      <w:startOverride w:val="1"/>
+    </w:lvlOverride>
+    <w:lvlOverride w:ilvl="8">
+      <w:startOverride w:val="1"/>
+    </w:lvlOverride>
+  </w:num>
+  <w:num w:numId="1004">
+    <w:abstractNumId w:val="99431"/>
+    <w:lvlOverride w:ilvl="0">
+      <w:startOverride w:val="1"/>
+    </w:lvlOverride>
+    <w:lvlOverride w:ilvl="1">
+      <w:startOverride w:val="1"/>
+    </w:lvlOverride>
+    <w:lvlOverride w:ilvl="2">
+      <w:startOverride w:val="1"/>
+    </w:lvlOverride>
+    <w:lvlOverride w:ilvl="3">
+      <w:startOverride w:val="1"/>
+    </w:lvlOverride>
+    <w:lvlOverride w:ilvl="4">
+      <w:startOverride w:val="1"/>
+    </w:lvlOverride>
+    <w:lvlOverride w:ilvl="5">
+      <w:startOverride w:val="1"/>
+    </w:lvlOverride>
+    <w:lvlOverride w:ilvl="6">
+      <w:startOverride w:val="1"/>
+    </w:lvlOverride>
+    <w:lvlOverride w:ilvl="7">
+      <w:startOverride w:val="1"/>
+    </w:lvlOverride>
+    <w:lvlOverride w:ilvl="8">
+      <w:startOverride w:val="1"/>
+    </w:lvlOverride>
+  </w:num>
+  <w:num w:numId="1005">
+    <w:abstractNumId w:val="99431"/>
+    <w:lvlOverride w:ilvl="0">
+      <w:startOverride w:val="1"/>
+    </w:lvlOverride>
+    <w:lvlOverride w:ilvl="1">
+      <w:startOverride w:val="1"/>
+    </w:lvlOverride>
+    <w:lvlOverride w:ilvl="2">
+      <w:startOverride w:val="1"/>
+    </w:lvlOverride>
+    <w:lvlOverride w:ilvl="3">
+      <w:startOverride w:val="1"/>
+    </w:lvlOverride>
+    <w:lvlOverride w:ilvl="4">
+      <w:startOverride w:val="1"/>
+    </w:lvlOverride>
+    <w:lvlOverride w:ilvl="5">
+      <w:startOverride w:val="1"/>
+    </w:lvlOverride>
+    <w:lvlOverride w:ilvl="6">
+      <w:startOverride w:val="1"/>
+    </w:lvlOverride>
+    <w:lvlOverride w:ilvl="7">
+      <w:startOverride w:val="1"/>
+    </w:lvlOverride>
+    <w:lvlOverride w:ilvl="8">
+      <w:startOverride w:val="1"/>
+    </w:lvlOverride>
+  </w:num>
+  <w:num w:numId="1006">
+    <w:abstractNumId w:val="99431"/>
+    <w:lvlOverride w:ilvl="0">
+      <w:startOverride w:val="1"/>
+    </w:lvlOverride>
+    <w:lvlOverride w:ilvl="1">
+      <w:startOverride w:val="1"/>
+    </w:lvlOverride>
+    <w:lvlOverride w:ilvl="2">
+      <w:startOverride w:val="1"/>
+    </w:lvlOverride>
+    <w:lvlOverride w:ilvl="3">
+      <w:startOverride w:val="1"/>
+    </w:lvlOverride>
+    <w:lvlOverride w:ilvl="4">
+      <w:startOverride w:val="1"/>
+    </w:lvlOverride>
+    <w:lvlOverride w:ilvl="5">
+      <w:startOverride w:val="1"/>
+    </w:lvlOverride>
+    <w:lvlOverride w:ilvl="6">
+      <w:startOverride w:val="1"/>
+    </w:lvlOverride>
+    <w:lvlOverride w:ilvl="7">
+      <w:startOverride w:val="1"/>
+    </w:lvlOverride>
+    <w:lvlOverride w:ilvl="8">
+      <w:startOverride w:val="1"/>
+    </w:lvlOverride>
+  </w:num>
+  <w:num w:numId="1007">
+    <w:abstractNumId w:val="99431"/>
+    <w:lvlOverride w:ilvl="0">
+      <w:startOverride w:val="1"/>
+    </w:lvlOverride>
+    <w:lvlOverride w:ilvl="1">
+      <w:startOverride w:val="1"/>
+    </w:lvlOverride>
+    <w:lvlOverride w:ilvl="2">
+      <w:startOverride w:val="1"/>
+    </w:lvlOverride>
+    <w:lvlOverride w:ilvl="3">
+      <w:startOverride w:val="1"/>
+    </w:lvlOverride>
+    <w:lvlOverride w:ilvl="4">
+      <w:startOverride w:val="1"/>
+    </w:lvlOverride>
+    <w:lvlOverride w:ilvl="5">
+      <w:startOverride w:val="1"/>
+    </w:lvlOverride>
+    <w:lvlOverride w:ilvl="6">
+      <w:startOverride w:val="1"/>
+    </w:lvlOverride>
+    <w:lvlOverride w:ilvl="7">
+      <w:startOverride w:val="1"/>
+    </w:lvlOverride>
+    <w:lvlOverride w:ilvl="8">
+      <w:startOverride w:val="1"/>
+    </w:lvlOverride>
+  </w:num>
+  <w:num w:numId="1008">
+    <w:abstractNumId w:val="99431"/>
+    <w:lvlOverride w:ilvl="0">
+      <w:startOverride w:val="1"/>
+    </w:lvlOverride>
+    <w:lvlOverride w:ilvl="1">
+      <w:startOverride w:val="1"/>
+    </w:lvlOverride>
+    <w:lvlOverride w:ilvl="2">
+      <w:startOverride w:val="1"/>
+    </w:lvlOverride>
+    <w:lvlOverride w:ilvl="3">
+      <w:startOverride w:val="1"/>
+    </w:lvlOverride>
+    <w:lvlOverride w:ilvl="4">
+      <w:startOverride w:val="1"/>
+    </w:lvlOverride>
+    <w:lvlOverride w:ilvl="5">
+      <w:startOverride w:val="1"/>
+    </w:lvlOverride>
+    <w:lvlOverride w:ilvl="6">
+      <w:startOverride w:val="1"/>
+    </w:lvlOverride>
+    <w:lvlOverride w:ilvl="7">
+      <w:startOverride w:val="1"/>
+    </w:lvlOverride>
+    <w:lvlOverride w:ilvl="8">
+      <w:startOverride w:val="1"/>
+    </w:lvlOverride>
+  </w:num>
+  <w:num w:numId="1009">
+    <w:abstractNumId w:val="99431"/>
+    <w:lvlOverride w:ilvl="0">
+      <w:startOverride w:val="1"/>
+    </w:lvlOverride>
+    <w:lvlOverride w:ilvl="1">
+      <w:startOverride w:val="1"/>
+    </w:lvlOverride>
+    <w:lvlOverride w:ilvl="2">
+      <w:startOverride w:val="1"/>
+    </w:lvlOverride>
+    <w:lvlOverride w:ilvl="3">
+      <w:startOverride w:val="1"/>
+    </w:lvlOverride>
+    <w:lvlOverride w:ilvl="4">
+      <w:startOverride w:val="1"/>
+    </w:lvlOverride>
+    <w:lvlOverride w:ilvl="5">
+      <w:startOverride w:val="1"/>
+    </w:lvlOverride>
+    <w:lvlOverride w:ilvl="6">
+      <w:startOverride w:val="1"/>
+    </w:lvlOverride>
+    <w:lvlOverride w:ilvl="7">
+      <w:startOverride w:val="1"/>
+    </w:lvlOverride>
+    <w:lvlOverride w:ilvl="8">
+      <w:startOverride w:val="1"/>
+    </w:lvlOverride>
+  </w:num>
+  <w:num w:numId="1010">
+    <w:abstractNumId w:val="99431"/>
+    <w:lvlOverride w:ilvl="0">
+      <w:startOverride w:val="1"/>
+    </w:lvlOverride>
+    <w:lvlOverride w:ilvl="1">
+      <w:startOverride w:val="1"/>
+    </w:lvlOverride>
+    <w:lvlOverride w:ilvl="2">
+      <w:startOverride w:val="1"/>
+    </w:lvlOverride>
+    <w:lvlOverride w:ilvl="3">
+      <w:startOverride w:val="1"/>
+    </w:lvlOverride>
+    <w:lvlOverride w:ilvl="4">
+      <w:startOverride w:val="1"/>
+    </w:lvlOverride>
+    <w:lvlOverride w:ilvl="5">
+      <w:startOverride w:val="1"/>
+    </w:lvlOverride>
+    <w:lvlOverride w:ilvl="6">
+      <w:startOverride w:val="1"/>
+    </w:lvlOverride>
+    <w:lvlOverride w:ilvl="7">
+      <w:startOverride w:val="1"/>
+    </w:lvlOverride>
+    <w:lvlOverride w:ilvl="8">
+      <w:startOverride w:val="1"/>
+    </w:lvlOverride>
+  </w:num>
+  <w:num w:numId="1011">
+    <w:abstractNumId w:val="99431"/>
+    <w:lvlOverride w:ilvl="0">
+      <w:startOverride w:val="1"/>
+    </w:lvlOverride>
+    <w:lvlOverride w:ilvl="1">
+      <w:startOverride w:val="1"/>
+    </w:lvlOverride>
+    <w:lvlOverride w:ilvl="2">
+      <w:startOverride w:val="1"/>
+    </w:lvlOverride>
+    <w:lvlOverride w:ilvl="3">
+      <w:startOverride w:val="1"/>
+    </w:lvlOverride>
+    <w:lvlOverride w:ilvl="4">
+      <w:startOverride w:val="1"/>
+    </w:lvlOverride>
+    <w:lvlOverride w:ilvl="5">
+      <w:startOverride w:val="1"/>
+    </w:lvlOverride>
+    <w:lvlOverride w:ilvl="6">
+      <w:startOverride w:val="1"/>
+    </w:lvlOverride>
+    <w:lvlOverride w:ilvl="7">
+      <w:startOverride w:val="1"/>
+    </w:lvlOverride>
+    <w:lvlOverride w:ilvl="8">
+      <w:startOverride w:val="1"/>
+    </w:lvlOverride>
+  </w:num>
+  <w:num w:numId="1012">
+    <w:abstractNumId w:val="99431"/>
+    <w:lvlOverride w:ilvl="0">
+      <w:startOverride w:val="1"/>
+    </w:lvlOverride>
+    <w:lvlOverride w:ilvl="1">
+      <w:startOverride w:val="1"/>
+    </w:lvlOverride>
+    <w:lvlOverride w:ilvl="2">
+      <w:startOverride w:val="1"/>
+    </w:lvlOverride>
+    <w:lvlOverride w:ilvl="3">
+      <w:startOverride w:val="1"/>
+    </w:lvlOverride>
+    <w:lvlOverride w:ilvl="4">
+      <w:startOverride w:val="1"/>
+    </w:lvlOverride>
+    <w:lvlOverride w:ilvl="5">
+      <w:startOverride w:val="1"/>
+    </w:lvlOverride>
+    <w:lvlOverride w:ilvl="6">
+      <w:startOverride w:val="1"/>
+    </w:lvlOverride>
+    <w:lvlOverride w:ilvl="7">
+      <w:startOverride w:val="1"/>
+    </w:lvlOverride>
+    <w:lvlOverride w:ilvl="8">
+      <w:startOverride w:val="1"/>
+    </w:lvlOverride>
+  </w:num>
+  <w:num w:numId="1013">
+    <w:abstractNumId w:val="99431"/>
+    <w:lvlOverride w:ilvl="0">
+      <w:startOverride w:val="1"/>
+    </w:lvlOverride>
+    <w:lvlOverride w:ilvl="1">
+      <w:startOverride w:val="1"/>
+    </w:lvlOverride>
+    <w:lvlOverride w:ilvl="2">
+      <w:startOverride w:val="1"/>
+    </w:lvlOverride>
+    <w:lvlOverride w:ilvl="3">
+      <w:startOverride w:val="1"/>
+    </w:lvlOverride>
+    <w:lvlOverride w:ilvl="4">
+      <w:startOverride w:val="1"/>
+    </w:lvlOverride>
+    <w:lvlOverride w:ilvl="5">
+      <w:startOverride w:val="1"/>
+    </w:lvlOverride>
+    <w:lvlOverride w:ilvl="6">
+      <w:startOverride w:val="1"/>
+    </w:lvlOverride>
+    <w:lvlOverride w:ilvl="7">
+      <w:startOverride w:val="1"/>
+    </w:lvlOverride>
+    <w:lvlOverride w:ilvl="8">
+      <w:startOverride w:val="1"/>
+    </w:lvlOverride>
+  </w:num>
+  <w:num w:numId="1014">
+    <w:abstractNumId w:val="99431"/>
+    <w:lvlOverride w:ilvl="0">
+      <w:startOverride w:val="1"/>
+    </w:lvlOverride>
+    <w:lvlOverride w:ilvl="1">
+      <w:startOverride w:val="1"/>
+    </w:lvlOverride>
+    <w:lvlOverride w:ilvl="2">
+      <w:startOverride w:val="1"/>
+    </w:lvlOverride>
+    <w:lvlOverride w:ilvl="3">
+      <w:startOverride w:val="1"/>
+    </w:lvlOverride>
+    <w:lvlOverride w:ilvl="4">
+      <w:startOverride w:val="1"/>
+    </w:lvlOverride>
+    <w:lvlOverride w:ilvl="5">
+      <w:startOverride w:val="1"/>
+    </w:lvlOverride>
+    <w:lvlOverride w:ilvl="6">
+      <w:startOverride w:val="1"/>
+    </w:lvlOverride>
+    <w:lvlOverride w:ilvl="7">
+      <w:startOverride w:val="1"/>
+    </w:lvlOverride>
+    <w:lvlOverride w:ilvl="8">
+      <w:startOverride w:val="1"/>
+    </w:lvlOverride>
+  </w:num>
+  <w:num w:numId="1015">
+    <w:abstractNumId w:val="99431"/>
+    <w:lvlOverride w:ilvl="0">
+      <w:startOverride w:val="1"/>
+    </w:lvlOverride>
+    <w:lvlOverride w:ilvl="1">
+      <w:startOverride w:val="1"/>
+    </w:lvlOverride>
+    <w:lvlOverride w:ilvl="2">
+      <w:startOverride w:val="1"/>
+    </w:lvlOverride>
+    <w:lvlOverride w:ilvl="3">
+      <w:startOverride w:val="1"/>
+    </w:lvlOverride>
+    <w:lvlOverride w:ilvl="4">
+      <w:startOverride w:val="1"/>
+    </w:lvlOverride>
+    <w:lvlOverride w:ilvl="5">
+      <w:startOverride w:val="1"/>
+    </w:lvlOverride>
+    <w:lvlOverride w:ilvl="6">
+      <w:startOverride w:val="1"/>
+    </w:lvlOverride>
+    <w:lvlOverride w:ilvl="7">
+      <w:startOverride w:val="1"/>
+    </w:lvlOverride>
+    <w:lvlOverride w:ilvl="8">
+      <w:startOverride w:val="1"/>
+    </w:lvlOverride>
+  </w:num>
+  <w:num w:numId="1016">
+    <w:abstractNumId w:val="99431"/>
+    <w:lvlOverride w:ilvl="0">
+      <w:startOverride w:val="1"/>
+    </w:lvlOverride>
+    <w:lvlOverride w:ilvl="1">
+      <w:startOverride w:val="1"/>
+    </w:lvlOverride>
+    <w:lvlOverride w:ilvl="2">
+      <w:startOverride w:val="1"/>
+    </w:lvlOverride>
+    <w:lvlOverride w:ilvl="3">
+      <w:startOverride w:val="1"/>
+    </w:lvlOverride>
+    <w:lvlOverride w:ilvl="4">
+      <w:startOverride w:val="1"/>
+    </w:lvlOverride>
+    <w:lvlOverride w:ilvl="5">
+      <w:startOverride w:val="1"/>
+    </w:lvlOverride>
+    <w:lvlOverride w:ilvl="6">
+      <w:startOverride w:val="1"/>
+    </w:lvlOverride>
+    <w:lvlOverride w:ilvl="7">
+      <w:startOverride w:val="1"/>
+    </w:lvlOverride>
+    <w:lvlOverride w:ilvl="8">
+      <w:startOverride w:val="1"/>
+    </w:lvlOverride>
+  </w:num>
+  <w:num w:numId="1017">
+    <w:abstractNumId w:val="99431"/>
+    <w:lvlOverride w:ilvl="0">
+      <w:startOverride w:val="1"/>
+    </w:lvlOverride>
+    <w:lvlOverride w:ilvl="1">
+      <w:startOverride w:val="1"/>
+    </w:lvlOverride>
+    <w:lvlOverride w:ilvl="2">
+      <w:startOverride w:val="1"/>
+    </w:lvlOverride>
+    <w:lvlOverride w:ilvl="3">
+      <w:startOverride w:val="1"/>
+    </w:lvlOverride>
+    <w:lvlOverride w:ilvl="4">
+      <w:startOverride w:val="1"/>
+    </w:lvlOverride>
+    <w:lvlOverride w:ilvl="5">
+      <w:startOverride w:val="1"/>
+    </w:lvlOverride>
+    <w:lvlOverride w:ilvl="6">
+      <w:startOverride w:val="1"/>
+    </w:lvlOverride>
+    <w:lvlOverride w:ilvl="7">
+      <w:startOverride w:val="1"/>
+    </w:lvlOverride>
+    <w:lvlOverride w:ilvl="8">
+      <w:startOverride w:val="1"/>
+    </w:lvlOverride>
+  </w:num>
+  <w:num w:numId="1018">
+    <w:abstractNumId w:val="99431"/>
+    <w:lvlOverride w:ilvl="0">
+      <w:startOverride w:val="1"/>
+    </w:lvlOverride>
+    <w:lvlOverride w:ilvl="1">
+      <w:startOverride w:val="1"/>
+    </w:lvlOverride>
+    <w:lvlOverride w:ilvl="2">
+      <w:startOverride w:val="1"/>
+    </w:lvlOverride>
+    <w:lvlOverride w:ilvl="3">
+      <w:startOverride w:val="1"/>
+    </w:lvlOverride>
+    <w:lvlOverride w:ilvl="4">
+      <w:startOverride w:val="1"/>
+    </w:lvlOverride>
+    <w:lvlOverride w:ilvl="5">
+      <w:startOverride w:val="1"/>
+    </w:lvlOverride>
+    <w:lvlOverride w:ilvl="6">
+      <w:startOverride w:val="1"/>
+    </w:lvlOverride>
+    <w:lvlOverride w:ilvl="7">
+      <w:startOverride w:val="1"/>
+    </w:lvlOverride>
+    <w:lvlOverride w:ilvl="8">
+      <w:startOverride w:val="1"/>
+    </w:lvlOverride>
+  </w:num>
+  <w:num w:numId="1019">
+    <w:abstractNumId w:val="99431"/>
+    <w:lvlOverride w:ilvl="0">
+      <w:startOverride w:val="1"/>
+    </w:lvlOverride>
+    <w:lvlOverride w:ilvl="1">
+      <w:startOverride w:val="1"/>
+    </w:lvlOverride>
+    <w:lvlOverride w:ilvl="2">
+      <w:startOverride w:val="1"/>
+    </w:lvlOverride>
+    <w:lvlOverride w:ilvl="3">
+      <w:startOverride w:val="1"/>
+    </w:lvlOverride>
+    <w:lvlOverride w:ilvl="4">
+      <w:startOverride w:val="1"/>
+    </w:lvlOverride>
+    <w:lvlOverride w:ilvl="5">
+      <w:startOverride w:val="1"/>
+    </w:lvlOverride>
+    <w:lvlOverride w:ilvl="6">
+      <w:startOverride w:val="1"/>
+    </w:lvlOverride>
+    <w:lvlOverride w:ilvl="7">
+      <w:startOverride w:val="1"/>
+    </w:lvlOverride>
+    <w:lvlOverride w:ilvl="8">
+      <w:startOverride w:val="1"/>
+    </w:lvlOverride>
+  </w:num>
+  <w:num w:numId="1020">
+    <w:abstractNumId w:val="99431"/>
+    <w:lvlOverride w:ilvl="0">
+      <w:startOverride w:val="1"/>
+    </w:lvlOverride>
+    <w:lvlOverride w:ilvl="1">
+      <w:startOverride w:val="1"/>
+    </w:lvlOverride>
+    <w:lvlOverride w:ilvl="2">
+      <w:startOverride w:val="1"/>
+    </w:lvlOverride>
+    <w:lvlOverride w:ilvl="3">
+      <w:startOverride w:val="1"/>
+    </w:lvlOverride>
+    <w:lvlOverride w:ilvl="4">
+      <w:startOverride w:val="1"/>
+    </w:lvlOverride>
+    <w:lvlOverride w:ilvl="5">
+      <w:startOverride w:val="1"/>
+    </w:lvlOverride>
+    <w:lvlOverride w:ilvl="6">
+      <w:startOverride w:val="1"/>
+    </w:lvlOverride>
+    <w:lvlOverride w:ilvl="7">
+      <w:startOverride w:val="1"/>
+    </w:lvlOverride>
+    <w:lvlOverride w:ilvl="8">
+      <w:startOverride w:val="1"/>
+    </w:lvlOverride>
+  </w:num>
+  <w:num w:numId="1021">
+    <w:abstractNumId w:val="99431"/>
+    <w:lvlOverride w:ilvl="0">
+      <w:startOverride w:val="1"/>
+    </w:lvlOverride>
+    <w:lvlOverride w:ilvl="1">
+      <w:startOverride w:val="1"/>
+    </w:lvlOverride>
+    <w:lvlOverride w:ilvl="2">
+      <w:startOverride w:val="1"/>
+    </w:lvlOverride>
+    <w:lvlOverride w:ilvl="3">
+      <w:startOverride w:val="1"/>
+    </w:lvlOverride>
+    <w:lvlOverride w:ilvl="4">
+      <w:startOverride w:val="1"/>
+    </w:lvlOverride>
+    <w:lvlOverride w:ilvl="5">
+      <w:startOverride w:val="1"/>
+    </w:lvlOverride>
+    <w:lvlOverride w:ilvl="6">
+      <w:startOverride w:val="1"/>
+    </w:lvlOverride>
+    <w:lvlOverride w:ilvl="7">
+      <w:startOverride w:val="1"/>
+    </w:lvlOverride>
+    <w:lvlOverride w:ilvl="8">
+      <w:startOverride w:val="1"/>
+    </w:lvlOverride>
+  </w:num>
+  <w:num w:numId="1022">
+    <w:abstractNumId w:val="99431"/>
+    <w:lvlOverride w:ilvl="0">
+      <w:startOverride w:val="1"/>
+    </w:lvlOverride>
+    <w:lvlOverride w:ilvl="1">
+      <w:startOverride w:val="1"/>
+    </w:lvlOverride>
+    <w:lvlOverride w:ilvl="2">
+      <w:startOverride w:val="1"/>
+    </w:lvlOverride>
+    <w:lvlOverride w:ilvl="3">
+      <w:startOverride w:val="1"/>
+    </w:lvlOverride>
+    <w:lvlOverride w:ilvl="4">
+      <w:startOverride w:val="1"/>
+    </w:lvlOverride>
+    <w:lvlOverride w:ilvl="5">
+      <w:startOverride w:val="1"/>
+    </w:lvlOverride>
+    <w:lvlOverride w:ilvl="6">
+      <w:startOverride w:val="1"/>
+    </w:lvlOverride>
+    <w:lvlOverride w:ilvl="7">
+      <w:startOverride w:val="1"/>
+    </w:lvlOverride>
+    <w:lvlOverride w:ilvl="8">
+      <w:startOverride w:val="1"/>
+    </w:lvlOverride>
+  </w:num>
+  <w:num w:numId="1023">
+    <w:abstractNumId w:val="99431"/>
+    <w:lvlOverride w:ilvl="0">
+      <w:startOverride w:val="1"/>
+    </w:lvlOverride>
+    <w:lvlOverride w:ilvl="1">
+      <w:startOverride w:val="1"/>
+    </w:lvlOverride>
+    <w:lvlOverride w:ilvl="2">
+      <w:startOverride w:val="1"/>
+    </w:lvlOverride>
+    <w:lvlOverride w:ilvl="3">
+      <w:startOverride w:val="1"/>
+    </w:lvlOverride>
+    <w:lvlOverride w:ilvl="4">
+      <w:startOverride w:val="1"/>
+    </w:lvlOverride>
+    <w:lvlOverride w:ilvl="5">
+      <w:startOverride w:val="1"/>
+    </w:lvlOverride>
+    <w:lvlOverride w:ilvl="6">
+      <w:startOverride w:val="1"/>
+    </w:lvlOverride>
+    <w:lvlOverride w:ilvl="7">
+      <w:startOverride w:val="1"/>
+    </w:lvlOverride>
+    <w:lvlOverride w:ilvl="8">
+      <w:startOverride w:val="1"/>
+    </w:lvlOverride>
+  </w:num>
+  <w:num w:numId="1024">
+    <w:abstractNumId w:val="99431"/>
+    <w:lvlOverride w:ilvl="0">
+      <w:startOverride w:val="1"/>
+    </w:lvlOverride>
+    <w:lvlOverride w:ilvl="1">
+      <w:startOverride w:val="1"/>
+    </w:lvlOverride>
+    <w:lvlOverride w:ilvl="2">
+      <w:startOverride w:val="1"/>
+    </w:lvlOverride>
+    <w:lvlOverride w:ilvl="3">
+      <w:startOverride w:val="1"/>
+    </w:lvlOverride>
+    <w:lvlOverride w:ilvl="4">
+      <w:startOverride w:val="1"/>
+    </w:lvlOverride>
+    <w:lvlOverride w:ilvl="5">
+      <w:startOverride w:val="1"/>
+    </w:lvlOverride>
+    <w:lvlOverride w:ilvl="6">
+      <w:startOverride w:val="1"/>
+    </w:lvlOverride>
+    <w:lvlOverride w:ilvl="7">
+      <w:startOverride w:val="1"/>
+    </w:lvlOverride>
+    <w:lvlOverride w:ilvl="8">
+      <w:startOverride w:val="1"/>
+    </w:lvlOverride>
   </w:num>
 </w:numbering>
 </file>

--- a/06-学生侧材料/讲义/学生专用版/2-结构化学/分子结构补充-超级充实版（学生专用版）.docx
+++ b/06-学生侧材料/讲义/学生专用版/2-结构化学/分子结构补充-超级充实版（学生专用版）.docx
@@ -4430,7 +4430,6 @@
     <w:p>
       <w:pPr>
         <w:pStyle w:val="BodyText"/>
-        <w:spacing w:after="80"/>
         <w:ind w:firstLine="420"/>
       </w:pPr>
       <w:r>
@@ -5298,13 +5297,20 @@
         <w:rPr>
           <w:rFonts w:hint="eastAsia" w:ascii="Times New Roman" w:hAnsi="Times New Roman" w:eastAsia="Times New Roman" w:cs="Times New Roman"/>
         </w:rPr>
-        <w:t>）；</w:t>
-      </w:r>
-      <w:r>
-        <w:rPr>
-          <w:rFonts w:hint="eastAsia" w:ascii="Times New Roman" w:hAnsi="Times New Roman" w:eastAsia="FangSong" w:cs="Times New Roman"/>
-        </w:rPr>
-        <w:t>包含</w:t>
+        <w:t xml:space="preserve">）；</w:t>
+      </w:r>
+    </w:p>
+    <w:p>
+      <w:pPr>
+        <w:pStyle w:val="BodyText"/>
+        <w:spacing w:after="80"/>
+        <w:ind w:firstLine="420"/>
+      </w:pPr>
+      <w:r>
+        <w:rPr>
+          <w:rFonts w:hint="eastAsia" w:ascii="Times New Roman" w:hAnsi="Times New Roman" w:eastAsia="FangSong" w:cs="Times New Roman"/>
+        </w:rPr>
+        <w:t xml:space="preserve">包含</w:t>
       </w:r>
       <w:r>
         <w:rPr>

--- a/06-学生侧材料/讲义/学生专用版/2-结构化学/分子结构补充-超级充实版（学生专用版）.docx
+++ b/06-学生侧材料/讲义/学生专用版/2-结构化学/分子结构补充-超级充实版（学生专用版）.docx
@@ -9702,10 +9702,9 @@
         </w:tblBorders>
       </w:tblPr>
       <w:tblGrid>
-        <w:gridCol w:w="1667"/>
-        <w:gridCol w:w="2084"/>
-        <w:gridCol w:w="2084"/>
-        <w:gridCol w:w="2084"/>
+        <w:gridCol w:w="2290"/>
+        <w:gridCol w:w="1669"/>
+        <w:gridCol w:w="3960"/>
       </w:tblGrid>
       <w:tr>
         <w:trPr>
@@ -9748,26 +9747,6 @@
                 <w:b/>
               </w:rPr>
               <w:t xml:space="preserve">主轴取向与辅助对称元素</w:t>
-            </w:r>
-          </w:p>
-        </w:tc>
-        <w:tc>
-          <w:tcPr>
-            <w:tcBorders>
-              <w:bottom w:val="single" w:sz="6" w:space="0" w:color="333333"/>
-            </w:tcBorders>
-          </w:tcPr>
-          <w:p>
-            <w:pPr>
-              <w:pStyle w:val="Compact"/>
-              <w:jc w:val="center"/>
-            </w:pPr>
-            <w:r>
-              <w:rPr>
-                <w:rFonts w:hint="eastAsia" w:ascii="Times New Roman" w:hAnsi="Times New Roman" w:eastAsia="SimHei" w:cs="Times New Roman"/>
-                <w:b/>
-              </w:rPr>
-              <w:t xml:space="preserve">恒等操作与类数目</w:t>
             </w:r>
           </w:p>
         </w:tc>
@@ -9840,44 +9819,6 @@
                 <w:rFonts w:hint="eastAsia" w:ascii="Times New Roman" w:hAnsi="Times New Roman" w:eastAsia="FangSong" w:cs="Times New Roman"/>
               </w:rPr>
               <w:t xml:space="preserve">无任何对称元素</w:t>
-            </w:r>
-          </w:p>
-        </w:tc>
-        <w:tc>
-          <w:tcPr/>
-          <w:p>
-            <w:pPr>
-              <w:pStyle w:val="Compact"/>
-              <w:jc w:val="center"/>
-            </w:pPr>
-            <m:oMath>
-              <m:r>
-                <m:t>E</m:t>
-              </m:r>
-            </m:oMath>
-            <w:r>
-              <w:rPr>
-                <w:rFonts w:hint="eastAsia" w:ascii="Times New Roman" w:hAnsi="Times New Roman" w:eastAsia="Times New Roman" w:cs="Times New Roman"/>
-              </w:rPr>
-              <w:t xml:space="preserve">（1</w:t>
-            </w:r>
-            <w:r>
-              <w:rPr>
-                <w:rFonts w:ascii="Times New Roman" w:hAnsi="Times New Roman" w:eastAsia="Times New Roman" w:cs="Times New Roman"/>
-              </w:rPr>
-              <w:t xml:space="preserve"> </w:t>
-            </w:r>
-            <w:r>
-              <w:rPr>
-                <w:rFonts w:hint="eastAsia" w:ascii="Times New Roman" w:hAnsi="Times New Roman" w:eastAsia="FangSong" w:cs="Times New Roman"/>
-              </w:rPr>
-              <w:t>类</w:t>
-            </w:r>
-            <w:r>
-              <w:rPr>
-                <w:rFonts w:hint="eastAsia" w:ascii="Times New Roman" w:hAnsi="Times New Roman" w:eastAsia="Times New Roman" w:cs="Times New Roman"/>
-              </w:rPr>
-              <w:t>）</w:t>
             </w:r>
           </w:p>
         </w:tc>
@@ -10212,106 +10153,6 @@
             </w:pPr>
             <m:oMath>
               <m:r>
-                <m:t>E</m:t>
-              </m:r>
-              <m:r>
-                <m:rPr>
-                  <m:sty m:val="p"/>
-                </m:rPr>
-                <m:t>,</m:t>
-              </m:r>
-              <m:sSub>
-                <m:e>
-                  <m:r>
-                    <m:t>C</m:t>
-                  </m:r>
-                </m:e>
-                <m:sub>
-                  <m:r>
-                    <m:t>2</m:t>
-                  </m:r>
-                </m:sub>
-              </m:sSub>
-              <m:r>
-                <m:rPr>
-                  <m:sty m:val="p"/>
-                </m:rPr>
-                <m:t>,</m:t>
-              </m:r>
-              <m:sSub>
-                <m:e>
-                  <m:r>
-                    <m:t>σ</m:t>
-                  </m:r>
-                </m:e>
-                <m:sub>
-                  <m:r>
-                    <m:t>v</m:t>
-                  </m:r>
-                </m:sub>
-              </m:sSub>
-              <m:r>
-                <m:rPr>
-                  <m:sty m:val="p"/>
-                </m:rPr>
-                <m:t>,</m:t>
-              </m:r>
-              <m:sSubSup>
-                <m:e>
-                  <m:r>
-                    <m:t>σ</m:t>
-                  </m:r>
-                </m:e>
-                <m:sub>
-                  <m:r>
-                    <m:t>v</m:t>
-                  </m:r>
-                </m:sub>
-                <m:sup>
-                  <m:r>
-                    <m:rPr>
-                      <m:sty m:val="p"/>
-                    </m:rPr>
-                    <m:t>′</m:t>
-                  </m:r>
-                </m:sup>
-              </m:sSubSup>
-            </m:oMath>
-            <w:r>
-              <w:rPr>
-                <w:rFonts w:hint="eastAsia" w:ascii="Times New Roman" w:hAnsi="Times New Roman" w:eastAsia="Times New Roman" w:cs="Times New Roman"/>
-              </w:rPr>
-              <w:t xml:space="preserve">（4</w:t>
-            </w:r>
-            <w:r>
-              <w:rPr>
-                <w:rFonts w:ascii="Times New Roman" w:hAnsi="Times New Roman" w:eastAsia="Times New Roman" w:cs="Times New Roman"/>
-              </w:rPr>
-              <w:t xml:space="preserve"> </w:t>
-            </w:r>
-            <w:r>
-              <w:rPr>
-                <w:rFonts w:hint="eastAsia" w:ascii="Times New Roman" w:hAnsi="Times New Roman" w:eastAsia="FangSong" w:cs="Times New Roman"/>
-              </w:rPr>
-              <w:t>类</w:t>
-            </w:r>
-            <w:r>
-              <w:rPr>
-                <w:rFonts w:hint="eastAsia" w:ascii="Times New Roman" w:hAnsi="Times New Roman" w:eastAsia="Times New Roman" w:cs="Times New Roman"/>
-              </w:rPr>
-              <w:t>）</w:t>
-            </w:r>
-          </w:p>
-        </w:tc>
-        <w:tc>
-          <w:tcPr/>
-          <w:p>
-            <w:pPr>
-              <w:pStyle w:val="Compact"/>
-              <w:jc w:val="center"/>
-            </w:pPr>
-            <m:oMath>
-              <m:r>
                 <m:t>h</m:t>
               </m:r>
               <m:r>
@@ -10588,86 +10429,6 @@
                 </m:sub>
               </m:sSub>
             </m:oMath>
-          </w:p>
-        </w:tc>
-        <w:tc>
-          <w:tcPr/>
-          <w:p>
-            <w:pPr>
-              <w:pStyle w:val="Compact"/>
-              <w:jc w:val="center"/>
-            </w:pPr>
-            <m:oMath>
-              <m:r>
-                <m:t>E</m:t>
-              </m:r>
-              <m:r>
-                <m:rPr>
-                  <m:sty m:val="p"/>
-                </m:rPr>
-                <m:t>,</m:t>
-              </m:r>
-              <m:r>
-                <m:t>2</m:t>
-              </m:r>
-              <m:sSub>
-                <m:e>
-                  <m:r>
-                    <m:t>C</m:t>
-                  </m:r>
-                </m:e>
-                <m:sub>
-                  <m:r>
-                    <m:t>3</m:t>
-                  </m:r>
-                </m:sub>
-              </m:sSub>
-              <m:r>
-                <m:rPr>
-                  <m:sty m:val="p"/>
-                </m:rPr>
-                <m:t>,</m:t>
-              </m:r>
-              <m:r>
-                <m:t>3</m:t>
-              </m:r>
-              <m:sSub>
-                <m:e>
-                  <m:r>
-                    <m:t>σ</m:t>
-                  </m:r>
-                </m:e>
-                <m:sub>
-                  <m:r>
-                    <m:t>v</m:t>
-                  </m:r>
-                </m:sub>
-              </m:sSub>
-            </m:oMath>
-            <w:r>
-              <w:rPr>
-                <w:rFonts w:hint="eastAsia" w:ascii="Times New Roman" w:hAnsi="Times New Roman" w:eastAsia="Times New Roman" w:cs="Times New Roman"/>
-              </w:rPr>
-              <w:t xml:space="preserve">（3</w:t>
-            </w:r>
-            <w:r>
-              <w:rPr>
-                <w:rFonts w:ascii="Times New Roman" w:hAnsi="Times New Roman" w:eastAsia="Times New Roman" w:cs="Times New Roman"/>
-              </w:rPr>
-              <w:t xml:space="preserve"> </w:t>
-            </w:r>
-            <w:r>
-              <w:rPr>
-                <w:rFonts w:hint="eastAsia" w:ascii="Times New Roman" w:hAnsi="Times New Roman" w:eastAsia="FangSong" w:cs="Times New Roman"/>
-              </w:rPr>
-              <w:t>类</w:t>
-            </w:r>
-            <w:r>
-              <w:rPr>
-                <w:rFonts w:hint="eastAsia" w:ascii="Times New Roman" w:hAnsi="Times New Roman" w:eastAsia="Times New Roman" w:cs="Times New Roman"/>
-              </w:rPr>
-              <w:t>）</w:t>
-            </w:r>
           </w:p>
         </w:tc>
         <w:tc>
@@ -10966,89 +10727,6 @@
             </w:pPr>
             <m:oMath>
               <m:r>
-                <m:t>E</m:t>
-              </m:r>
-              <m:r>
-                <m:rPr>
-                  <m:sty m:val="p"/>
-                </m:rPr>
-                <m:t>,</m:t>
-              </m:r>
-              <m:sSub>
-                <m:e>
-                  <m:r>
-                    <m:t>C</m:t>
-                  </m:r>
-                </m:e>
-                <m:sub>
-                  <m:r>
-                    <m:t>2</m:t>
-                  </m:r>
-                </m:sub>
-              </m:sSub>
-              <m:r>
-                <m:rPr>
-                  <m:sty m:val="p"/>
-                </m:rPr>
-                <m:t>,</m:t>
-              </m:r>
-              <m:r>
-                <m:t>i</m:t>
-              </m:r>
-              <m:r>
-                <m:rPr>
-                  <m:sty m:val="p"/>
-                </m:rPr>
-                <m:t>,</m:t>
-              </m:r>
-              <m:sSub>
-                <m:e>
-                  <m:r>
-                    <m:t>σ</m:t>
-                  </m:r>
-                </m:e>
-                <m:sub>
-                  <m:r>
-                    <m:t>h</m:t>
-                  </m:r>
-                </m:sub>
-              </m:sSub>
-            </m:oMath>
-            <w:r>
-              <w:rPr>
-                <w:rFonts w:hint="eastAsia" w:ascii="Times New Roman" w:hAnsi="Times New Roman" w:eastAsia="Times New Roman" w:cs="Times New Roman"/>
-              </w:rPr>
-              <w:t xml:space="preserve">（4</w:t>
-            </w:r>
-            <w:r>
-              <w:rPr>
-                <w:rFonts w:ascii="Times New Roman" w:hAnsi="Times New Roman" w:eastAsia="Times New Roman" w:cs="Times New Roman"/>
-              </w:rPr>
-              <w:t xml:space="preserve"> </w:t>
-            </w:r>
-            <w:r>
-              <w:rPr>
-                <w:rFonts w:hint="eastAsia" w:ascii="Times New Roman" w:hAnsi="Times New Roman" w:eastAsia="FangSong" w:cs="Times New Roman"/>
-              </w:rPr>
-              <w:t>类</w:t>
-            </w:r>
-            <w:r>
-              <w:rPr>
-                <w:rFonts w:hint="eastAsia" w:ascii="Times New Roman" w:hAnsi="Times New Roman" w:eastAsia="Times New Roman" w:cs="Times New Roman"/>
-              </w:rPr>
-              <w:t>）</w:t>
-            </w:r>
-          </w:p>
-        </w:tc>
-        <w:tc>
-          <w:tcPr/>
-          <w:p>
-            <w:pPr>
-              <w:pStyle w:val="Compact"/>
-              <w:jc w:val="center"/>
-            </w:pPr>
-            <m:oMath>
-              <m:r>
                 <m:t>h</m:t>
               </m:r>
               <m:r>
@@ -11278,215 +10956,6 @@
                 <m:t>i</m:t>
               </m:r>
             </m:oMath>
-          </w:p>
-        </w:tc>
-        <w:tc>
-          <w:tcPr/>
-          <w:p>
-            <w:pPr>
-              <w:pStyle w:val="Compact"/>
-              <w:jc w:val="center"/>
-            </w:pPr>
-            <m:oMath>
-              <m:r>
-                <m:t>E</m:t>
-              </m:r>
-              <m:r>
-                <m:rPr>
-                  <m:sty m:val="p"/>
-                </m:rPr>
-                <m:t>,</m:t>
-              </m:r>
-              <m:sSub>
-                <m:e>
-                  <m:r>
-                    <m:t>C</m:t>
-                  </m:r>
-                </m:e>
-                <m:sub>
-                  <m:r>
-                    <m:t>2</m:t>
-                  </m:r>
-                </m:sub>
-              </m:sSub>
-              <m:r>
-                <m:rPr>
-                  <m:sty m:val="p"/>
-                </m:rPr>
-                <m:t>(</m:t>
-              </m:r>
-              <m:r>
-                <m:t>z</m:t>
-              </m:r>
-              <m:r>
-                <m:rPr>
-                  <m:sty m:val="p"/>
-                </m:rPr>
-                <m:t>)</m:t>
-              </m:r>
-              <m:r>
-                <m:rPr>
-                  <m:sty m:val="p"/>
-                </m:rPr>
-                <m:t>,</m:t>
-              </m:r>
-              <m:sSub>
-                <m:e>
-                  <m:r>
-                    <m:t>C</m:t>
-                  </m:r>
-                </m:e>
-                <m:sub>
-                  <m:r>
-                    <m:t>2</m:t>
-                  </m:r>
-                </m:sub>
-              </m:sSub>
-              <m:r>
-                <m:rPr>
-                  <m:sty m:val="p"/>
-                </m:rPr>
-                <m:t>(</m:t>
-              </m:r>
-              <m:r>
-                <m:t>y</m:t>
-              </m:r>
-              <m:r>
-                <m:rPr>
-                  <m:sty m:val="p"/>
-                </m:rPr>
-                <m:t>)</m:t>
-              </m:r>
-              <m:r>
-                <m:rPr>
-                  <m:sty m:val="p"/>
-                </m:rPr>
-                <m:t>,</m:t>
-              </m:r>
-              <m:sSub>
-                <m:e>
-                  <m:r>
-                    <m:t>C</m:t>
-                  </m:r>
-                </m:e>
-                <m:sub>
-                  <m:r>
-                    <m:t>2</m:t>
-                  </m:r>
-                </m:sub>
-              </m:sSub>
-              <m:r>
-                <m:rPr>
-                  <m:sty m:val="p"/>
-                </m:rPr>
-                <m:t>(</m:t>
-              </m:r>
-              <m:r>
-                <m:t>x</m:t>
-              </m:r>
-              <m:r>
-                <m:rPr>
-                  <m:sty m:val="p"/>
-                </m:rPr>
-                <m:t>)</m:t>
-              </m:r>
-              <m:r>
-                <m:rPr>
-                  <m:sty m:val="p"/>
-                </m:rPr>
-                <m:t>,</m:t>
-              </m:r>
-              <m:r>
-                <m:t>i</m:t>
-              </m:r>
-              <m:r>
-                <m:rPr>
-                  <m:sty m:val="p"/>
-                </m:rPr>
-                <m:t>,</m:t>
-              </m:r>
-              <m:r>
-                <m:t>σ</m:t>
-              </m:r>
-              <m:r>
-                <m:rPr>
-                  <m:sty m:val="p"/>
-                </m:rPr>
-                <m:t>(</m:t>
-              </m:r>
-              <m:r>
-                <m:t>x</m:t>
-              </m:r>
-              <m:r>
-                <m:t>y</m:t>
-              </m:r>
-              <m:r>
-                <m:rPr>
-                  <m:sty m:val="p"/>
-                </m:rPr>
-                <m:t>)</m:t>
-              </m:r>
-              <m:r>
-                <m:rPr>
-                  <m:sty m:val="p"/>
-                </m:rPr>
-                <m:t>,</m:t>
-              </m:r>
-              <m:r>
-                <m:t>σ</m:t>
-              </m:r>
-              <m:r>
-                <m:rPr>
-                  <m:sty m:val="p"/>
-                </m:rPr>
-                <m:t>(</m:t>
-              </m:r>
-              <m:r>
-                <m:t>x</m:t>
-              </m:r>
-              <m:r>
-                <m:t>z</m:t>
-              </m:r>
-              <m:r>
-                <m:rPr>
-                  <m:sty m:val="p"/>
-                </m:rPr>
-                <m:t>)</m:t>
-              </m:r>
-              <m:r>
-                <m:rPr>
-                  <m:sty m:val="p"/>
-                </m:rPr>
-                <m:t>,</m:t>
-              </m:r>
-              <m:r>
-                <m:t>σ</m:t>
-              </m:r>
-              <m:r>
-                <m:rPr>
-                  <m:sty m:val="p"/>
-                </m:rPr>
-                <m:t>(</m:t>
-              </m:r>
-              <m:r>
-                <m:t>y</m:t>
-              </m:r>
-              <m:r>
-                <m:t>z</m:t>
-              </m:r>
-              <m:r>
-                <m:rPr>
-                  <m:sty m:val="p"/>
-                </m:rPr>
-                <m:t>)</m:t>
-              </m:r>
-            </m:oMath>
-            <w:r>
-              <w:rPr>
-                <w:rFonts w:ascii="Times New Roman" w:hAnsi="Times New Roman" w:eastAsia="Times New Roman" w:cs="Times New Roman"/>
-              </w:rPr>
-              <w:t xml:space="preserve">​</w:t>
-            </w:r>
           </w:p>
         </w:tc>
         <w:tc>
@@ -11785,128 +11254,6 @@
                 <w:rFonts w:hint="eastAsia" w:ascii="Times New Roman" w:hAnsi="Times New Roman" w:eastAsia="FangSong" w:cs="Times New Roman"/>
               </w:rPr>
               <w:t xml:space="preserve">个二面角镜面</w:t>
-            </w:r>
-          </w:p>
-        </w:tc>
-        <w:tc>
-          <w:tcPr/>
-          <w:p>
-            <w:pPr>
-              <w:pStyle w:val="Compact"/>
-              <w:jc w:val="center"/>
-            </w:pPr>
-            <m:oMath>
-              <m:r>
-                <m:t>E</m:t>
-              </m:r>
-              <m:r>
-                <m:rPr>
-                  <m:sty m:val="p"/>
-                </m:rPr>
-                <m:t>,</m:t>
-              </m:r>
-              <m:r>
-                <m:t>8</m:t>
-              </m:r>
-              <m:sSub>
-                <m:e>
-                  <m:r>
-                    <m:t>C</m:t>
-                  </m:r>
-                </m:e>
-                <m:sub>
-                  <m:r>
-                    <m:t>3</m:t>
-                  </m:r>
-                </m:sub>
-              </m:sSub>
-              <m:r>
-                <m:rPr>
-                  <m:sty m:val="p"/>
-                </m:rPr>
-                <m:t>,</m:t>
-              </m:r>
-              <m:r>
-                <m:t>3</m:t>
-              </m:r>
-              <m:sSub>
-                <m:e>
-                  <m:r>
-                    <m:t>C</m:t>
-                  </m:r>
-                </m:e>
-                <m:sub>
-                  <m:r>
-                    <m:t>2</m:t>
-                  </m:r>
-                </m:sub>
-              </m:sSub>
-              <m:r>
-                <m:rPr>
-                  <m:sty m:val="p"/>
-                </m:rPr>
-                <m:t>,</m:t>
-              </m:r>
-              <m:r>
-                <m:t>6</m:t>
-              </m:r>
-              <m:sSub>
-                <m:e>
-                  <m:r>
-                    <m:t>S</m:t>
-                  </m:r>
-                </m:e>
-                <m:sub>
-                  <m:r>
-                    <m:t>4</m:t>
-                  </m:r>
-                </m:sub>
-              </m:sSub>
-              <m:r>
-                <m:rPr>
-                  <m:sty m:val="p"/>
-                </m:rPr>
-                <m:t>,</m:t>
-              </m:r>
-              <m:r>
-                <m:t>6</m:t>
-              </m:r>
-              <m:sSub>
-                <m:e>
-                  <m:r>
-                    <m:t>σ</m:t>
-                  </m:r>
-                </m:e>
-                <m:sub>
-                  <m:r>
-                    <m:t>d</m:t>
-                  </m:r>
-                </m:sub>
-              </m:sSub>
-            </m:oMath>
-            <w:r>
-              <w:rPr>
-                <w:rFonts w:hint="eastAsia" w:ascii="Times New Roman" w:hAnsi="Times New Roman" w:eastAsia="Times New Roman" w:cs="Times New Roman"/>
-              </w:rPr>
-              <w:t xml:space="preserve">（5</w:t>
-            </w:r>
-            <w:r>
-              <w:rPr>
-                <w:rFonts w:ascii="Times New Roman" w:hAnsi="Times New Roman" w:eastAsia="Times New Roman" w:cs="Times New Roman"/>
-              </w:rPr>
-              <w:t xml:space="preserve"> </w:t>
-            </w:r>
-            <w:r>
-              <w:rPr>
-                <w:rFonts w:hint="eastAsia" w:ascii="Times New Roman" w:hAnsi="Times New Roman" w:eastAsia="FangSong" w:cs="Times New Roman"/>
-              </w:rPr>
-              <w:t>类</w:t>
-            </w:r>
-            <w:r>
-              <w:rPr>
-                <w:rFonts w:hint="eastAsia" w:ascii="Times New Roman" w:hAnsi="Times New Roman" w:eastAsia="Times New Roman" w:cs="Times New Roman"/>
-              </w:rPr>
-              <w:t>）</w:t>
             </w:r>
           </w:p>
         </w:tc>
@@ -12245,45 +11592,6 @@
               <w:pStyle w:val="Compact"/>
               <w:jc w:val="center"/>
             </w:pPr>
-            <w:r>
-              <w:rPr>
-                <w:rFonts w:ascii="Times New Roman" w:hAnsi="Times New Roman" w:eastAsia="Times New Roman" w:cs="Times New Roman"/>
-              </w:rPr>
-              <w:t xml:space="preserve">10 </w:t>
-            </w:r>
-            <w:r>
-              <w:rPr>
-                <w:rFonts w:hint="eastAsia" w:ascii="Times New Roman" w:hAnsi="Times New Roman" w:eastAsia="FangSong" w:cs="Times New Roman"/>
-              </w:rPr>
-              <w:t>个共轭类</w:t>
-            </w:r>
-            <w:r>
-              <w:rPr>
-                <w:rFonts w:hint="eastAsia" w:ascii="Times New Roman" w:hAnsi="Times New Roman" w:eastAsia="Times New Roman" w:cs="Times New Roman"/>
-              </w:rPr>
-              <w:t>（</w:t>
-            </w:r>
-            <w:r>
-              <w:rPr>
-                <w:rFonts w:hint="eastAsia" w:ascii="Times New Roman" w:hAnsi="Times New Roman" w:eastAsia="FangSong" w:cs="Times New Roman"/>
-              </w:rPr>
-              <w:t>含反演中心与对角镜面</w:t>
-            </w:r>
-            <w:r>
-              <w:rPr>
-                <w:rFonts w:hint="eastAsia" w:ascii="Times New Roman" w:hAnsi="Times New Roman" w:eastAsia="Times New Roman" w:cs="Times New Roman"/>
-              </w:rPr>
-              <w:t>）</w:t>
-            </w:r>
-          </w:p>
-        </w:tc>
-        <w:tc>
-          <w:tcPr/>
-          <w:p>
-            <w:pPr>
-              <w:pStyle w:val="Compact"/>
-              <w:jc w:val="center"/>
-            </w:pPr>
             <m:oMath>
               <m:r>
                 <m:t>h</m:t>
@@ -12401,6 +11709,1295 @@
                 <w:rFonts w:ascii="Times New Roman" w:hAnsi="Times New Roman" w:eastAsia="Times New Roman" w:cs="Times New Roman"/>
               </w:rPr>
               <w:t xml:space="preserve">​</w:t>
+            </w:r>
+          </w:p>
+        </w:tc>
+      </w:tr>
+    </w:tbl>
+    <w:p>
+      <w:pPr>
+        <w:pStyle w:val="BodyText"/>
+        <w:spacing w:before="120" w:after="80"/>
+        <w:ind w:firstLine="420"/>
+      </w:pPr>
+      <w:r>
+        <w:rPr>
+          <w:rFonts w:hint="eastAsia" w:ascii="Times New Roman" w:hAnsi="Times New Roman" w:eastAsia="FangSong" w:cs="Times New Roman"/>
+          <w:b/>
+          <w:bCs/>
+        </w:rPr>
+        <w:t>典型分子点群与共轭类对照</w:t>
+      </w:r>
+      <w:r>
+        <w:rPr>
+          <w:rFonts w:hint="eastAsia" w:ascii="Times New Roman" w:hAnsi="Times New Roman" w:eastAsia="Times New Roman" w:cs="Times New Roman"/>
+          <w:b/>
+          <w:bCs/>
+        </w:rPr>
+        <w:t>（</w:t>
+      </w:r>
+      <w:r>
+        <w:rPr>
+          <w:rFonts w:hint="eastAsia" w:ascii="Times New Roman" w:hAnsi="Times New Roman" w:eastAsia="FangSong" w:cs="Times New Roman"/>
+          <w:b/>
+          <w:bCs/>
+        </w:rPr>
+        <w:t>续</w:t>
+      </w:r>
+      <w:r>
+        <w:rPr>
+          <w:rFonts w:hint="eastAsia" w:ascii="Times New Roman" w:hAnsi="Times New Roman" w:eastAsia="Times New Roman" w:cs="Times New Roman"/>
+          <w:b/>
+          <w:bCs/>
+        </w:rPr>
+        <w:t>）</w:t>
+      </w:r>
+    </w:p>
+    <w:tbl>
+      <w:tblPr>
+        <w:tblStyle w:val="Table"/>
+        <w:tblW w:type="pct" w:w="5000"/>
+        <w:tblLayout w:type="fixed"/>
+        <w:tblLook w:firstRow="1" w:lastRow="0" w:firstColumn="0" w:lastColumn="0" w:noHBand="0" w:noVBand="0" w:val="0020"/>
+        <w:jc w:val="center"/>
+        <w:tblBorders>
+          <w:top w:val="single" w:sz="12" w:space="0" w:color="333333"/>
+          <w:bottom w:val="single" w:sz="12" w:space="0" w:color="333333"/>
+          <w:left w:val="none"/>
+          <w:right w:val="none"/>
+          <w:insideH w:val="none"/>
+          <w:insideV w:val="none"/>
+        </w:tblBorders>
+      </w:tblPr>
+      <w:tblGrid>
+        <w:gridCol w:w="3520"/>
+        <w:gridCol w:w="4400"/>
+      </w:tblGrid>
+      <w:tr>
+        <w:trPr>
+          <w:tblHeader w:val="on"/>
+        </w:trPr>
+        <w:tc>
+          <w:tcPr>
+            <w:tcBorders>
+              <w:bottom w:val="single" w:sz="6" w:space="0" w:color="333333"/>
+            </w:tcBorders>
+          </w:tcPr>
+          <w:p>
+            <w:pPr>
+              <w:pStyle w:val="Compact"/>
+              <w:jc w:val="center"/>
+            </w:pPr>
+            <w:r>
+              <w:rPr>
+                <w:rFonts w:hint="eastAsia" w:ascii="Times New Roman" w:hAnsi="Times New Roman" w:eastAsia="SimHei" w:cs="Times New Roman"/>
+                <w:b/>
+              </w:rPr>
+              <w:t xml:space="preserve">典型分子点群对称元素与不可约表示特征矩阵</w:t>
+            </w:r>
+          </w:p>
+        </w:tc>
+        <w:tc>
+          <w:tcPr>
+            <w:tcBorders>
+              <w:bottom w:val="single" w:sz="6" w:space="0" w:color="333333"/>
+            </w:tcBorders>
+          </w:tcPr>
+          <w:p>
+            <w:pPr>
+              <w:pStyle w:val="Compact"/>
+              <w:jc w:val="center"/>
+            </w:pPr>
+            <w:r>
+              <w:rPr>
+                <w:rFonts w:hint="eastAsia" w:ascii="Times New Roman" w:hAnsi="Times New Roman" w:eastAsia="SimHei" w:cs="Times New Roman"/>
+                <w:b/>
+              </w:rPr>
+              <w:t xml:space="preserve">恒等操作与类数目</w:t>
+            </w:r>
+          </w:p>
+        </w:tc>
+      </w:tr>
+      <w:tr>
+        <w:tc>
+          <w:tcPr/>
+          <w:p>
+            <w:pPr>
+              <w:pStyle w:val="Compact"/>
+              <w:jc w:val="center"/>
+            </w:pPr>
+            <w:r>
+              <w:rPr>
+                <w:rFonts w:hint="eastAsia" w:ascii="Times New Roman" w:hAnsi="Times New Roman" w:eastAsia="FangSong" w:cs="Times New Roman"/>
+              </w:rPr>
+              <w:t xml:space="preserve">纯手性点群</w:t>
+            </w:r>
+            <w:r>
+              <w:rPr>
+                <w:rFonts w:ascii="Times New Roman" w:hAnsi="Times New Roman" w:eastAsia="Times New Roman" w:cs="Times New Roman"/>
+              </w:rPr>
+              <w:t xml:space="preserve"> </w:t>
+            </w:r>
+            <m:oMath>
+              <m:sSub>
+                <m:e>
+                  <m:r>
+                    <m:t>C</m:t>
+                  </m:r>
+                </m:e>
+                <m:sub>
+                  <m:r>
+                    <m:t>1</m:t>
+                  </m:r>
+                </m:sub>
+              </m:sSub>
+            </m:oMath>
+          </w:p>
+        </w:tc>
+        <w:tc>
+          <w:tcPr/>
+          <w:p>
+            <w:pPr>
+              <w:pStyle w:val="Compact"/>
+              <w:jc w:val="center"/>
+            </w:pPr>
+            <m:oMath>
+              <m:r>
+                <m:t>E</m:t>
+              </m:r>
+            </m:oMath>
+            <w:r>
+              <w:rPr>
+                <w:rFonts w:hint="eastAsia" w:ascii="Times New Roman" w:hAnsi="Times New Roman" w:eastAsia="Times New Roman" w:cs="Times New Roman"/>
+              </w:rPr>
+              <w:t xml:space="preserve">（1</w:t>
+            </w:r>
+            <w:r>
+              <w:rPr>
+                <w:rFonts w:ascii="Times New Roman" w:hAnsi="Times New Roman" w:eastAsia="Times New Roman" w:cs="Times New Roman"/>
+              </w:rPr>
+              <w:t xml:space="preserve"> </w:t>
+            </w:r>
+            <w:r>
+              <w:rPr>
+                <w:rFonts w:hint="eastAsia" w:ascii="Times New Roman" w:hAnsi="Times New Roman" w:eastAsia="FangSong" w:cs="Times New Roman"/>
+              </w:rPr>
+              <w:t>类</w:t>
+            </w:r>
+            <w:r>
+              <w:rPr>
+                <w:rFonts w:hint="eastAsia" w:ascii="Times New Roman" w:hAnsi="Times New Roman" w:eastAsia="Times New Roman" w:cs="Times New Roman"/>
+              </w:rPr>
+              <w:t>）</w:t>
+            </w:r>
+          </w:p>
+        </w:tc>
+      </w:tr>
+      <w:tr>
+        <w:tc>
+          <w:tcPr/>
+          <w:p>
+            <w:pPr>
+              <w:pStyle w:val="Compact"/>
+              <w:jc w:val="center"/>
+            </w:pPr>
+            <w:r>
+              <w:rPr>
+                <w:rFonts w:hint="eastAsia" w:ascii="Times New Roman" w:hAnsi="Times New Roman" w:eastAsia="FangSong" w:cs="Times New Roman"/>
+              </w:rPr>
+              <w:t xml:space="preserve">折线角型群</w:t>
+            </w:r>
+            <w:r>
+              <w:rPr>
+                <w:rFonts w:ascii="Times New Roman" w:hAnsi="Times New Roman" w:eastAsia="Times New Roman" w:cs="Times New Roman"/>
+              </w:rPr>
+              <w:t xml:space="preserve"> </w:t>
+            </w:r>
+            <m:oMath>
+              <m:sSub>
+                <m:e>
+                  <m:r>
+                    <m:t>C</m:t>
+                  </m:r>
+                </m:e>
+                <m:sub>
+                  <m:r>
+                    <m:t>2</m:t>
+                  </m:r>
+                  <m:r>
+                    <m:t>v</m:t>
+                  </m:r>
+                </m:sub>
+              </m:sSub>
+            </m:oMath>
+            <w:r>
+              <w:rPr>
+                <w:rFonts w:hint="eastAsia" w:ascii="Times New Roman" w:hAnsi="Times New Roman" w:eastAsia="Times New Roman" w:cs="Times New Roman"/>
+              </w:rPr>
+              <w:t>（</w:t>
+            </w:r>
+            <w:r>
+              <w:rPr>
+                <w:rFonts w:hint="eastAsia" w:ascii="Times New Roman" w:hAnsi="Times New Roman" w:eastAsia="FangSong" w:cs="Times New Roman"/>
+              </w:rPr>
+              <w:t>如</w:t>
+            </w:r>
+            <w:r>
+              <w:rPr>
+                <w:rFonts w:ascii="Times New Roman" w:hAnsi="Times New Roman" w:eastAsia="Times New Roman" w:cs="Times New Roman"/>
+              </w:rPr>
+              <w:t xml:space="preserve"> </w:t>
+            </w:r>
+            <m:oMath>
+              <m:sSub>
+                <m:e>
+                  <m:r>
+                    <m:rPr>
+                      <m:sty m:val="p"/>
+                    </m:rPr>
+                    <m:t>H</m:t>
+                  </m:r>
+                </m:e>
+                <m:sub>
+                  <m:r>
+                    <m:rPr>
+                      <m:sty m:val="p"/>
+                    </m:rPr>
+                    <m:t>2</m:t>
+                  </m:r>
+                </m:sub>
+              </m:sSub>
+              <m:r>
+                <m:rPr>
+                  <m:sty m:val="p"/>
+                </m:rPr>
+                <m:t>O</m:t>
+              </m:r>
+            </m:oMath>
+            <w:r>
+              <w:rPr>
+                <w:rFonts w:hint="eastAsia" w:ascii="Times New Roman" w:hAnsi="Times New Roman" w:eastAsia="Times New Roman" w:cs="Times New Roman"/>
+              </w:rPr>
+              <w:t xml:space="preserve">）</w:t>
+            </w:r>
+          </w:p>
+        </w:tc>
+        <w:tc>
+          <w:tcPr/>
+          <w:p>
+            <w:pPr>
+              <w:pStyle w:val="Compact"/>
+              <w:jc w:val="center"/>
+            </w:pPr>
+            <m:oMath>
+              <m:r>
+                <m:t>E</m:t>
+              </m:r>
+              <m:r>
+                <m:rPr>
+                  <m:sty m:val="p"/>
+                </m:rPr>
+                <m:t>,</m:t>
+              </m:r>
+              <m:sSub>
+                <m:e>
+                  <m:r>
+                    <m:t>C</m:t>
+                  </m:r>
+                </m:e>
+                <m:sub>
+                  <m:r>
+                    <m:t>2</m:t>
+                  </m:r>
+                </m:sub>
+              </m:sSub>
+              <m:r>
+                <m:rPr>
+                  <m:sty m:val="p"/>
+                </m:rPr>
+                <m:t>,</m:t>
+              </m:r>
+              <m:sSub>
+                <m:e>
+                  <m:r>
+                    <m:t>σ</m:t>
+                  </m:r>
+                </m:e>
+                <m:sub>
+                  <m:r>
+                    <m:t>v</m:t>
+                  </m:r>
+                </m:sub>
+              </m:sSub>
+              <m:r>
+                <m:rPr>
+                  <m:sty m:val="p"/>
+                </m:rPr>
+                <m:t>,</m:t>
+              </m:r>
+              <m:sSubSup>
+                <m:e>
+                  <m:r>
+                    <m:t>σ</m:t>
+                  </m:r>
+                </m:e>
+                <m:sub>
+                  <m:r>
+                    <m:t>v</m:t>
+                  </m:r>
+                </m:sub>
+                <m:sup>
+                  <m:r>
+                    <m:rPr>
+                      <m:sty m:val="p"/>
+                    </m:rPr>
+                    <m:t>′</m:t>
+                  </m:r>
+                </m:sup>
+              </m:sSubSup>
+            </m:oMath>
+            <w:r>
+              <w:rPr>
+                <w:rFonts w:hint="eastAsia" w:ascii="Times New Roman" w:hAnsi="Times New Roman" w:eastAsia="Times New Roman" w:cs="Times New Roman"/>
+              </w:rPr>
+              <w:t xml:space="preserve">（4</w:t>
+            </w:r>
+            <w:r>
+              <w:rPr>
+                <w:rFonts w:ascii="Times New Roman" w:hAnsi="Times New Roman" w:eastAsia="Times New Roman" w:cs="Times New Roman"/>
+              </w:rPr>
+              <w:t xml:space="preserve"> </w:t>
+            </w:r>
+            <w:r>
+              <w:rPr>
+                <w:rFonts w:hint="eastAsia" w:ascii="Times New Roman" w:hAnsi="Times New Roman" w:eastAsia="FangSong" w:cs="Times New Roman"/>
+              </w:rPr>
+              <w:t>类</w:t>
+            </w:r>
+            <w:r>
+              <w:rPr>
+                <w:rFonts w:hint="eastAsia" w:ascii="Times New Roman" w:hAnsi="Times New Roman" w:eastAsia="Times New Roman" w:cs="Times New Roman"/>
+              </w:rPr>
+              <w:t>）</w:t>
+            </w:r>
+          </w:p>
+        </w:tc>
+      </w:tr>
+      <w:tr>
+        <w:tc>
+          <w:tcPr/>
+          <w:p>
+            <w:pPr>
+              <w:pStyle w:val="Compact"/>
+              <w:jc w:val="center"/>
+            </w:pPr>
+            <w:r>
+              <w:rPr>
+                <w:rFonts w:hint="eastAsia" w:ascii="Times New Roman" w:hAnsi="Times New Roman" w:eastAsia="FangSong" w:cs="Times New Roman"/>
+              </w:rPr>
+              <w:t xml:space="preserve">三角锥形群</w:t>
+            </w:r>
+            <w:r>
+              <w:rPr>
+                <w:rFonts w:ascii="Times New Roman" w:hAnsi="Times New Roman" w:eastAsia="Times New Roman" w:cs="Times New Roman"/>
+              </w:rPr>
+              <w:t xml:space="preserve"> </w:t>
+            </w:r>
+            <m:oMath>
+              <m:sSub>
+                <m:e>
+                  <m:r>
+                    <m:t>C</m:t>
+                  </m:r>
+                </m:e>
+                <m:sub>
+                  <m:r>
+                    <m:t>3</m:t>
+                  </m:r>
+                  <m:r>
+                    <m:t>v</m:t>
+                  </m:r>
+                </m:sub>
+              </m:sSub>
+            </m:oMath>
+            <w:r>
+              <w:rPr>
+                <w:rFonts w:hint="eastAsia" w:ascii="Times New Roman" w:hAnsi="Times New Roman" w:eastAsia="Times New Roman" w:cs="Times New Roman"/>
+              </w:rPr>
+              <w:t>（</w:t>
+            </w:r>
+            <w:r>
+              <w:rPr>
+                <w:rFonts w:hint="eastAsia" w:ascii="Times New Roman" w:hAnsi="Times New Roman" w:eastAsia="FangSong" w:cs="Times New Roman"/>
+              </w:rPr>
+              <w:t>如</w:t>
+            </w:r>
+            <w:r>
+              <w:rPr>
+                <w:rFonts w:ascii="Times New Roman" w:hAnsi="Times New Roman" w:eastAsia="Times New Roman" w:cs="Times New Roman"/>
+              </w:rPr>
+              <w:t xml:space="preserve"> </w:t>
+            </w:r>
+            <m:oMath>
+              <m:r>
+                <m:rPr>
+                  <m:sty m:val="p"/>
+                </m:rPr>
+                <m:t>N</m:t>
+              </m:r>
+              <m:sSub>
+                <m:e>
+                  <m:r>
+                    <m:rPr>
+                      <m:sty m:val="p"/>
+                    </m:rPr>
+                    <m:t>H</m:t>
+                  </m:r>
+                </m:e>
+                <m:sub>
+                  <m:r>
+                    <m:rPr>
+                      <m:sty m:val="p"/>
+                    </m:rPr>
+                    <m:t>3</m:t>
+                  </m:r>
+                </m:sub>
+              </m:sSub>
+            </m:oMath>
+            <w:r>
+              <w:rPr>
+                <w:rFonts w:hint="eastAsia" w:ascii="Times New Roman" w:hAnsi="Times New Roman" w:eastAsia="Times New Roman" w:cs="Times New Roman"/>
+              </w:rPr>
+              <w:t xml:space="preserve">）</w:t>
+            </w:r>
+          </w:p>
+        </w:tc>
+        <w:tc>
+          <w:tcPr/>
+          <w:p>
+            <w:pPr>
+              <w:pStyle w:val="Compact"/>
+              <w:jc w:val="center"/>
+            </w:pPr>
+            <m:oMath>
+              <m:r>
+                <m:t>E</m:t>
+              </m:r>
+              <m:r>
+                <m:rPr>
+                  <m:sty m:val="p"/>
+                </m:rPr>
+                <m:t>,</m:t>
+              </m:r>
+              <m:r>
+                <m:t>2</m:t>
+              </m:r>
+              <m:sSub>
+                <m:e>
+                  <m:r>
+                    <m:t>C</m:t>
+                  </m:r>
+                </m:e>
+                <m:sub>
+                  <m:r>
+                    <m:t>3</m:t>
+                  </m:r>
+                </m:sub>
+              </m:sSub>
+              <m:r>
+                <m:rPr>
+                  <m:sty m:val="p"/>
+                </m:rPr>
+                <m:t>,</m:t>
+              </m:r>
+              <m:r>
+                <m:t>3</m:t>
+              </m:r>
+              <m:sSub>
+                <m:e>
+                  <m:r>
+                    <m:t>σ</m:t>
+                  </m:r>
+                </m:e>
+                <m:sub>
+                  <m:r>
+                    <m:t>v</m:t>
+                  </m:r>
+                </m:sub>
+              </m:sSub>
+            </m:oMath>
+            <w:r>
+              <w:rPr>
+                <w:rFonts w:hint="eastAsia" w:ascii="Times New Roman" w:hAnsi="Times New Roman" w:eastAsia="Times New Roman" w:cs="Times New Roman"/>
+              </w:rPr>
+              <w:t xml:space="preserve">（3</w:t>
+            </w:r>
+            <w:r>
+              <w:rPr>
+                <w:rFonts w:ascii="Times New Roman" w:hAnsi="Times New Roman" w:eastAsia="Times New Roman" w:cs="Times New Roman"/>
+              </w:rPr>
+              <w:t xml:space="preserve"> </w:t>
+            </w:r>
+            <w:r>
+              <w:rPr>
+                <w:rFonts w:hint="eastAsia" w:ascii="Times New Roman" w:hAnsi="Times New Roman" w:eastAsia="FangSong" w:cs="Times New Roman"/>
+              </w:rPr>
+              <w:t>类</w:t>
+            </w:r>
+            <w:r>
+              <w:rPr>
+                <w:rFonts w:hint="eastAsia" w:ascii="Times New Roman" w:hAnsi="Times New Roman" w:eastAsia="Times New Roman" w:cs="Times New Roman"/>
+              </w:rPr>
+              <w:t>）</w:t>
+            </w:r>
+          </w:p>
+        </w:tc>
+      </w:tr>
+      <w:tr>
+        <w:tc>
+          <w:tcPr/>
+          <w:p>
+            <w:pPr>
+              <w:pStyle w:val="Compact"/>
+              <w:jc w:val="center"/>
+            </w:pPr>
+            <w:r>
+              <w:rPr>
+                <w:rFonts w:hint="eastAsia" w:ascii="Times New Roman" w:hAnsi="Times New Roman" w:eastAsia="FangSong" w:cs="Times New Roman"/>
+              </w:rPr>
+              <w:t xml:space="preserve">平面反式群</w:t>
+            </w:r>
+            <w:r>
+              <w:rPr>
+                <w:rFonts w:ascii="Times New Roman" w:hAnsi="Times New Roman" w:eastAsia="Times New Roman" w:cs="Times New Roman"/>
+              </w:rPr>
+              <w:t xml:space="preserve"> </w:t>
+            </w:r>
+            <m:oMath>
+              <m:sSub>
+                <m:e>
+                  <m:r>
+                    <m:t>C</m:t>
+                  </m:r>
+                </m:e>
+                <m:sub>
+                  <m:r>
+                    <m:t>2</m:t>
+                  </m:r>
+                  <m:r>
+                    <m:t>h</m:t>
+                  </m:r>
+                </m:sub>
+              </m:sSub>
+            </m:oMath>
+            <w:r>
+              <w:rPr>
+                <w:rFonts w:hint="eastAsia" w:ascii="Times New Roman" w:hAnsi="Times New Roman" w:eastAsia="Times New Roman" w:cs="Times New Roman"/>
+              </w:rPr>
+              <w:t>（</w:t>
+            </w:r>
+            <w:r>
+              <w:rPr>
+                <w:rFonts w:hint="eastAsia" w:ascii="Times New Roman" w:hAnsi="Times New Roman" w:eastAsia="FangSong" w:cs="Times New Roman"/>
+              </w:rPr>
+              <w:t>如反式二氯乙烯</w:t>
+            </w:r>
+            <w:r>
+              <w:rPr>
+                <w:rFonts w:hint="eastAsia" w:ascii="Times New Roman" w:hAnsi="Times New Roman" w:eastAsia="Times New Roman" w:cs="Times New Roman"/>
+              </w:rPr>
+              <w:t>）</w:t>
+            </w:r>
+          </w:p>
+        </w:tc>
+        <w:tc>
+          <w:tcPr/>
+          <w:p>
+            <w:pPr>
+              <w:pStyle w:val="Compact"/>
+              <w:jc w:val="center"/>
+            </w:pPr>
+            <m:oMath>
+              <m:r>
+                <m:t>E</m:t>
+              </m:r>
+              <m:r>
+                <m:rPr>
+                  <m:sty m:val="p"/>
+                </m:rPr>
+                <m:t>,</m:t>
+              </m:r>
+              <m:sSub>
+                <m:e>
+                  <m:r>
+                    <m:t>C</m:t>
+                  </m:r>
+                </m:e>
+                <m:sub>
+                  <m:r>
+                    <m:t>2</m:t>
+                  </m:r>
+                </m:sub>
+              </m:sSub>
+              <m:r>
+                <m:rPr>
+                  <m:sty m:val="p"/>
+                </m:rPr>
+                <m:t>,</m:t>
+              </m:r>
+              <m:r>
+                <m:t>i</m:t>
+              </m:r>
+              <m:r>
+                <m:rPr>
+                  <m:sty m:val="p"/>
+                </m:rPr>
+                <m:t>,</m:t>
+              </m:r>
+              <m:sSub>
+                <m:e>
+                  <m:r>
+                    <m:t>σ</m:t>
+                  </m:r>
+                </m:e>
+                <m:sub>
+                  <m:r>
+                    <m:t>h</m:t>
+                  </m:r>
+                </m:sub>
+              </m:sSub>
+            </m:oMath>
+            <w:r>
+              <w:rPr>
+                <w:rFonts w:hint="eastAsia" w:ascii="Times New Roman" w:hAnsi="Times New Roman" w:eastAsia="Times New Roman" w:cs="Times New Roman"/>
+              </w:rPr>
+              <w:t xml:space="preserve">（4</w:t>
+            </w:r>
+            <w:r>
+              <w:rPr>
+                <w:rFonts w:ascii="Times New Roman" w:hAnsi="Times New Roman" w:eastAsia="Times New Roman" w:cs="Times New Roman"/>
+              </w:rPr>
+              <w:t xml:space="preserve"> </w:t>
+            </w:r>
+            <w:r>
+              <w:rPr>
+                <w:rFonts w:hint="eastAsia" w:ascii="Times New Roman" w:hAnsi="Times New Roman" w:eastAsia="FangSong" w:cs="Times New Roman"/>
+              </w:rPr>
+              <w:t>类</w:t>
+            </w:r>
+            <w:r>
+              <w:rPr>
+                <w:rFonts w:hint="eastAsia" w:ascii="Times New Roman" w:hAnsi="Times New Roman" w:eastAsia="Times New Roman" w:cs="Times New Roman"/>
+              </w:rPr>
+              <w:t>）</w:t>
+            </w:r>
+          </w:p>
+        </w:tc>
+      </w:tr>
+      <w:tr>
+        <w:tc>
+          <w:tcPr/>
+          <w:p>
+            <w:pPr>
+              <w:pStyle w:val="Compact"/>
+              <w:jc w:val="center"/>
+            </w:pPr>
+            <w:r>
+              <w:rPr>
+                <w:rFonts w:hint="eastAsia" w:ascii="Times New Roman" w:hAnsi="Times New Roman" w:eastAsia="FangSong" w:cs="Times New Roman"/>
+              </w:rPr>
+              <w:t xml:space="preserve">平面分子群</w:t>
+            </w:r>
+            <w:r>
+              <w:rPr>
+                <w:rFonts w:ascii="Times New Roman" w:hAnsi="Times New Roman" w:eastAsia="Times New Roman" w:cs="Times New Roman"/>
+              </w:rPr>
+              <w:t xml:space="preserve"> </w:t>
+            </w:r>
+            <m:oMath>
+              <m:sSub>
+                <m:e>
+                  <m:r>
+                    <m:t>D</m:t>
+                  </m:r>
+                </m:e>
+                <m:sub>
+                  <m:r>
+                    <m:t>2</m:t>
+                  </m:r>
+                  <m:r>
+                    <m:t>h</m:t>
+                  </m:r>
+                </m:sub>
+              </m:sSub>
+            </m:oMath>
+            <w:r>
+              <w:rPr>
+                <w:rFonts w:hint="eastAsia" w:ascii="Times New Roman" w:hAnsi="Times New Roman" w:eastAsia="Times New Roman" w:cs="Times New Roman"/>
+              </w:rPr>
+              <w:t>（</w:t>
+            </w:r>
+            <w:r>
+              <w:rPr>
+                <w:rFonts w:hint="eastAsia" w:ascii="Times New Roman" w:hAnsi="Times New Roman" w:eastAsia="FangSong" w:cs="Times New Roman"/>
+              </w:rPr>
+              <w:t>如乙烯</w:t>
+            </w:r>
+            <w:r>
+              <w:rPr>
+                <w:rFonts w:hint="eastAsia" w:ascii="Times New Roman" w:hAnsi="Times New Roman" w:eastAsia="Times New Roman" w:cs="Times New Roman"/>
+              </w:rPr>
+              <w:t>、</w:t>
+            </w:r>
+            <w:r>
+              <w:rPr>
+                <w:rFonts w:hint="eastAsia" w:ascii="Times New Roman" w:hAnsi="Times New Roman" w:eastAsia="FangSong" w:cs="Times New Roman"/>
+              </w:rPr>
+              <w:t>吩嗪</w:t>
+            </w:r>
+            <w:r>
+              <w:rPr>
+                <w:rFonts w:hint="eastAsia" w:ascii="Times New Roman" w:hAnsi="Times New Roman" w:eastAsia="Times New Roman" w:cs="Times New Roman"/>
+              </w:rPr>
+              <w:t>）</w:t>
+            </w:r>
+          </w:p>
+        </w:tc>
+        <w:tc>
+          <w:tcPr/>
+          <w:p>
+            <w:pPr>
+              <w:pStyle w:val="Compact"/>
+              <w:jc w:val="center"/>
+            </w:pPr>
+            <m:oMath>
+              <m:r>
+                <m:t>E</m:t>
+              </m:r>
+              <m:r>
+                <m:rPr>
+                  <m:sty m:val="p"/>
+                </m:rPr>
+                <m:t>,</m:t>
+              </m:r>
+              <m:sSub>
+                <m:e>
+                  <m:r>
+                    <m:t>C</m:t>
+                  </m:r>
+                </m:e>
+                <m:sub>
+                  <m:r>
+                    <m:t>2</m:t>
+                  </m:r>
+                </m:sub>
+              </m:sSub>
+              <m:r>
+                <m:rPr>
+                  <m:sty m:val="p"/>
+                </m:rPr>
+                <m:t>(</m:t>
+              </m:r>
+              <m:r>
+                <m:t>z</m:t>
+              </m:r>
+              <m:r>
+                <m:rPr>
+                  <m:sty m:val="p"/>
+                </m:rPr>
+                <m:t>)</m:t>
+              </m:r>
+              <m:r>
+                <m:rPr>
+                  <m:sty m:val="p"/>
+                </m:rPr>
+                <m:t>,</m:t>
+              </m:r>
+              <m:sSub>
+                <m:e>
+                  <m:r>
+                    <m:t>C</m:t>
+                  </m:r>
+                </m:e>
+                <m:sub>
+                  <m:r>
+                    <m:t>2</m:t>
+                  </m:r>
+                </m:sub>
+              </m:sSub>
+              <m:r>
+                <m:rPr>
+                  <m:sty m:val="p"/>
+                </m:rPr>
+                <m:t>(</m:t>
+              </m:r>
+              <m:r>
+                <m:t>y</m:t>
+              </m:r>
+              <m:r>
+                <m:rPr>
+                  <m:sty m:val="p"/>
+                </m:rPr>
+                <m:t>)</m:t>
+              </m:r>
+              <m:r>
+                <m:rPr>
+                  <m:sty m:val="p"/>
+                </m:rPr>
+                <m:t>,</m:t>
+              </m:r>
+              <m:sSub>
+                <m:e>
+                  <m:r>
+                    <m:t>C</m:t>
+                  </m:r>
+                </m:e>
+                <m:sub>
+                  <m:r>
+                    <m:t>2</m:t>
+                  </m:r>
+                </m:sub>
+              </m:sSub>
+              <m:r>
+                <m:rPr>
+                  <m:sty m:val="p"/>
+                </m:rPr>
+                <m:t>(</m:t>
+              </m:r>
+              <m:r>
+                <m:t>x</m:t>
+              </m:r>
+              <m:r>
+                <m:rPr>
+                  <m:sty m:val="p"/>
+                </m:rPr>
+                <m:t>)</m:t>
+              </m:r>
+              <m:r>
+                <m:rPr>
+                  <m:sty m:val="p"/>
+                </m:rPr>
+                <m:t>,</m:t>
+              </m:r>
+              <m:r>
+                <m:t>i</m:t>
+              </m:r>
+              <m:r>
+                <m:rPr>
+                  <m:sty m:val="p"/>
+                </m:rPr>
+                <m:t>,</m:t>
+              </m:r>
+              <m:r>
+                <m:t>σ</m:t>
+              </m:r>
+              <m:r>
+                <m:rPr>
+                  <m:sty m:val="p"/>
+                </m:rPr>
+                <m:t>(</m:t>
+              </m:r>
+              <m:r>
+                <m:t>x</m:t>
+              </m:r>
+              <m:r>
+                <m:t>y</m:t>
+              </m:r>
+              <m:r>
+                <m:rPr>
+                  <m:sty m:val="p"/>
+                </m:rPr>
+                <m:t>)</m:t>
+              </m:r>
+              <m:r>
+                <m:rPr>
+                  <m:sty m:val="p"/>
+                </m:rPr>
+                <m:t>,</m:t>
+              </m:r>
+              <m:r>
+                <m:t>σ</m:t>
+              </m:r>
+              <m:r>
+                <m:rPr>
+                  <m:sty m:val="p"/>
+                </m:rPr>
+                <m:t>(</m:t>
+              </m:r>
+              <m:r>
+                <m:t>x</m:t>
+              </m:r>
+              <m:r>
+                <m:t>z</m:t>
+              </m:r>
+              <m:r>
+                <m:rPr>
+                  <m:sty m:val="p"/>
+                </m:rPr>
+                <m:t>)</m:t>
+              </m:r>
+              <m:r>
+                <m:rPr>
+                  <m:sty m:val="p"/>
+                </m:rPr>
+                <m:t>,</m:t>
+              </m:r>
+              <m:r>
+                <m:t>σ</m:t>
+              </m:r>
+              <m:r>
+                <m:rPr>
+                  <m:sty m:val="p"/>
+                </m:rPr>
+                <m:t>(</m:t>
+              </m:r>
+              <m:r>
+                <m:t>y</m:t>
+              </m:r>
+              <m:r>
+                <m:t>z</m:t>
+              </m:r>
+              <m:r>
+                <m:rPr>
+                  <m:sty m:val="p"/>
+                </m:rPr>
+                <m:t>)</m:t>
+              </m:r>
+            </m:oMath>
+            <w:r>
+              <w:rPr>
+                <w:rFonts w:ascii="Times New Roman" w:hAnsi="Times New Roman" w:eastAsia="Times New Roman" w:cs="Times New Roman"/>
+              </w:rPr>
+              <w:t xml:space="preserve">​</w:t>
+            </w:r>
+          </w:p>
+        </w:tc>
+      </w:tr>
+      <w:tr>
+        <w:tc>
+          <w:tcPr/>
+          <w:p>
+            <w:pPr>
+              <w:pStyle w:val="Compact"/>
+              <w:jc w:val="center"/>
+            </w:pPr>
+            <w:r>
+              <w:rPr>
+                <w:rFonts w:hint="eastAsia" w:ascii="Times New Roman" w:hAnsi="Times New Roman" w:eastAsia="FangSong" w:cs="Times New Roman"/>
+              </w:rPr>
+              <w:t xml:space="preserve">正四面体群</w:t>
+            </w:r>
+            <w:r>
+              <w:rPr>
+                <w:rFonts w:ascii="Times New Roman" w:hAnsi="Times New Roman" w:eastAsia="Times New Roman" w:cs="Times New Roman"/>
+              </w:rPr>
+              <w:t xml:space="preserve"> </w:t>
+            </w:r>
+            <m:oMath>
+              <m:sSub>
+                <m:e>
+                  <m:r>
+                    <m:t>T</m:t>
+                  </m:r>
+                </m:e>
+                <m:sub>
+                  <m:r>
+                    <m:t>d</m:t>
+                  </m:r>
+                </m:sub>
+              </m:sSub>
+            </m:oMath>
+            <w:r>
+              <w:rPr>
+                <w:rFonts w:hint="eastAsia" w:ascii="Times New Roman" w:hAnsi="Times New Roman" w:eastAsia="Times New Roman" w:cs="Times New Roman"/>
+              </w:rPr>
+              <w:t>（</w:t>
+            </w:r>
+            <w:r>
+              <w:rPr>
+                <w:rFonts w:hint="eastAsia" w:ascii="Times New Roman" w:hAnsi="Times New Roman" w:eastAsia="FangSong" w:cs="Times New Roman"/>
+              </w:rPr>
+              <w:t>如甲烷</w:t>
+            </w:r>
+            <w:r>
+              <w:rPr>
+                <w:rFonts w:hint="eastAsia" w:ascii="Times New Roman" w:hAnsi="Times New Roman" w:eastAsia="Times New Roman" w:cs="Times New Roman"/>
+              </w:rPr>
+              <w:t>、</w:t>
+            </w:r>
+            <m:oMath>
+              <m:sSub>
+                <m:e>
+                  <m:r>
+                    <m:rPr>
+                      <m:sty m:val="p"/>
+                    </m:rPr>
+                    <m:t>P</m:t>
+                  </m:r>
+                </m:e>
+                <m:sub>
+                  <m:r>
+                    <m:rPr>
+                      <m:sty m:val="p"/>
+                    </m:rPr>
+                    <m:t>4</m:t>
+                  </m:r>
+                </m:sub>
+              </m:sSub>
+            </m:oMath>
+            <w:r>
+              <w:rPr>
+                <w:rFonts w:hint="eastAsia" w:ascii="Times New Roman" w:hAnsi="Times New Roman" w:eastAsia="Times New Roman" w:cs="Times New Roman"/>
+              </w:rPr>
+              <w:t xml:space="preserve">）</w:t>
+            </w:r>
+          </w:p>
+        </w:tc>
+        <w:tc>
+          <w:tcPr/>
+          <w:p>
+            <w:pPr>
+              <w:pStyle w:val="Compact"/>
+              <w:jc w:val="center"/>
+            </w:pPr>
+            <m:oMath>
+              <m:r>
+                <m:t>E</m:t>
+              </m:r>
+              <m:r>
+                <m:rPr>
+                  <m:sty m:val="p"/>
+                </m:rPr>
+                <m:t>,</m:t>
+              </m:r>
+              <m:r>
+                <m:t>8</m:t>
+              </m:r>
+              <m:sSub>
+                <m:e>
+                  <m:r>
+                    <m:t>C</m:t>
+                  </m:r>
+                </m:e>
+                <m:sub>
+                  <m:r>
+                    <m:t>3</m:t>
+                  </m:r>
+                </m:sub>
+              </m:sSub>
+              <m:r>
+                <m:rPr>
+                  <m:sty m:val="p"/>
+                </m:rPr>
+                <m:t>,</m:t>
+              </m:r>
+              <m:r>
+                <m:t>3</m:t>
+              </m:r>
+              <m:sSub>
+                <m:e>
+                  <m:r>
+                    <m:t>C</m:t>
+                  </m:r>
+                </m:e>
+                <m:sub>
+                  <m:r>
+                    <m:t>2</m:t>
+                  </m:r>
+                </m:sub>
+              </m:sSub>
+              <m:r>
+                <m:rPr>
+                  <m:sty m:val="p"/>
+                </m:rPr>
+                <m:t>,</m:t>
+              </m:r>
+              <m:r>
+                <m:t>6</m:t>
+              </m:r>
+              <m:sSub>
+                <m:e>
+                  <m:r>
+                    <m:t>S</m:t>
+                  </m:r>
+                </m:e>
+                <m:sub>
+                  <m:r>
+                    <m:t>4</m:t>
+                  </m:r>
+                </m:sub>
+              </m:sSub>
+              <m:r>
+                <m:rPr>
+                  <m:sty m:val="p"/>
+                </m:rPr>
+                <m:t>,</m:t>
+              </m:r>
+              <m:r>
+                <m:t>6</m:t>
+              </m:r>
+              <m:sSub>
+                <m:e>
+                  <m:r>
+                    <m:t>σ</m:t>
+                  </m:r>
+                </m:e>
+                <m:sub>
+                  <m:r>
+                    <m:t>d</m:t>
+                  </m:r>
+                </m:sub>
+              </m:sSub>
+            </m:oMath>
+            <w:r>
+              <w:rPr>
+                <w:rFonts w:hint="eastAsia" w:ascii="Times New Roman" w:hAnsi="Times New Roman" w:eastAsia="Times New Roman" w:cs="Times New Roman"/>
+              </w:rPr>
+              <w:t xml:space="preserve">（5</w:t>
+            </w:r>
+            <w:r>
+              <w:rPr>
+                <w:rFonts w:ascii="Times New Roman" w:hAnsi="Times New Roman" w:eastAsia="Times New Roman" w:cs="Times New Roman"/>
+              </w:rPr>
+              <w:t xml:space="preserve"> </w:t>
+            </w:r>
+            <w:r>
+              <w:rPr>
+                <w:rFonts w:hint="eastAsia" w:ascii="Times New Roman" w:hAnsi="Times New Roman" w:eastAsia="FangSong" w:cs="Times New Roman"/>
+              </w:rPr>
+              <w:t>类</w:t>
+            </w:r>
+            <w:r>
+              <w:rPr>
+                <w:rFonts w:hint="eastAsia" w:ascii="Times New Roman" w:hAnsi="Times New Roman" w:eastAsia="Times New Roman" w:cs="Times New Roman"/>
+              </w:rPr>
+              <w:t>）</w:t>
+            </w:r>
+          </w:p>
+        </w:tc>
+      </w:tr>
+      <w:tr>
+        <w:tc>
+          <w:tcPr/>
+          <w:p>
+            <w:pPr>
+              <w:pStyle w:val="Compact"/>
+              <w:jc w:val="center"/>
+            </w:pPr>
+            <w:r>
+              <w:rPr>
+                <w:rFonts w:hint="eastAsia" w:ascii="Times New Roman" w:hAnsi="Times New Roman" w:eastAsia="FangSong" w:cs="Times New Roman"/>
+              </w:rPr>
+              <w:t xml:space="preserve">正八面体群</w:t>
+            </w:r>
+            <w:r>
+              <w:rPr>
+                <w:rFonts w:ascii="Times New Roman" w:hAnsi="Times New Roman" w:eastAsia="Times New Roman" w:cs="Times New Roman"/>
+              </w:rPr>
+              <w:t xml:space="preserve"> </w:t>
+            </w:r>
+            <m:oMath>
+              <m:sSub>
+                <m:e>
+                  <m:r>
+                    <m:t>O</m:t>
+                  </m:r>
+                </m:e>
+                <m:sub>
+                  <m:r>
+                    <m:t>h</m:t>
+                  </m:r>
+                </m:sub>
+              </m:sSub>
+            </m:oMath>
+            <w:r>
+              <w:rPr>
+                <w:rFonts w:hint="eastAsia" w:ascii="Times New Roman" w:hAnsi="Times New Roman" w:eastAsia="Times New Roman" w:cs="Times New Roman"/>
+              </w:rPr>
+              <w:t>（</w:t>
+            </w:r>
+            <w:r>
+              <w:rPr>
+                <w:rFonts w:hint="eastAsia" w:ascii="Times New Roman" w:hAnsi="Times New Roman" w:eastAsia="FangSong" w:cs="Times New Roman"/>
+              </w:rPr>
+              <w:t>如</w:t>
+            </w:r>
+            <w:r>
+              <w:rPr>
+                <w:rFonts w:ascii="Times New Roman" w:hAnsi="Times New Roman" w:eastAsia="Times New Roman" w:cs="Times New Roman"/>
+              </w:rPr>
+              <w:t xml:space="preserve"> </w:t>
+            </w:r>
+            <m:oMath>
+              <m:r>
+                <m:rPr>
+                  <m:sty m:val="p"/>
+                </m:rPr>
+                <m:t>S</m:t>
+              </m:r>
+              <m:sSub>
+                <m:e>
+                  <m:r>
+                    <m:rPr>
+                      <m:sty m:val="p"/>
+                    </m:rPr>
+                    <m:t>F</m:t>
+                  </m:r>
+                </m:e>
+                <m:sub>
+                  <m:r>
+                    <m:rPr>
+                      <m:sty m:val="p"/>
+                    </m:rPr>
+                    <m:t>6</m:t>
+                  </m:r>
+                </m:sub>
+              </m:sSub>
+            </m:oMath>
+            <w:r>
+              <w:rPr>
+                <w:rFonts w:hint="eastAsia" w:ascii="Times New Roman" w:hAnsi="Times New Roman" w:eastAsia="Times New Roman" w:cs="Times New Roman"/>
+              </w:rPr>
+              <w:t xml:space="preserve">）</w:t>
+            </w:r>
+          </w:p>
+        </w:tc>
+        <w:tc>
+          <w:tcPr/>
+          <w:p>
+            <w:pPr>
+              <w:pStyle w:val="Compact"/>
+              <w:jc w:val="center"/>
+            </w:pPr>
+            <w:r>
+              <w:rPr>
+                <w:rFonts w:ascii="Times New Roman" w:hAnsi="Times New Roman" w:eastAsia="Times New Roman" w:cs="Times New Roman"/>
+              </w:rPr>
+              <w:t xml:space="preserve">10 </w:t>
+            </w:r>
+            <w:r>
+              <w:rPr>
+                <w:rFonts w:hint="eastAsia" w:ascii="Times New Roman" w:hAnsi="Times New Roman" w:eastAsia="FangSong" w:cs="Times New Roman"/>
+              </w:rPr>
+              <w:t>个共轭类</w:t>
+            </w:r>
+            <w:r>
+              <w:rPr>
+                <w:rFonts w:hint="eastAsia" w:ascii="Times New Roman" w:hAnsi="Times New Roman" w:eastAsia="Times New Roman" w:cs="Times New Roman"/>
+              </w:rPr>
+              <w:t>（</w:t>
+            </w:r>
+            <w:r>
+              <w:rPr>
+                <w:rFonts w:hint="eastAsia" w:ascii="Times New Roman" w:hAnsi="Times New Roman" w:eastAsia="FangSong" w:cs="Times New Roman"/>
+              </w:rPr>
+              <w:t>含反演中心与对角镜面</w:t>
+            </w:r>
+            <w:r>
+              <w:rPr>
+                <w:rFonts w:hint="eastAsia" w:ascii="Times New Roman" w:hAnsi="Times New Roman" w:eastAsia="Times New Roman" w:cs="Times New Roman"/>
+              </w:rPr>
+              <w:t>）</w:t>
             </w:r>
           </w:p>
         </w:tc>
